--- a/Trimestre 7/2. Tecnica/Pruebas de Software.docx
+++ b/Trimestre 7/2. Tecnica/Pruebas de Software.docx
@@ -142,14 +142,1373 @@
         <w:br w:type="page"/>
       </w:r>
     </w:p>
+    <w:sdt>
+      <w:sdtPr>
+        <w:id w:val="1118572292"/>
+        <w:docPartObj>
+          <w:docPartGallery w:val="Table of Contents"/>
+          <w:docPartUnique/>
+        </w:docPartObj>
+      </w:sdtPr>
+      <w:sdtEndPr>
+        <w:rPr>
+          <w:rFonts w:cstheme="minorBidi"/>
+          <w:lang w:eastAsia="en-US"/>
+        </w:rPr>
+      </w:sdtEndPr>
+      <w:sdtContent>
+        <w:p>
+          <w:pPr>
+            <w:pStyle w:val="TtuloTDC"/>
+          </w:pPr>
+          <w:r>
+            <w:t>Contenido</w:t>
+          </w:r>
+        </w:p>
+        <w:p>
+          <w:pPr>
+            <w:pStyle w:val="TDC1"/>
+            <w:rPr>
+              <w:rFonts w:asciiTheme="minorHAnsi" w:eastAsiaTheme="minorEastAsia" w:hAnsiTheme="minorHAnsi" w:cstheme="minorBidi"/>
+              <w:noProof/>
+              <w:color w:val="auto"/>
+              <w:kern w:val="2"/>
+              <w:lang w:val="es-CO" w:eastAsia="es-CO"/>
+              <w14:ligatures w14:val="standardContextual"/>
+            </w:rPr>
+          </w:pPr>
+          <w:r>
+            <w:fldChar w:fldCharType="begin"/>
+          </w:r>
+          <w:r>
+            <w:instrText xml:space="preserve"> TOC \o "1-3" \h \z \u </w:instrText>
+          </w:r>
+          <w:r>
+            <w:fldChar w:fldCharType="separate"/>
+          </w:r>
+          <w:hyperlink w:anchor="_Toc224813307" w:history="1">
+            <w:r>
+              <w:rPr>
+                <w:rStyle w:val="Hipervnculo"/>
+                <w:noProof/>
+              </w:rPr>
+              <w:t>1. Introducción</w:t>
+            </w:r>
+            <w:r>
+              <w:rPr>
+                <w:noProof/>
+                <w:webHidden/>
+              </w:rPr>
+              <w:tab/>
+            </w:r>
+            <w:r>
+              <w:rPr>
+                <w:noProof/>
+                <w:webHidden/>
+              </w:rPr>
+              <w:fldChar w:fldCharType="begin"/>
+            </w:r>
+            <w:r>
+              <w:rPr>
+                <w:noProof/>
+                <w:webHidden/>
+              </w:rPr>
+              <w:instrText xml:space="preserve"> PAGEREF _Toc224813307 \h </w:instrText>
+            </w:r>
+            <w:r>
+              <w:rPr>
+                <w:noProof/>
+                <w:webHidden/>
+              </w:rPr>
+            </w:r>
+            <w:r>
+              <w:rPr>
+                <w:noProof/>
+                <w:webHidden/>
+              </w:rPr>
+              <w:fldChar w:fldCharType="separate"/>
+            </w:r>
+            <w:r>
+              <w:rPr>
+                <w:noProof/>
+                <w:webHidden/>
+              </w:rPr>
+              <w:t>2</w:t>
+            </w:r>
+            <w:r>
+              <w:rPr>
+                <w:noProof/>
+                <w:webHidden/>
+              </w:rPr>
+              <w:fldChar w:fldCharType="end"/>
+            </w:r>
+          </w:hyperlink>
+        </w:p>
+        <w:p>
+          <w:pPr>
+            <w:pStyle w:val="TDC1"/>
+            <w:rPr>
+              <w:rFonts w:asciiTheme="minorHAnsi" w:eastAsiaTheme="minorEastAsia" w:hAnsiTheme="minorHAnsi" w:cstheme="minorBidi"/>
+              <w:noProof/>
+              <w:color w:val="auto"/>
+              <w:kern w:val="2"/>
+              <w:lang w:val="es-CO" w:eastAsia="es-CO"/>
+              <w14:ligatures w14:val="standardContextual"/>
+            </w:rPr>
+          </w:pPr>
+          <w:hyperlink w:anchor="_Toc224813308" w:history="1">
+            <w:r>
+              <w:rPr>
+                <w:rStyle w:val="Hipervnculo"/>
+                <w:noProof/>
+              </w:rPr>
+              <w:t>2. Entorno de Pruebas</w:t>
+            </w:r>
+            <w:r>
+              <w:rPr>
+                <w:noProof/>
+                <w:webHidden/>
+              </w:rPr>
+              <w:tab/>
+            </w:r>
+            <w:r>
+              <w:rPr>
+                <w:noProof/>
+                <w:webHidden/>
+              </w:rPr>
+              <w:fldChar w:fldCharType="begin"/>
+            </w:r>
+            <w:r>
+              <w:rPr>
+                <w:noProof/>
+                <w:webHidden/>
+              </w:rPr>
+              <w:instrText xml:space="preserve"> PAGEREF _Toc224813308 \h </w:instrText>
+            </w:r>
+            <w:r>
+              <w:rPr>
+                <w:noProof/>
+                <w:webHidden/>
+              </w:rPr>
+            </w:r>
+            <w:r>
+              <w:rPr>
+                <w:noProof/>
+                <w:webHidden/>
+              </w:rPr>
+              <w:fldChar w:fldCharType="separate"/>
+            </w:r>
+            <w:r>
+              <w:rPr>
+                <w:noProof/>
+                <w:webHidden/>
+              </w:rPr>
+              <w:t>3</w:t>
+            </w:r>
+            <w:r>
+              <w:rPr>
+                <w:noProof/>
+                <w:webHidden/>
+              </w:rPr>
+              <w:fldChar w:fldCharType="end"/>
+            </w:r>
+          </w:hyperlink>
+        </w:p>
+        <w:p>
+          <w:pPr>
+            <w:pStyle w:val="TDC1"/>
+            <w:rPr>
+              <w:rFonts w:asciiTheme="minorHAnsi" w:eastAsiaTheme="minorEastAsia" w:hAnsiTheme="minorHAnsi" w:cstheme="minorBidi"/>
+              <w:noProof/>
+              <w:color w:val="auto"/>
+              <w:kern w:val="2"/>
+              <w:lang w:val="es-CO" w:eastAsia="es-CO"/>
+              <w14:ligatures w14:val="standardContextual"/>
+            </w:rPr>
+          </w:pPr>
+          <w:hyperlink w:anchor="_Toc224813309" w:history="1">
+            <w:r>
+              <w:rPr>
+                <w:rStyle w:val="Hipervnculo"/>
+                <w:noProof/>
+              </w:rPr>
+              <w:t>3. Tipos de Prueba Aplicados</w:t>
+            </w:r>
+            <w:r>
+              <w:rPr>
+                <w:noProof/>
+                <w:webHidden/>
+              </w:rPr>
+              <w:tab/>
+            </w:r>
+            <w:r>
+              <w:rPr>
+                <w:noProof/>
+                <w:webHidden/>
+              </w:rPr>
+              <w:fldChar w:fldCharType="begin"/>
+            </w:r>
+            <w:r>
+              <w:rPr>
+                <w:noProof/>
+                <w:webHidden/>
+              </w:rPr>
+              <w:instrText xml:space="preserve"> PAGEREF _Toc224813309 \h </w:instrText>
+            </w:r>
+            <w:r>
+              <w:rPr>
+                <w:noProof/>
+                <w:webHidden/>
+              </w:rPr>
+            </w:r>
+            <w:r>
+              <w:rPr>
+                <w:noProof/>
+                <w:webHidden/>
+              </w:rPr>
+              <w:fldChar w:fldCharType="separate"/>
+            </w:r>
+            <w:r>
+              <w:rPr>
+                <w:noProof/>
+                <w:webHidden/>
+              </w:rPr>
+              <w:t>3</w:t>
+            </w:r>
+            <w:r>
+              <w:rPr>
+                <w:noProof/>
+                <w:webHidden/>
+              </w:rPr>
+              <w:fldChar w:fldCharType="end"/>
+            </w:r>
+          </w:hyperlink>
+        </w:p>
+        <w:p>
+          <w:pPr>
+            <w:pStyle w:val="TDC2"/>
+            <w:tabs>
+              <w:tab w:val="right" w:leader="dot" w:pos="9350"/>
+            </w:tabs>
+            <w:rPr>
+              <w:rFonts w:asciiTheme="minorHAnsi" w:eastAsiaTheme="minorEastAsia" w:hAnsiTheme="minorHAnsi" w:cstheme="minorBidi"/>
+              <w:noProof/>
+              <w:color w:val="auto"/>
+              <w:kern w:val="2"/>
+              <w:lang w:val="es-CO" w:eastAsia="es-CO"/>
+              <w14:ligatures w14:val="standardContextual"/>
+            </w:rPr>
+          </w:pPr>
+          <w:hyperlink w:anchor="_Toc224813310" w:history="1">
+            <w:r>
+              <w:rPr>
+                <w:rStyle w:val="Hipervnculo"/>
+                <w:rFonts w:eastAsia="Arial"/>
+                <w:noProof/>
+              </w:rPr>
+              <w:t>3.1 Pruebas Funcionales</w:t>
+            </w:r>
+            <w:r>
+              <w:rPr>
+                <w:noProof/>
+                <w:webHidden/>
+              </w:rPr>
+              <w:tab/>
+            </w:r>
+            <w:r>
+              <w:rPr>
+                <w:noProof/>
+                <w:webHidden/>
+              </w:rPr>
+              <w:fldChar w:fldCharType="begin"/>
+            </w:r>
+            <w:r>
+              <w:rPr>
+                <w:noProof/>
+                <w:webHidden/>
+              </w:rPr>
+              <w:instrText xml:space="preserve"> PAGEREF _Toc224813310 \h </w:instrText>
+            </w:r>
+            <w:r>
+              <w:rPr>
+                <w:noProof/>
+                <w:webHidden/>
+              </w:rPr>
+            </w:r>
+            <w:r>
+              <w:rPr>
+                <w:noProof/>
+                <w:webHidden/>
+              </w:rPr>
+              <w:fldChar w:fldCharType="separate"/>
+            </w:r>
+            <w:r>
+              <w:rPr>
+                <w:noProof/>
+                <w:webHidden/>
+              </w:rPr>
+              <w:t>4</w:t>
+            </w:r>
+            <w:r>
+              <w:rPr>
+                <w:noProof/>
+                <w:webHidden/>
+              </w:rPr>
+              <w:fldChar w:fldCharType="end"/>
+            </w:r>
+          </w:hyperlink>
+        </w:p>
+        <w:p>
+          <w:pPr>
+            <w:pStyle w:val="TDC2"/>
+            <w:tabs>
+              <w:tab w:val="right" w:leader="dot" w:pos="9350"/>
+            </w:tabs>
+            <w:rPr>
+              <w:rFonts w:asciiTheme="minorHAnsi" w:eastAsiaTheme="minorEastAsia" w:hAnsiTheme="minorHAnsi" w:cstheme="minorBidi"/>
+              <w:noProof/>
+              <w:color w:val="auto"/>
+              <w:kern w:val="2"/>
+              <w:lang w:val="es-CO" w:eastAsia="es-CO"/>
+              <w14:ligatures w14:val="standardContextual"/>
+            </w:rPr>
+          </w:pPr>
+          <w:hyperlink w:anchor="_Toc224813311" w:history="1">
+            <w:r>
+              <w:rPr>
+                <w:rStyle w:val="Hipervnculo"/>
+                <w:rFonts w:eastAsia="Arial"/>
+                <w:noProof/>
+              </w:rPr>
+              <w:t>3.2 Pruebas de Integración</w:t>
+            </w:r>
+            <w:r>
+              <w:rPr>
+                <w:noProof/>
+                <w:webHidden/>
+              </w:rPr>
+              <w:tab/>
+            </w:r>
+            <w:r>
+              <w:rPr>
+                <w:noProof/>
+                <w:webHidden/>
+              </w:rPr>
+              <w:fldChar w:fldCharType="begin"/>
+            </w:r>
+            <w:r>
+              <w:rPr>
+                <w:noProof/>
+                <w:webHidden/>
+              </w:rPr>
+              <w:instrText xml:space="preserve"> PAGEREF _Toc224813311 \h </w:instrText>
+            </w:r>
+            <w:r>
+              <w:rPr>
+                <w:noProof/>
+                <w:webHidden/>
+              </w:rPr>
+            </w:r>
+            <w:r>
+              <w:rPr>
+                <w:noProof/>
+                <w:webHidden/>
+              </w:rPr>
+              <w:fldChar w:fldCharType="separate"/>
+            </w:r>
+            <w:r>
+              <w:rPr>
+                <w:noProof/>
+                <w:webHidden/>
+              </w:rPr>
+              <w:t>4</w:t>
+            </w:r>
+            <w:r>
+              <w:rPr>
+                <w:noProof/>
+                <w:webHidden/>
+              </w:rPr>
+              <w:fldChar w:fldCharType="end"/>
+            </w:r>
+          </w:hyperlink>
+        </w:p>
+        <w:p>
+          <w:pPr>
+            <w:pStyle w:val="TDC2"/>
+            <w:tabs>
+              <w:tab w:val="right" w:leader="dot" w:pos="9350"/>
+            </w:tabs>
+            <w:rPr>
+              <w:rFonts w:asciiTheme="minorHAnsi" w:eastAsiaTheme="minorEastAsia" w:hAnsiTheme="minorHAnsi" w:cstheme="minorBidi"/>
+              <w:noProof/>
+              <w:color w:val="auto"/>
+              <w:kern w:val="2"/>
+              <w:lang w:val="es-CO" w:eastAsia="es-CO"/>
+              <w14:ligatures w14:val="standardContextual"/>
+            </w:rPr>
+          </w:pPr>
+          <w:hyperlink w:anchor="_Toc224813312" w:history="1">
+            <w:r>
+              <w:rPr>
+                <w:rStyle w:val="Hipervnculo"/>
+                <w:noProof/>
+              </w:rPr>
+              <w:t>3.3 Pruebas de Caja Negra</w:t>
+            </w:r>
+            <w:r>
+              <w:rPr>
+                <w:noProof/>
+                <w:webHidden/>
+              </w:rPr>
+              <w:tab/>
+            </w:r>
+            <w:r>
+              <w:rPr>
+                <w:noProof/>
+                <w:webHidden/>
+              </w:rPr>
+              <w:fldChar w:fldCharType="begin"/>
+            </w:r>
+            <w:r>
+              <w:rPr>
+                <w:noProof/>
+                <w:webHidden/>
+              </w:rPr>
+              <w:instrText xml:space="preserve"> PAGEREF _Toc224813312 \h </w:instrText>
+            </w:r>
+            <w:r>
+              <w:rPr>
+                <w:noProof/>
+                <w:webHidden/>
+              </w:rPr>
+            </w:r>
+            <w:r>
+              <w:rPr>
+                <w:noProof/>
+                <w:webHidden/>
+              </w:rPr>
+              <w:fldChar w:fldCharType="separate"/>
+            </w:r>
+            <w:r>
+              <w:rPr>
+                <w:noProof/>
+                <w:webHidden/>
+              </w:rPr>
+              <w:t>4</w:t>
+            </w:r>
+            <w:r>
+              <w:rPr>
+                <w:noProof/>
+                <w:webHidden/>
+              </w:rPr>
+              <w:fldChar w:fldCharType="end"/>
+            </w:r>
+          </w:hyperlink>
+        </w:p>
+        <w:p>
+          <w:pPr>
+            <w:pStyle w:val="TDC2"/>
+            <w:tabs>
+              <w:tab w:val="right" w:leader="dot" w:pos="9350"/>
+            </w:tabs>
+            <w:rPr>
+              <w:rFonts w:asciiTheme="minorHAnsi" w:eastAsiaTheme="minorEastAsia" w:hAnsiTheme="minorHAnsi" w:cstheme="minorBidi"/>
+              <w:noProof/>
+              <w:color w:val="auto"/>
+              <w:kern w:val="2"/>
+              <w:lang w:val="es-CO" w:eastAsia="es-CO"/>
+              <w14:ligatures w14:val="standardContextual"/>
+            </w:rPr>
+          </w:pPr>
+          <w:hyperlink w:anchor="_Toc224813313" w:history="1">
+            <w:r>
+              <w:rPr>
+                <w:rStyle w:val="Hipervnculo"/>
+                <w:noProof/>
+              </w:rPr>
+              <w:t>3.4 Pruebas de Rendimiento</w:t>
+            </w:r>
+            <w:r>
+              <w:rPr>
+                <w:noProof/>
+                <w:webHidden/>
+              </w:rPr>
+              <w:tab/>
+            </w:r>
+            <w:r>
+              <w:rPr>
+                <w:noProof/>
+                <w:webHidden/>
+              </w:rPr>
+              <w:fldChar w:fldCharType="begin"/>
+            </w:r>
+            <w:r>
+              <w:rPr>
+                <w:noProof/>
+                <w:webHidden/>
+              </w:rPr>
+              <w:instrText xml:space="preserve"> PAGEREF _Toc224813313 \h </w:instrText>
+            </w:r>
+            <w:r>
+              <w:rPr>
+                <w:noProof/>
+                <w:webHidden/>
+              </w:rPr>
+            </w:r>
+            <w:r>
+              <w:rPr>
+                <w:noProof/>
+                <w:webHidden/>
+              </w:rPr>
+              <w:fldChar w:fldCharType="separate"/>
+            </w:r>
+            <w:r>
+              <w:rPr>
+                <w:noProof/>
+                <w:webHidden/>
+              </w:rPr>
+              <w:t>4</w:t>
+            </w:r>
+            <w:r>
+              <w:rPr>
+                <w:noProof/>
+                <w:webHidden/>
+              </w:rPr>
+              <w:fldChar w:fldCharType="end"/>
+            </w:r>
+          </w:hyperlink>
+        </w:p>
+        <w:p>
+          <w:pPr>
+            <w:pStyle w:val="TDC1"/>
+            <w:rPr>
+              <w:rFonts w:asciiTheme="minorHAnsi" w:eastAsiaTheme="minorEastAsia" w:hAnsiTheme="minorHAnsi" w:cstheme="minorBidi"/>
+              <w:noProof/>
+              <w:color w:val="auto"/>
+              <w:kern w:val="2"/>
+              <w:lang w:val="es-CO" w:eastAsia="es-CO"/>
+              <w14:ligatures w14:val="standardContextual"/>
+            </w:rPr>
+          </w:pPr>
+          <w:hyperlink w:anchor="_Toc224813314" w:history="1">
+            <w:r>
+              <w:rPr>
+                <w:rStyle w:val="Hipervnculo"/>
+                <w:noProof/>
+              </w:rPr>
+              <w:t>4. Matriz de Pruebas</w:t>
+            </w:r>
+            <w:r>
+              <w:rPr>
+                <w:noProof/>
+                <w:webHidden/>
+              </w:rPr>
+              <w:tab/>
+            </w:r>
+            <w:r>
+              <w:rPr>
+                <w:noProof/>
+                <w:webHidden/>
+              </w:rPr>
+              <w:fldChar w:fldCharType="begin"/>
+            </w:r>
+            <w:r>
+              <w:rPr>
+                <w:noProof/>
+                <w:webHidden/>
+              </w:rPr>
+              <w:instrText xml:space="preserve"> PAGEREF _Toc224813314 \h </w:instrText>
+            </w:r>
+            <w:r>
+              <w:rPr>
+                <w:noProof/>
+                <w:webHidden/>
+              </w:rPr>
+            </w:r>
+            <w:r>
+              <w:rPr>
+                <w:noProof/>
+                <w:webHidden/>
+              </w:rPr>
+              <w:fldChar w:fldCharType="separate"/>
+            </w:r>
+            <w:r>
+              <w:rPr>
+                <w:noProof/>
+                <w:webHidden/>
+              </w:rPr>
+              <w:t>5</w:t>
+            </w:r>
+            <w:r>
+              <w:rPr>
+                <w:noProof/>
+                <w:webHidden/>
+              </w:rPr>
+              <w:fldChar w:fldCharType="end"/>
+            </w:r>
+          </w:hyperlink>
+        </w:p>
+        <w:p>
+          <w:pPr>
+            <w:pStyle w:val="TDC1"/>
+            <w:rPr>
+              <w:rFonts w:asciiTheme="minorHAnsi" w:eastAsiaTheme="minorEastAsia" w:hAnsiTheme="minorHAnsi" w:cstheme="minorBidi"/>
+              <w:noProof/>
+              <w:color w:val="auto"/>
+              <w:kern w:val="2"/>
+              <w:lang w:val="es-CO" w:eastAsia="es-CO"/>
+              <w14:ligatures w14:val="standardContextual"/>
+            </w:rPr>
+          </w:pPr>
+          <w:hyperlink w:anchor="_Toc224813315" w:history="1">
+            <w:r>
+              <w:rPr>
+                <w:rStyle w:val="Hipervnculo"/>
+                <w:noProof/>
+              </w:rPr>
+              <w:t>5. Evidencia de Ejecución</w:t>
+            </w:r>
+            <w:r>
+              <w:rPr>
+                <w:noProof/>
+                <w:webHidden/>
+              </w:rPr>
+              <w:tab/>
+            </w:r>
+            <w:r>
+              <w:rPr>
+                <w:noProof/>
+                <w:webHidden/>
+              </w:rPr>
+              <w:fldChar w:fldCharType="begin"/>
+            </w:r>
+            <w:r>
+              <w:rPr>
+                <w:noProof/>
+                <w:webHidden/>
+              </w:rPr>
+              <w:instrText xml:space="preserve"> PAGEREF _Toc224813315 \h </w:instrText>
+            </w:r>
+            <w:r>
+              <w:rPr>
+                <w:noProof/>
+                <w:webHidden/>
+              </w:rPr>
+            </w:r>
+            <w:r>
+              <w:rPr>
+                <w:noProof/>
+                <w:webHidden/>
+              </w:rPr>
+              <w:fldChar w:fldCharType="separate"/>
+            </w:r>
+            <w:r>
+              <w:rPr>
+                <w:noProof/>
+                <w:webHidden/>
+              </w:rPr>
+              <w:t>8</w:t>
+            </w:r>
+            <w:r>
+              <w:rPr>
+                <w:noProof/>
+                <w:webHidden/>
+              </w:rPr>
+              <w:fldChar w:fldCharType="end"/>
+            </w:r>
+          </w:hyperlink>
+        </w:p>
+        <w:p>
+          <w:pPr>
+            <w:pStyle w:val="TDC2"/>
+            <w:tabs>
+              <w:tab w:val="right" w:leader="dot" w:pos="9350"/>
+            </w:tabs>
+            <w:rPr>
+              <w:rFonts w:asciiTheme="minorHAnsi" w:eastAsiaTheme="minorEastAsia" w:hAnsiTheme="minorHAnsi" w:cstheme="minorBidi"/>
+              <w:noProof/>
+              <w:color w:val="auto"/>
+              <w:kern w:val="2"/>
+              <w:lang w:val="es-CO" w:eastAsia="es-CO"/>
+              <w14:ligatures w14:val="standardContextual"/>
+            </w:rPr>
+          </w:pPr>
+          <w:hyperlink w:anchor="_Toc224813316" w:history="1">
+            <w:r>
+              <w:rPr>
+                <w:rStyle w:val="Hipervnculo"/>
+                <w:noProof/>
+              </w:rPr>
+              <w:t>5.1 Pruebas PHPUnit — LoginTest (P01, P02)</w:t>
+            </w:r>
+            <w:r>
+              <w:rPr>
+                <w:noProof/>
+                <w:webHidden/>
+              </w:rPr>
+              <w:tab/>
+            </w:r>
+            <w:r>
+              <w:rPr>
+                <w:noProof/>
+                <w:webHidden/>
+              </w:rPr>
+              <w:fldChar w:fldCharType="begin"/>
+            </w:r>
+            <w:r>
+              <w:rPr>
+                <w:noProof/>
+                <w:webHidden/>
+              </w:rPr>
+              <w:instrText xml:space="preserve"> PAGEREF _Toc224813316 \h </w:instrText>
+            </w:r>
+            <w:r>
+              <w:rPr>
+                <w:noProof/>
+                <w:webHidden/>
+              </w:rPr>
+            </w:r>
+            <w:r>
+              <w:rPr>
+                <w:noProof/>
+                <w:webHidden/>
+              </w:rPr>
+              <w:fldChar w:fldCharType="separate"/>
+            </w:r>
+            <w:r>
+              <w:rPr>
+                <w:noProof/>
+                <w:webHidden/>
+              </w:rPr>
+              <w:t>8</w:t>
+            </w:r>
+            <w:r>
+              <w:rPr>
+                <w:noProof/>
+                <w:webHidden/>
+              </w:rPr>
+              <w:fldChar w:fldCharType="end"/>
+            </w:r>
+          </w:hyperlink>
+        </w:p>
+        <w:p>
+          <w:pPr>
+            <w:pStyle w:val="TDC2"/>
+            <w:tabs>
+              <w:tab w:val="right" w:leader="dot" w:pos="9350"/>
+            </w:tabs>
+            <w:rPr>
+              <w:rFonts w:asciiTheme="minorHAnsi" w:eastAsiaTheme="minorEastAsia" w:hAnsiTheme="minorHAnsi" w:cstheme="minorBidi"/>
+              <w:noProof/>
+              <w:color w:val="auto"/>
+              <w:kern w:val="2"/>
+              <w:lang w:val="es-CO" w:eastAsia="es-CO"/>
+              <w14:ligatures w14:val="standardContextual"/>
+            </w:rPr>
+          </w:pPr>
+          <w:hyperlink w:anchor="_Toc224813317" w:history="1">
+            <w:r>
+              <w:rPr>
+                <w:rStyle w:val="Hipervnculo"/>
+                <w:noProof/>
+              </w:rPr>
+              <w:t>5.2 Pruebas PHPUnit — MiddlewareRolTest (P03, P04, P05)</w:t>
+            </w:r>
+            <w:r>
+              <w:rPr>
+                <w:noProof/>
+                <w:webHidden/>
+              </w:rPr>
+              <w:tab/>
+            </w:r>
+            <w:r>
+              <w:rPr>
+                <w:noProof/>
+                <w:webHidden/>
+              </w:rPr>
+              <w:fldChar w:fldCharType="begin"/>
+            </w:r>
+            <w:r>
+              <w:rPr>
+                <w:noProof/>
+                <w:webHidden/>
+              </w:rPr>
+              <w:instrText xml:space="preserve"> PAGEREF _Toc224813317 \h </w:instrText>
+            </w:r>
+            <w:r>
+              <w:rPr>
+                <w:noProof/>
+                <w:webHidden/>
+              </w:rPr>
+            </w:r>
+            <w:r>
+              <w:rPr>
+                <w:noProof/>
+                <w:webHidden/>
+              </w:rPr>
+              <w:fldChar w:fldCharType="separate"/>
+            </w:r>
+            <w:r>
+              <w:rPr>
+                <w:noProof/>
+                <w:webHidden/>
+              </w:rPr>
+              <w:t>8</w:t>
+            </w:r>
+            <w:r>
+              <w:rPr>
+                <w:noProof/>
+                <w:webHidden/>
+              </w:rPr>
+              <w:fldChar w:fldCharType="end"/>
+            </w:r>
+          </w:hyperlink>
+        </w:p>
+        <w:p>
+          <w:pPr>
+            <w:pStyle w:val="TDC2"/>
+            <w:tabs>
+              <w:tab w:val="right" w:leader="dot" w:pos="9350"/>
+            </w:tabs>
+            <w:rPr>
+              <w:rFonts w:asciiTheme="minorHAnsi" w:eastAsiaTheme="minorEastAsia" w:hAnsiTheme="minorHAnsi" w:cstheme="minorBidi"/>
+              <w:noProof/>
+              <w:color w:val="auto"/>
+              <w:kern w:val="2"/>
+              <w:lang w:val="es-CO" w:eastAsia="es-CO"/>
+              <w14:ligatures w14:val="standardContextual"/>
+            </w:rPr>
+          </w:pPr>
+          <w:hyperlink w:anchor="_Toc224813318" w:history="1">
+            <w:r>
+              <w:rPr>
+                <w:rStyle w:val="Hipervnculo"/>
+                <w:noProof/>
+              </w:rPr>
+              <w:t>5.3 Pruebas PHPUnit — PedidoUpdateTest (P06, P07, P08)</w:t>
+            </w:r>
+            <w:r>
+              <w:rPr>
+                <w:noProof/>
+                <w:webHidden/>
+              </w:rPr>
+              <w:tab/>
+            </w:r>
+            <w:r>
+              <w:rPr>
+                <w:noProof/>
+                <w:webHidden/>
+              </w:rPr>
+              <w:fldChar w:fldCharType="begin"/>
+            </w:r>
+            <w:r>
+              <w:rPr>
+                <w:noProof/>
+                <w:webHidden/>
+              </w:rPr>
+              <w:instrText xml:space="preserve"> PAGEREF _Toc224813318 \h </w:instrText>
+            </w:r>
+            <w:r>
+              <w:rPr>
+                <w:noProof/>
+                <w:webHidden/>
+              </w:rPr>
+            </w:r>
+            <w:r>
+              <w:rPr>
+                <w:noProof/>
+                <w:webHidden/>
+              </w:rPr>
+              <w:fldChar w:fldCharType="separate"/>
+            </w:r>
+            <w:r>
+              <w:rPr>
+                <w:noProof/>
+                <w:webHidden/>
+              </w:rPr>
+              <w:t>8</w:t>
+            </w:r>
+            <w:r>
+              <w:rPr>
+                <w:noProof/>
+                <w:webHidden/>
+              </w:rPr>
+              <w:fldChar w:fldCharType="end"/>
+            </w:r>
+          </w:hyperlink>
+        </w:p>
+        <w:p>
+          <w:pPr>
+            <w:pStyle w:val="TDC2"/>
+            <w:tabs>
+              <w:tab w:val="right" w:leader="dot" w:pos="9350"/>
+            </w:tabs>
+            <w:rPr>
+              <w:rFonts w:asciiTheme="minorHAnsi" w:eastAsiaTheme="minorEastAsia" w:hAnsiTheme="minorHAnsi" w:cstheme="minorBidi"/>
+              <w:noProof/>
+              <w:color w:val="auto"/>
+              <w:kern w:val="2"/>
+              <w:lang w:val="es-CO" w:eastAsia="es-CO"/>
+              <w14:ligatures w14:val="standardContextual"/>
+            </w:rPr>
+          </w:pPr>
+          <w:hyperlink w:anchor="_Toc224813319" w:history="1">
+            <w:r>
+              <w:rPr>
+                <w:rStyle w:val="Hipervnculo"/>
+                <w:noProof/>
+              </w:rPr>
+              <w:t>5.5 Pruebas PHPUnit — ContactoControllerGetTest (P09, P10, P11)</w:t>
+            </w:r>
+            <w:r>
+              <w:rPr>
+                <w:noProof/>
+                <w:webHidden/>
+              </w:rPr>
+              <w:tab/>
+            </w:r>
+            <w:r>
+              <w:rPr>
+                <w:noProof/>
+                <w:webHidden/>
+              </w:rPr>
+              <w:fldChar w:fldCharType="begin"/>
+            </w:r>
+            <w:r>
+              <w:rPr>
+                <w:noProof/>
+                <w:webHidden/>
+              </w:rPr>
+              <w:instrText xml:space="preserve"> PAGEREF _Toc224813319 \h </w:instrText>
+            </w:r>
+            <w:r>
+              <w:rPr>
+                <w:noProof/>
+                <w:webHidden/>
+              </w:rPr>
+            </w:r>
+            <w:r>
+              <w:rPr>
+                <w:noProof/>
+                <w:webHidden/>
+              </w:rPr>
+              <w:fldChar w:fldCharType="separate"/>
+            </w:r>
+            <w:r>
+              <w:rPr>
+                <w:noProof/>
+                <w:webHidden/>
+              </w:rPr>
+              <w:t>8</w:t>
+            </w:r>
+            <w:r>
+              <w:rPr>
+                <w:noProof/>
+                <w:webHidden/>
+              </w:rPr>
+              <w:fldChar w:fldCharType="end"/>
+            </w:r>
+          </w:hyperlink>
+        </w:p>
+        <w:p>
+          <w:pPr>
+            <w:pStyle w:val="TDC2"/>
+            <w:tabs>
+              <w:tab w:val="right" w:leader="dot" w:pos="9350"/>
+            </w:tabs>
+            <w:rPr>
+              <w:rFonts w:asciiTheme="minorHAnsi" w:eastAsiaTheme="minorEastAsia" w:hAnsiTheme="minorHAnsi" w:cstheme="minorBidi"/>
+              <w:noProof/>
+              <w:color w:val="auto"/>
+              <w:kern w:val="2"/>
+              <w:lang w:val="es-CO" w:eastAsia="es-CO"/>
+              <w14:ligatures w14:val="standardContextual"/>
+            </w:rPr>
+          </w:pPr>
+          <w:hyperlink w:anchor="_Toc224813320" w:history="1">
+            <w:r>
+              <w:rPr>
+                <w:rStyle w:val="Hipervnculo"/>
+                <w:noProof/>
+              </w:rPr>
+              <w:t>5.6 Pruebas PHPUnit — ContactoControllerTest (P12, P13, P14, P15)</w:t>
+            </w:r>
+            <w:r>
+              <w:rPr>
+                <w:noProof/>
+                <w:webHidden/>
+              </w:rPr>
+              <w:tab/>
+            </w:r>
+            <w:r>
+              <w:rPr>
+                <w:noProof/>
+                <w:webHidden/>
+              </w:rPr>
+              <w:fldChar w:fldCharType="begin"/>
+            </w:r>
+            <w:r>
+              <w:rPr>
+                <w:noProof/>
+                <w:webHidden/>
+              </w:rPr>
+              <w:instrText xml:space="preserve"> PAGEREF _Toc224813320 \h </w:instrText>
+            </w:r>
+            <w:r>
+              <w:rPr>
+                <w:noProof/>
+                <w:webHidden/>
+              </w:rPr>
+            </w:r>
+            <w:r>
+              <w:rPr>
+                <w:noProof/>
+                <w:webHidden/>
+              </w:rPr>
+              <w:fldChar w:fldCharType="separate"/>
+            </w:r>
+            <w:r>
+              <w:rPr>
+                <w:noProof/>
+                <w:webHidden/>
+              </w:rPr>
+              <w:t>9</w:t>
+            </w:r>
+            <w:r>
+              <w:rPr>
+                <w:noProof/>
+                <w:webHidden/>
+              </w:rPr>
+              <w:fldChar w:fldCharType="end"/>
+            </w:r>
+          </w:hyperlink>
+        </w:p>
+        <w:p>
+          <w:pPr>
+            <w:pStyle w:val="TDC2"/>
+            <w:tabs>
+              <w:tab w:val="right" w:leader="dot" w:pos="9350"/>
+            </w:tabs>
+            <w:rPr>
+              <w:rFonts w:asciiTheme="minorHAnsi" w:eastAsiaTheme="minorEastAsia" w:hAnsiTheme="minorHAnsi" w:cstheme="minorBidi"/>
+              <w:noProof/>
+              <w:color w:val="auto"/>
+              <w:kern w:val="2"/>
+              <w:lang w:val="es-CO" w:eastAsia="es-CO"/>
+              <w14:ligatures w14:val="standardContextual"/>
+            </w:rPr>
+          </w:pPr>
+          <w:hyperlink w:anchor="_Toc224813321" w:history="1">
+            <w:r>
+              <w:rPr>
+                <w:rStyle w:val="Hipervnculo"/>
+                <w:noProof/>
+              </w:rPr>
+              <w:t>5.7 Pruebas Postman — Login Admin (P09)</w:t>
+            </w:r>
+            <w:r>
+              <w:rPr>
+                <w:noProof/>
+                <w:webHidden/>
+              </w:rPr>
+              <w:tab/>
+            </w:r>
+            <w:r>
+              <w:rPr>
+                <w:noProof/>
+                <w:webHidden/>
+              </w:rPr>
+              <w:fldChar w:fldCharType="begin"/>
+            </w:r>
+            <w:r>
+              <w:rPr>
+                <w:noProof/>
+                <w:webHidden/>
+              </w:rPr>
+              <w:instrText xml:space="preserve"> PAGEREF _Toc224813321 \h </w:instrText>
+            </w:r>
+            <w:r>
+              <w:rPr>
+                <w:noProof/>
+                <w:webHidden/>
+              </w:rPr>
+            </w:r>
+            <w:r>
+              <w:rPr>
+                <w:noProof/>
+                <w:webHidden/>
+              </w:rPr>
+              <w:fldChar w:fldCharType="separate"/>
+            </w:r>
+            <w:r>
+              <w:rPr>
+                <w:noProof/>
+                <w:webHidden/>
+              </w:rPr>
+              <w:t>9</w:t>
+            </w:r>
+            <w:r>
+              <w:rPr>
+                <w:noProof/>
+                <w:webHidden/>
+              </w:rPr>
+              <w:fldChar w:fldCharType="end"/>
+            </w:r>
+          </w:hyperlink>
+        </w:p>
+        <w:p>
+          <w:pPr>
+            <w:pStyle w:val="TDC2"/>
+            <w:tabs>
+              <w:tab w:val="right" w:leader="dot" w:pos="9350"/>
+            </w:tabs>
+            <w:rPr>
+              <w:rFonts w:asciiTheme="minorHAnsi" w:eastAsiaTheme="minorEastAsia" w:hAnsiTheme="minorHAnsi" w:cstheme="minorBidi"/>
+              <w:noProof/>
+              <w:color w:val="auto"/>
+              <w:kern w:val="2"/>
+              <w:lang w:val="es-CO" w:eastAsia="es-CO"/>
+              <w14:ligatures w14:val="standardContextual"/>
+            </w:rPr>
+          </w:pPr>
+          <w:hyperlink w:anchor="_Toc224813322" w:history="1">
+            <w:r>
+              <w:rPr>
+                <w:rStyle w:val="Hipervnculo"/>
+                <w:noProof/>
+              </w:rPr>
+              <w:t>5.8 Pruebas Postman — Credenciales Incorrectas (P10)</w:t>
+            </w:r>
+            <w:r>
+              <w:rPr>
+                <w:noProof/>
+                <w:webHidden/>
+              </w:rPr>
+              <w:tab/>
+            </w:r>
+            <w:r>
+              <w:rPr>
+                <w:noProof/>
+                <w:webHidden/>
+              </w:rPr>
+              <w:fldChar w:fldCharType="begin"/>
+            </w:r>
+            <w:r>
+              <w:rPr>
+                <w:noProof/>
+                <w:webHidden/>
+              </w:rPr>
+              <w:instrText xml:space="preserve"> PAGEREF _Toc224813322 \h </w:instrText>
+            </w:r>
+            <w:r>
+              <w:rPr>
+                <w:noProof/>
+                <w:webHidden/>
+              </w:rPr>
+            </w:r>
+            <w:r>
+              <w:rPr>
+                <w:noProof/>
+                <w:webHidden/>
+              </w:rPr>
+              <w:fldChar w:fldCharType="separate"/>
+            </w:r>
+            <w:r>
+              <w:rPr>
+                <w:noProof/>
+                <w:webHidden/>
+              </w:rPr>
+              <w:t>10</w:t>
+            </w:r>
+            <w:r>
+              <w:rPr>
+                <w:noProof/>
+                <w:webHidden/>
+              </w:rPr>
+              <w:fldChar w:fldCharType="end"/>
+            </w:r>
+          </w:hyperlink>
+        </w:p>
+        <w:p>
+          <w:pPr>
+            <w:pStyle w:val="TDC2"/>
+            <w:tabs>
+              <w:tab w:val="right" w:leader="dot" w:pos="9350"/>
+            </w:tabs>
+            <w:rPr>
+              <w:rFonts w:asciiTheme="minorHAnsi" w:eastAsiaTheme="minorEastAsia" w:hAnsiTheme="minorHAnsi" w:cstheme="minorBidi"/>
+              <w:noProof/>
+              <w:color w:val="auto"/>
+              <w:kern w:val="2"/>
+              <w:lang w:val="es-CO" w:eastAsia="es-CO"/>
+              <w14:ligatures w14:val="standardContextual"/>
+            </w:rPr>
+          </w:pPr>
+          <w:hyperlink w:anchor="_Toc224813323" w:history="1">
+            <w:r>
+              <w:rPr>
+                <w:rStyle w:val="Hipervnculo"/>
+                <w:noProof/>
+              </w:rPr>
+              <w:t>5.9 Pruebas Postman — Token Inválido (P11)</w:t>
+            </w:r>
+            <w:r>
+              <w:rPr>
+                <w:noProof/>
+                <w:webHidden/>
+              </w:rPr>
+              <w:tab/>
+            </w:r>
+            <w:r>
+              <w:rPr>
+                <w:noProof/>
+                <w:webHidden/>
+              </w:rPr>
+              <w:fldChar w:fldCharType="begin"/>
+            </w:r>
+            <w:r>
+              <w:rPr>
+                <w:noProof/>
+                <w:webHidden/>
+              </w:rPr>
+              <w:instrText xml:space="preserve"> PAGEREF _Toc224813323 \h </w:instrText>
+            </w:r>
+            <w:r>
+              <w:rPr>
+                <w:noProof/>
+                <w:webHidden/>
+              </w:rPr>
+            </w:r>
+            <w:r>
+              <w:rPr>
+                <w:noProof/>
+                <w:webHidden/>
+              </w:rPr>
+              <w:fldChar w:fldCharType="separate"/>
+            </w:r>
+            <w:r>
+              <w:rPr>
+                <w:noProof/>
+                <w:webHidden/>
+              </w:rPr>
+              <w:t>11</w:t>
+            </w:r>
+            <w:r>
+              <w:rPr>
+                <w:noProof/>
+                <w:webHidden/>
+              </w:rPr>
+              <w:fldChar w:fldCharType="end"/>
+            </w:r>
+          </w:hyperlink>
+        </w:p>
+        <w:p>
+          <w:pPr>
+            <w:pStyle w:val="TDC1"/>
+            <w:rPr>
+              <w:rFonts w:asciiTheme="minorHAnsi" w:eastAsiaTheme="minorEastAsia" w:hAnsiTheme="minorHAnsi" w:cstheme="minorBidi"/>
+              <w:noProof/>
+              <w:color w:val="auto"/>
+              <w:kern w:val="2"/>
+              <w:lang w:val="es-CO" w:eastAsia="es-CO"/>
+              <w14:ligatures w14:val="standardContextual"/>
+            </w:rPr>
+          </w:pPr>
+          <w:hyperlink w:anchor="_Toc224813324" w:history="1">
+            <w:r>
+              <w:rPr>
+                <w:rStyle w:val="Hipervnculo"/>
+                <w:noProof/>
+              </w:rPr>
+              <w:t>6. Conclusiones</w:t>
+            </w:r>
+            <w:r>
+              <w:rPr>
+                <w:noProof/>
+                <w:webHidden/>
+              </w:rPr>
+              <w:tab/>
+            </w:r>
+            <w:r>
+              <w:rPr>
+                <w:noProof/>
+                <w:webHidden/>
+              </w:rPr>
+              <w:fldChar w:fldCharType="begin"/>
+            </w:r>
+            <w:r>
+              <w:rPr>
+                <w:noProof/>
+                <w:webHidden/>
+              </w:rPr>
+              <w:instrText xml:space="preserve"> PAGEREF _Toc224813324 \h </w:instrText>
+            </w:r>
+            <w:r>
+              <w:rPr>
+                <w:noProof/>
+                <w:webHidden/>
+              </w:rPr>
+            </w:r>
+            <w:r>
+              <w:rPr>
+                <w:noProof/>
+                <w:webHidden/>
+              </w:rPr>
+              <w:fldChar w:fldCharType="separate"/>
+            </w:r>
+            <w:r>
+              <w:rPr>
+                <w:noProof/>
+                <w:webHidden/>
+              </w:rPr>
+              <w:t>12</w:t>
+            </w:r>
+            <w:r>
+              <w:rPr>
+                <w:noProof/>
+                <w:webHidden/>
+              </w:rPr>
+              <w:fldChar w:fldCharType="end"/>
+            </w:r>
+          </w:hyperlink>
+        </w:p>
+        <w:p>
+          <w:r>
+            <w:rPr>
+              <w:b/>
+              <w:bCs/>
+              <w:lang w:val="es-ES"/>
+            </w:rPr>
+            <w:fldChar w:fldCharType="end"/>
+          </w:r>
+        </w:p>
+      </w:sdtContent>
+    </w:sdt>
+    <w:p>
+      <w:pPr>
+        <w:spacing w:after="160" w:line="259" w:lineRule="auto"/>
+        <w:ind w:firstLine="0"/>
+        <w:rPr>
+          <w:rFonts w:cs="Times New Roman"/>
+          <w:b/>
+          <w:bCs/>
+          <w:lang w:val="es-ES"/>
+        </w:rPr>
+      </w:pPr>
+      <w:r>
+        <w:br w:type="page"/>
+      </w:r>
+    </w:p>
     <w:p>
       <w:pPr>
         <w:pStyle w:val="Ttulo1"/>
       </w:pPr>
+      <w:bookmarkStart w:id="0" w:name="_Toc224813307"/>
       <w:r>
         <w:lastRenderedPageBreak/>
         <w:t>1. Introducción</w:t>
       </w:r>
+      <w:bookmarkEnd w:id="0"/>
     </w:p>
     <w:p>
       <w:pPr>
@@ -224,9 +1583,11 @@
       <w:pPr>
         <w:pStyle w:val="Ttulo1"/>
       </w:pPr>
+      <w:bookmarkStart w:id="1" w:name="_Toc224813308"/>
       <w:r>
         <w:t>2. Entorno de Pruebas</w:t>
       </w:r>
+      <w:bookmarkEnd w:id="1"/>
     </w:p>
     <w:p>
       <w:pPr>
@@ -783,21 +2144,25 @@
       <w:pPr>
         <w:pStyle w:val="Ttulo1"/>
       </w:pPr>
+      <w:bookmarkStart w:id="2" w:name="_Toc224813309"/>
       <w:r>
         <w:lastRenderedPageBreak/>
         <w:t>3. Tipos de Prueba Aplicados</w:t>
       </w:r>
+      <w:bookmarkEnd w:id="2"/>
     </w:p>
     <w:p>
       <w:pPr>
         <w:pStyle w:val="Ttulo2"/>
       </w:pPr>
+      <w:bookmarkStart w:id="3" w:name="_Toc224813310"/>
       <w:r>
         <w:rPr>
           <w:rFonts w:eastAsia="Arial"/>
         </w:rPr>
         <w:t>3.1 Pruebas Funcionales</w:t>
       </w:r>
+      <w:bookmarkEnd w:id="3"/>
     </w:p>
     <w:p>
       <w:pPr>
@@ -817,12 +2182,14 @@
       <w:pPr>
         <w:pStyle w:val="Ttulo2"/>
       </w:pPr>
+      <w:bookmarkStart w:id="4" w:name="_Toc224813311"/>
       <w:r>
         <w:rPr>
           <w:rFonts w:eastAsia="Arial"/>
         </w:rPr>
         <w:t>3.2 Pruebas de Integración</w:t>
       </w:r>
+      <w:bookmarkEnd w:id="4"/>
     </w:p>
     <w:p>
       <w:pPr>
@@ -882,9 +2249,11 @@
       <w:pPr>
         <w:pStyle w:val="Ttulo2"/>
       </w:pPr>
+      <w:bookmarkStart w:id="5" w:name="_Toc224813312"/>
       <w:r>
         <w:t>3.3 Pruebas de Caja Negra</w:t>
       </w:r>
+      <w:bookmarkEnd w:id="5"/>
     </w:p>
     <w:p>
       <w:pPr>
@@ -904,9 +2273,11 @@
       <w:pPr>
         <w:pStyle w:val="Ttulo2"/>
       </w:pPr>
+      <w:bookmarkStart w:id="6" w:name="_Toc224813313"/>
       <w:r>
         <w:t>3.4 Pruebas de Rendimiento</w:t>
       </w:r>
+      <w:bookmarkEnd w:id="6"/>
     </w:p>
     <w:p>
       <w:pPr>
@@ -965,10 +2336,12 @@
       <w:pPr>
         <w:pStyle w:val="Ttulo1"/>
       </w:pPr>
+      <w:bookmarkStart w:id="7" w:name="_Toc224813314"/>
       <w:r>
         <w:lastRenderedPageBreak/>
         <w:t>4. Matriz de Pruebas</w:t>
       </w:r>
+      <w:bookmarkEnd w:id="7"/>
     </w:p>
     <w:tbl>
       <w:tblPr>
@@ -8700,14 +10073,17 @@
       <w:pPr>
         <w:pStyle w:val="Ttulo1"/>
       </w:pPr>
+      <w:bookmarkStart w:id="8" w:name="_Toc224813315"/>
       <w:r>
         <w:t>5. Evidencia de Ejecución</w:t>
       </w:r>
+      <w:bookmarkEnd w:id="8"/>
     </w:p>
     <w:p>
       <w:pPr>
         <w:pStyle w:val="Ttulo2"/>
       </w:pPr>
+      <w:bookmarkStart w:id="9" w:name="_Toc224813316"/>
       <w:r>
         <w:t xml:space="preserve">5.1 Pruebas </w:t>
       </w:r>
@@ -8727,6 +10103,7 @@
       <w:r>
         <w:t xml:space="preserve"> (P01, P02)</w:t>
       </w:r>
+      <w:bookmarkEnd w:id="9"/>
     </w:p>
     <w:p>
       <w:pPr>
@@ -8822,6 +10199,7 @@
           <w:lang w:val="en-US"/>
         </w:rPr>
       </w:pPr>
+      <w:bookmarkStart w:id="10" w:name="_Toc224813317"/>
       <w:r>
         <w:rPr>
           <w:lang w:val="en-US"/>
@@ -8870,6 +10248,7 @@
         </w:rPr>
         <w:t xml:space="preserve"> (P03, P04, P05)</w:t>
       </w:r>
+      <w:bookmarkEnd w:id="10"/>
     </w:p>
     <w:p>
       <w:pPr>
@@ -8961,6 +10340,7 @@
       <w:pPr>
         <w:pStyle w:val="Ttulo2"/>
       </w:pPr>
+      <w:bookmarkStart w:id="11" w:name="_Toc224813318"/>
       <w:r>
         <w:t xml:space="preserve">5.3 Pruebas </w:t>
       </w:r>
@@ -8980,6 +10360,7 @@
       <w:r>
         <w:t xml:space="preserve"> (P06, P07, P08)</w:t>
       </w:r>
+      <w:bookmarkEnd w:id="11"/>
     </w:p>
     <w:p>
       <w:pPr>
@@ -9071,6 +10452,7 @@
           <w:lang w:val="en-US"/>
         </w:rPr>
       </w:pPr>
+      <w:bookmarkStart w:id="12" w:name="_Toc224813319"/>
       <w:r>
         <w:rPr>
           <w:lang w:val="en-US"/>
@@ -9131,6 +10513,7 @@
         </w:rPr>
         <w:t xml:space="preserve"> (P09, P10, P11)</w:t>
       </w:r>
+      <w:bookmarkEnd w:id="12"/>
     </w:p>
     <w:p>
       <w:r>
@@ -9182,16 +10565,20 @@
         </w:rPr>
         <w:t>. Se confirman 3 pruebas exitosas que aseguran la correcta visualización de la lista de contactos y los detalles individuales, además del manejo de errores en rutas dinámicas.</w:t>
       </w:r>
-    </w:p>
-    <w:p>
-      <w:pPr>
-        <w:ind w:firstLine="0"/>
-      </w:pPr>
-      <w:r>
+      <w:r>
+        <w:rPr>
+          <w:noProof/>
+        </w:rPr>
+        <w:t xml:space="preserve"> </w:t>
+      </w:r>
+      <w:r>
+        <w:rPr>
+          <w:noProof/>
+        </w:rPr>
         <w:drawing>
-          <wp:inline distT="0" distB="0" distL="0" distR="0" wp14:anchorId="0E857D2B" wp14:editId="63F76824">
-            <wp:extent cx="5943600" cy="697230"/>
-            <wp:effectExtent l="0" t="0" r="0" b="7620"/>
+          <wp:inline distT="0" distB="0" distL="0" distR="0" wp14:anchorId="733418AA" wp14:editId="30A32BE4">
+            <wp:extent cx="5612130" cy="646602"/>
+            <wp:effectExtent l="0" t="0" r="7620" b="1270"/>
             <wp:docPr id="288911538" name="Imagen 1"/>
             <wp:cNvGraphicFramePr>
               <a:graphicFrameLocks xmlns:a="http://schemas.openxmlformats.org/drawingml/2006/main" noChangeAspect="1"/>
@@ -9212,7 +10599,7 @@
                   <pic:spPr>
                     <a:xfrm>
                       <a:off x="0" y="0"/>
-                      <a:ext cx="5943600" cy="697230"/>
+                      <a:ext cx="5612130" cy="646602"/>
                     </a:xfrm>
                     <a:prstGeom prst="rect">
                       <a:avLst/>
@@ -9229,6 +10616,7 @@
       <w:pPr>
         <w:pStyle w:val="Ttulo2"/>
       </w:pPr>
+      <w:bookmarkStart w:id="13" w:name="_Toc224813320"/>
       <w:r>
         <w:t>5.</w:t>
       </w:r>
@@ -9254,6 +10642,7 @@
       <w:r>
         <w:t xml:space="preserve"> (P12, P13, P14, P15)</w:t>
       </w:r>
+      <w:bookmarkEnd w:id="13"/>
     </w:p>
     <w:p>
       <w:r>
@@ -9263,6 +10652,15 @@
     <w:p>
       <w:pPr>
         <w:pStyle w:val="Sinespaciado"/>
+        <w:rPr>
+          <w:rStyle w:val="Ttulo2Car"/>
+          <w:rFonts w:eastAsia="Calibri" w:cs="Calibri"/>
+          <w:b w:val="0"/>
+          <w:i/>
+          <w:iCs/>
+          <w:color w:val="000000"/>
+          <w:szCs w:val="22"/>
+        </w:rPr>
       </w:pPr>
       <w:r>
         <w:rPr>
@@ -9296,20 +10694,20 @@
         </w:rPr>
         <w:t>. La evidencia muestra el paso de 4 pruebas de funcionalidad y caja negra, incluyendo un escenario de estrés donde se simula una falla total en el servidor backend para probar la resiliencia del frontend.</w:t>
       </w:r>
-    </w:p>
-    <w:p>
-      <w:pPr>
-        <w:ind w:firstLine="0"/>
+      <w:r>
         <w:rPr>
           <w:rStyle w:val="Ttulo2Car"/>
+          <w:noProof/>
         </w:rPr>
-      </w:pPr>
+        <w:t xml:space="preserve"> </w:t>
+      </w:r>
       <w:r>
         <w:rPr>
           <w:rStyle w:val="Ttulo2Car"/>
+          <w:noProof/>
         </w:rPr>
         <w:drawing>
-          <wp:inline distT="0" distB="0" distL="0" distR="0" wp14:anchorId="5F85A06E" wp14:editId="5ED6FE49">
+          <wp:inline distT="0" distB="0" distL="0" distR="0" wp14:anchorId="466ADB58" wp14:editId="48358C75">
             <wp:extent cx="5943600" cy="780415"/>
             <wp:effectExtent l="0" t="0" r="0" b="635"/>
             <wp:docPr id="753773068" name="Imagen 1"/>
@@ -9347,42 +10745,18 @@
     </w:p>
     <w:p>
       <w:pPr>
-        <w:ind w:firstLine="0"/>
-        <w:rPr>
-          <w:rStyle w:val="Ttulo2Car"/>
-        </w:rPr>
-      </w:pPr>
-    </w:p>
-    <w:p>
-      <w:pPr>
-        <w:ind w:firstLine="0"/>
-        <w:rPr>
-          <w:rStyle w:val="Ttulo2Car"/>
-        </w:rPr>
-      </w:pPr>
-    </w:p>
-    <w:p>
-      <w:pPr>
-        <w:ind w:firstLine="0"/>
-        <w:rPr>
-          <w:rStyle w:val="Ttulo2Car"/>
-        </w:rPr>
-      </w:pPr>
-    </w:p>
-    <w:p>
-      <w:pPr>
         <w:pStyle w:val="Ttulo2"/>
         <w:rPr>
           <w:rStyle w:val="Ttulo2Car"/>
           <w:b/>
         </w:rPr>
       </w:pPr>
+      <w:bookmarkStart w:id="14" w:name="_Toc224813321"/>
       <w:r>
         <w:rPr>
           <w:rStyle w:val="Ttulo2Car"/>
           <w:b/>
         </w:rPr>
-        <w:lastRenderedPageBreak/>
         <w:t>5.</w:t>
       </w:r>
       <w:r>
@@ -9390,7 +10764,7 @@
           <w:rStyle w:val="Ttulo2Car"/>
           <w:b/>
         </w:rPr>
-        <w:t>5</w:t>
+        <w:t>7</w:t>
       </w:r>
       <w:r>
         <w:rPr>
@@ -9422,6 +10796,7 @@
         </w:rPr>
         <w:t>)</w:t>
       </w:r>
+      <w:bookmarkEnd w:id="14"/>
     </w:p>
     <w:p>
       <w:pPr>
@@ -9488,25 +10863,30 @@
           <w:i/>
           <w:iCs/>
         </w:rPr>
-        <w:t xml:space="preserve"> 200, presencia de token JWT, presencia de rol de usuario y tiempo de respuesta menor a 1000ms.</w:t>
-      </w:r>
-    </w:p>
-    <w:p>
-      <w:pPr>
-        <w:pStyle w:val="Ttulo2"/>
+        <w:t xml:space="preserve"> 200, presencia de token JWT, presencia de rol de usuario y tiempo de respuesta menor a </w:t>
+      </w:r>
+      <w:r>
         <w:rPr>
           <w:i/>
-          <w:szCs w:val="24"/>
+          <w:iCs/>
         </w:rPr>
-      </w:pPr>
+        <w:lastRenderedPageBreak/>
+        <w:t>1000ms.</w:t>
+      </w:r>
+      <w:r>
+        <w:rPr>
+          <w:noProof/>
+        </w:rPr>
+        <w:t xml:space="preserve"> </w:t>
+      </w:r>
       <w:r>
         <w:rPr>
           <w:noProof/>
         </w:rPr>
         <w:drawing>
-          <wp:inline distT="0" distB="0" distL="0" distR="0" wp14:anchorId="406557B5" wp14:editId="767FB7DC">
-            <wp:extent cx="5943600" cy="2943860"/>
-            <wp:effectExtent l="0" t="0" r="0" b="8890"/>
+          <wp:inline distT="0" distB="0" distL="0" distR="0" wp14:anchorId="786C1E24" wp14:editId="66CD43B6">
+            <wp:extent cx="5612130" cy="2779683"/>
+            <wp:effectExtent l="0" t="0" r="7620" b="1905"/>
             <wp:docPr id="950855425" name="Imagen 1" descr="Captura de pantalla de computadora&#10;&#10;El contenido generado por IA puede ser incorrecto."/>
             <wp:cNvGraphicFramePr>
               <a:graphicFrameLocks xmlns:a="http://schemas.openxmlformats.org/drawingml/2006/main" noChangeAspect="1"/>
@@ -9527,7 +10907,7 @@
                   <pic:spPr>
                     <a:xfrm>
                       <a:off x="0" y="0"/>
-                      <a:ext cx="5943600" cy="2943860"/>
+                      <a:ext cx="5612130" cy="2779683"/>
                     </a:xfrm>
                     <a:prstGeom prst="rect">
                       <a:avLst/>
@@ -9544,11 +10924,12 @@
       <w:pPr>
         <w:pStyle w:val="Ttulo2"/>
       </w:pPr>
+      <w:bookmarkStart w:id="15" w:name="_Toc224813322"/>
       <w:r>
         <w:t>5.</w:t>
       </w:r>
       <w:r>
-        <w:t>6</w:t>
+        <w:t>8</w:t>
       </w:r>
       <w:r>
         <w:t xml:space="preserve"> Pruebas Postman — </w:t>
@@ -9574,6 +10955,7 @@
       <w:r>
         <w:t>)</w:t>
       </w:r>
+      <w:bookmarkEnd w:id="15"/>
     </w:p>
     <w:p>
       <w:pPr>
@@ -9650,7 +11032,6 @@
           <w:bCs/>
           <w:noProof/>
         </w:rPr>
-        <w:lastRenderedPageBreak/>
         <w:drawing>
           <wp:inline distT="0" distB="0" distL="0" distR="0" wp14:anchorId="4AD0164E" wp14:editId="207035E9">
             <wp:extent cx="5943600" cy="1911985"/>
@@ -9698,6 +11079,7 @@
           <w:szCs w:val="26"/>
         </w:rPr>
       </w:pPr>
+      <w:bookmarkStart w:id="16" w:name="_Toc224813323"/>
       <w:r>
         <w:rPr>
           <w:rStyle w:val="Ttulo3Car"/>
@@ -9705,6 +11087,7 @@
           <w:i w:val="0"/>
           <w:szCs w:val="26"/>
         </w:rPr>
+        <w:lastRenderedPageBreak/>
         <w:t>5.</w:t>
       </w:r>
       <w:r>
@@ -9714,7 +11097,7 @@
           <w:i w:val="0"/>
           <w:szCs w:val="26"/>
         </w:rPr>
-        <w:t>7</w:t>
+        <w:t>9</w:t>
       </w:r>
       <w:r>
         <w:rPr>
@@ -9725,6 +11108,7 @@
         </w:rPr>
         <w:t xml:space="preserve"> Pruebas Postman — Token Inválido (P11)</w:t>
       </w:r>
+      <w:bookmarkEnd w:id="16"/>
     </w:p>
     <w:p>
       <w:pPr>
@@ -9843,7 +11227,7 @@
         <w:rPr>
           <w:rStyle w:val="Ttulo2Car"/>
         </w:rPr>
-        <w:t>8</w:t>
+        <w:t>10</w:t>
       </w:r>
       <w:r>
         <w:rPr>
@@ -9887,15 +11271,7 @@
           <w:i/>
           <w:iCs/>
         </w:rPr>
-        <w:t xml:space="preserve"> 200, que la respuesta contiene un array con al menos un pedido, y tiempo de respuesta de </w:t>
-      </w:r>
-      <w:r>
-        <w:rPr>
-          <w:i/>
-          <w:iCs/>
-        </w:rPr>
-        <w:lastRenderedPageBreak/>
-        <w:t>39ms muy por debajo del umbral de 1500ms establecido.</w:t>
+        <w:t xml:space="preserve"> 200, que la respuesta contiene un array con al menos un pedido, y tiempo de respuesta de 39ms muy por debajo del umbral de 1500ms establecido.</w:t>
       </w:r>
       <w:r>
         <w:rPr>
@@ -9951,9 +11327,12 @@
       <w:pPr>
         <w:pStyle w:val="Ttulo1"/>
       </w:pPr>
-      <w:r>
+      <w:bookmarkStart w:id="17" w:name="_Toc224813324"/>
+      <w:r>
+        <w:lastRenderedPageBreak/>
         <w:t>6. Conclusiones</w:t>
       </w:r>
+      <w:bookmarkEnd w:id="17"/>
     </w:p>
     <w:p>
       <w:r>
@@ -10052,7 +11431,6 @@
     </w:p>
     <w:p>
       <w:r>
-        <w:lastRenderedPageBreak/>
         <w:t>Métricas de Éxito: En total, se validaron 29 aserciones (22 iniciales más 7 de los nuevos módulos) con un resultado de 100% PASS. Esto demuestra que el sistema responde de forma predecible ante entradas tanto válidas como inválidas.</w:t>
       </w:r>
     </w:p>
@@ -11245,7 +12623,7 @@
     <w:lsdException w:name="Intense Reference" w:uiPriority="32"/>
     <w:lsdException w:name="Book Title" w:uiPriority="33"/>
     <w:lsdException w:name="Bibliography" w:semiHidden="1" w:uiPriority="37" w:unhideWhenUsed="1" w:qFormat="1"/>
-    <w:lsdException w:name="TOC Heading" w:semiHidden="1" w:uiPriority="39" w:unhideWhenUsed="1"/>
+    <w:lsdException w:name="TOC Heading" w:semiHidden="1" w:uiPriority="39" w:unhideWhenUsed="1" w:qFormat="1"/>
     <w:lsdException w:name="Plain Table 1" w:uiPriority="41"/>
     <w:lsdException w:name="Plain Table 2" w:uiPriority="42"/>
     <w:lsdException w:name="Plain Table 3" w:uiPriority="43"/>
@@ -11469,6 +12847,7 @@
   <w:style w:type="character" w:default="1" w:styleId="Fuentedeprrafopredeter">
     <w:name w:val="Default Paragraph Font"/>
     <w:uiPriority w:val="1"/>
+    <w:semiHidden/>
     <w:unhideWhenUsed/>
   </w:style>
   <w:style w:type="table" w:default="1" w:styleId="Tablanormal">
@@ -11693,6 +13072,7 @@
     <w:next w:val="Normal"/>
     <w:uiPriority w:val="39"/>
     <w:unhideWhenUsed/>
+    <w:qFormat/>
     <w:rsid w:val="00A04D12"/>
     <w:pPr>
       <w:outlineLvl w:val="9"/>
@@ -12426,12 +13806,7 @@
 </file>
 
 <file path=customXml/item1.xml><?xml version="1.0" encoding="utf-8"?>
-<?mso-contentType ?>
-<FormTemplates xmlns="http://schemas.microsoft.com/sharepoint/v3/contenttype/forms">
-  <Display>DocumentLibraryForm</Display>
-  <Edit>DocumentLibraryForm</Edit>
-  <New>DocumentLibraryForm</New>
-</FormTemplates>
+<b:Sources xmlns:b="http://schemas.openxmlformats.org/officeDocument/2006/bibliography" xmlns="http://schemas.openxmlformats.org/officeDocument/2006/bibliography" SelectedStyle="\APASixthEditionOfficeOnline.xsl" StyleName="APA" Version="6"/>
 </file>
 
 <file path=customXml/item2.xml><?xml version="1.0" encoding="utf-8"?>
@@ -12646,13 +14021,18 @@
 </file>
 
 <file path=customXml/item3.xml><?xml version="1.0" encoding="utf-8"?>
-<b:Sources xmlns:b="http://schemas.openxmlformats.org/officeDocument/2006/bibliography" xmlns="http://schemas.openxmlformats.org/officeDocument/2006/bibliography" SelectedStyle="\APASixthEditionOfficeOnline.xsl" StyleName="APA" Version="6"/>
+<?mso-contentType ?>
+<FormTemplates xmlns="http://schemas.microsoft.com/sharepoint/v3/contenttype/forms">
+  <Display>DocumentLibraryForm</Display>
+  <Edit>DocumentLibraryForm</Edit>
+  <New>DocumentLibraryForm</New>
+</FormTemplates>
 </file>
 
 <file path=customXml/itemProps1.xml><?xml version="1.0" encoding="utf-8"?>
-<ds:datastoreItem xmlns:ds="http://schemas.openxmlformats.org/officeDocument/2006/customXml" ds:itemID="{82B997F9-2FBF-4F90-91D1-618B4DA3361D}">
+<ds:datastoreItem xmlns:ds="http://schemas.openxmlformats.org/officeDocument/2006/customXml" ds:itemID="{DCF36818-31DD-4AAB-98A0-441B20705CB1}">
   <ds:schemaRefs>
-    <ds:schemaRef ds:uri="http://schemas.microsoft.com/sharepoint/v3/contenttype/forms"/>
+    <ds:schemaRef ds:uri="http://schemas.openxmlformats.org/officeDocument/2006/bibliography"/>
   </ds:schemaRefs>
 </ds:datastoreItem>
 </file>
@@ -12677,9 +14057,9 @@
 </file>
 
 <file path=customXml/itemProps3.xml><?xml version="1.0" encoding="utf-8"?>
-<ds:datastoreItem xmlns:ds="http://schemas.openxmlformats.org/officeDocument/2006/customXml" ds:itemID="{DCF36818-31DD-4AAB-98A0-441B20705CB1}">
+<ds:datastoreItem xmlns:ds="http://schemas.openxmlformats.org/officeDocument/2006/customXml" ds:itemID="{82B997F9-2FBF-4F90-91D1-618B4DA3361D}">
   <ds:schemaRefs>
-    <ds:schemaRef ds:uri="http://schemas.openxmlformats.org/officeDocument/2006/bibliography"/>
+    <ds:schemaRef ds:uri="http://schemas.microsoft.com/sharepoint/v3/contenttype/forms"/>
   </ds:schemaRefs>
 </ds:datastoreItem>
 </file>
--- a/Trimestre 7/2. Tecnica/Pruebas de Software.docx
+++ b/Trimestre 7/2. Tecnica/Pruebas de Software.docx
@@ -144,18 +144,19 @@
     </w:p>
     <w:sdt>
       <w:sdtPr>
+        <w:rPr>
+          <w:rFonts w:cstheme="minorBidi"/>
+          <w:b w:val="0"/>
+          <w:bCs w:val="0"/>
+          <w:lang w:val="es-CO" w:eastAsia="en-US"/>
+        </w:rPr>
         <w:id w:val="1118572292"/>
         <w:docPartObj>
           <w:docPartGallery w:val="Table of Contents"/>
           <w:docPartUnique/>
         </w:docPartObj>
       </w:sdtPr>
-      <w:sdtEndPr>
-        <w:rPr>
-          <w:rFonts w:cstheme="minorBidi"/>
-          <w:lang w:eastAsia="en-US"/>
-        </w:rPr>
-      </w:sdtEndPr>
+      <w:sdtEndPr/>
       <w:sdtContent>
         <w:p>
           <w:pPr>
@@ -186,7 +187,7 @@
           <w:r>
             <w:fldChar w:fldCharType="separate"/>
           </w:r>
-          <w:hyperlink w:anchor="_Toc224813307" w:history="1">
+          <w:hyperlink w:anchor="_Toc225415128" w:history="1">
             <w:r>
               <w:rPr>
                 <w:rStyle w:val="Hipervnculo"/>
@@ -213,7 +214,7 @@
                 <w:noProof/>
                 <w:webHidden/>
               </w:rPr>
-              <w:instrText xml:space="preserve"> PAGEREF _Toc224813307 \h </w:instrText>
+              <w:instrText xml:space="preserve"> PAGEREF _Toc225415128 \h </w:instrText>
             </w:r>
             <w:r>
               <w:rPr>
@@ -233,7 +234,7 @@
                 <w:noProof/>
                 <w:webHidden/>
               </w:rPr>
-              <w:t>2</w:t>
+              <w:t>3</w:t>
             </w:r>
             <w:r>
               <w:rPr>
@@ -256,7 +257,7 @@
               <w14:ligatures w14:val="standardContextual"/>
             </w:rPr>
           </w:pPr>
-          <w:hyperlink w:anchor="_Toc224813308" w:history="1">
+          <w:hyperlink w:anchor="_Toc225415129" w:history="1">
             <w:r>
               <w:rPr>
                 <w:rStyle w:val="Hipervnculo"/>
@@ -283,7 +284,7 @@
                 <w:noProof/>
                 <w:webHidden/>
               </w:rPr>
-              <w:instrText xml:space="preserve"> PAGEREF _Toc224813308 \h </w:instrText>
+              <w:instrText xml:space="preserve"> PAGEREF _Toc225415129 \h </w:instrText>
             </w:r>
             <w:r>
               <w:rPr>
@@ -326,7 +327,7 @@
               <w14:ligatures w14:val="standardContextual"/>
             </w:rPr>
           </w:pPr>
-          <w:hyperlink w:anchor="_Toc224813309" w:history="1">
+          <w:hyperlink w:anchor="_Toc225415130" w:history="1">
             <w:r>
               <w:rPr>
                 <w:rStyle w:val="Hipervnculo"/>
@@ -353,7 +354,7 @@
                 <w:noProof/>
                 <w:webHidden/>
               </w:rPr>
-              <w:instrText xml:space="preserve"> PAGEREF _Toc224813309 \h </w:instrText>
+              <w:instrText xml:space="preserve"> PAGEREF _Toc225415130 \h </w:instrText>
             </w:r>
             <w:r>
               <w:rPr>
@@ -373,7 +374,7 @@
                 <w:noProof/>
                 <w:webHidden/>
               </w:rPr>
-              <w:t>3</w:t>
+              <w:t>4</w:t>
             </w:r>
             <w:r>
               <w:rPr>
@@ -399,7 +400,7 @@
               <w14:ligatures w14:val="standardContextual"/>
             </w:rPr>
           </w:pPr>
-          <w:hyperlink w:anchor="_Toc224813310" w:history="1">
+          <w:hyperlink w:anchor="_Toc225415131" w:history="1">
             <w:r>
               <w:rPr>
                 <w:rStyle w:val="Hipervnculo"/>
@@ -427,7 +428,7 @@
                 <w:noProof/>
                 <w:webHidden/>
               </w:rPr>
-              <w:instrText xml:space="preserve"> PAGEREF _Toc224813310 \h </w:instrText>
+              <w:instrText xml:space="preserve"> PAGEREF _Toc225415131 \h </w:instrText>
             </w:r>
             <w:r>
               <w:rPr>
@@ -473,7 +474,7 @@
               <w14:ligatures w14:val="standardContextual"/>
             </w:rPr>
           </w:pPr>
-          <w:hyperlink w:anchor="_Toc224813311" w:history="1">
+          <w:hyperlink w:anchor="_Toc225415132" w:history="1">
             <w:r>
               <w:rPr>
                 <w:rStyle w:val="Hipervnculo"/>
@@ -501,7 +502,7 @@
                 <w:noProof/>
                 <w:webHidden/>
               </w:rPr>
-              <w:instrText xml:space="preserve"> PAGEREF _Toc224813311 \h </w:instrText>
+              <w:instrText xml:space="preserve"> PAGEREF _Toc225415132 \h </w:instrText>
             </w:r>
             <w:r>
               <w:rPr>
@@ -547,7 +548,7 @@
               <w14:ligatures w14:val="standardContextual"/>
             </w:rPr>
           </w:pPr>
-          <w:hyperlink w:anchor="_Toc224813312" w:history="1">
+          <w:hyperlink w:anchor="_Toc225415133" w:history="1">
             <w:r>
               <w:rPr>
                 <w:rStyle w:val="Hipervnculo"/>
@@ -574,7 +575,7 @@
                 <w:noProof/>
                 <w:webHidden/>
               </w:rPr>
-              <w:instrText xml:space="preserve"> PAGEREF _Toc224813312 \h </w:instrText>
+              <w:instrText xml:space="preserve"> PAGEREF _Toc225415133 \h </w:instrText>
             </w:r>
             <w:r>
               <w:rPr>
@@ -620,7 +621,7 @@
               <w14:ligatures w14:val="standardContextual"/>
             </w:rPr>
           </w:pPr>
-          <w:hyperlink w:anchor="_Toc224813313" w:history="1">
+          <w:hyperlink w:anchor="_Toc225415134" w:history="1">
             <w:r>
               <w:rPr>
                 <w:rStyle w:val="Hipervnculo"/>
@@ -647,7 +648,7 @@
                 <w:noProof/>
                 <w:webHidden/>
               </w:rPr>
-              <w:instrText xml:space="preserve"> PAGEREF _Toc224813313 \h </w:instrText>
+              <w:instrText xml:space="preserve"> PAGEREF _Toc225415134 \h </w:instrText>
             </w:r>
             <w:r>
               <w:rPr>
@@ -690,7 +691,7 @@
               <w14:ligatures w14:val="standardContextual"/>
             </w:rPr>
           </w:pPr>
-          <w:hyperlink w:anchor="_Toc224813314" w:history="1">
+          <w:hyperlink w:anchor="_Toc225415135" w:history="1">
             <w:r>
               <w:rPr>
                 <w:rStyle w:val="Hipervnculo"/>
@@ -717,7 +718,7 @@
                 <w:noProof/>
                 <w:webHidden/>
               </w:rPr>
-              <w:instrText xml:space="preserve"> PAGEREF _Toc224813314 \h </w:instrText>
+              <w:instrText xml:space="preserve"> PAGEREF _Toc225415135 \h </w:instrText>
             </w:r>
             <w:r>
               <w:rPr>
@@ -760,7 +761,7 @@
               <w14:ligatures w14:val="standardContextual"/>
             </w:rPr>
           </w:pPr>
-          <w:hyperlink w:anchor="_Toc224813315" w:history="1">
+          <w:hyperlink w:anchor="_Toc225415136" w:history="1">
             <w:r>
               <w:rPr>
                 <w:rStyle w:val="Hipervnculo"/>
@@ -787,7 +788,7 @@
                 <w:noProof/>
                 <w:webHidden/>
               </w:rPr>
-              <w:instrText xml:space="preserve"> PAGEREF _Toc224813315 \h </w:instrText>
+              <w:instrText xml:space="preserve"> PAGEREF _Toc225415136 \h </w:instrText>
             </w:r>
             <w:r>
               <w:rPr>
@@ -833,7 +834,7 @@
               <w14:ligatures w14:val="standardContextual"/>
             </w:rPr>
           </w:pPr>
-          <w:hyperlink w:anchor="_Toc224813316" w:history="1">
+          <w:hyperlink w:anchor="_Toc225415137" w:history="1">
             <w:r>
               <w:rPr>
                 <w:rStyle w:val="Hipervnculo"/>
@@ -860,7 +861,7 @@
                 <w:noProof/>
                 <w:webHidden/>
               </w:rPr>
-              <w:instrText xml:space="preserve"> PAGEREF _Toc224813316 \h </w:instrText>
+              <w:instrText xml:space="preserve"> PAGEREF _Toc225415137 \h </w:instrText>
             </w:r>
             <w:r>
               <w:rPr>
@@ -906,7 +907,7 @@
               <w14:ligatures w14:val="standardContextual"/>
             </w:rPr>
           </w:pPr>
-          <w:hyperlink w:anchor="_Toc224813317" w:history="1">
+          <w:hyperlink w:anchor="_Toc225415138" w:history="1">
             <w:r>
               <w:rPr>
                 <w:rStyle w:val="Hipervnculo"/>
@@ -933,7 +934,7 @@
                 <w:noProof/>
                 <w:webHidden/>
               </w:rPr>
-              <w:instrText xml:space="preserve"> PAGEREF _Toc224813317 \h </w:instrText>
+              <w:instrText xml:space="preserve"> PAGEREF _Toc225415138 \h </w:instrText>
             </w:r>
             <w:r>
               <w:rPr>
@@ -979,7 +980,7 @@
               <w14:ligatures w14:val="standardContextual"/>
             </w:rPr>
           </w:pPr>
-          <w:hyperlink w:anchor="_Toc224813318" w:history="1">
+          <w:hyperlink w:anchor="_Toc225415139" w:history="1">
             <w:r>
               <w:rPr>
                 <w:rStyle w:val="Hipervnculo"/>
@@ -1006,7 +1007,7 @@
                 <w:noProof/>
                 <w:webHidden/>
               </w:rPr>
-              <w:instrText xml:space="preserve"> PAGEREF _Toc224813318 \h </w:instrText>
+              <w:instrText xml:space="preserve"> PAGEREF _Toc225415139 \h </w:instrText>
             </w:r>
             <w:r>
               <w:rPr>
@@ -1052,7 +1053,7 @@
               <w14:ligatures w14:val="standardContextual"/>
             </w:rPr>
           </w:pPr>
-          <w:hyperlink w:anchor="_Toc224813319" w:history="1">
+          <w:hyperlink w:anchor="_Toc225415140" w:history="1">
             <w:r>
               <w:rPr>
                 <w:rStyle w:val="Hipervnculo"/>
@@ -1079,7 +1080,7 @@
                 <w:noProof/>
                 <w:webHidden/>
               </w:rPr>
-              <w:instrText xml:space="preserve"> PAGEREF _Toc224813319 \h </w:instrText>
+              <w:instrText xml:space="preserve"> PAGEREF _Toc225415140 \h </w:instrText>
             </w:r>
             <w:r>
               <w:rPr>
@@ -1125,7 +1126,7 @@
               <w14:ligatures w14:val="standardContextual"/>
             </w:rPr>
           </w:pPr>
-          <w:hyperlink w:anchor="_Toc224813320" w:history="1">
+          <w:hyperlink w:anchor="_Toc225415141" w:history="1">
             <w:r>
               <w:rPr>
                 <w:rStyle w:val="Hipervnculo"/>
@@ -1152,7 +1153,7 @@
                 <w:noProof/>
                 <w:webHidden/>
               </w:rPr>
-              <w:instrText xml:space="preserve"> PAGEREF _Toc224813320 \h </w:instrText>
+              <w:instrText xml:space="preserve"> PAGEREF _Toc225415141 \h </w:instrText>
             </w:r>
             <w:r>
               <w:rPr>
@@ -1198,13 +1199,13 @@
               <w14:ligatures w14:val="standardContextual"/>
             </w:rPr>
           </w:pPr>
-          <w:hyperlink w:anchor="_Toc224813321" w:history="1">
+          <w:hyperlink w:anchor="_Toc225415142" w:history="1">
             <w:r>
               <w:rPr>
                 <w:rStyle w:val="Hipervnculo"/>
                 <w:noProof/>
               </w:rPr>
-              <w:t>5.7 Pruebas Postman — Login Admin (P09)</w:t>
+              <w:t>5.7 Pruebas Postman — Login Admin (P16)</w:t>
             </w:r>
             <w:r>
               <w:rPr>
@@ -1225,7 +1226,7 @@
                 <w:noProof/>
                 <w:webHidden/>
               </w:rPr>
-              <w:instrText xml:space="preserve"> PAGEREF _Toc224813321 \h </w:instrText>
+              <w:instrText xml:space="preserve"> PAGEREF _Toc225415142 \h </w:instrText>
             </w:r>
             <w:r>
               <w:rPr>
@@ -1271,13 +1272,13 @@
               <w14:ligatures w14:val="standardContextual"/>
             </w:rPr>
           </w:pPr>
-          <w:hyperlink w:anchor="_Toc224813322" w:history="1">
+          <w:hyperlink w:anchor="_Toc225415143" w:history="1">
             <w:r>
               <w:rPr>
                 <w:rStyle w:val="Hipervnculo"/>
                 <w:noProof/>
               </w:rPr>
-              <w:t>5.8 Pruebas Postman — Credenciales Incorrectas (P10)</w:t>
+              <w:t>5.8 Pruebas Postman — Credenciales Incorrectas (P17)</w:t>
             </w:r>
             <w:r>
               <w:rPr>
@@ -1298,7 +1299,7 @@
                 <w:noProof/>
                 <w:webHidden/>
               </w:rPr>
-              <w:instrText xml:space="preserve"> PAGEREF _Toc224813322 \h </w:instrText>
+              <w:instrText xml:space="preserve"> PAGEREF _Toc225415143 \h </w:instrText>
             </w:r>
             <w:r>
               <w:rPr>
@@ -1318,7 +1319,7 @@
                 <w:noProof/>
                 <w:webHidden/>
               </w:rPr>
-              <w:t>10</w:t>
+              <w:t>9</w:t>
             </w:r>
             <w:r>
               <w:rPr>
@@ -1344,13 +1345,13 @@
               <w14:ligatures w14:val="standardContextual"/>
             </w:rPr>
           </w:pPr>
-          <w:hyperlink w:anchor="_Toc224813323" w:history="1">
+          <w:hyperlink w:anchor="_Toc225415144" w:history="1">
             <w:r>
               <w:rPr>
                 <w:rStyle w:val="Hipervnculo"/>
                 <w:noProof/>
               </w:rPr>
-              <w:t>5.9 Pruebas Postman — Token Inválido (P11)</w:t>
+              <w:t>5.9 Pruebas Postman — Token Inválido (P18)</w:t>
             </w:r>
             <w:r>
               <w:rPr>
@@ -1371,7 +1372,81 @@
                 <w:noProof/>
                 <w:webHidden/>
               </w:rPr>
-              <w:instrText xml:space="preserve"> PAGEREF _Toc224813323 \h </w:instrText>
+              <w:instrText xml:space="preserve"> PAGEREF _Toc225415144 \h </w:instrText>
+            </w:r>
+            <w:r>
+              <w:rPr>
+                <w:noProof/>
+                <w:webHidden/>
+              </w:rPr>
+            </w:r>
+            <w:r>
+              <w:rPr>
+                <w:noProof/>
+                <w:webHidden/>
+              </w:rPr>
+              <w:fldChar w:fldCharType="separate"/>
+            </w:r>
+            <w:r>
+              <w:rPr>
+                <w:noProof/>
+                <w:webHidden/>
+              </w:rPr>
+              <w:t>10</w:t>
+            </w:r>
+            <w:r>
+              <w:rPr>
+                <w:noProof/>
+                <w:webHidden/>
+              </w:rPr>
+              <w:fldChar w:fldCharType="end"/>
+            </w:r>
+          </w:hyperlink>
+        </w:p>
+        <w:p>
+          <w:pPr>
+            <w:pStyle w:val="TDC2"/>
+            <w:tabs>
+              <w:tab w:val="right" w:leader="dot" w:pos="9350"/>
+            </w:tabs>
+            <w:rPr>
+              <w:rFonts w:asciiTheme="minorHAnsi" w:eastAsiaTheme="minorEastAsia" w:hAnsiTheme="minorHAnsi" w:cstheme="minorBidi"/>
+              <w:noProof/>
+              <w:color w:val="auto"/>
+              <w:kern w:val="2"/>
+              <w:lang w:val="es-CO" w:eastAsia="es-CO"/>
+              <w14:ligatures w14:val="standardContextual"/>
+            </w:rPr>
+          </w:pPr>
+          <w:hyperlink w:anchor="_Toc225415145" w:history="1">
+            <w:r>
+              <w:rPr>
+                <w:rStyle w:val="Hipervnculo"/>
+                <w:rFonts w:eastAsia="Calibri"/>
+                <w:noProof/>
+              </w:rPr>
+              <w:t>5.11 Prueba Postman — Obtener Pedido por ID Válido (P20)</w:t>
+            </w:r>
+            <w:r>
+              <w:rPr>
+                <w:noProof/>
+                <w:webHidden/>
+              </w:rPr>
+              <w:tab/>
+            </w:r>
+            <w:r>
+              <w:rPr>
+                <w:noProof/>
+                <w:webHidden/>
+              </w:rPr>
+              <w:fldChar w:fldCharType="begin"/>
+            </w:r>
+            <w:r>
+              <w:rPr>
+                <w:noProof/>
+                <w:webHidden/>
+              </w:rPr>
+              <w:instrText xml:space="preserve"> PAGEREF _Toc225415145 \h </w:instrText>
             </w:r>
             <w:r>
               <w:rPr>
@@ -1414,7 +1489,7 @@
               <w14:ligatures w14:val="standardContextual"/>
             </w:rPr>
           </w:pPr>
-          <w:hyperlink w:anchor="_Toc224813324" w:history="1">
+          <w:hyperlink w:anchor="_Toc225415146" w:history="1">
             <w:r>
               <w:rPr>
                 <w:rStyle w:val="Hipervnculo"/>
@@ -1441,7 +1516,7 @@
                 <w:noProof/>
                 <w:webHidden/>
               </w:rPr>
-              <w:instrText xml:space="preserve"> PAGEREF _Toc224813324 \h </w:instrText>
+              <w:instrText xml:space="preserve"> PAGEREF _Toc225415146 \h </w:instrText>
             </w:r>
             <w:r>
               <w:rPr>
@@ -1461,7 +1536,7 @@
                 <w:noProof/>
                 <w:webHidden/>
               </w:rPr>
-              <w:t>12</w:t>
+              <w:t>17</w:t>
             </w:r>
             <w:r>
               <w:rPr>
@@ -1503,7 +1578,7 @@
       <w:pPr>
         <w:pStyle w:val="Ttulo1"/>
       </w:pPr>
-      <w:bookmarkStart w:id="0" w:name="_Toc224813307"/>
+      <w:bookmarkStart w:id="0" w:name="_Toc225415128"/>
       <w:r>
         <w:lastRenderedPageBreak/>
         <w:t>1. Introducción</w:t>
@@ -1535,25 +1610,7 @@
           <w:color w:val="000000"/>
           <w:sz w:val="22"/>
         </w:rPr>
-        <w:t xml:space="preserve">Las pruebas fueron ejecutadas utilizando un enfoque híbrido: </w:t>
-      </w:r>
-      <w:proofErr w:type="spellStart"/>
-      <w:r>
-        <w:rPr>
-          <w:rFonts w:ascii="Arial" w:eastAsia="Arial" w:hAnsi="Arial" w:cs="Arial"/>
-          <w:color w:val="000000"/>
-          <w:sz w:val="22"/>
-        </w:rPr>
-        <w:t>PHPUnit</w:t>
-      </w:r>
-      <w:proofErr w:type="spellEnd"/>
-      <w:r>
-        <w:rPr>
-          <w:rFonts w:ascii="Arial" w:eastAsia="Arial" w:hAnsi="Arial" w:cs="Arial"/>
-          <w:color w:val="000000"/>
-          <w:sz w:val="22"/>
-        </w:rPr>
-        <w:t xml:space="preserve"> para pruebas automatizadas sobre la capa Laravel (Frontend/BFF) y Postman para pruebas de integración y rendimiento sobre los </w:t>
+        <w:t xml:space="preserve">Las pruebas fueron ejecutadas utilizando un enfoque híbrido: PHPUnit para pruebas automatizadas sobre la capa Laravel (Frontend/BFF) y Postman para pruebas de integración y rendimiento sobre los </w:t>
       </w:r>
       <w:proofErr w:type="spellStart"/>
       <w:r>
@@ -1583,7 +1640,7 @@
       <w:pPr>
         <w:pStyle w:val="Ttulo1"/>
       </w:pPr>
-      <w:bookmarkStart w:id="1" w:name="_Toc224813308"/>
+      <w:bookmarkStart w:id="1" w:name="_Toc225415129"/>
       <w:r>
         <w:t>2. Entorno de Pruebas</w:t>
       </w:r>
@@ -1760,7 +1817,21 @@
                 <w:sz w:val="20"/>
                 <w:szCs w:val="20"/>
               </w:rPr>
-              <w:t>Spring Boot 3 (Java 17)</w:t>
+              <w:t xml:space="preserve">Spring Boot 3 (Java </w:t>
+            </w:r>
+            <w:r>
+              <w:rPr>
+                <w:sz w:val="20"/>
+                <w:szCs w:val="20"/>
+              </w:rPr>
+              <w:t>21</w:t>
+            </w:r>
+            <w:r>
+              <w:rPr>
+                <w:sz w:val="20"/>
+                <w:szCs w:val="20"/>
+              </w:rPr>
+              <w:t>)</w:t>
             </w:r>
           </w:p>
         </w:tc>
@@ -1788,17 +1859,8 @@
                 <w:sz w:val="20"/>
                 <w:szCs w:val="20"/>
               </w:rPr>
-              <w:t xml:space="preserve">Herramienta </w:t>
-            </w:r>
-            <w:proofErr w:type="spellStart"/>
-            <w:r>
-              <w:rPr>
-                <w:sz w:val="20"/>
-                <w:szCs w:val="20"/>
-              </w:rPr>
-              <w:t>PHPUnit</w:t>
-            </w:r>
-            <w:proofErr w:type="spellEnd"/>
+              <w:t>Herramienta PHPUnit</w:t>
+            </w:r>
           </w:p>
         </w:tc>
         <w:tc>
@@ -1815,21 +1877,12 @@
                 <w:szCs w:val="20"/>
               </w:rPr>
             </w:pPr>
-            <w:proofErr w:type="spellStart"/>
-            <w:r>
-              <w:rPr>
-                <w:sz w:val="20"/>
-                <w:szCs w:val="20"/>
-              </w:rPr>
-              <w:t>PHPUnit</w:t>
-            </w:r>
-            <w:proofErr w:type="spellEnd"/>
-            <w:r>
-              <w:rPr>
-                <w:sz w:val="20"/>
-                <w:szCs w:val="20"/>
-              </w:rPr>
-              <w:t xml:space="preserve"> 11 — incluido en Laravel 11 vía </w:t>
+            <w:r>
+              <w:rPr>
+                <w:sz w:val="20"/>
+                <w:szCs w:val="20"/>
+              </w:rPr>
+              <w:t xml:space="preserve">PHPUnit 11 — incluido en Laravel 11 vía </w:t>
             </w:r>
             <w:proofErr w:type="spellStart"/>
             <w:r>
@@ -2144,7 +2197,7 @@
       <w:pPr>
         <w:pStyle w:val="Ttulo1"/>
       </w:pPr>
-      <w:bookmarkStart w:id="2" w:name="_Toc224813309"/>
+      <w:bookmarkStart w:id="2" w:name="_Toc225415130"/>
       <w:r>
         <w:lastRenderedPageBreak/>
         <w:t>3. Tipos de Prueba Aplicados</w:t>
@@ -2155,7 +2208,7 @@
       <w:pPr>
         <w:pStyle w:val="Ttulo2"/>
       </w:pPr>
-      <w:bookmarkStart w:id="3" w:name="_Toc224813310"/>
+      <w:bookmarkStart w:id="3" w:name="_Toc225415131"/>
       <w:r>
         <w:rPr>
           <w:rFonts w:eastAsia="Arial"/>
@@ -2182,7 +2235,7 @@
       <w:pPr>
         <w:pStyle w:val="Ttulo2"/>
       </w:pPr>
-      <w:bookmarkStart w:id="4" w:name="_Toc224813311"/>
+      <w:bookmarkStart w:id="4" w:name="_Toc225415132"/>
       <w:r>
         <w:rPr>
           <w:rFonts w:eastAsia="Arial"/>
@@ -2249,7 +2302,7 @@
       <w:pPr>
         <w:pStyle w:val="Ttulo2"/>
       </w:pPr>
-      <w:bookmarkStart w:id="5" w:name="_Toc224813312"/>
+      <w:bookmarkStart w:id="5" w:name="_Toc225415133"/>
       <w:r>
         <w:t>3.3 Pruebas de Caja Negra</w:t>
       </w:r>
@@ -2273,7 +2326,7 @@
       <w:pPr>
         <w:pStyle w:val="Ttulo2"/>
       </w:pPr>
-      <w:bookmarkStart w:id="6" w:name="_Toc224813313"/>
+      <w:bookmarkStart w:id="6" w:name="_Toc225415134"/>
       <w:r>
         <w:t>3.4 Pruebas de Rendimiento</w:t>
       </w:r>
@@ -2336,7 +2389,7 @@
       <w:pPr>
         <w:pStyle w:val="Ttulo1"/>
       </w:pPr>
-      <w:bookmarkStart w:id="7" w:name="_Toc224813314"/>
+      <w:bookmarkStart w:id="7" w:name="_Toc225415135"/>
       <w:r>
         <w:lastRenderedPageBreak/>
         <w:t>4. Matriz de Pruebas</w:t>
@@ -2345,7 +2398,7 @@
     </w:p>
     <w:tbl>
       <w:tblPr>
-        <w:tblW w:w="12834" w:type="dxa"/>
+        <w:tblW w:w="12998" w:type="dxa"/>
         <w:tblBorders>
           <w:top w:val="single" w:sz="4" w:space="0" w:color="auto"/>
           <w:left w:val="single" w:sz="4" w:space="0" w:color="auto"/>
@@ -2366,8 +2419,8 @@
         <w:gridCol w:w="2540"/>
         <w:gridCol w:w="1274"/>
         <w:gridCol w:w="1131"/>
-        <w:gridCol w:w="2320"/>
-        <w:gridCol w:w="1474"/>
+        <w:gridCol w:w="2477"/>
+        <w:gridCol w:w="1507"/>
         <w:gridCol w:w="1096"/>
         <w:gridCol w:w="1085"/>
       </w:tblGrid>
@@ -2377,7 +2430,7 @@
         </w:trPr>
         <w:tc>
           <w:tcPr>
-            <w:tcW w:w="552" w:type="dxa"/>
+            <w:tcW w:w="551" w:type="dxa"/>
             <w:tcBorders>
               <w:top w:val="single" w:sz="1" w:space="0" w:color="CCCCCC"/>
               <w:left w:val="single" w:sz="1" w:space="0" w:color="CCCCCC"/>
@@ -2418,7 +2471,7 @@
         </w:tc>
         <w:tc>
           <w:tcPr>
-            <w:tcW w:w="1362" w:type="dxa"/>
+            <w:tcW w:w="1359" w:type="dxa"/>
             <w:tcBorders>
               <w:top w:val="single" w:sz="1" w:space="0" w:color="CCCCCC"/>
               <w:left w:val="single" w:sz="1" w:space="0" w:color="CCCCCC"/>
@@ -2459,7 +2512,7 @@
         </w:tc>
         <w:tc>
           <w:tcPr>
-            <w:tcW w:w="2540" w:type="dxa"/>
+            <w:tcW w:w="2533" w:type="dxa"/>
             <w:tcBorders>
               <w:top w:val="single" w:sz="1" w:space="0" w:color="CCCCCC"/>
               <w:left w:val="single" w:sz="1" w:space="0" w:color="CCCCCC"/>
@@ -2500,7 +2553,7 @@
         </w:tc>
         <w:tc>
           <w:tcPr>
-            <w:tcW w:w="1274" w:type="dxa"/>
+            <w:tcW w:w="1271" w:type="dxa"/>
             <w:tcBorders>
               <w:top w:val="single" w:sz="1" w:space="0" w:color="CCCCCC"/>
               <w:left w:val="single" w:sz="1" w:space="0" w:color="CCCCCC"/>
@@ -2541,7 +2594,7 @@
         </w:tc>
         <w:tc>
           <w:tcPr>
-            <w:tcW w:w="1131" w:type="dxa"/>
+            <w:tcW w:w="1168" w:type="dxa"/>
             <w:tcBorders>
               <w:top w:val="single" w:sz="1" w:space="0" w:color="CCCCCC"/>
               <w:left w:val="single" w:sz="1" w:space="0" w:color="CCCCCC"/>
@@ -2578,7 +2631,7 @@
         </w:tc>
         <w:tc>
           <w:tcPr>
-            <w:tcW w:w="2320" w:type="dxa"/>
+            <w:tcW w:w="2470" w:type="dxa"/>
             <w:tcBorders>
               <w:top w:val="single" w:sz="1" w:space="0" w:color="CCCCCC"/>
               <w:left w:val="single" w:sz="1" w:space="0" w:color="CCCCCC"/>
@@ -2615,7 +2668,7 @@
         </w:tc>
         <w:tc>
           <w:tcPr>
-            <w:tcW w:w="1474" w:type="dxa"/>
+            <w:tcW w:w="1470" w:type="dxa"/>
             <w:tcBorders>
               <w:top w:val="single" w:sz="1" w:space="0" w:color="CCCCCC"/>
               <w:left w:val="single" w:sz="1" w:space="0" w:color="CCCCCC"/>
@@ -2656,7 +2709,7 @@
         </w:tc>
         <w:tc>
           <w:tcPr>
-            <w:tcW w:w="1096" w:type="dxa"/>
+            <w:tcW w:w="1093" w:type="dxa"/>
             <w:tcBorders>
               <w:top w:val="single" w:sz="1" w:space="0" w:color="CCCCCC"/>
               <w:left w:val="single" w:sz="1" w:space="0" w:color="CCCCCC"/>
@@ -2697,7 +2750,7 @@
         </w:tc>
         <w:tc>
           <w:tcPr>
-            <w:tcW w:w="1085" w:type="dxa"/>
+            <w:tcW w:w="1083" w:type="dxa"/>
             <w:tcBorders>
               <w:top w:val="single" w:sz="1" w:space="0" w:color="CCCCCC"/>
               <w:left w:val="single" w:sz="1" w:space="0" w:color="CCCCCC"/>
@@ -2740,7 +2793,7 @@
       <w:tr>
         <w:tc>
           <w:tcPr>
-            <w:tcW w:w="552" w:type="dxa"/>
+            <w:tcW w:w="551" w:type="dxa"/>
             <w:tcBorders>
               <w:top w:val="single" w:sz="1" w:space="0" w:color="CCCCCC"/>
               <w:left w:val="single" w:sz="1" w:space="0" w:color="CCCCCC"/>
@@ -2778,7 +2831,7 @@
         </w:tc>
         <w:tc>
           <w:tcPr>
-            <w:tcW w:w="1362" w:type="dxa"/>
+            <w:tcW w:w="1359" w:type="dxa"/>
             <w:tcBorders>
               <w:top w:val="single" w:sz="1" w:space="0" w:color="CCCCCC"/>
               <w:left w:val="single" w:sz="1" w:space="0" w:color="CCCCCC"/>
@@ -2816,7 +2869,7 @@
         </w:tc>
         <w:tc>
           <w:tcPr>
-            <w:tcW w:w="2540" w:type="dxa"/>
+            <w:tcW w:w="2533" w:type="dxa"/>
             <w:tcBorders>
               <w:top w:val="single" w:sz="1" w:space="0" w:color="CCCCCC"/>
               <w:left w:val="single" w:sz="1" w:space="0" w:color="CCCCCC"/>
@@ -2854,7 +2907,7 @@
         </w:tc>
         <w:tc>
           <w:tcPr>
-            <w:tcW w:w="1274" w:type="dxa"/>
+            <w:tcW w:w="1271" w:type="dxa"/>
             <w:tcBorders>
               <w:top w:val="single" w:sz="1" w:space="0" w:color="CCCCCC"/>
               <w:left w:val="single" w:sz="1" w:space="0" w:color="CCCCCC"/>
@@ -2892,7 +2945,7 @@
         </w:tc>
         <w:tc>
           <w:tcPr>
-            <w:tcW w:w="1131" w:type="dxa"/>
+            <w:tcW w:w="1168" w:type="dxa"/>
             <w:tcBorders>
               <w:top w:val="single" w:sz="1" w:space="0" w:color="CCCCCC"/>
               <w:left w:val="single" w:sz="1" w:space="0" w:color="CCCCCC"/>
@@ -2912,7 +2965,6 @@
                 <w:szCs w:val="20"/>
               </w:rPr>
             </w:pPr>
-            <w:proofErr w:type="spellStart"/>
             <w:r>
               <w:rPr>
                 <w:rFonts w:cs="Times New Roman"/>
@@ -2921,12 +2973,11 @@
               </w:rPr>
               <w:t>PHPUnit</w:t>
             </w:r>
-            <w:proofErr w:type="spellEnd"/>
-          </w:p>
-        </w:tc>
-        <w:tc>
-          <w:tcPr>
-            <w:tcW w:w="2320" w:type="dxa"/>
+          </w:p>
+        </w:tc>
+        <w:tc>
+          <w:tcPr>
+            <w:tcW w:w="2470" w:type="dxa"/>
             <w:tcBorders>
               <w:top w:val="single" w:sz="1" w:space="0" w:color="CCCCCC"/>
               <w:left w:val="single" w:sz="1" w:space="0" w:color="CCCCCC"/>
@@ -2978,7 +3029,7 @@
         </w:tc>
         <w:tc>
           <w:tcPr>
-            <w:tcW w:w="1474" w:type="dxa"/>
+            <w:tcW w:w="1470" w:type="dxa"/>
             <w:tcBorders>
               <w:top w:val="single" w:sz="1" w:space="0" w:color="CCCCCC"/>
               <w:left w:val="single" w:sz="1" w:space="0" w:color="CCCCCC"/>
@@ -3044,7 +3095,7 @@
         </w:tc>
         <w:tc>
           <w:tcPr>
-            <w:tcW w:w="1096" w:type="dxa"/>
+            <w:tcW w:w="1093" w:type="dxa"/>
             <w:tcBorders>
               <w:top w:val="single" w:sz="1" w:space="0" w:color="CCCCCC"/>
               <w:left w:val="single" w:sz="1" w:space="0" w:color="CCCCCC"/>
@@ -3082,7 +3133,7 @@
         </w:tc>
         <w:tc>
           <w:tcPr>
-            <w:tcW w:w="1085" w:type="dxa"/>
+            <w:tcW w:w="1083" w:type="dxa"/>
             <w:tcBorders>
               <w:top w:val="single" w:sz="1" w:space="0" w:color="CCCCCC"/>
               <w:left w:val="single" w:sz="1" w:space="0" w:color="CCCCCC"/>
@@ -3122,7 +3173,7 @@
       <w:tr>
         <w:tc>
           <w:tcPr>
-            <w:tcW w:w="552" w:type="dxa"/>
+            <w:tcW w:w="551" w:type="dxa"/>
             <w:tcBorders>
               <w:top w:val="single" w:sz="1" w:space="0" w:color="CCCCCC"/>
               <w:left w:val="single" w:sz="1" w:space="0" w:color="CCCCCC"/>
@@ -3160,7 +3211,7 @@
         </w:tc>
         <w:tc>
           <w:tcPr>
-            <w:tcW w:w="1362" w:type="dxa"/>
+            <w:tcW w:w="1359" w:type="dxa"/>
             <w:tcBorders>
               <w:top w:val="single" w:sz="1" w:space="0" w:color="CCCCCC"/>
               <w:left w:val="single" w:sz="1" w:space="0" w:color="CCCCCC"/>
@@ -3198,7 +3249,7 @@
         </w:tc>
         <w:tc>
           <w:tcPr>
-            <w:tcW w:w="2540" w:type="dxa"/>
+            <w:tcW w:w="2533" w:type="dxa"/>
             <w:tcBorders>
               <w:top w:val="single" w:sz="1" w:space="0" w:color="CCCCCC"/>
               <w:left w:val="single" w:sz="1" w:space="0" w:color="CCCCCC"/>
@@ -3236,7 +3287,7 @@
         </w:tc>
         <w:tc>
           <w:tcPr>
-            <w:tcW w:w="1274" w:type="dxa"/>
+            <w:tcW w:w="1271" w:type="dxa"/>
             <w:tcBorders>
               <w:top w:val="single" w:sz="1" w:space="0" w:color="CCCCCC"/>
               <w:left w:val="single" w:sz="1" w:space="0" w:color="CCCCCC"/>
@@ -3274,7 +3325,7 @@
         </w:tc>
         <w:tc>
           <w:tcPr>
-            <w:tcW w:w="1131" w:type="dxa"/>
+            <w:tcW w:w="1168" w:type="dxa"/>
             <w:tcBorders>
               <w:top w:val="single" w:sz="1" w:space="0" w:color="CCCCCC"/>
               <w:left w:val="single" w:sz="1" w:space="0" w:color="CCCCCC"/>
@@ -3294,6 +3345,38 @@
                 <w:szCs w:val="20"/>
               </w:rPr>
             </w:pPr>
+            <w:r>
+              <w:rPr>
+                <w:rFonts w:cs="Times New Roman"/>
+                <w:sz w:val="20"/>
+                <w:szCs w:val="20"/>
+              </w:rPr>
+              <w:t>PHPUnit</w:t>
+            </w:r>
+          </w:p>
+        </w:tc>
+        <w:tc>
+          <w:tcPr>
+            <w:tcW w:w="2470" w:type="dxa"/>
+            <w:tcBorders>
+              <w:top w:val="single" w:sz="1" w:space="0" w:color="CCCCCC"/>
+              <w:left w:val="single" w:sz="1" w:space="0" w:color="CCCCCC"/>
+              <w:bottom w:val="single" w:sz="1" w:space="0" w:color="CCCCCC"/>
+              <w:right w:val="single" w:sz="1" w:space="0" w:color="CCCCCC"/>
+            </w:tcBorders>
+            <w:shd w:val="clear" w:color="auto" w:fill="EBF3FB"/>
+            <w:vAlign w:val="center"/>
+          </w:tcPr>
+          <w:p>
+            <w:pPr>
+              <w:pStyle w:val="Sinespaciado"/>
+              <w:spacing w:line="240" w:lineRule="auto"/>
+              <w:rPr>
+                <w:rFonts w:cs="Times New Roman"/>
+                <w:sz w:val="20"/>
+                <w:szCs w:val="20"/>
+              </w:rPr>
+            </w:pPr>
             <w:proofErr w:type="spellStart"/>
             <w:r>
               <w:rPr>
@@ -3301,14 +3384,22 @@
                 <w:sz w:val="20"/>
                 <w:szCs w:val="20"/>
               </w:rPr>
-              <w:t>PHPUnit</w:t>
+              <w:t>Password</w:t>
             </w:r>
             <w:proofErr w:type="spellEnd"/>
-          </w:p>
-        </w:tc>
-        <w:tc>
-          <w:tcPr>
-            <w:tcW w:w="2320" w:type="dxa"/>
+            <w:r>
+              <w:rPr>
+                <w:rFonts w:cs="Times New Roman"/>
+                <w:sz w:val="20"/>
+                <w:szCs w:val="20"/>
+              </w:rPr>
+              <w:t xml:space="preserve"> incorrecta</w:t>
+            </w:r>
+          </w:p>
+        </w:tc>
+        <w:tc>
+          <w:tcPr>
+            <w:tcW w:w="1470" w:type="dxa"/>
             <w:tcBorders>
               <w:top w:val="single" w:sz="1" w:space="0" w:color="CCCCCC"/>
               <w:left w:val="single" w:sz="1" w:space="0" w:color="CCCCCC"/>
@@ -3316,6 +3407,12 @@
               <w:right w:val="single" w:sz="1" w:space="0" w:color="CCCCCC"/>
             </w:tcBorders>
             <w:shd w:val="clear" w:color="auto" w:fill="EBF3FB"/>
+            <w:tcMar>
+              <w:top w:w="80" w:type="dxa"/>
+              <w:left w:w="120" w:type="dxa"/>
+              <w:bottom w:w="80" w:type="dxa"/>
+              <w:right w:w="120" w:type="dxa"/>
+            </w:tcMar>
             <w:vAlign w:val="center"/>
           </w:tcPr>
           <w:p>
@@ -3335,7 +3432,7 @@
                 <w:sz w:val="20"/>
                 <w:szCs w:val="20"/>
               </w:rPr>
-              <w:t>Password</w:t>
+              <w:t>Redirect</w:t>
             </w:r>
             <w:proofErr w:type="spellEnd"/>
             <w:r>
@@ -3344,38 +3441,8 @@
                 <w:sz w:val="20"/>
                 <w:szCs w:val="20"/>
               </w:rPr>
-              <w:t xml:space="preserve"> incorrecta</w:t>
-            </w:r>
-          </w:p>
-        </w:tc>
-        <w:tc>
-          <w:tcPr>
-            <w:tcW w:w="1474" w:type="dxa"/>
-            <w:tcBorders>
-              <w:top w:val="single" w:sz="1" w:space="0" w:color="CCCCCC"/>
-              <w:left w:val="single" w:sz="1" w:space="0" w:color="CCCCCC"/>
-              <w:bottom w:val="single" w:sz="1" w:space="0" w:color="CCCCCC"/>
-              <w:right w:val="single" w:sz="1" w:space="0" w:color="CCCCCC"/>
-            </w:tcBorders>
-            <w:shd w:val="clear" w:color="auto" w:fill="EBF3FB"/>
-            <w:tcMar>
-              <w:top w:w="80" w:type="dxa"/>
-              <w:left w:w="120" w:type="dxa"/>
-              <w:bottom w:w="80" w:type="dxa"/>
-              <w:right w:w="120" w:type="dxa"/>
-            </w:tcMar>
-            <w:vAlign w:val="center"/>
-          </w:tcPr>
-          <w:p>
-            <w:pPr>
-              <w:pStyle w:val="Sinespaciado"/>
-              <w:spacing w:line="240" w:lineRule="auto"/>
-              <w:rPr>
-                <w:rFonts w:cs="Times New Roman"/>
-                <w:sz w:val="20"/>
-                <w:szCs w:val="20"/>
-              </w:rPr>
-            </w:pPr>
+              <w:t xml:space="preserve"> al </w:t>
+            </w:r>
             <w:proofErr w:type="spellStart"/>
             <w:r>
               <w:rPr>
@@ -3383,7 +3450,7 @@
                 <w:sz w:val="20"/>
                 <w:szCs w:val="20"/>
               </w:rPr>
-              <w:t>Redirect</w:t>
+              <w:t>login</w:t>
             </w:r>
             <w:proofErr w:type="spellEnd"/>
             <w:r>
@@ -3392,31 +3459,13 @@
                 <w:sz w:val="20"/>
                 <w:szCs w:val="20"/>
               </w:rPr>
-              <w:t xml:space="preserve"> al </w:t>
-            </w:r>
-            <w:proofErr w:type="spellStart"/>
-            <w:r>
-              <w:rPr>
-                <w:rFonts w:cs="Times New Roman"/>
-                <w:sz w:val="20"/>
-                <w:szCs w:val="20"/>
-              </w:rPr>
-              <w:t>login</w:t>
-            </w:r>
-            <w:proofErr w:type="spellEnd"/>
-            <w:r>
-              <w:rPr>
-                <w:rFonts w:cs="Times New Roman"/>
-                <w:sz w:val="20"/>
-                <w:szCs w:val="20"/>
-              </w:rPr>
               <w:t xml:space="preserve"> + error en sesión</w:t>
             </w:r>
           </w:p>
         </w:tc>
         <w:tc>
           <w:tcPr>
-            <w:tcW w:w="1096" w:type="dxa"/>
+            <w:tcW w:w="1093" w:type="dxa"/>
             <w:tcBorders>
               <w:top w:val="single" w:sz="1" w:space="0" w:color="CCCCCC"/>
               <w:left w:val="single" w:sz="1" w:space="0" w:color="CCCCCC"/>
@@ -3454,7 +3503,7 @@
         </w:tc>
         <w:tc>
           <w:tcPr>
-            <w:tcW w:w="1085" w:type="dxa"/>
+            <w:tcW w:w="1083" w:type="dxa"/>
             <w:tcBorders>
               <w:top w:val="single" w:sz="1" w:space="0" w:color="CCCCCC"/>
               <w:left w:val="single" w:sz="1" w:space="0" w:color="CCCCCC"/>
@@ -3494,7 +3543,7 @@
       <w:tr>
         <w:tc>
           <w:tcPr>
-            <w:tcW w:w="552" w:type="dxa"/>
+            <w:tcW w:w="551" w:type="dxa"/>
             <w:tcBorders>
               <w:top w:val="single" w:sz="1" w:space="0" w:color="CCCCCC"/>
               <w:left w:val="single" w:sz="1" w:space="0" w:color="CCCCCC"/>
@@ -3532,7 +3581,7 @@
         </w:tc>
         <w:tc>
           <w:tcPr>
-            <w:tcW w:w="1362" w:type="dxa"/>
+            <w:tcW w:w="1359" w:type="dxa"/>
             <w:tcBorders>
               <w:top w:val="single" w:sz="1" w:space="0" w:color="CCCCCC"/>
               <w:left w:val="single" w:sz="1" w:space="0" w:color="CCCCCC"/>
@@ -3570,7 +3619,7 @@
         </w:tc>
         <w:tc>
           <w:tcPr>
-            <w:tcW w:w="2540" w:type="dxa"/>
+            <w:tcW w:w="2533" w:type="dxa"/>
             <w:tcBorders>
               <w:top w:val="single" w:sz="1" w:space="0" w:color="CCCCCC"/>
               <w:left w:val="single" w:sz="1" w:space="0" w:color="CCCCCC"/>
@@ -3626,7 +3675,7 @@
         </w:tc>
         <w:tc>
           <w:tcPr>
-            <w:tcW w:w="1274" w:type="dxa"/>
+            <w:tcW w:w="1271" w:type="dxa"/>
             <w:tcBorders>
               <w:top w:val="single" w:sz="1" w:space="0" w:color="CCCCCC"/>
               <w:left w:val="single" w:sz="1" w:space="0" w:color="CCCCCC"/>
@@ -3664,7 +3713,7 @@
         </w:tc>
         <w:tc>
           <w:tcPr>
-            <w:tcW w:w="1131" w:type="dxa"/>
+            <w:tcW w:w="1168" w:type="dxa"/>
             <w:tcBorders>
               <w:top w:val="single" w:sz="1" w:space="0" w:color="CCCCCC"/>
               <w:left w:val="single" w:sz="1" w:space="0" w:color="CCCCCC"/>
@@ -3684,6 +3733,46 @@
                 <w:szCs w:val="20"/>
               </w:rPr>
             </w:pPr>
+            <w:r>
+              <w:rPr>
+                <w:rFonts w:cs="Times New Roman"/>
+                <w:sz w:val="20"/>
+                <w:szCs w:val="20"/>
+              </w:rPr>
+              <w:t>PHPUnit</w:t>
+            </w:r>
+          </w:p>
+        </w:tc>
+        <w:tc>
+          <w:tcPr>
+            <w:tcW w:w="2470" w:type="dxa"/>
+            <w:tcBorders>
+              <w:top w:val="single" w:sz="1" w:space="0" w:color="CCCCCC"/>
+              <w:left w:val="single" w:sz="1" w:space="0" w:color="CCCCCC"/>
+              <w:bottom w:val="single" w:sz="1" w:space="0" w:color="CCCCCC"/>
+              <w:right w:val="single" w:sz="1" w:space="0" w:color="CCCCCC"/>
+            </w:tcBorders>
+            <w:shd w:val="clear" w:color="auto" w:fill="FFFFFF"/>
+            <w:vAlign w:val="center"/>
+          </w:tcPr>
+          <w:p>
+            <w:pPr>
+              <w:pStyle w:val="Sinespaciado"/>
+              <w:spacing w:line="240" w:lineRule="auto"/>
+              <w:rPr>
+                <w:rFonts w:cs="Times New Roman"/>
+                <w:sz w:val="20"/>
+                <w:szCs w:val="20"/>
+              </w:rPr>
+            </w:pPr>
+            <w:r>
+              <w:rPr>
+                <w:rFonts w:cs="Times New Roman"/>
+                <w:sz w:val="20"/>
+                <w:szCs w:val="20"/>
+              </w:rPr>
+              <w:t>GET /</w:t>
+            </w:r>
             <w:proofErr w:type="spellStart"/>
             <w:r>
               <w:rPr>
@@ -3691,14 +3780,22 @@
                 <w:sz w:val="20"/>
                 <w:szCs w:val="20"/>
               </w:rPr>
-              <w:t>PHPUnit</w:t>
+              <w:t>admin</w:t>
             </w:r>
             <w:proofErr w:type="spellEnd"/>
-          </w:p>
-        </w:tc>
-        <w:tc>
-          <w:tcPr>
-            <w:tcW w:w="2320" w:type="dxa"/>
+            <w:r>
+              <w:rPr>
+                <w:rFonts w:cs="Times New Roman"/>
+                <w:sz w:val="20"/>
+                <w:szCs w:val="20"/>
+              </w:rPr>
+              <w:t>/pedidos sin sesión</w:t>
+            </w:r>
+          </w:p>
+        </w:tc>
+        <w:tc>
+          <w:tcPr>
+            <w:tcW w:w="1470" w:type="dxa"/>
             <w:tcBorders>
               <w:top w:val="single" w:sz="1" w:space="0" w:color="CCCCCC"/>
               <w:left w:val="single" w:sz="1" w:space="0" w:color="CCCCCC"/>
@@ -3706,26 +3803,24 @@
               <w:right w:val="single" w:sz="1" w:space="0" w:color="CCCCCC"/>
             </w:tcBorders>
             <w:shd w:val="clear" w:color="auto" w:fill="FFFFFF"/>
-            <w:vAlign w:val="center"/>
-          </w:tcPr>
-          <w:p>
-            <w:pPr>
-              <w:pStyle w:val="Sinespaciado"/>
-              <w:spacing w:line="240" w:lineRule="auto"/>
-              <w:rPr>
-                <w:rFonts w:cs="Times New Roman"/>
-                <w:sz w:val="20"/>
-                <w:szCs w:val="20"/>
-              </w:rPr>
-            </w:pPr>
-            <w:r>
-              <w:rPr>
-                <w:rFonts w:cs="Times New Roman"/>
-                <w:sz w:val="20"/>
-                <w:szCs w:val="20"/>
-              </w:rPr>
-              <w:t>GET /</w:t>
-            </w:r>
+            <w:tcMar>
+              <w:top w:w="80" w:type="dxa"/>
+              <w:left w:w="120" w:type="dxa"/>
+              <w:bottom w:w="80" w:type="dxa"/>
+              <w:right w:w="120" w:type="dxa"/>
+            </w:tcMar>
+            <w:vAlign w:val="center"/>
+          </w:tcPr>
+          <w:p>
+            <w:pPr>
+              <w:pStyle w:val="Sinespaciado"/>
+              <w:spacing w:line="240" w:lineRule="auto"/>
+              <w:rPr>
+                <w:rFonts w:cs="Times New Roman"/>
+                <w:sz w:val="20"/>
+                <w:szCs w:val="20"/>
+              </w:rPr>
+            </w:pPr>
             <w:proofErr w:type="spellStart"/>
             <w:r>
               <w:rPr>
@@ -3733,7 +3828,7 @@
                 <w:sz w:val="20"/>
                 <w:szCs w:val="20"/>
               </w:rPr>
-              <w:t>admin</w:t>
+              <w:t>Redirect</w:t>
             </w:r>
             <w:proofErr w:type="spellEnd"/>
             <w:r>
@@ -3742,38 +3837,8 @@
                 <w:sz w:val="20"/>
                 <w:szCs w:val="20"/>
               </w:rPr>
-              <w:t>/pedidos sin sesión</w:t>
-            </w:r>
-          </w:p>
-        </w:tc>
-        <w:tc>
-          <w:tcPr>
-            <w:tcW w:w="1474" w:type="dxa"/>
-            <w:tcBorders>
-              <w:top w:val="single" w:sz="1" w:space="0" w:color="CCCCCC"/>
-              <w:left w:val="single" w:sz="1" w:space="0" w:color="CCCCCC"/>
-              <w:bottom w:val="single" w:sz="1" w:space="0" w:color="CCCCCC"/>
-              <w:right w:val="single" w:sz="1" w:space="0" w:color="CCCCCC"/>
-            </w:tcBorders>
-            <w:shd w:val="clear" w:color="auto" w:fill="FFFFFF"/>
-            <w:tcMar>
-              <w:top w:w="80" w:type="dxa"/>
-              <w:left w:w="120" w:type="dxa"/>
-              <w:bottom w:w="80" w:type="dxa"/>
-              <w:right w:w="120" w:type="dxa"/>
-            </w:tcMar>
-            <w:vAlign w:val="center"/>
-          </w:tcPr>
-          <w:p>
-            <w:pPr>
-              <w:pStyle w:val="Sinespaciado"/>
-              <w:spacing w:line="240" w:lineRule="auto"/>
-              <w:rPr>
-                <w:rFonts w:cs="Times New Roman"/>
-                <w:sz w:val="20"/>
-                <w:szCs w:val="20"/>
-              </w:rPr>
-            </w:pPr>
+              <w:t xml:space="preserve"> a /</w:t>
+            </w:r>
             <w:proofErr w:type="spellStart"/>
             <w:r>
               <w:rPr>
@@ -3781,7 +3846,7 @@
                 <w:sz w:val="20"/>
                 <w:szCs w:val="20"/>
               </w:rPr>
-              <w:t>Redirect</w:t>
+              <w:t>login</w:t>
             </w:r>
             <w:proofErr w:type="spellEnd"/>
             <w:r>
@@ -3790,31 +3855,13 @@
                 <w:sz w:val="20"/>
                 <w:szCs w:val="20"/>
               </w:rPr>
-              <w:t xml:space="preserve"> a /</w:t>
-            </w:r>
-            <w:proofErr w:type="spellStart"/>
-            <w:r>
-              <w:rPr>
-                <w:rFonts w:cs="Times New Roman"/>
-                <w:sz w:val="20"/>
-                <w:szCs w:val="20"/>
-              </w:rPr>
-              <w:t>login</w:t>
-            </w:r>
-            <w:proofErr w:type="spellEnd"/>
-            <w:r>
-              <w:rPr>
-                <w:rFonts w:cs="Times New Roman"/>
-                <w:sz w:val="20"/>
-                <w:szCs w:val="20"/>
-              </w:rPr>
               <w:t xml:space="preserve"> (302)</w:t>
             </w:r>
           </w:p>
         </w:tc>
         <w:tc>
           <w:tcPr>
-            <w:tcW w:w="1096" w:type="dxa"/>
+            <w:tcW w:w="1093" w:type="dxa"/>
             <w:tcBorders>
               <w:top w:val="single" w:sz="1" w:space="0" w:color="CCCCCC"/>
               <w:left w:val="single" w:sz="1" w:space="0" w:color="CCCCCC"/>
@@ -3852,7 +3899,7 @@
         </w:tc>
         <w:tc>
           <w:tcPr>
-            <w:tcW w:w="1085" w:type="dxa"/>
+            <w:tcW w:w="1083" w:type="dxa"/>
             <w:tcBorders>
               <w:top w:val="single" w:sz="1" w:space="0" w:color="CCCCCC"/>
               <w:left w:val="single" w:sz="1" w:space="0" w:color="CCCCCC"/>
@@ -3892,7 +3939,7 @@
       <w:tr>
         <w:tc>
           <w:tcPr>
-            <w:tcW w:w="552" w:type="dxa"/>
+            <w:tcW w:w="551" w:type="dxa"/>
             <w:tcBorders>
               <w:top w:val="single" w:sz="1" w:space="0" w:color="CCCCCC"/>
               <w:left w:val="single" w:sz="1" w:space="0" w:color="CCCCCC"/>
@@ -3930,7 +3977,7 @@
         </w:tc>
         <w:tc>
           <w:tcPr>
-            <w:tcW w:w="1362" w:type="dxa"/>
+            <w:tcW w:w="1359" w:type="dxa"/>
             <w:tcBorders>
               <w:top w:val="single" w:sz="1" w:space="0" w:color="CCCCCC"/>
               <w:left w:val="single" w:sz="1" w:space="0" w:color="CCCCCC"/>
@@ -3968,7 +4015,7 @@
         </w:tc>
         <w:tc>
           <w:tcPr>
-            <w:tcW w:w="2540" w:type="dxa"/>
+            <w:tcW w:w="2533" w:type="dxa"/>
             <w:tcBorders>
               <w:top w:val="single" w:sz="1" w:space="0" w:color="CCCCCC"/>
               <w:left w:val="single" w:sz="1" w:space="0" w:color="CCCCCC"/>
@@ -4016,7 +4063,7 @@
         </w:tc>
         <w:tc>
           <w:tcPr>
-            <w:tcW w:w="1274" w:type="dxa"/>
+            <w:tcW w:w="1271" w:type="dxa"/>
             <w:tcBorders>
               <w:top w:val="single" w:sz="1" w:space="0" w:color="CCCCCC"/>
               <w:left w:val="single" w:sz="1" w:space="0" w:color="CCCCCC"/>
@@ -4054,7 +4101,7 @@
         </w:tc>
         <w:tc>
           <w:tcPr>
-            <w:tcW w:w="1131" w:type="dxa"/>
+            <w:tcW w:w="1168" w:type="dxa"/>
             <w:tcBorders>
               <w:top w:val="single" w:sz="1" w:space="0" w:color="CCCCCC"/>
               <w:left w:val="single" w:sz="1" w:space="0" w:color="CCCCCC"/>
@@ -4074,6 +4121,46 @@
                 <w:szCs w:val="20"/>
               </w:rPr>
             </w:pPr>
+            <w:r>
+              <w:rPr>
+                <w:rFonts w:cs="Times New Roman"/>
+                <w:sz w:val="20"/>
+                <w:szCs w:val="20"/>
+              </w:rPr>
+              <w:t>PHPUnit</w:t>
+            </w:r>
+          </w:p>
+        </w:tc>
+        <w:tc>
+          <w:tcPr>
+            <w:tcW w:w="2470" w:type="dxa"/>
+            <w:tcBorders>
+              <w:top w:val="single" w:sz="1" w:space="0" w:color="CCCCCC"/>
+              <w:left w:val="single" w:sz="1" w:space="0" w:color="CCCCCC"/>
+              <w:bottom w:val="single" w:sz="1" w:space="0" w:color="CCCCCC"/>
+              <w:right w:val="single" w:sz="1" w:space="0" w:color="CCCCCC"/>
+            </w:tcBorders>
+            <w:shd w:val="clear" w:color="auto" w:fill="EBF3FB"/>
+            <w:vAlign w:val="center"/>
+          </w:tcPr>
+          <w:p>
+            <w:pPr>
+              <w:pStyle w:val="Sinespaciado"/>
+              <w:spacing w:line="240" w:lineRule="auto"/>
+              <w:rPr>
+                <w:rFonts w:cs="Times New Roman"/>
+                <w:sz w:val="20"/>
+                <w:szCs w:val="20"/>
+              </w:rPr>
+            </w:pPr>
+            <w:r>
+              <w:rPr>
+                <w:rFonts w:cs="Times New Roman"/>
+                <w:sz w:val="20"/>
+                <w:szCs w:val="20"/>
+              </w:rPr>
+              <w:t>GET /</w:t>
+            </w:r>
             <w:proofErr w:type="spellStart"/>
             <w:r>
               <w:rPr>
@@ -4081,14 +4168,22 @@
                 <w:sz w:val="20"/>
                 <w:szCs w:val="20"/>
               </w:rPr>
-              <w:t>PHPUnit</w:t>
+              <w:t>admin</w:t>
             </w:r>
             <w:proofErr w:type="spellEnd"/>
-          </w:p>
-        </w:tc>
-        <w:tc>
-          <w:tcPr>
-            <w:tcW w:w="2320" w:type="dxa"/>
+            <w:r>
+              <w:rPr>
+                <w:rFonts w:cs="Times New Roman"/>
+                <w:sz w:val="20"/>
+                <w:szCs w:val="20"/>
+              </w:rPr>
+              <w:t>/pedidos con ROLE_USUARIO</w:t>
+            </w:r>
+          </w:p>
+        </w:tc>
+        <w:tc>
+          <w:tcPr>
+            <w:tcW w:w="1470" w:type="dxa"/>
             <w:tcBorders>
               <w:top w:val="single" w:sz="1" w:space="0" w:color="CCCCCC"/>
               <w:left w:val="single" w:sz="1" w:space="0" w:color="CCCCCC"/>
@@ -4096,26 +4191,24 @@
               <w:right w:val="single" w:sz="1" w:space="0" w:color="CCCCCC"/>
             </w:tcBorders>
             <w:shd w:val="clear" w:color="auto" w:fill="EBF3FB"/>
-            <w:vAlign w:val="center"/>
-          </w:tcPr>
-          <w:p>
-            <w:pPr>
-              <w:pStyle w:val="Sinespaciado"/>
-              <w:spacing w:line="240" w:lineRule="auto"/>
-              <w:rPr>
-                <w:rFonts w:cs="Times New Roman"/>
-                <w:sz w:val="20"/>
-                <w:szCs w:val="20"/>
-              </w:rPr>
-            </w:pPr>
-            <w:r>
-              <w:rPr>
-                <w:rFonts w:cs="Times New Roman"/>
-                <w:sz w:val="20"/>
-                <w:szCs w:val="20"/>
-              </w:rPr>
-              <w:t>GET /</w:t>
-            </w:r>
+            <w:tcMar>
+              <w:top w:w="80" w:type="dxa"/>
+              <w:left w:w="120" w:type="dxa"/>
+              <w:bottom w:w="80" w:type="dxa"/>
+              <w:right w:w="120" w:type="dxa"/>
+            </w:tcMar>
+            <w:vAlign w:val="center"/>
+          </w:tcPr>
+          <w:p>
+            <w:pPr>
+              <w:pStyle w:val="Sinespaciado"/>
+              <w:spacing w:line="240" w:lineRule="auto"/>
+              <w:rPr>
+                <w:rFonts w:cs="Times New Roman"/>
+                <w:sz w:val="20"/>
+                <w:szCs w:val="20"/>
+              </w:rPr>
+            </w:pPr>
             <w:proofErr w:type="spellStart"/>
             <w:r>
               <w:rPr>
@@ -4123,7 +4216,7 @@
                 <w:sz w:val="20"/>
                 <w:szCs w:val="20"/>
               </w:rPr>
-              <w:t>admin</w:t>
+              <w:t>Redirect</w:t>
             </w:r>
             <w:proofErr w:type="spellEnd"/>
             <w:r>
@@ -4132,38 +4225,8 @@
                 <w:sz w:val="20"/>
                 <w:szCs w:val="20"/>
               </w:rPr>
-              <w:t>/pedidos con ROLE_USUARIO</w:t>
-            </w:r>
-          </w:p>
-        </w:tc>
-        <w:tc>
-          <w:tcPr>
-            <w:tcW w:w="1474" w:type="dxa"/>
-            <w:tcBorders>
-              <w:top w:val="single" w:sz="1" w:space="0" w:color="CCCCCC"/>
-              <w:left w:val="single" w:sz="1" w:space="0" w:color="CCCCCC"/>
-              <w:bottom w:val="single" w:sz="1" w:space="0" w:color="CCCCCC"/>
-              <w:right w:val="single" w:sz="1" w:space="0" w:color="CCCCCC"/>
-            </w:tcBorders>
-            <w:shd w:val="clear" w:color="auto" w:fill="EBF3FB"/>
-            <w:tcMar>
-              <w:top w:w="80" w:type="dxa"/>
-              <w:left w:w="120" w:type="dxa"/>
-              <w:bottom w:w="80" w:type="dxa"/>
-              <w:right w:w="120" w:type="dxa"/>
-            </w:tcMar>
-            <w:vAlign w:val="center"/>
-          </w:tcPr>
-          <w:p>
-            <w:pPr>
-              <w:pStyle w:val="Sinespaciado"/>
-              <w:spacing w:line="240" w:lineRule="auto"/>
-              <w:rPr>
-                <w:rFonts w:cs="Times New Roman"/>
-                <w:sz w:val="20"/>
-                <w:szCs w:val="20"/>
-              </w:rPr>
-            </w:pPr>
+              <w:t xml:space="preserve"> a /</w:t>
+            </w:r>
             <w:proofErr w:type="spellStart"/>
             <w:r>
               <w:rPr>
@@ -4171,7 +4234,7 @@
                 <w:sz w:val="20"/>
                 <w:szCs w:val="20"/>
               </w:rPr>
-              <w:t>Redirect</w:t>
+              <w:t>user</w:t>
             </w:r>
             <w:proofErr w:type="spellEnd"/>
             <w:r>
@@ -4180,31 +4243,13 @@
                 <w:sz w:val="20"/>
                 <w:szCs w:val="20"/>
               </w:rPr>
-              <w:t xml:space="preserve"> a /</w:t>
-            </w:r>
-            <w:proofErr w:type="spellStart"/>
-            <w:r>
-              <w:rPr>
-                <w:rFonts w:cs="Times New Roman"/>
-                <w:sz w:val="20"/>
-                <w:szCs w:val="20"/>
-              </w:rPr>
-              <w:t>user</w:t>
-            </w:r>
-            <w:proofErr w:type="spellEnd"/>
-            <w:r>
-              <w:rPr>
-                <w:rFonts w:cs="Times New Roman"/>
-                <w:sz w:val="20"/>
-                <w:szCs w:val="20"/>
-              </w:rPr>
               <w:t>/pedidos (302)</w:t>
             </w:r>
           </w:p>
         </w:tc>
         <w:tc>
           <w:tcPr>
-            <w:tcW w:w="1096" w:type="dxa"/>
+            <w:tcW w:w="1093" w:type="dxa"/>
             <w:tcBorders>
               <w:top w:val="single" w:sz="1" w:space="0" w:color="CCCCCC"/>
               <w:left w:val="single" w:sz="1" w:space="0" w:color="CCCCCC"/>
@@ -4242,7 +4287,7 @@
         </w:tc>
         <w:tc>
           <w:tcPr>
-            <w:tcW w:w="1085" w:type="dxa"/>
+            <w:tcW w:w="1083" w:type="dxa"/>
             <w:tcBorders>
               <w:top w:val="single" w:sz="1" w:space="0" w:color="CCCCCC"/>
               <w:left w:val="single" w:sz="1" w:space="0" w:color="CCCCCC"/>
@@ -4282,7 +4327,7 @@
       <w:tr>
         <w:tc>
           <w:tcPr>
-            <w:tcW w:w="552" w:type="dxa"/>
+            <w:tcW w:w="551" w:type="dxa"/>
             <w:tcBorders>
               <w:top w:val="single" w:sz="1" w:space="0" w:color="CCCCCC"/>
               <w:left w:val="single" w:sz="1" w:space="0" w:color="CCCCCC"/>
@@ -4320,7 +4365,7 @@
         </w:tc>
         <w:tc>
           <w:tcPr>
-            <w:tcW w:w="1362" w:type="dxa"/>
+            <w:tcW w:w="1359" w:type="dxa"/>
             <w:tcBorders>
               <w:top w:val="single" w:sz="1" w:space="0" w:color="CCCCCC"/>
               <w:left w:val="single" w:sz="1" w:space="0" w:color="CCCCCC"/>
@@ -4358,7 +4403,7 @@
         </w:tc>
         <w:tc>
           <w:tcPr>
-            <w:tcW w:w="2540" w:type="dxa"/>
+            <w:tcW w:w="2533" w:type="dxa"/>
             <w:tcBorders>
               <w:top w:val="single" w:sz="1" w:space="0" w:color="CCCCCC"/>
               <w:left w:val="single" w:sz="1" w:space="0" w:color="CCCCCC"/>
@@ -4396,7 +4441,7 @@
         </w:tc>
         <w:tc>
           <w:tcPr>
-            <w:tcW w:w="1274" w:type="dxa"/>
+            <w:tcW w:w="1271" w:type="dxa"/>
             <w:tcBorders>
               <w:top w:val="single" w:sz="1" w:space="0" w:color="CCCCCC"/>
               <w:left w:val="single" w:sz="1" w:space="0" w:color="CCCCCC"/>
@@ -4434,7 +4479,7 @@
         </w:tc>
         <w:tc>
           <w:tcPr>
-            <w:tcW w:w="1131" w:type="dxa"/>
+            <w:tcW w:w="1168" w:type="dxa"/>
             <w:tcBorders>
               <w:top w:val="single" w:sz="1" w:space="0" w:color="CCCCCC"/>
               <w:left w:val="single" w:sz="1" w:space="0" w:color="CCCCCC"/>
@@ -4454,6 +4499,46 @@
                 <w:szCs w:val="20"/>
               </w:rPr>
             </w:pPr>
+            <w:r>
+              <w:rPr>
+                <w:rFonts w:cs="Times New Roman"/>
+                <w:sz w:val="20"/>
+                <w:szCs w:val="20"/>
+              </w:rPr>
+              <w:t>PHPUnit</w:t>
+            </w:r>
+          </w:p>
+        </w:tc>
+        <w:tc>
+          <w:tcPr>
+            <w:tcW w:w="2470" w:type="dxa"/>
+            <w:tcBorders>
+              <w:top w:val="single" w:sz="1" w:space="0" w:color="CCCCCC"/>
+              <w:left w:val="single" w:sz="1" w:space="0" w:color="CCCCCC"/>
+              <w:bottom w:val="single" w:sz="1" w:space="0" w:color="CCCCCC"/>
+              <w:right w:val="single" w:sz="1" w:space="0" w:color="CCCCCC"/>
+            </w:tcBorders>
+            <w:shd w:val="clear" w:color="auto" w:fill="FFFFFF"/>
+            <w:vAlign w:val="center"/>
+          </w:tcPr>
+          <w:p>
+            <w:pPr>
+              <w:pStyle w:val="Sinespaciado"/>
+              <w:spacing w:line="240" w:lineRule="auto"/>
+              <w:rPr>
+                <w:rFonts w:cs="Times New Roman"/>
+                <w:sz w:val="20"/>
+                <w:szCs w:val="20"/>
+              </w:rPr>
+            </w:pPr>
+            <w:r>
+              <w:rPr>
+                <w:rFonts w:cs="Times New Roman"/>
+                <w:sz w:val="20"/>
+                <w:szCs w:val="20"/>
+              </w:rPr>
+              <w:t>GET /</w:t>
+            </w:r>
             <w:proofErr w:type="spellStart"/>
             <w:r>
               <w:rPr>
@@ -4461,14 +4546,22 @@
                 <w:sz w:val="20"/>
                 <w:szCs w:val="20"/>
               </w:rPr>
-              <w:t>PHPUnit</w:t>
+              <w:t>admin</w:t>
             </w:r>
             <w:proofErr w:type="spellEnd"/>
-          </w:p>
-        </w:tc>
-        <w:tc>
-          <w:tcPr>
-            <w:tcW w:w="2320" w:type="dxa"/>
+            <w:r>
+              <w:rPr>
+                <w:rFonts w:cs="Times New Roman"/>
+                <w:sz w:val="20"/>
+                <w:szCs w:val="20"/>
+              </w:rPr>
+              <w:t>/pedidos con ROLE_ADMINISTRADOR</w:t>
+            </w:r>
+          </w:p>
+        </w:tc>
+        <w:tc>
+          <w:tcPr>
+            <w:tcW w:w="1470" w:type="dxa"/>
             <w:tcBorders>
               <w:top w:val="single" w:sz="1" w:space="0" w:color="CCCCCC"/>
               <w:left w:val="single" w:sz="1" w:space="0" w:color="CCCCCC"/>
@@ -4476,56 +4569,6 @@
               <w:right w:val="single" w:sz="1" w:space="0" w:color="CCCCCC"/>
             </w:tcBorders>
             <w:shd w:val="clear" w:color="auto" w:fill="FFFFFF"/>
-            <w:vAlign w:val="center"/>
-          </w:tcPr>
-          <w:p>
-            <w:pPr>
-              <w:pStyle w:val="Sinespaciado"/>
-              <w:spacing w:line="240" w:lineRule="auto"/>
-              <w:rPr>
-                <w:rFonts w:cs="Times New Roman"/>
-                <w:sz w:val="20"/>
-                <w:szCs w:val="20"/>
-              </w:rPr>
-            </w:pPr>
-            <w:r>
-              <w:rPr>
-                <w:rFonts w:cs="Times New Roman"/>
-                <w:sz w:val="20"/>
-                <w:szCs w:val="20"/>
-              </w:rPr>
-              <w:t>GET /</w:t>
-            </w:r>
-            <w:proofErr w:type="spellStart"/>
-            <w:r>
-              <w:rPr>
-                <w:rFonts w:cs="Times New Roman"/>
-                <w:sz w:val="20"/>
-                <w:szCs w:val="20"/>
-              </w:rPr>
-              <w:t>admin</w:t>
-            </w:r>
-            <w:proofErr w:type="spellEnd"/>
-            <w:r>
-              <w:rPr>
-                <w:rFonts w:cs="Times New Roman"/>
-                <w:sz w:val="20"/>
-                <w:szCs w:val="20"/>
-              </w:rPr>
-              <w:t>/pedidos con ROLE_ADMINISTRADOR</w:t>
-            </w:r>
-          </w:p>
-        </w:tc>
-        <w:tc>
-          <w:tcPr>
-            <w:tcW w:w="1474" w:type="dxa"/>
-            <w:tcBorders>
-              <w:top w:val="single" w:sz="1" w:space="0" w:color="CCCCCC"/>
-              <w:left w:val="single" w:sz="1" w:space="0" w:color="CCCCCC"/>
-              <w:bottom w:val="single" w:sz="1" w:space="0" w:color="CCCCCC"/>
-              <w:right w:val="single" w:sz="1" w:space="0" w:color="CCCCCC"/>
-            </w:tcBorders>
-            <w:shd w:val="clear" w:color="auto" w:fill="FFFFFF"/>
             <w:tcMar>
               <w:top w:w="80" w:type="dxa"/>
               <w:left w:w="120" w:type="dxa"/>
@@ -4566,7 +4609,7 @@
         </w:tc>
         <w:tc>
           <w:tcPr>
-            <w:tcW w:w="1096" w:type="dxa"/>
+            <w:tcW w:w="1093" w:type="dxa"/>
             <w:tcBorders>
               <w:top w:val="single" w:sz="1" w:space="0" w:color="CCCCCC"/>
               <w:left w:val="single" w:sz="1" w:space="0" w:color="CCCCCC"/>
@@ -4604,7 +4647,7 @@
         </w:tc>
         <w:tc>
           <w:tcPr>
-            <w:tcW w:w="1085" w:type="dxa"/>
+            <w:tcW w:w="1083" w:type="dxa"/>
             <w:tcBorders>
               <w:top w:val="single" w:sz="1" w:space="0" w:color="CCCCCC"/>
               <w:left w:val="single" w:sz="1" w:space="0" w:color="CCCCCC"/>
@@ -4644,7 +4687,7 @@
       <w:tr>
         <w:tc>
           <w:tcPr>
-            <w:tcW w:w="552" w:type="dxa"/>
+            <w:tcW w:w="551" w:type="dxa"/>
             <w:tcBorders>
               <w:top w:val="single" w:sz="1" w:space="0" w:color="CCCCCC"/>
               <w:left w:val="single" w:sz="1" w:space="0" w:color="CCCCCC"/>
@@ -4682,7 +4725,7 @@
         </w:tc>
         <w:tc>
           <w:tcPr>
-            <w:tcW w:w="1362" w:type="dxa"/>
+            <w:tcW w:w="1359" w:type="dxa"/>
             <w:tcBorders>
               <w:top w:val="single" w:sz="1" w:space="0" w:color="CCCCCC"/>
               <w:left w:val="single" w:sz="1" w:space="0" w:color="CCCCCC"/>
@@ -4720,7 +4763,7 @@
         </w:tc>
         <w:tc>
           <w:tcPr>
-            <w:tcW w:w="2540" w:type="dxa"/>
+            <w:tcW w:w="2533" w:type="dxa"/>
             <w:tcBorders>
               <w:top w:val="single" w:sz="1" w:space="0" w:color="CCCCCC"/>
               <w:left w:val="single" w:sz="1" w:space="0" w:color="CCCCCC"/>
@@ -4768,7 +4811,7 @@
         </w:tc>
         <w:tc>
           <w:tcPr>
-            <w:tcW w:w="1274" w:type="dxa"/>
+            <w:tcW w:w="1271" w:type="dxa"/>
             <w:tcBorders>
               <w:top w:val="single" w:sz="1" w:space="0" w:color="CCCCCC"/>
               <w:left w:val="single" w:sz="1" w:space="0" w:color="CCCCCC"/>
@@ -4806,7 +4849,7 @@
         </w:tc>
         <w:tc>
           <w:tcPr>
-            <w:tcW w:w="1131" w:type="dxa"/>
+            <w:tcW w:w="1168" w:type="dxa"/>
             <w:tcBorders>
               <w:top w:val="single" w:sz="1" w:space="0" w:color="CCCCCC"/>
               <w:left w:val="single" w:sz="1" w:space="0" w:color="CCCCCC"/>
@@ -4826,6 +4869,38 @@
                 <w:szCs w:val="20"/>
               </w:rPr>
             </w:pPr>
+            <w:r>
+              <w:rPr>
+                <w:rFonts w:cs="Times New Roman"/>
+                <w:sz w:val="20"/>
+                <w:szCs w:val="20"/>
+              </w:rPr>
+              <w:t>PHPUnit</w:t>
+            </w:r>
+          </w:p>
+        </w:tc>
+        <w:tc>
+          <w:tcPr>
+            <w:tcW w:w="2470" w:type="dxa"/>
+            <w:tcBorders>
+              <w:top w:val="single" w:sz="1" w:space="0" w:color="CCCCCC"/>
+              <w:left w:val="single" w:sz="1" w:space="0" w:color="CCCCCC"/>
+              <w:bottom w:val="single" w:sz="1" w:space="0" w:color="CCCCCC"/>
+              <w:right w:val="single" w:sz="1" w:space="0" w:color="CCCCCC"/>
+            </w:tcBorders>
+            <w:shd w:val="clear" w:color="auto" w:fill="EBF3FB"/>
+            <w:vAlign w:val="center"/>
+          </w:tcPr>
+          <w:p>
+            <w:pPr>
+              <w:pStyle w:val="Sinespaciado"/>
+              <w:spacing w:line="240" w:lineRule="auto"/>
+              <w:rPr>
+                <w:rFonts w:cs="Times New Roman"/>
+                <w:sz w:val="20"/>
+                <w:szCs w:val="20"/>
+              </w:rPr>
+            </w:pPr>
             <w:proofErr w:type="spellStart"/>
             <w:r>
               <w:rPr>
@@ -4833,14 +4908,22 @@
                 <w:sz w:val="20"/>
                 <w:szCs w:val="20"/>
               </w:rPr>
-              <w:t>PHPUnit</w:t>
+              <w:t>estadoId</w:t>
             </w:r>
             <w:proofErr w:type="spellEnd"/>
-          </w:p>
-        </w:tc>
-        <w:tc>
-          <w:tcPr>
-            <w:tcW w:w="2320" w:type="dxa"/>
+            <w:r>
+              <w:rPr>
+                <w:rFonts w:cs="Times New Roman"/>
+                <w:sz w:val="20"/>
+                <w:szCs w:val="20"/>
+              </w:rPr>
+              <w:t xml:space="preserve"> = 99 (inválido, max:10)</w:t>
+            </w:r>
+          </w:p>
+        </w:tc>
+        <w:tc>
+          <w:tcPr>
+            <w:tcW w:w="1470" w:type="dxa"/>
             <w:tcBorders>
               <w:top w:val="single" w:sz="1" w:space="0" w:color="CCCCCC"/>
               <w:left w:val="single" w:sz="1" w:space="0" w:color="CCCCCC"/>
@@ -4848,6 +4931,12 @@
               <w:right w:val="single" w:sz="1" w:space="0" w:color="CCCCCC"/>
             </w:tcBorders>
             <w:shd w:val="clear" w:color="auto" w:fill="EBF3FB"/>
+            <w:tcMar>
+              <w:top w:w="80" w:type="dxa"/>
+              <w:left w:w="120" w:type="dxa"/>
+              <w:bottom w:w="80" w:type="dxa"/>
+              <w:right w:w="120" w:type="dxa"/>
+            </w:tcMar>
             <w:vAlign w:val="center"/>
           </w:tcPr>
           <w:p>
@@ -4867,7 +4956,7 @@
                 <w:sz w:val="20"/>
                 <w:szCs w:val="20"/>
               </w:rPr>
-              <w:t>estadoId</w:t>
+              <w:t>Redirect</w:t>
             </w:r>
             <w:proofErr w:type="spellEnd"/>
             <w:r>
@@ -4876,61 +4965,13 @@
                 <w:sz w:val="20"/>
                 <w:szCs w:val="20"/>
               </w:rPr>
-              <w:t xml:space="preserve"> = 99 (inválido, max:10)</w:t>
-            </w:r>
-          </w:p>
-        </w:tc>
-        <w:tc>
-          <w:tcPr>
-            <w:tcW w:w="1474" w:type="dxa"/>
-            <w:tcBorders>
-              <w:top w:val="single" w:sz="1" w:space="0" w:color="CCCCCC"/>
-              <w:left w:val="single" w:sz="1" w:space="0" w:color="CCCCCC"/>
-              <w:bottom w:val="single" w:sz="1" w:space="0" w:color="CCCCCC"/>
-              <w:right w:val="single" w:sz="1" w:space="0" w:color="CCCCCC"/>
-            </w:tcBorders>
-            <w:shd w:val="clear" w:color="auto" w:fill="EBF3FB"/>
-            <w:tcMar>
-              <w:top w:w="80" w:type="dxa"/>
-              <w:left w:w="120" w:type="dxa"/>
-              <w:bottom w:w="80" w:type="dxa"/>
-              <w:right w:w="120" w:type="dxa"/>
-            </w:tcMar>
-            <w:vAlign w:val="center"/>
-          </w:tcPr>
-          <w:p>
-            <w:pPr>
-              <w:pStyle w:val="Sinespaciado"/>
-              <w:spacing w:line="240" w:lineRule="auto"/>
-              <w:rPr>
-                <w:rFonts w:cs="Times New Roman"/>
-                <w:sz w:val="20"/>
-                <w:szCs w:val="20"/>
-              </w:rPr>
-            </w:pPr>
-            <w:proofErr w:type="spellStart"/>
-            <w:r>
-              <w:rPr>
-                <w:rFonts w:cs="Times New Roman"/>
-                <w:sz w:val="20"/>
-                <w:szCs w:val="20"/>
-              </w:rPr>
-              <w:t>Redirect</w:t>
-            </w:r>
-            <w:proofErr w:type="spellEnd"/>
-            <w:r>
-              <w:rPr>
-                <w:rFonts w:cs="Times New Roman"/>
-                <w:sz w:val="20"/>
-                <w:szCs w:val="20"/>
-              </w:rPr>
               <w:t xml:space="preserve"> + error de validación</w:t>
             </w:r>
           </w:p>
         </w:tc>
         <w:tc>
           <w:tcPr>
-            <w:tcW w:w="1096" w:type="dxa"/>
+            <w:tcW w:w="1093" w:type="dxa"/>
             <w:tcBorders>
               <w:top w:val="single" w:sz="1" w:space="0" w:color="CCCCCC"/>
               <w:left w:val="single" w:sz="1" w:space="0" w:color="CCCCCC"/>
@@ -4968,7 +5009,7 @@
         </w:tc>
         <w:tc>
           <w:tcPr>
-            <w:tcW w:w="1085" w:type="dxa"/>
+            <w:tcW w:w="1083" w:type="dxa"/>
             <w:tcBorders>
               <w:top w:val="single" w:sz="1" w:space="0" w:color="CCCCCC"/>
               <w:left w:val="single" w:sz="1" w:space="0" w:color="CCCCCC"/>
@@ -5008,7 +5049,7 @@
       <w:tr>
         <w:tc>
           <w:tcPr>
-            <w:tcW w:w="552" w:type="dxa"/>
+            <w:tcW w:w="551" w:type="dxa"/>
             <w:tcBorders>
               <w:top w:val="single" w:sz="1" w:space="0" w:color="CCCCCC"/>
               <w:left w:val="single" w:sz="1" w:space="0" w:color="CCCCCC"/>
@@ -5046,7 +5087,7 @@
         </w:tc>
         <w:tc>
           <w:tcPr>
-            <w:tcW w:w="1362" w:type="dxa"/>
+            <w:tcW w:w="1359" w:type="dxa"/>
             <w:tcBorders>
               <w:top w:val="single" w:sz="1" w:space="0" w:color="CCCCCC"/>
               <w:left w:val="single" w:sz="1" w:space="0" w:color="CCCCCC"/>
@@ -5084,7 +5125,7 @@
         </w:tc>
         <w:tc>
           <w:tcPr>
-            <w:tcW w:w="2540" w:type="dxa"/>
+            <w:tcW w:w="2533" w:type="dxa"/>
             <w:tcBorders>
               <w:top w:val="single" w:sz="1" w:space="0" w:color="CCCCCC"/>
               <w:left w:val="single" w:sz="1" w:space="0" w:color="CCCCCC"/>
@@ -5132,7 +5173,7 @@
         </w:tc>
         <w:tc>
           <w:tcPr>
-            <w:tcW w:w="1274" w:type="dxa"/>
+            <w:tcW w:w="1271" w:type="dxa"/>
             <w:tcBorders>
               <w:top w:val="single" w:sz="1" w:space="0" w:color="CCCCCC"/>
               <w:left w:val="single" w:sz="1" w:space="0" w:color="CCCCCC"/>
@@ -5170,7 +5211,7 @@
         </w:tc>
         <w:tc>
           <w:tcPr>
-            <w:tcW w:w="1131" w:type="dxa"/>
+            <w:tcW w:w="1168" w:type="dxa"/>
             <w:tcBorders>
               <w:top w:val="single" w:sz="1" w:space="0" w:color="CCCCCC"/>
               <w:left w:val="single" w:sz="1" w:space="0" w:color="CCCCCC"/>
@@ -5190,6 +5231,46 @@
                 <w:szCs w:val="20"/>
               </w:rPr>
             </w:pPr>
+            <w:r>
+              <w:rPr>
+                <w:rFonts w:cs="Times New Roman"/>
+                <w:sz w:val="20"/>
+                <w:szCs w:val="20"/>
+              </w:rPr>
+              <w:t>PHPUnit</w:t>
+            </w:r>
+          </w:p>
+        </w:tc>
+        <w:tc>
+          <w:tcPr>
+            <w:tcW w:w="2470" w:type="dxa"/>
+            <w:tcBorders>
+              <w:top w:val="single" w:sz="1" w:space="0" w:color="CCCCCC"/>
+              <w:left w:val="single" w:sz="1" w:space="0" w:color="CCCCCC"/>
+              <w:bottom w:val="single" w:sz="1" w:space="0" w:color="CCCCCC"/>
+              <w:right w:val="single" w:sz="1" w:space="0" w:color="CCCCCC"/>
+            </w:tcBorders>
+            <w:shd w:val="clear" w:color="auto" w:fill="FFFFFF"/>
+            <w:vAlign w:val="center"/>
+          </w:tcPr>
+          <w:p>
+            <w:pPr>
+              <w:pStyle w:val="Sinespaciado"/>
+              <w:spacing w:line="240" w:lineRule="auto"/>
+              <w:rPr>
+                <w:rFonts w:cs="Times New Roman"/>
+                <w:sz w:val="20"/>
+                <w:szCs w:val="20"/>
+              </w:rPr>
+            </w:pPr>
+            <w:r>
+              <w:rPr>
+                <w:rFonts w:cs="Times New Roman"/>
+                <w:sz w:val="20"/>
+                <w:szCs w:val="20"/>
+              </w:rPr>
+              <w:t xml:space="preserve">comentarios = 1001 </w:t>
+            </w:r>
             <w:proofErr w:type="spellStart"/>
             <w:r>
               <w:rPr>
@@ -5197,14 +5278,14 @@
                 <w:sz w:val="20"/>
                 <w:szCs w:val="20"/>
               </w:rPr>
-              <w:t>PHPUnit</w:t>
+              <w:t>chars</w:t>
             </w:r>
             <w:proofErr w:type="spellEnd"/>
           </w:p>
         </w:tc>
         <w:tc>
           <w:tcPr>
-            <w:tcW w:w="2320" w:type="dxa"/>
+            <w:tcW w:w="1470" w:type="dxa"/>
             <w:tcBorders>
               <w:top w:val="single" w:sz="1" w:space="0" w:color="CCCCCC"/>
               <w:left w:val="single" w:sz="1" w:space="0" w:color="CCCCCC"/>
@@ -5212,26 +5293,24 @@
               <w:right w:val="single" w:sz="1" w:space="0" w:color="CCCCCC"/>
             </w:tcBorders>
             <w:shd w:val="clear" w:color="auto" w:fill="FFFFFF"/>
-            <w:vAlign w:val="center"/>
-          </w:tcPr>
-          <w:p>
-            <w:pPr>
-              <w:pStyle w:val="Sinespaciado"/>
-              <w:spacing w:line="240" w:lineRule="auto"/>
-              <w:rPr>
-                <w:rFonts w:cs="Times New Roman"/>
-                <w:sz w:val="20"/>
-                <w:szCs w:val="20"/>
-              </w:rPr>
-            </w:pPr>
-            <w:r>
-              <w:rPr>
-                <w:rFonts w:cs="Times New Roman"/>
-                <w:sz w:val="20"/>
-                <w:szCs w:val="20"/>
-              </w:rPr>
-              <w:t xml:space="preserve">comentarios = 1001 </w:t>
-            </w:r>
+            <w:tcMar>
+              <w:top w:w="80" w:type="dxa"/>
+              <w:left w:w="120" w:type="dxa"/>
+              <w:bottom w:w="80" w:type="dxa"/>
+              <w:right w:w="120" w:type="dxa"/>
+            </w:tcMar>
+            <w:vAlign w:val="center"/>
+          </w:tcPr>
+          <w:p>
+            <w:pPr>
+              <w:pStyle w:val="Sinespaciado"/>
+              <w:spacing w:line="240" w:lineRule="auto"/>
+              <w:rPr>
+                <w:rFonts w:cs="Times New Roman"/>
+                <w:sz w:val="20"/>
+                <w:szCs w:val="20"/>
+              </w:rPr>
+            </w:pPr>
             <w:proofErr w:type="spellStart"/>
             <w:r>
               <w:rPr>
@@ -5239,49 +5318,9 @@
                 <w:sz w:val="20"/>
                 <w:szCs w:val="20"/>
               </w:rPr>
-              <w:t>chars</w:t>
+              <w:t>Redirect</w:t>
             </w:r>
             <w:proofErr w:type="spellEnd"/>
-          </w:p>
-        </w:tc>
-        <w:tc>
-          <w:tcPr>
-            <w:tcW w:w="1474" w:type="dxa"/>
-            <w:tcBorders>
-              <w:top w:val="single" w:sz="1" w:space="0" w:color="CCCCCC"/>
-              <w:left w:val="single" w:sz="1" w:space="0" w:color="CCCCCC"/>
-              <w:bottom w:val="single" w:sz="1" w:space="0" w:color="CCCCCC"/>
-              <w:right w:val="single" w:sz="1" w:space="0" w:color="CCCCCC"/>
-            </w:tcBorders>
-            <w:shd w:val="clear" w:color="auto" w:fill="FFFFFF"/>
-            <w:tcMar>
-              <w:top w:w="80" w:type="dxa"/>
-              <w:left w:w="120" w:type="dxa"/>
-              <w:bottom w:w="80" w:type="dxa"/>
-              <w:right w:w="120" w:type="dxa"/>
-            </w:tcMar>
-            <w:vAlign w:val="center"/>
-          </w:tcPr>
-          <w:p>
-            <w:pPr>
-              <w:pStyle w:val="Sinespaciado"/>
-              <w:spacing w:line="240" w:lineRule="auto"/>
-              <w:rPr>
-                <w:rFonts w:cs="Times New Roman"/>
-                <w:sz w:val="20"/>
-                <w:szCs w:val="20"/>
-              </w:rPr>
-            </w:pPr>
-            <w:proofErr w:type="spellStart"/>
-            <w:r>
-              <w:rPr>
-                <w:rFonts w:cs="Times New Roman"/>
-                <w:sz w:val="20"/>
-                <w:szCs w:val="20"/>
-              </w:rPr>
-              <w:t>Redirect</w:t>
-            </w:r>
-            <w:proofErr w:type="spellEnd"/>
             <w:r>
               <w:rPr>
                 <w:rFonts w:cs="Times New Roman"/>
@@ -5294,7 +5333,7 @@
         </w:tc>
         <w:tc>
           <w:tcPr>
-            <w:tcW w:w="1096" w:type="dxa"/>
+            <w:tcW w:w="1093" w:type="dxa"/>
             <w:tcBorders>
               <w:top w:val="single" w:sz="1" w:space="0" w:color="CCCCCC"/>
               <w:left w:val="single" w:sz="1" w:space="0" w:color="CCCCCC"/>
@@ -5332,7 +5371,7 @@
         </w:tc>
         <w:tc>
           <w:tcPr>
-            <w:tcW w:w="1085" w:type="dxa"/>
+            <w:tcW w:w="1083" w:type="dxa"/>
             <w:tcBorders>
               <w:top w:val="single" w:sz="1" w:space="0" w:color="CCCCCC"/>
               <w:left w:val="single" w:sz="1" w:space="0" w:color="CCCCCC"/>
@@ -5375,7 +5414,7 @@
         </w:trPr>
         <w:tc>
           <w:tcPr>
-            <w:tcW w:w="552" w:type="dxa"/>
+            <w:tcW w:w="551" w:type="dxa"/>
             <w:tcBorders>
               <w:top w:val="single" w:sz="1" w:space="0" w:color="CCCCCC"/>
               <w:left w:val="single" w:sz="1" w:space="0" w:color="CCCCCC"/>
@@ -5413,7 +5452,7 @@
         </w:tc>
         <w:tc>
           <w:tcPr>
-            <w:tcW w:w="1362" w:type="dxa"/>
+            <w:tcW w:w="1359" w:type="dxa"/>
             <w:tcBorders>
               <w:top w:val="single" w:sz="1" w:space="0" w:color="CCCCCC"/>
               <w:left w:val="single" w:sz="1" w:space="0" w:color="CCCCCC"/>
@@ -5451,7 +5490,7 @@
         </w:tc>
         <w:tc>
           <w:tcPr>
-            <w:tcW w:w="2540" w:type="dxa"/>
+            <w:tcW w:w="2533" w:type="dxa"/>
             <w:tcBorders>
               <w:top w:val="single" w:sz="1" w:space="0" w:color="CCCCCC"/>
               <w:left w:val="single" w:sz="1" w:space="0" w:color="CCCCCC"/>
@@ -5499,7 +5538,7 @@
         </w:tc>
         <w:tc>
           <w:tcPr>
-            <w:tcW w:w="1274" w:type="dxa"/>
+            <w:tcW w:w="1271" w:type="dxa"/>
             <w:tcBorders>
               <w:top w:val="single" w:sz="1" w:space="0" w:color="CCCCCC"/>
               <w:left w:val="single" w:sz="1" w:space="0" w:color="CCCCCC"/>
@@ -5537,7 +5576,7 @@
         </w:tc>
         <w:tc>
           <w:tcPr>
-            <w:tcW w:w="1131" w:type="dxa"/>
+            <w:tcW w:w="1168" w:type="dxa"/>
             <w:tcBorders>
               <w:top w:val="single" w:sz="1" w:space="0" w:color="CCCCCC"/>
               <w:left w:val="single" w:sz="1" w:space="0" w:color="CCCCCC"/>
@@ -5557,6 +5596,38 @@
                 <w:szCs w:val="20"/>
               </w:rPr>
             </w:pPr>
+            <w:r>
+              <w:rPr>
+                <w:rFonts w:cs="Times New Roman"/>
+                <w:sz w:val="20"/>
+                <w:szCs w:val="20"/>
+              </w:rPr>
+              <w:t>PHPUnit</w:t>
+            </w:r>
+          </w:p>
+        </w:tc>
+        <w:tc>
+          <w:tcPr>
+            <w:tcW w:w="2470" w:type="dxa"/>
+            <w:tcBorders>
+              <w:top w:val="single" w:sz="1" w:space="0" w:color="CCCCCC"/>
+              <w:left w:val="single" w:sz="1" w:space="0" w:color="CCCCCC"/>
+              <w:bottom w:val="single" w:sz="1" w:space="0" w:color="CCCCCC"/>
+              <w:right w:val="single" w:sz="1" w:space="0" w:color="CCCCCC"/>
+            </w:tcBorders>
+            <w:shd w:val="clear" w:color="auto" w:fill="EBF3FB"/>
+            <w:vAlign w:val="center"/>
+          </w:tcPr>
+          <w:p>
+            <w:pPr>
+              <w:pStyle w:val="Sinespaciado"/>
+              <w:spacing w:line="240" w:lineRule="auto"/>
+              <w:rPr>
+                <w:rFonts w:cs="Times New Roman"/>
+                <w:sz w:val="20"/>
+                <w:szCs w:val="20"/>
+              </w:rPr>
+            </w:pPr>
             <w:proofErr w:type="spellStart"/>
             <w:r>
               <w:rPr>
@@ -5564,14 +5635,22 @@
                 <w:sz w:val="20"/>
                 <w:szCs w:val="20"/>
               </w:rPr>
-              <w:t>PHPUnit</w:t>
+              <w:t>estadoId</w:t>
             </w:r>
             <w:proofErr w:type="spellEnd"/>
-          </w:p>
-        </w:tc>
-        <w:tc>
-          <w:tcPr>
-            <w:tcW w:w="2320" w:type="dxa"/>
+            <w:r>
+              <w:rPr>
+                <w:rFonts w:cs="Times New Roman"/>
+                <w:sz w:val="20"/>
+                <w:szCs w:val="20"/>
+              </w:rPr>
+              <w:t xml:space="preserve"> = 3, comentarios válidos</w:t>
+            </w:r>
+          </w:p>
+        </w:tc>
+        <w:tc>
+          <w:tcPr>
+            <w:tcW w:w="1470" w:type="dxa"/>
             <w:tcBorders>
               <w:top w:val="single" w:sz="1" w:space="0" w:color="CCCCCC"/>
               <w:left w:val="single" w:sz="1" w:space="0" w:color="CCCCCC"/>
@@ -5579,6 +5658,12 @@
               <w:right w:val="single" w:sz="1" w:space="0" w:color="CCCCCC"/>
             </w:tcBorders>
             <w:shd w:val="clear" w:color="auto" w:fill="EBF3FB"/>
+            <w:tcMar>
+              <w:top w:w="80" w:type="dxa"/>
+              <w:left w:w="120" w:type="dxa"/>
+              <w:bottom w:w="80" w:type="dxa"/>
+              <w:right w:w="120" w:type="dxa"/>
+            </w:tcMar>
             <w:vAlign w:val="center"/>
           </w:tcPr>
           <w:p>
@@ -5598,7 +5683,7 @@
                 <w:sz w:val="20"/>
                 <w:szCs w:val="20"/>
               </w:rPr>
-              <w:t>estadoId</w:t>
+              <w:t>Redirect</w:t>
             </w:r>
             <w:proofErr w:type="spellEnd"/>
             <w:r>
@@ -5607,38 +5692,8 @@
                 <w:sz w:val="20"/>
                 <w:szCs w:val="20"/>
               </w:rPr>
-              <w:t xml:space="preserve"> = 3, comentarios válidos</w:t>
-            </w:r>
-          </w:p>
-        </w:tc>
-        <w:tc>
-          <w:tcPr>
-            <w:tcW w:w="1474" w:type="dxa"/>
-            <w:tcBorders>
-              <w:top w:val="single" w:sz="1" w:space="0" w:color="CCCCCC"/>
-              <w:left w:val="single" w:sz="1" w:space="0" w:color="CCCCCC"/>
-              <w:bottom w:val="single" w:sz="1" w:space="0" w:color="CCCCCC"/>
-              <w:right w:val="single" w:sz="1" w:space="0" w:color="CCCCCC"/>
-            </w:tcBorders>
-            <w:shd w:val="clear" w:color="auto" w:fill="EBF3FB"/>
-            <w:tcMar>
-              <w:top w:w="80" w:type="dxa"/>
-              <w:left w:w="120" w:type="dxa"/>
-              <w:bottom w:w="80" w:type="dxa"/>
-              <w:right w:w="120" w:type="dxa"/>
-            </w:tcMar>
-            <w:vAlign w:val="center"/>
-          </w:tcPr>
-          <w:p>
-            <w:pPr>
-              <w:pStyle w:val="Sinespaciado"/>
-              <w:spacing w:line="240" w:lineRule="auto"/>
-              <w:rPr>
-                <w:rFonts w:cs="Times New Roman"/>
-                <w:sz w:val="20"/>
-                <w:szCs w:val="20"/>
-              </w:rPr>
-            </w:pPr>
+              <w:t xml:space="preserve"> a /</w:t>
+            </w:r>
             <w:proofErr w:type="spellStart"/>
             <w:r>
               <w:rPr>
@@ -5646,7 +5701,7 @@
                 <w:sz w:val="20"/>
                 <w:szCs w:val="20"/>
               </w:rPr>
-              <w:t>Redirect</w:t>
+              <w:t>admin</w:t>
             </w:r>
             <w:proofErr w:type="spellEnd"/>
             <w:r>
@@ -5655,7 +5710,7 @@
                 <w:sz w:val="20"/>
                 <w:szCs w:val="20"/>
               </w:rPr>
-              <w:t xml:space="preserve"> a /</w:t>
+              <w:t xml:space="preserve">/pedidos + </w:t>
             </w:r>
             <w:proofErr w:type="spellStart"/>
             <w:r>
@@ -5664,7 +5719,7 @@
                 <w:sz w:val="20"/>
                 <w:szCs w:val="20"/>
               </w:rPr>
-              <w:t>admin</w:t>
+              <w:t>ApiService</w:t>
             </w:r>
             <w:proofErr w:type="spellEnd"/>
             <w:r>
@@ -5673,31 +5728,13 @@
                 <w:sz w:val="20"/>
                 <w:szCs w:val="20"/>
               </w:rPr>
-              <w:t xml:space="preserve">/pedidos + </w:t>
-            </w:r>
-            <w:proofErr w:type="spellStart"/>
-            <w:r>
-              <w:rPr>
-                <w:rFonts w:cs="Times New Roman"/>
-                <w:sz w:val="20"/>
-                <w:szCs w:val="20"/>
-              </w:rPr>
-              <w:t>ApiService</w:t>
-            </w:r>
-            <w:proofErr w:type="spellEnd"/>
-            <w:r>
-              <w:rPr>
-                <w:rFonts w:cs="Times New Roman"/>
-                <w:sz w:val="20"/>
-                <w:szCs w:val="20"/>
-              </w:rPr>
               <w:t xml:space="preserve"> llamado 1 vez</w:t>
             </w:r>
           </w:p>
         </w:tc>
         <w:tc>
           <w:tcPr>
-            <w:tcW w:w="1096" w:type="dxa"/>
+            <w:tcW w:w="1093" w:type="dxa"/>
             <w:tcBorders>
               <w:top w:val="single" w:sz="1" w:space="0" w:color="CCCCCC"/>
               <w:left w:val="single" w:sz="1" w:space="0" w:color="CCCCCC"/>
@@ -5735,7 +5772,7 @@
         </w:tc>
         <w:tc>
           <w:tcPr>
-            <w:tcW w:w="1085" w:type="dxa"/>
+            <w:tcW w:w="1083" w:type="dxa"/>
             <w:tcBorders>
               <w:top w:val="single" w:sz="1" w:space="0" w:color="CCCCCC"/>
               <w:left w:val="single" w:sz="1" w:space="0" w:color="CCCCCC"/>
@@ -5778,7 +5815,7 @@
         </w:trPr>
         <w:tc>
           <w:tcPr>
-            <w:tcW w:w="552" w:type="dxa"/>
+            <w:tcW w:w="551" w:type="dxa"/>
             <w:tcBorders>
               <w:top w:val="single" w:sz="1" w:space="0" w:color="CCCCCC"/>
               <w:left w:val="single" w:sz="1" w:space="0" w:color="CCCCCC"/>
@@ -5827,7 +5864,7 @@
         </w:tc>
         <w:tc>
           <w:tcPr>
-            <w:tcW w:w="1362" w:type="dxa"/>
+            <w:tcW w:w="1359" w:type="dxa"/>
             <w:tcBorders>
               <w:top w:val="single" w:sz="1" w:space="0" w:color="CCCCCC"/>
               <w:left w:val="single" w:sz="1" w:space="0" w:color="CCCCCC"/>
@@ -5866,7 +5903,7 @@
         </w:tc>
         <w:tc>
           <w:tcPr>
-            <w:tcW w:w="2540" w:type="dxa"/>
+            <w:tcW w:w="2533" w:type="dxa"/>
             <w:tcBorders>
               <w:top w:val="single" w:sz="1" w:space="0" w:color="CCCCCC"/>
               <w:left w:val="single" w:sz="1" w:space="0" w:color="CCCCCC"/>
@@ -5905,7 +5942,7 @@
         </w:tc>
         <w:tc>
           <w:tcPr>
-            <w:tcW w:w="1274" w:type="dxa"/>
+            <w:tcW w:w="1271" w:type="dxa"/>
             <w:tcBorders>
               <w:top w:val="single" w:sz="1" w:space="0" w:color="CCCCCC"/>
               <w:left w:val="single" w:sz="1" w:space="0" w:color="CCCCCC"/>
@@ -5944,26 +5981,25 @@
         </w:tc>
         <w:tc>
           <w:tcPr>
-            <w:tcW w:w="1131" w:type="dxa"/>
-            <w:tcBorders>
-              <w:top w:val="single" w:sz="1" w:space="0" w:color="CCCCCC"/>
-              <w:left w:val="single" w:sz="1" w:space="0" w:color="CCCCCC"/>
-              <w:bottom w:val="single" w:sz="1" w:space="0" w:color="CCCCCC"/>
-              <w:right w:val="single" w:sz="1" w:space="0" w:color="CCCCCC"/>
-            </w:tcBorders>
-            <w:vAlign w:val="center"/>
-          </w:tcPr>
-          <w:p>
-            <w:pPr>
-              <w:pStyle w:val="Sinespaciado"/>
-              <w:spacing w:line="240" w:lineRule="auto"/>
-              <w:rPr>
-                <w:rFonts w:cs="Times New Roman"/>
-                <w:sz w:val="20"/>
-                <w:szCs w:val="20"/>
-              </w:rPr>
-            </w:pPr>
-            <w:proofErr w:type="spellStart"/>
+            <w:tcW w:w="1168" w:type="dxa"/>
+            <w:tcBorders>
+              <w:top w:val="single" w:sz="1" w:space="0" w:color="CCCCCC"/>
+              <w:left w:val="single" w:sz="1" w:space="0" w:color="CCCCCC"/>
+              <w:bottom w:val="single" w:sz="1" w:space="0" w:color="CCCCCC"/>
+              <w:right w:val="single" w:sz="1" w:space="0" w:color="CCCCCC"/>
+            </w:tcBorders>
+            <w:vAlign w:val="center"/>
+          </w:tcPr>
+          <w:p>
+            <w:pPr>
+              <w:pStyle w:val="Sinespaciado"/>
+              <w:spacing w:line="240" w:lineRule="auto"/>
+              <w:rPr>
+                <w:rFonts w:cs="Times New Roman"/>
+                <w:sz w:val="20"/>
+                <w:szCs w:val="20"/>
+              </w:rPr>
+            </w:pPr>
             <w:r>
               <w:rPr>
                 <w:rFonts w:cs="Times New Roman"/>
@@ -5974,12 +6010,11 @@
               </w:rPr>
               <w:t>PHPUnit</w:t>
             </w:r>
-            <w:proofErr w:type="spellEnd"/>
-          </w:p>
-        </w:tc>
-        <w:tc>
-          <w:tcPr>
-            <w:tcW w:w="2320" w:type="dxa"/>
+          </w:p>
+        </w:tc>
+        <w:tc>
+          <w:tcPr>
+            <w:tcW w:w="2470" w:type="dxa"/>
             <w:tcBorders>
               <w:top w:val="single" w:sz="1" w:space="0" w:color="CCCCCC"/>
               <w:left w:val="single" w:sz="1" w:space="0" w:color="CCCCCC"/>
@@ -6012,7 +6047,7 @@
         </w:tc>
         <w:tc>
           <w:tcPr>
-            <w:tcW w:w="1474" w:type="dxa"/>
+            <w:tcW w:w="1470" w:type="dxa"/>
             <w:tcBorders>
               <w:top w:val="single" w:sz="1" w:space="0" w:color="CCCCCC"/>
               <w:left w:val="single" w:sz="1" w:space="0" w:color="CCCCCC"/>
@@ -6063,7 +6098,7 @@
         </w:tc>
         <w:tc>
           <w:tcPr>
-            <w:tcW w:w="1096" w:type="dxa"/>
+            <w:tcW w:w="1093" w:type="dxa"/>
             <w:tcBorders>
               <w:top w:val="single" w:sz="1" w:space="0" w:color="CCCCCC"/>
               <w:left w:val="single" w:sz="1" w:space="0" w:color="CCCCCC"/>
@@ -6105,7 +6140,7 @@
         </w:tc>
         <w:tc>
           <w:tcPr>
-            <w:tcW w:w="1085" w:type="dxa"/>
+            <w:tcW w:w="1083" w:type="dxa"/>
             <w:tcBorders>
               <w:top w:val="single" w:sz="1" w:space="0" w:color="CCCCCC"/>
               <w:left w:val="single" w:sz="1" w:space="0" w:color="CCCCCC"/>
@@ -6159,7 +6194,7 @@
         </w:trPr>
         <w:tc>
           <w:tcPr>
-            <w:tcW w:w="552" w:type="dxa"/>
+            <w:tcW w:w="551" w:type="dxa"/>
             <w:tcBorders>
               <w:top w:val="single" w:sz="1" w:space="0" w:color="CCCCCC"/>
               <w:left w:val="single" w:sz="1" w:space="0" w:color="CCCCCC"/>
@@ -6210,7 +6245,7 @@
         </w:tc>
         <w:tc>
           <w:tcPr>
-            <w:tcW w:w="1362" w:type="dxa"/>
+            <w:tcW w:w="1359" w:type="dxa"/>
             <w:tcBorders>
               <w:top w:val="single" w:sz="1" w:space="0" w:color="CCCCCC"/>
               <w:left w:val="single" w:sz="1" w:space="0" w:color="CCCCCC"/>
@@ -6250,7 +6285,7 @@
         </w:tc>
         <w:tc>
           <w:tcPr>
-            <w:tcW w:w="2540" w:type="dxa"/>
+            <w:tcW w:w="2533" w:type="dxa"/>
             <w:tcBorders>
               <w:top w:val="single" w:sz="1" w:space="0" w:color="CCCCCC"/>
               <w:left w:val="single" w:sz="1" w:space="0" w:color="CCCCCC"/>
@@ -6290,7 +6325,7 @@
         </w:tc>
         <w:tc>
           <w:tcPr>
-            <w:tcW w:w="1274" w:type="dxa"/>
+            <w:tcW w:w="1271" w:type="dxa"/>
             <w:tcBorders>
               <w:top w:val="single" w:sz="1" w:space="0" w:color="CCCCCC"/>
               <w:left w:val="single" w:sz="1" w:space="0" w:color="CCCCCC"/>
@@ -6330,7 +6365,7 @@
         </w:tc>
         <w:tc>
           <w:tcPr>
-            <w:tcW w:w="1131" w:type="dxa"/>
+            <w:tcW w:w="1168" w:type="dxa"/>
             <w:tcBorders>
               <w:top w:val="single" w:sz="1" w:space="0" w:color="CCCCCC"/>
               <w:left w:val="single" w:sz="1" w:space="0" w:color="CCCCCC"/>
@@ -6350,7 +6385,6 @@
                 <w:szCs w:val="20"/>
               </w:rPr>
             </w:pPr>
-            <w:proofErr w:type="spellStart"/>
             <w:r>
               <w:rPr>
                 <w:rFonts w:cs="Times New Roman"/>
@@ -6361,12 +6395,11 @@
               </w:rPr>
               <w:t>PHPUnit</w:t>
             </w:r>
-            <w:proofErr w:type="spellEnd"/>
-          </w:p>
-        </w:tc>
-        <w:tc>
-          <w:tcPr>
-            <w:tcW w:w="2320" w:type="dxa"/>
+          </w:p>
+        </w:tc>
+        <w:tc>
+          <w:tcPr>
+            <w:tcW w:w="2470" w:type="dxa"/>
             <w:tcBorders>
               <w:top w:val="single" w:sz="1" w:space="0" w:color="CCCCCC"/>
               <w:left w:val="single" w:sz="1" w:space="0" w:color="CCCCCC"/>
@@ -6400,7 +6433,7 @@
         </w:tc>
         <w:tc>
           <w:tcPr>
-            <w:tcW w:w="1474" w:type="dxa"/>
+            <w:tcW w:w="1470" w:type="dxa"/>
             <w:tcBorders>
               <w:top w:val="single" w:sz="1" w:space="0" w:color="CCCCCC"/>
               <w:left w:val="single" w:sz="1" w:space="0" w:color="CCCCCC"/>
@@ -6452,7 +6485,7 @@
         </w:tc>
         <w:tc>
           <w:tcPr>
-            <w:tcW w:w="1096" w:type="dxa"/>
+            <w:tcW w:w="1093" w:type="dxa"/>
             <w:tcBorders>
               <w:top w:val="single" w:sz="1" w:space="0" w:color="CCCCCC"/>
               <w:left w:val="single" w:sz="1" w:space="0" w:color="CCCCCC"/>
@@ -6481,8 +6514,6 @@
             <w:r>
               <w:rPr>
                 <w:rFonts w:cs="Times New Roman"/>
-                <w:b/>
-                <w:bCs/>
                 <w:color w:val="1F1F1F"/>
                 <w:sz w:val="20"/>
                 <w:szCs w:val="20"/>
@@ -6494,7 +6525,7 @@
         </w:tc>
         <w:tc>
           <w:tcPr>
-            <w:tcW w:w="1085" w:type="dxa"/>
+            <w:tcW w:w="1083" w:type="dxa"/>
             <w:tcBorders>
               <w:top w:val="single" w:sz="1" w:space="0" w:color="CCCCCC"/>
               <w:left w:val="single" w:sz="1" w:space="0" w:color="CCCCCC"/>
@@ -6549,7 +6580,7 @@
         </w:trPr>
         <w:tc>
           <w:tcPr>
-            <w:tcW w:w="552" w:type="dxa"/>
+            <w:tcW w:w="551" w:type="dxa"/>
             <w:tcBorders>
               <w:top w:val="single" w:sz="1" w:space="0" w:color="CCCCCC"/>
               <w:left w:val="single" w:sz="1" w:space="0" w:color="CCCCCC"/>
@@ -6598,7 +6629,7 @@
         </w:tc>
         <w:tc>
           <w:tcPr>
-            <w:tcW w:w="1362" w:type="dxa"/>
+            <w:tcW w:w="1359" w:type="dxa"/>
             <w:tcBorders>
               <w:top w:val="single" w:sz="1" w:space="0" w:color="CCCCCC"/>
               <w:left w:val="single" w:sz="1" w:space="0" w:color="CCCCCC"/>
@@ -6637,7 +6668,7 @@
         </w:tc>
         <w:tc>
           <w:tcPr>
-            <w:tcW w:w="2540" w:type="dxa"/>
+            <w:tcW w:w="2533" w:type="dxa"/>
             <w:tcBorders>
               <w:top w:val="single" w:sz="1" w:space="0" w:color="CCCCCC"/>
               <w:left w:val="single" w:sz="1" w:space="0" w:color="CCCCCC"/>
@@ -6676,7 +6707,7 @@
         </w:tc>
         <w:tc>
           <w:tcPr>
-            <w:tcW w:w="1274" w:type="dxa"/>
+            <w:tcW w:w="1271" w:type="dxa"/>
             <w:tcBorders>
               <w:top w:val="single" w:sz="1" w:space="0" w:color="CCCCCC"/>
               <w:left w:val="single" w:sz="1" w:space="0" w:color="CCCCCC"/>
@@ -6715,26 +6746,25 @@
         </w:tc>
         <w:tc>
           <w:tcPr>
-            <w:tcW w:w="1131" w:type="dxa"/>
-            <w:tcBorders>
-              <w:top w:val="single" w:sz="1" w:space="0" w:color="CCCCCC"/>
-              <w:left w:val="single" w:sz="1" w:space="0" w:color="CCCCCC"/>
-              <w:bottom w:val="single" w:sz="1" w:space="0" w:color="CCCCCC"/>
-              <w:right w:val="single" w:sz="1" w:space="0" w:color="CCCCCC"/>
-            </w:tcBorders>
-            <w:vAlign w:val="center"/>
-          </w:tcPr>
-          <w:p>
-            <w:pPr>
-              <w:pStyle w:val="Sinespaciado"/>
-              <w:spacing w:line="240" w:lineRule="auto"/>
-              <w:rPr>
-                <w:rFonts w:cs="Times New Roman"/>
-                <w:sz w:val="20"/>
-                <w:szCs w:val="20"/>
-              </w:rPr>
-            </w:pPr>
-            <w:proofErr w:type="spellStart"/>
+            <w:tcW w:w="1168" w:type="dxa"/>
+            <w:tcBorders>
+              <w:top w:val="single" w:sz="1" w:space="0" w:color="CCCCCC"/>
+              <w:left w:val="single" w:sz="1" w:space="0" w:color="CCCCCC"/>
+              <w:bottom w:val="single" w:sz="1" w:space="0" w:color="CCCCCC"/>
+              <w:right w:val="single" w:sz="1" w:space="0" w:color="CCCCCC"/>
+            </w:tcBorders>
+            <w:vAlign w:val="center"/>
+          </w:tcPr>
+          <w:p>
+            <w:pPr>
+              <w:pStyle w:val="Sinespaciado"/>
+              <w:spacing w:line="240" w:lineRule="auto"/>
+              <w:rPr>
+                <w:rFonts w:cs="Times New Roman"/>
+                <w:sz w:val="20"/>
+                <w:szCs w:val="20"/>
+              </w:rPr>
+            </w:pPr>
             <w:r>
               <w:rPr>
                 <w:rFonts w:cs="Times New Roman"/>
@@ -6745,12 +6775,11 @@
               </w:rPr>
               <w:t>PHPUnit</w:t>
             </w:r>
-            <w:proofErr w:type="spellEnd"/>
-          </w:p>
-        </w:tc>
-        <w:tc>
-          <w:tcPr>
-            <w:tcW w:w="2320" w:type="dxa"/>
+          </w:p>
+        </w:tc>
+        <w:tc>
+          <w:tcPr>
+            <w:tcW w:w="2470" w:type="dxa"/>
             <w:tcBorders>
               <w:top w:val="single" w:sz="1" w:space="0" w:color="CCCCCC"/>
               <w:left w:val="single" w:sz="1" w:space="0" w:color="CCCCCC"/>
@@ -6783,7 +6812,7 @@
         </w:tc>
         <w:tc>
           <w:tcPr>
-            <w:tcW w:w="1474" w:type="dxa"/>
+            <w:tcW w:w="1470" w:type="dxa"/>
             <w:tcBorders>
               <w:top w:val="single" w:sz="1" w:space="0" w:color="CCCCCC"/>
               <w:left w:val="single" w:sz="1" w:space="0" w:color="CCCCCC"/>
@@ -6834,7 +6863,7 @@
         </w:tc>
         <w:tc>
           <w:tcPr>
-            <w:tcW w:w="1096" w:type="dxa"/>
+            <w:tcW w:w="1093" w:type="dxa"/>
             <w:tcBorders>
               <w:top w:val="single" w:sz="1" w:space="0" w:color="CCCCCC"/>
               <w:left w:val="single" w:sz="1" w:space="0" w:color="CCCCCC"/>
@@ -6863,8 +6892,6 @@
             <w:r>
               <w:rPr>
                 <w:rFonts w:cs="Times New Roman"/>
-                <w:b/>
-                <w:bCs/>
                 <w:color w:val="1F1F1F"/>
                 <w:sz w:val="20"/>
                 <w:szCs w:val="20"/>
@@ -6876,7 +6903,7 @@
         </w:tc>
         <w:tc>
           <w:tcPr>
-            <w:tcW w:w="1085" w:type="dxa"/>
+            <w:tcW w:w="1083" w:type="dxa"/>
             <w:tcBorders>
               <w:top w:val="single" w:sz="1" w:space="0" w:color="CCCCCC"/>
               <w:left w:val="single" w:sz="1" w:space="0" w:color="CCCCCC"/>
@@ -6930,7 +6957,7 @@
         </w:trPr>
         <w:tc>
           <w:tcPr>
-            <w:tcW w:w="552" w:type="dxa"/>
+            <w:tcW w:w="551" w:type="dxa"/>
             <w:tcBorders>
               <w:top w:val="single" w:sz="1" w:space="0" w:color="CCCCCC"/>
               <w:left w:val="single" w:sz="1" w:space="0" w:color="CCCCCC"/>
@@ -6980,7 +7007,7 @@
         </w:tc>
         <w:tc>
           <w:tcPr>
-            <w:tcW w:w="1362" w:type="dxa"/>
+            <w:tcW w:w="1359" w:type="dxa"/>
             <w:tcBorders>
               <w:top w:val="single" w:sz="1" w:space="0" w:color="CCCCCC"/>
               <w:left w:val="single" w:sz="1" w:space="0" w:color="CCCCCC"/>
@@ -7020,7 +7047,7 @@
         </w:tc>
         <w:tc>
           <w:tcPr>
-            <w:tcW w:w="2540" w:type="dxa"/>
+            <w:tcW w:w="2533" w:type="dxa"/>
             <w:tcBorders>
               <w:top w:val="single" w:sz="1" w:space="0" w:color="CCCCCC"/>
               <w:left w:val="single" w:sz="1" w:space="0" w:color="CCCCCC"/>
@@ -7060,7 +7087,7 @@
         </w:tc>
         <w:tc>
           <w:tcPr>
-            <w:tcW w:w="1274" w:type="dxa"/>
+            <w:tcW w:w="1271" w:type="dxa"/>
             <w:tcBorders>
               <w:top w:val="single" w:sz="1" w:space="0" w:color="CCCCCC"/>
               <w:left w:val="single" w:sz="1" w:space="0" w:color="CCCCCC"/>
@@ -7100,7 +7127,7 @@
         </w:tc>
         <w:tc>
           <w:tcPr>
-            <w:tcW w:w="1131" w:type="dxa"/>
+            <w:tcW w:w="1168" w:type="dxa"/>
             <w:tcBorders>
               <w:top w:val="single" w:sz="1" w:space="0" w:color="CCCCCC"/>
               <w:left w:val="single" w:sz="1" w:space="0" w:color="CCCCCC"/>
@@ -7120,6 +7147,80 @@
                 <w:szCs w:val="20"/>
               </w:rPr>
             </w:pPr>
+            <w:r>
+              <w:rPr>
+                <w:rFonts w:cs="Times New Roman"/>
+                <w:color w:val="1F1F1F"/>
+                <w:sz w:val="20"/>
+                <w:szCs w:val="20"/>
+                <w:bdr w:val="none" w:sz="0" w:space="0" w:color="auto" w:frame="1"/>
+              </w:rPr>
+              <w:t>PHPUnit</w:t>
+            </w:r>
+          </w:p>
+        </w:tc>
+        <w:tc>
+          <w:tcPr>
+            <w:tcW w:w="2470" w:type="dxa"/>
+            <w:tcBorders>
+              <w:top w:val="single" w:sz="1" w:space="0" w:color="CCCCCC"/>
+              <w:left w:val="single" w:sz="1" w:space="0" w:color="CCCCCC"/>
+              <w:bottom w:val="single" w:sz="1" w:space="0" w:color="CCCCCC"/>
+              <w:right w:val="single" w:sz="1" w:space="0" w:color="CCCCCC"/>
+            </w:tcBorders>
+            <w:shd w:val="clear" w:color="auto" w:fill="EBF3FB"/>
+            <w:vAlign w:val="center"/>
+          </w:tcPr>
+          <w:p>
+            <w:pPr>
+              <w:pStyle w:val="Sinespaciado"/>
+              <w:spacing w:line="240" w:lineRule="auto"/>
+              <w:rPr>
+                <w:rFonts w:cs="Times New Roman"/>
+                <w:sz w:val="20"/>
+                <w:szCs w:val="20"/>
+              </w:rPr>
+            </w:pPr>
+            <w:r>
+              <w:rPr>
+                <w:rFonts w:cs="Times New Roman"/>
+                <w:color w:val="1F1F1F"/>
+                <w:sz w:val="20"/>
+                <w:szCs w:val="20"/>
+                <w:bdr w:val="none" w:sz="0" w:space="0" w:color="auto" w:frame="1"/>
+              </w:rPr>
+              <w:t>Array con datos correctos</w:t>
+            </w:r>
+          </w:p>
+        </w:tc>
+        <w:tc>
+          <w:tcPr>
+            <w:tcW w:w="1470" w:type="dxa"/>
+            <w:tcBorders>
+              <w:top w:val="single" w:sz="1" w:space="0" w:color="CCCCCC"/>
+              <w:left w:val="single" w:sz="1" w:space="0" w:color="CCCCCC"/>
+              <w:bottom w:val="single" w:sz="1" w:space="0" w:color="CCCCCC"/>
+              <w:right w:val="single" w:sz="1" w:space="0" w:color="CCCCCC"/>
+            </w:tcBorders>
+            <w:shd w:val="clear" w:color="auto" w:fill="EBF3FB"/>
+            <w:tcMar>
+              <w:top w:w="80" w:type="dxa"/>
+              <w:left w:w="120" w:type="dxa"/>
+              <w:bottom w:w="80" w:type="dxa"/>
+              <w:right w:w="120" w:type="dxa"/>
+            </w:tcMar>
+            <w:vAlign w:val="center"/>
+          </w:tcPr>
+          <w:p>
+            <w:pPr>
+              <w:pStyle w:val="Sinespaciado"/>
+              <w:spacing w:line="240" w:lineRule="auto"/>
+              <w:rPr>
+                <w:rFonts w:cs="Times New Roman"/>
+                <w:sz w:val="20"/>
+                <w:szCs w:val="20"/>
+              </w:rPr>
+            </w:pPr>
             <w:proofErr w:type="spellStart"/>
             <w:r>
               <w:rPr>
@@ -7129,33 +7230,9 @@
                 <w:szCs w:val="20"/>
                 <w:bdr w:val="none" w:sz="0" w:space="0" w:color="auto" w:frame="1"/>
               </w:rPr>
-              <w:t>PHPUnit</w:t>
+              <w:t>Redirect</w:t>
             </w:r>
             <w:proofErr w:type="spellEnd"/>
-          </w:p>
-        </w:tc>
-        <w:tc>
-          <w:tcPr>
-            <w:tcW w:w="2320" w:type="dxa"/>
-            <w:tcBorders>
-              <w:top w:val="single" w:sz="1" w:space="0" w:color="CCCCCC"/>
-              <w:left w:val="single" w:sz="1" w:space="0" w:color="CCCCCC"/>
-              <w:bottom w:val="single" w:sz="1" w:space="0" w:color="CCCCCC"/>
-              <w:right w:val="single" w:sz="1" w:space="0" w:color="CCCCCC"/>
-            </w:tcBorders>
-            <w:shd w:val="clear" w:color="auto" w:fill="EBF3FB"/>
-            <w:vAlign w:val="center"/>
-          </w:tcPr>
-          <w:p>
-            <w:pPr>
-              <w:pStyle w:val="Sinespaciado"/>
-              <w:spacing w:line="240" w:lineRule="auto"/>
-              <w:rPr>
-                <w:rFonts w:cs="Times New Roman"/>
-                <w:sz w:val="20"/>
-                <w:szCs w:val="20"/>
-              </w:rPr>
-            </w:pPr>
             <w:r>
               <w:rPr>
                 <w:rFonts w:cs="Times New Roman"/>
@@ -7164,39 +7241,38 @@
                 <w:szCs w:val="20"/>
                 <w:bdr w:val="none" w:sz="0" w:space="0" w:color="auto" w:frame="1"/>
               </w:rPr>
-              <w:t>Array con datos correctos</w:t>
-            </w:r>
-          </w:p>
-        </w:tc>
-        <w:tc>
-          <w:tcPr>
-            <w:tcW w:w="1474" w:type="dxa"/>
-            <w:tcBorders>
-              <w:top w:val="single" w:sz="1" w:space="0" w:color="CCCCCC"/>
-              <w:left w:val="single" w:sz="1" w:space="0" w:color="CCCCCC"/>
-              <w:bottom w:val="single" w:sz="1" w:space="0" w:color="CCCCCC"/>
-              <w:right w:val="single" w:sz="1" w:space="0" w:color="CCCCCC"/>
-            </w:tcBorders>
-            <w:shd w:val="clear" w:color="auto" w:fill="EBF3FB"/>
-            <w:tcMar>
-              <w:top w:w="80" w:type="dxa"/>
-              <w:left w:w="120" w:type="dxa"/>
-              <w:bottom w:w="80" w:type="dxa"/>
-              <w:right w:w="120" w:type="dxa"/>
-            </w:tcMar>
-            <w:vAlign w:val="center"/>
-          </w:tcPr>
-          <w:p>
-            <w:pPr>
-              <w:pStyle w:val="Sinespaciado"/>
-              <w:spacing w:line="240" w:lineRule="auto"/>
-              <w:rPr>
-                <w:rFonts w:cs="Times New Roman"/>
-                <w:sz w:val="20"/>
-                <w:szCs w:val="20"/>
-              </w:rPr>
-            </w:pPr>
-            <w:proofErr w:type="spellStart"/>
+              <w:t xml:space="preserve"> (302) + API POST</w:t>
+            </w:r>
+          </w:p>
+        </w:tc>
+        <w:tc>
+          <w:tcPr>
+            <w:tcW w:w="1093" w:type="dxa"/>
+            <w:tcBorders>
+              <w:top w:val="single" w:sz="1" w:space="0" w:color="CCCCCC"/>
+              <w:left w:val="single" w:sz="1" w:space="0" w:color="CCCCCC"/>
+              <w:bottom w:val="single" w:sz="1" w:space="0" w:color="CCCCCC"/>
+              <w:right w:val="single" w:sz="1" w:space="0" w:color="CCCCCC"/>
+            </w:tcBorders>
+            <w:shd w:val="clear" w:color="auto" w:fill="E2EFD9" w:themeFill="accent6" w:themeFillTint="33"/>
+            <w:tcMar>
+              <w:top w:w="80" w:type="dxa"/>
+              <w:left w:w="120" w:type="dxa"/>
+              <w:bottom w:w="80" w:type="dxa"/>
+              <w:right w:w="120" w:type="dxa"/>
+            </w:tcMar>
+            <w:vAlign w:val="center"/>
+          </w:tcPr>
+          <w:p>
+            <w:pPr>
+              <w:pStyle w:val="Sinespaciado"/>
+              <w:spacing w:line="240" w:lineRule="auto"/>
+              <w:rPr>
+                <w:rFonts w:cs="Times New Roman"/>
+                <w:sz w:val="20"/>
+                <w:szCs w:val="20"/>
+              </w:rPr>
+            </w:pPr>
             <w:r>
               <w:rPr>
                 <w:rFonts w:cs="Times New Roman"/>
@@ -7205,66 +7281,13 @@
                 <w:szCs w:val="20"/>
                 <w:bdr w:val="none" w:sz="0" w:space="0" w:color="auto" w:frame="1"/>
               </w:rPr>
-              <w:t>Redirect</w:t>
-            </w:r>
-            <w:proofErr w:type="spellEnd"/>
-            <w:r>
-              <w:rPr>
-                <w:rFonts w:cs="Times New Roman"/>
-                <w:color w:val="1F1F1F"/>
-                <w:sz w:val="20"/>
-                <w:szCs w:val="20"/>
-                <w:bdr w:val="none" w:sz="0" w:space="0" w:color="auto" w:frame="1"/>
-              </w:rPr>
-              <w:t xml:space="preserve"> (302) + API POST</w:t>
-            </w:r>
-          </w:p>
-        </w:tc>
-        <w:tc>
-          <w:tcPr>
-            <w:tcW w:w="1096" w:type="dxa"/>
-            <w:tcBorders>
-              <w:top w:val="single" w:sz="1" w:space="0" w:color="CCCCCC"/>
-              <w:left w:val="single" w:sz="1" w:space="0" w:color="CCCCCC"/>
-              <w:bottom w:val="single" w:sz="1" w:space="0" w:color="CCCCCC"/>
-              <w:right w:val="single" w:sz="1" w:space="0" w:color="CCCCCC"/>
-            </w:tcBorders>
-            <w:shd w:val="clear" w:color="auto" w:fill="E2EFD9" w:themeFill="accent6" w:themeFillTint="33"/>
-            <w:tcMar>
-              <w:top w:w="80" w:type="dxa"/>
-              <w:left w:w="120" w:type="dxa"/>
-              <w:bottom w:w="80" w:type="dxa"/>
-              <w:right w:w="120" w:type="dxa"/>
-            </w:tcMar>
-            <w:vAlign w:val="center"/>
-          </w:tcPr>
-          <w:p>
-            <w:pPr>
-              <w:pStyle w:val="Sinespaciado"/>
-              <w:spacing w:line="240" w:lineRule="auto"/>
-              <w:rPr>
-                <w:rFonts w:cs="Times New Roman"/>
-                <w:sz w:val="20"/>
-                <w:szCs w:val="20"/>
-              </w:rPr>
-            </w:pPr>
-            <w:r>
-              <w:rPr>
-                <w:rFonts w:cs="Times New Roman"/>
-                <w:b/>
-                <w:bCs/>
-                <w:color w:val="1F1F1F"/>
-                <w:sz w:val="20"/>
-                <w:szCs w:val="20"/>
-                <w:bdr w:val="none" w:sz="0" w:space="0" w:color="auto" w:frame="1"/>
-              </w:rPr>
               <w:t>PASS</w:t>
             </w:r>
           </w:p>
         </w:tc>
         <w:tc>
           <w:tcPr>
-            <w:tcW w:w="1085" w:type="dxa"/>
+            <w:tcW w:w="1083" w:type="dxa"/>
             <w:tcBorders>
               <w:top w:val="single" w:sz="1" w:space="0" w:color="CCCCCC"/>
               <w:left w:val="single" w:sz="1" w:space="0" w:color="CCCCCC"/>
@@ -7319,7 +7342,7 @@
         </w:trPr>
         <w:tc>
           <w:tcPr>
-            <w:tcW w:w="552" w:type="dxa"/>
+            <w:tcW w:w="551" w:type="dxa"/>
             <w:tcBorders>
               <w:top w:val="single" w:sz="1" w:space="0" w:color="CCCCCC"/>
               <w:left w:val="single" w:sz="1" w:space="0" w:color="CCCCCC"/>
@@ -7369,7 +7392,7 @@
         </w:tc>
         <w:tc>
           <w:tcPr>
-            <w:tcW w:w="1362" w:type="dxa"/>
+            <w:tcW w:w="1359" w:type="dxa"/>
             <w:tcBorders>
               <w:top w:val="single" w:sz="1" w:space="0" w:color="CCCCCC"/>
               <w:left w:val="single" w:sz="1" w:space="0" w:color="CCCCCC"/>
@@ -7409,7 +7432,7 @@
         </w:tc>
         <w:tc>
           <w:tcPr>
-            <w:tcW w:w="2540" w:type="dxa"/>
+            <w:tcW w:w="2533" w:type="dxa"/>
             <w:tcBorders>
               <w:top w:val="single" w:sz="1" w:space="0" w:color="CCCCCC"/>
               <w:left w:val="single" w:sz="1" w:space="0" w:color="CCCCCC"/>
@@ -7449,7 +7472,7 @@
         </w:tc>
         <w:tc>
           <w:tcPr>
-            <w:tcW w:w="1274" w:type="dxa"/>
+            <w:tcW w:w="1271" w:type="dxa"/>
             <w:tcBorders>
               <w:top w:val="single" w:sz="1" w:space="0" w:color="CCCCCC"/>
               <w:left w:val="single" w:sz="1" w:space="0" w:color="CCCCCC"/>
@@ -7489,7 +7512,7 @@
         </w:tc>
         <w:tc>
           <w:tcPr>
-            <w:tcW w:w="1131" w:type="dxa"/>
+            <w:tcW w:w="1168" w:type="dxa"/>
             <w:tcBorders>
               <w:top w:val="single" w:sz="1" w:space="0" w:color="CCCCCC"/>
               <w:left w:val="single" w:sz="1" w:space="0" w:color="CCCCCC"/>
@@ -7509,7 +7532,6 @@
                 <w:szCs w:val="20"/>
               </w:rPr>
             </w:pPr>
-            <w:proofErr w:type="spellStart"/>
             <w:r>
               <w:rPr>
                 <w:rFonts w:cs="Times New Roman"/>
@@ -7520,12 +7542,11 @@
               </w:rPr>
               <w:t>PHPUnit</w:t>
             </w:r>
-            <w:proofErr w:type="spellEnd"/>
-          </w:p>
-        </w:tc>
-        <w:tc>
-          <w:tcPr>
-            <w:tcW w:w="2320" w:type="dxa"/>
+          </w:p>
+        </w:tc>
+        <w:tc>
+          <w:tcPr>
+            <w:tcW w:w="2470" w:type="dxa"/>
             <w:tcBorders>
               <w:top w:val="single" w:sz="1" w:space="0" w:color="CCCCCC"/>
               <w:left w:val="single" w:sz="1" w:space="0" w:color="CCCCCC"/>
@@ -7559,7 +7580,7 @@
         </w:tc>
         <w:tc>
           <w:tcPr>
-            <w:tcW w:w="1474" w:type="dxa"/>
+            <w:tcW w:w="1470" w:type="dxa"/>
             <w:tcBorders>
               <w:top w:val="single" w:sz="1" w:space="0" w:color="CCCCCC"/>
               <w:left w:val="single" w:sz="1" w:space="0" w:color="CCCCCC"/>
@@ -7600,7 +7621,7 @@
         </w:tc>
         <w:tc>
           <w:tcPr>
-            <w:tcW w:w="1096" w:type="dxa"/>
+            <w:tcW w:w="1093" w:type="dxa"/>
             <w:tcBorders>
               <w:top w:val="single" w:sz="1" w:space="0" w:color="CCCCCC"/>
               <w:left w:val="single" w:sz="1" w:space="0" w:color="CCCCCC"/>
@@ -7629,8 +7650,6 @@
             <w:r>
               <w:rPr>
                 <w:rFonts w:cs="Times New Roman"/>
-                <w:b/>
-                <w:bCs/>
                 <w:color w:val="1F1F1F"/>
                 <w:sz w:val="20"/>
                 <w:szCs w:val="20"/>
@@ -7642,7 +7661,7 @@
         </w:tc>
         <w:tc>
           <w:tcPr>
-            <w:tcW w:w="1085" w:type="dxa"/>
+            <w:tcW w:w="1083" w:type="dxa"/>
             <w:tcBorders>
               <w:top w:val="single" w:sz="1" w:space="0" w:color="CCCCCC"/>
               <w:left w:val="single" w:sz="1" w:space="0" w:color="CCCCCC"/>
@@ -7697,7 +7716,7 @@
         </w:trPr>
         <w:tc>
           <w:tcPr>
-            <w:tcW w:w="552" w:type="dxa"/>
+            <w:tcW w:w="551" w:type="dxa"/>
             <w:tcBorders>
               <w:top w:val="single" w:sz="1" w:space="0" w:color="CCCCCC"/>
               <w:left w:val="single" w:sz="1" w:space="0" w:color="CCCCCC"/>
@@ -7747,7 +7766,7 @@
         </w:tc>
         <w:tc>
           <w:tcPr>
-            <w:tcW w:w="1362" w:type="dxa"/>
+            <w:tcW w:w="1359" w:type="dxa"/>
             <w:tcBorders>
               <w:top w:val="single" w:sz="1" w:space="0" w:color="CCCCCC"/>
               <w:left w:val="single" w:sz="1" w:space="0" w:color="CCCCCC"/>
@@ -7787,7 +7806,7 @@
         </w:tc>
         <w:tc>
           <w:tcPr>
-            <w:tcW w:w="2540" w:type="dxa"/>
+            <w:tcW w:w="2533" w:type="dxa"/>
             <w:tcBorders>
               <w:top w:val="single" w:sz="1" w:space="0" w:color="CCCCCC"/>
               <w:left w:val="single" w:sz="1" w:space="0" w:color="CCCCCC"/>
@@ -7827,7 +7846,7 @@
         </w:tc>
         <w:tc>
           <w:tcPr>
-            <w:tcW w:w="1274" w:type="dxa"/>
+            <w:tcW w:w="1271" w:type="dxa"/>
             <w:tcBorders>
               <w:top w:val="single" w:sz="1" w:space="0" w:color="CCCCCC"/>
               <w:left w:val="single" w:sz="1" w:space="0" w:color="CCCCCC"/>
@@ -7867,7 +7886,7 @@
         </w:tc>
         <w:tc>
           <w:tcPr>
-            <w:tcW w:w="1131" w:type="dxa"/>
+            <w:tcW w:w="1168" w:type="dxa"/>
             <w:tcBorders>
               <w:top w:val="single" w:sz="1" w:space="0" w:color="CCCCCC"/>
               <w:left w:val="single" w:sz="1" w:space="0" w:color="CCCCCC"/>
@@ -7887,7 +7906,6 @@
                 <w:szCs w:val="20"/>
               </w:rPr>
             </w:pPr>
-            <w:proofErr w:type="spellStart"/>
             <w:r>
               <w:rPr>
                 <w:rFonts w:cs="Times New Roman"/>
@@ -7898,12 +7916,11 @@
               </w:rPr>
               <w:t>PHPUnit</w:t>
             </w:r>
-            <w:proofErr w:type="spellEnd"/>
-          </w:p>
-        </w:tc>
-        <w:tc>
-          <w:tcPr>
-            <w:tcW w:w="2320" w:type="dxa"/>
+          </w:p>
+        </w:tc>
+        <w:tc>
+          <w:tcPr>
+            <w:tcW w:w="2470" w:type="dxa"/>
             <w:tcBorders>
               <w:top w:val="single" w:sz="1" w:space="0" w:color="CCCCCC"/>
               <w:left w:val="single" w:sz="1" w:space="0" w:color="CCCCCC"/>
@@ -7946,7 +7963,7 @@
         </w:tc>
         <w:tc>
           <w:tcPr>
-            <w:tcW w:w="1474" w:type="dxa"/>
+            <w:tcW w:w="1470" w:type="dxa"/>
             <w:tcBorders>
               <w:top w:val="single" w:sz="1" w:space="0" w:color="CCCCCC"/>
               <w:left w:val="single" w:sz="1" w:space="0" w:color="CCCCCC"/>
@@ -7986,7 +8003,7 @@
         </w:tc>
         <w:tc>
           <w:tcPr>
-            <w:tcW w:w="1096" w:type="dxa"/>
+            <w:tcW w:w="1093" w:type="dxa"/>
             <w:tcBorders>
               <w:top w:val="single" w:sz="1" w:space="0" w:color="CCCCCC"/>
               <w:left w:val="single" w:sz="1" w:space="0" w:color="CCCCCC"/>
@@ -8015,8 +8032,6 @@
             <w:r>
               <w:rPr>
                 <w:rFonts w:cs="Times New Roman"/>
-                <w:b/>
-                <w:bCs/>
                 <w:color w:val="1F1F1F"/>
                 <w:sz w:val="20"/>
                 <w:szCs w:val="20"/>
@@ -8028,7 +8043,7 @@
         </w:tc>
         <w:tc>
           <w:tcPr>
-            <w:tcW w:w="1085" w:type="dxa"/>
+            <w:tcW w:w="1083" w:type="dxa"/>
             <w:tcBorders>
               <w:top w:val="single" w:sz="1" w:space="0" w:color="CCCCCC"/>
               <w:left w:val="single" w:sz="1" w:space="0" w:color="CCCCCC"/>
@@ -8083,7 +8098,7 @@
         </w:trPr>
         <w:tc>
           <w:tcPr>
-            <w:tcW w:w="552" w:type="dxa"/>
+            <w:tcW w:w="551" w:type="dxa"/>
             <w:tcBorders>
               <w:top w:val="single" w:sz="1" w:space="0" w:color="CCCCCC"/>
               <w:left w:val="single" w:sz="1" w:space="0" w:color="CCCCCC"/>
@@ -8135,7 +8150,7 @@
         </w:tc>
         <w:tc>
           <w:tcPr>
-            <w:tcW w:w="1362" w:type="dxa"/>
+            <w:tcW w:w="1359" w:type="dxa"/>
             <w:tcBorders>
               <w:top w:val="single" w:sz="1" w:space="0" w:color="CCCCCC"/>
               <w:left w:val="single" w:sz="1" w:space="0" w:color="CCCCCC"/>
@@ -8177,7 +8192,7 @@
         </w:tc>
         <w:tc>
           <w:tcPr>
-            <w:tcW w:w="2540" w:type="dxa"/>
+            <w:tcW w:w="2533" w:type="dxa"/>
             <w:tcBorders>
               <w:top w:val="single" w:sz="1" w:space="0" w:color="CCCCCC"/>
               <w:left w:val="single" w:sz="1" w:space="0" w:color="CCCCCC"/>
@@ -8219,7 +8234,7 @@
         </w:tc>
         <w:tc>
           <w:tcPr>
-            <w:tcW w:w="1274" w:type="dxa"/>
+            <w:tcW w:w="1271" w:type="dxa"/>
             <w:tcBorders>
               <w:top w:val="single" w:sz="1" w:space="0" w:color="CCCCCC"/>
               <w:left w:val="single" w:sz="1" w:space="0" w:color="CCCCCC"/>
@@ -8261,7 +8276,7 @@
         </w:tc>
         <w:tc>
           <w:tcPr>
-            <w:tcW w:w="1131" w:type="dxa"/>
+            <w:tcW w:w="1168" w:type="dxa"/>
             <w:tcBorders>
               <w:top w:val="single" w:sz="1" w:space="0" w:color="CCCCCC"/>
               <w:left w:val="single" w:sz="1" w:space="0" w:color="CCCCCC"/>
@@ -8283,7 +8298,6 @@
                 <w:bdr w:val="none" w:sz="0" w:space="0" w:color="auto" w:frame="1"/>
               </w:rPr>
             </w:pPr>
-            <w:proofErr w:type="spellStart"/>
             <w:r>
               <w:rPr>
                 <w:rFonts w:cs="Times New Roman"/>
@@ -8294,12 +8308,11 @@
               </w:rPr>
               <w:t>PHPUnit</w:t>
             </w:r>
-            <w:proofErr w:type="spellEnd"/>
-          </w:p>
-        </w:tc>
-        <w:tc>
-          <w:tcPr>
-            <w:tcW w:w="2320" w:type="dxa"/>
+          </w:p>
+        </w:tc>
+        <w:tc>
+          <w:tcPr>
+            <w:tcW w:w="2470" w:type="dxa"/>
             <w:tcBorders>
               <w:top w:val="single" w:sz="1" w:space="0" w:color="CCCCCC"/>
               <w:left w:val="single" w:sz="1" w:space="0" w:color="CCCCCC"/>
@@ -8335,7 +8348,7 @@
         </w:tc>
         <w:tc>
           <w:tcPr>
-            <w:tcW w:w="1474" w:type="dxa"/>
+            <w:tcW w:w="1470" w:type="dxa"/>
             <w:tcBorders>
               <w:top w:val="single" w:sz="1" w:space="0" w:color="CCCCCC"/>
               <w:left w:val="single" w:sz="1" w:space="0" w:color="CCCCCC"/>
@@ -8377,7 +8390,7 @@
         </w:tc>
         <w:tc>
           <w:tcPr>
-            <w:tcW w:w="1096" w:type="dxa"/>
+            <w:tcW w:w="1093" w:type="dxa"/>
             <w:tcBorders>
               <w:top w:val="single" w:sz="1" w:space="0" w:color="CCCCCC"/>
               <w:left w:val="single" w:sz="1" w:space="0" w:color="CCCCCC"/>
@@ -8399,8 +8412,6 @@
               <w:spacing w:line="240" w:lineRule="auto"/>
               <w:rPr>
                 <w:rFonts w:cs="Times New Roman"/>
-                <w:b/>
-                <w:bCs/>
                 <w:color w:val="1F1F1F"/>
                 <w:sz w:val="20"/>
                 <w:szCs w:val="20"/>
@@ -8410,8 +8421,6 @@
             <w:r>
               <w:rPr>
                 <w:rFonts w:cs="Times New Roman"/>
-                <w:b/>
-                <w:bCs/>
                 <w:color w:val="1F1F1F"/>
                 <w:sz w:val="20"/>
                 <w:szCs w:val="20"/>
@@ -8423,7 +8432,7 @@
         </w:tc>
         <w:tc>
           <w:tcPr>
-            <w:tcW w:w="1085" w:type="dxa"/>
+            <w:tcW w:w="1083" w:type="dxa"/>
             <w:tcBorders>
               <w:top w:val="single" w:sz="1" w:space="0" w:color="CCCCCC"/>
               <w:left w:val="single" w:sz="1" w:space="0" w:color="CCCCCC"/>
@@ -8470,7 +8479,7 @@
         </w:trPr>
         <w:tc>
           <w:tcPr>
-            <w:tcW w:w="552" w:type="dxa"/>
+            <w:tcW w:w="551" w:type="dxa"/>
             <w:tcBorders>
               <w:top w:val="single" w:sz="1" w:space="0" w:color="CCCCCC"/>
               <w:left w:val="single" w:sz="1" w:space="0" w:color="CCCCCC"/>
@@ -8524,7 +8533,7 @@
         </w:tc>
         <w:tc>
           <w:tcPr>
-            <w:tcW w:w="1362" w:type="dxa"/>
+            <w:tcW w:w="1359" w:type="dxa"/>
             <w:tcBorders>
               <w:top w:val="single" w:sz="1" w:space="0" w:color="CCCCCC"/>
               <w:left w:val="single" w:sz="1" w:space="0" w:color="CCCCCC"/>
@@ -8562,7 +8571,7 @@
         </w:tc>
         <w:tc>
           <w:tcPr>
-            <w:tcW w:w="2540" w:type="dxa"/>
+            <w:tcW w:w="2533" w:type="dxa"/>
             <w:tcBorders>
               <w:top w:val="single" w:sz="1" w:space="0" w:color="CCCCCC"/>
               <w:left w:val="single" w:sz="1" w:space="0" w:color="CCCCCC"/>
@@ -8618,7 +8627,7 @@
         </w:tc>
         <w:tc>
           <w:tcPr>
-            <w:tcW w:w="1274" w:type="dxa"/>
+            <w:tcW w:w="1271" w:type="dxa"/>
             <w:tcBorders>
               <w:top w:val="single" w:sz="1" w:space="0" w:color="CCCCCC"/>
               <w:left w:val="single" w:sz="1" w:space="0" w:color="CCCCCC"/>
@@ -8656,7 +8665,7 @@
         </w:tc>
         <w:tc>
           <w:tcPr>
-            <w:tcW w:w="1131" w:type="dxa"/>
+            <w:tcW w:w="1168" w:type="dxa"/>
             <w:tcBorders>
               <w:top w:val="single" w:sz="1" w:space="0" w:color="CCCCCC"/>
               <w:left w:val="single" w:sz="1" w:space="0" w:color="CCCCCC"/>
@@ -8688,7 +8697,7 @@
         </w:tc>
         <w:tc>
           <w:tcPr>
-            <w:tcW w:w="2320" w:type="dxa"/>
+            <w:tcW w:w="2470" w:type="dxa"/>
             <w:tcBorders>
               <w:top w:val="single" w:sz="1" w:space="0" w:color="CCCCCC"/>
               <w:left w:val="single" w:sz="1" w:space="0" w:color="CCCCCC"/>
@@ -8756,7 +8765,7 @@
         </w:tc>
         <w:tc>
           <w:tcPr>
-            <w:tcW w:w="1474" w:type="dxa"/>
+            <w:tcW w:w="1470" w:type="dxa"/>
             <w:tcBorders>
               <w:top w:val="single" w:sz="1" w:space="0" w:color="CCCCCC"/>
               <w:left w:val="single" w:sz="1" w:space="0" w:color="CCCCCC"/>
@@ -8836,7 +8845,7 @@
         </w:tc>
         <w:tc>
           <w:tcPr>
-            <w:tcW w:w="1096" w:type="dxa"/>
+            <w:tcW w:w="1093" w:type="dxa"/>
             <w:tcBorders>
               <w:top w:val="single" w:sz="1" w:space="0" w:color="CCCCCC"/>
               <w:left w:val="single" w:sz="1" w:space="0" w:color="CCCCCC"/>
@@ -8874,7 +8883,7 @@
         </w:tc>
         <w:tc>
           <w:tcPr>
-            <w:tcW w:w="1085" w:type="dxa"/>
+            <w:tcW w:w="1083" w:type="dxa"/>
             <w:tcBorders>
               <w:top w:val="single" w:sz="1" w:space="0" w:color="CCCCCC"/>
               <w:left w:val="single" w:sz="1" w:space="0" w:color="CCCCCC"/>
@@ -8925,7 +8934,7 @@
         </w:trPr>
         <w:tc>
           <w:tcPr>
-            <w:tcW w:w="552" w:type="dxa"/>
+            <w:tcW w:w="551" w:type="dxa"/>
             <w:tcBorders>
               <w:top w:val="single" w:sz="1" w:space="0" w:color="CCCCCC"/>
               <w:left w:val="single" w:sz="1" w:space="0" w:color="CCCCCC"/>
@@ -8971,7 +8980,7 @@
         </w:tc>
         <w:tc>
           <w:tcPr>
-            <w:tcW w:w="1362" w:type="dxa"/>
+            <w:tcW w:w="1359" w:type="dxa"/>
             <w:tcBorders>
               <w:top w:val="single" w:sz="1" w:space="0" w:color="CCCCCC"/>
               <w:left w:val="single" w:sz="1" w:space="0" w:color="CCCCCC"/>
@@ -9009,7 +9018,7 @@
         </w:tc>
         <w:tc>
           <w:tcPr>
-            <w:tcW w:w="2540" w:type="dxa"/>
+            <w:tcW w:w="2533" w:type="dxa"/>
             <w:tcBorders>
               <w:top w:val="single" w:sz="1" w:space="0" w:color="CCCCCC"/>
               <w:left w:val="single" w:sz="1" w:space="0" w:color="CCCCCC"/>
@@ -9047,7 +9056,7 @@
         </w:tc>
         <w:tc>
           <w:tcPr>
-            <w:tcW w:w="1274" w:type="dxa"/>
+            <w:tcW w:w="1271" w:type="dxa"/>
             <w:tcBorders>
               <w:top w:val="single" w:sz="1" w:space="0" w:color="CCCCCC"/>
               <w:left w:val="single" w:sz="1" w:space="0" w:color="CCCCCC"/>
@@ -9085,7 +9094,7 @@
         </w:tc>
         <w:tc>
           <w:tcPr>
-            <w:tcW w:w="1131" w:type="dxa"/>
+            <w:tcW w:w="1168" w:type="dxa"/>
             <w:tcBorders>
               <w:top w:val="single" w:sz="1" w:space="0" w:color="CCCCCC"/>
               <w:left w:val="single" w:sz="1" w:space="0" w:color="CCCCCC"/>
@@ -9117,7 +9126,7 @@
         </w:tc>
         <w:tc>
           <w:tcPr>
-            <w:tcW w:w="2320" w:type="dxa"/>
+            <w:tcW w:w="2470" w:type="dxa"/>
             <w:tcBorders>
               <w:top w:val="single" w:sz="1" w:space="0" w:color="CCCCCC"/>
               <w:left w:val="single" w:sz="1" w:space="0" w:color="CCCCCC"/>
@@ -9169,7 +9178,7 @@
         </w:tc>
         <w:tc>
           <w:tcPr>
-            <w:tcW w:w="1474" w:type="dxa"/>
+            <w:tcW w:w="1470" w:type="dxa"/>
             <w:tcBorders>
               <w:top w:val="single" w:sz="1" w:space="0" w:color="CCCCCC"/>
               <w:left w:val="single" w:sz="1" w:space="0" w:color="CCCCCC"/>
@@ -9218,7 +9227,7 @@
         </w:tc>
         <w:tc>
           <w:tcPr>
-            <w:tcW w:w="1096" w:type="dxa"/>
+            <w:tcW w:w="1093" w:type="dxa"/>
             <w:tcBorders>
               <w:top w:val="single" w:sz="1" w:space="0" w:color="CCCCCC"/>
               <w:left w:val="single" w:sz="1" w:space="0" w:color="CCCCCC"/>
@@ -9256,7 +9265,7 @@
         </w:tc>
         <w:tc>
           <w:tcPr>
-            <w:tcW w:w="1085" w:type="dxa"/>
+            <w:tcW w:w="1083" w:type="dxa"/>
             <w:tcBorders>
               <w:top w:val="single" w:sz="1" w:space="0" w:color="CCCCCC"/>
               <w:left w:val="single" w:sz="1" w:space="0" w:color="CCCCCC"/>
@@ -9316,7 +9325,7 @@
         </w:trPr>
         <w:tc>
           <w:tcPr>
-            <w:tcW w:w="552" w:type="dxa"/>
+            <w:tcW w:w="551" w:type="dxa"/>
             <w:tcBorders>
               <w:top w:val="single" w:sz="1" w:space="0" w:color="CCCCCC"/>
               <w:left w:val="single" w:sz="1" w:space="0" w:color="CCCCCC"/>
@@ -9362,7 +9371,7 @@
         </w:tc>
         <w:tc>
           <w:tcPr>
-            <w:tcW w:w="1362" w:type="dxa"/>
+            <w:tcW w:w="1359" w:type="dxa"/>
             <w:tcBorders>
               <w:top w:val="single" w:sz="1" w:space="0" w:color="CCCCCC"/>
               <w:left w:val="single" w:sz="1" w:space="0" w:color="CCCCCC"/>
@@ -9400,7 +9409,7 @@
         </w:tc>
         <w:tc>
           <w:tcPr>
-            <w:tcW w:w="2540" w:type="dxa"/>
+            <w:tcW w:w="2533" w:type="dxa"/>
             <w:tcBorders>
               <w:top w:val="single" w:sz="1" w:space="0" w:color="CCCCCC"/>
               <w:left w:val="single" w:sz="1" w:space="0" w:color="CCCCCC"/>
@@ -9438,7 +9447,7 @@
         </w:tc>
         <w:tc>
           <w:tcPr>
-            <w:tcW w:w="1274" w:type="dxa"/>
+            <w:tcW w:w="1271" w:type="dxa"/>
             <w:tcBorders>
               <w:top w:val="single" w:sz="1" w:space="0" w:color="CCCCCC"/>
               <w:left w:val="single" w:sz="1" w:space="0" w:color="CCCCCC"/>
@@ -9476,7 +9485,7 @@
         </w:tc>
         <w:tc>
           <w:tcPr>
-            <w:tcW w:w="1131" w:type="dxa"/>
+            <w:tcW w:w="1168" w:type="dxa"/>
             <w:tcBorders>
               <w:top w:val="single" w:sz="1" w:space="0" w:color="CCCCCC"/>
               <w:left w:val="single" w:sz="1" w:space="0" w:color="CCCCCC"/>
@@ -9508,7 +9517,7 @@
         </w:tc>
         <w:tc>
           <w:tcPr>
-            <w:tcW w:w="2320" w:type="dxa"/>
+            <w:tcW w:w="2470" w:type="dxa"/>
             <w:tcBorders>
               <w:top w:val="single" w:sz="1" w:space="0" w:color="CCCCCC"/>
               <w:left w:val="single" w:sz="1" w:space="0" w:color="CCCCCC"/>
@@ -9540,7 +9549,7 @@
         </w:tc>
         <w:tc>
           <w:tcPr>
-            <w:tcW w:w="1474" w:type="dxa"/>
+            <w:tcW w:w="1470" w:type="dxa"/>
             <w:tcBorders>
               <w:top w:val="single" w:sz="1" w:space="0" w:color="CCCCCC"/>
               <w:left w:val="single" w:sz="1" w:space="0" w:color="CCCCCC"/>
@@ -9598,7 +9607,7 @@
         </w:tc>
         <w:tc>
           <w:tcPr>
-            <w:tcW w:w="1096" w:type="dxa"/>
+            <w:tcW w:w="1093" w:type="dxa"/>
             <w:tcBorders>
               <w:top w:val="single" w:sz="1" w:space="0" w:color="CCCCCC"/>
               <w:left w:val="single" w:sz="1" w:space="0" w:color="CCCCCC"/>
@@ -9636,7 +9645,7 @@
         </w:tc>
         <w:tc>
           <w:tcPr>
-            <w:tcW w:w="1085" w:type="dxa"/>
+            <w:tcW w:w="1083" w:type="dxa"/>
             <w:tcBorders>
               <w:top w:val="single" w:sz="1" w:space="0" w:color="CCCCCC"/>
               <w:left w:val="single" w:sz="1" w:space="0" w:color="CCCCCC"/>
@@ -9687,7 +9696,7 @@
         </w:trPr>
         <w:tc>
           <w:tcPr>
-            <w:tcW w:w="552" w:type="dxa"/>
+            <w:tcW w:w="551" w:type="dxa"/>
             <w:tcBorders>
               <w:top w:val="single" w:sz="1" w:space="0" w:color="CCCCCC"/>
               <w:left w:val="single" w:sz="1" w:space="0" w:color="CCCCCC"/>
@@ -9733,7 +9742,7 @@
         </w:tc>
         <w:tc>
           <w:tcPr>
-            <w:tcW w:w="1362" w:type="dxa"/>
+            <w:tcW w:w="1359" w:type="dxa"/>
             <w:tcBorders>
               <w:top w:val="single" w:sz="1" w:space="0" w:color="CCCCCC"/>
               <w:left w:val="single" w:sz="1" w:space="0" w:color="CCCCCC"/>
@@ -9771,7 +9780,7 @@
         </w:tc>
         <w:tc>
           <w:tcPr>
-            <w:tcW w:w="2540" w:type="dxa"/>
+            <w:tcW w:w="2533" w:type="dxa"/>
             <w:tcBorders>
               <w:top w:val="single" w:sz="1" w:space="0" w:color="CCCCCC"/>
               <w:left w:val="single" w:sz="1" w:space="0" w:color="CCCCCC"/>
@@ -9809,7 +9818,7 @@
         </w:tc>
         <w:tc>
           <w:tcPr>
-            <w:tcW w:w="1274" w:type="dxa"/>
+            <w:tcW w:w="1271" w:type="dxa"/>
             <w:tcBorders>
               <w:top w:val="single" w:sz="1" w:space="0" w:color="CCCCCC"/>
               <w:left w:val="single" w:sz="1" w:space="0" w:color="CCCCCC"/>
@@ -9847,7 +9856,7 @@
         </w:tc>
         <w:tc>
           <w:tcPr>
-            <w:tcW w:w="1131" w:type="dxa"/>
+            <w:tcW w:w="1168" w:type="dxa"/>
             <w:tcBorders>
               <w:top w:val="single" w:sz="1" w:space="0" w:color="CCCCCC"/>
               <w:left w:val="single" w:sz="1" w:space="0" w:color="CCCCCC"/>
@@ -9879,7 +9888,7 @@
         </w:tc>
         <w:tc>
           <w:tcPr>
-            <w:tcW w:w="2320" w:type="dxa"/>
+            <w:tcW w:w="2470" w:type="dxa"/>
             <w:tcBorders>
               <w:top w:val="single" w:sz="1" w:space="0" w:color="CCCCCC"/>
               <w:left w:val="single" w:sz="1" w:space="0" w:color="CCCCCC"/>
@@ -9911,7 +9920,7 @@
         </w:tc>
         <w:tc>
           <w:tcPr>
-            <w:tcW w:w="1474" w:type="dxa"/>
+            <w:tcW w:w="1470" w:type="dxa"/>
             <w:tcBorders>
               <w:top w:val="single" w:sz="1" w:space="0" w:color="CCCCCC"/>
               <w:left w:val="single" w:sz="1" w:space="0" w:color="CCCCCC"/>
@@ -9968,7 +9977,7 @@
         </w:tc>
         <w:tc>
           <w:tcPr>
-            <w:tcW w:w="1096" w:type="dxa"/>
+            <w:tcW w:w="1093" w:type="dxa"/>
             <w:tcBorders>
               <w:top w:val="single" w:sz="1" w:space="0" w:color="CCCCCC"/>
               <w:left w:val="single" w:sz="1" w:space="0" w:color="CCCCCC"/>
@@ -10007,7 +10016,7 @@
         </w:tc>
         <w:tc>
           <w:tcPr>
-            <w:tcW w:w="1085" w:type="dxa"/>
+            <w:tcW w:w="1083" w:type="dxa"/>
             <w:tcBorders>
               <w:top w:val="single" w:sz="1" w:space="0" w:color="CCCCCC"/>
               <w:left w:val="single" w:sz="1" w:space="0" w:color="CCCCCC"/>
@@ -10048,6 +10057,2717 @@
                 <w:szCs w:val="20"/>
               </w:rPr>
               <w:t>9</w:t>
+            </w:r>
+          </w:p>
+        </w:tc>
+      </w:tr>
+      <w:tr>
+        <w:trPr>
+          <w:trHeight w:val="579"/>
+        </w:trPr>
+        <w:tc>
+          <w:tcPr>
+            <w:tcW w:w="551" w:type="dxa"/>
+            <w:tcBorders>
+              <w:top w:val="single" w:sz="1" w:space="0" w:color="CCCCCC"/>
+              <w:left w:val="single" w:sz="1" w:space="0" w:color="CCCCCC"/>
+              <w:bottom w:val="single" w:sz="1" w:space="0" w:color="CCCCCC"/>
+              <w:right w:val="single" w:sz="1" w:space="0" w:color="CCCCCC"/>
+            </w:tcBorders>
+            <w:shd w:val="clear" w:color="auto" w:fill="DEEAF6" w:themeFill="accent1" w:themeFillTint="33"/>
+            <w:tcMar>
+              <w:top w:w="80" w:type="dxa"/>
+              <w:left w:w="120" w:type="dxa"/>
+              <w:bottom w:w="80" w:type="dxa"/>
+              <w:right w:w="120" w:type="dxa"/>
+            </w:tcMar>
+            <w:vAlign w:val="center"/>
+          </w:tcPr>
+          <w:p>
+            <w:pPr>
+              <w:pStyle w:val="Sinespaciado"/>
+              <w:spacing w:line="240" w:lineRule="auto"/>
+              <w:rPr>
+                <w:rFonts w:cs="Times New Roman"/>
+                <w:sz w:val="20"/>
+                <w:szCs w:val="20"/>
+              </w:rPr>
+            </w:pPr>
+            <w:r>
+              <w:rPr>
+                <w:rFonts w:cs="Times New Roman"/>
+                <w:sz w:val="20"/>
+                <w:szCs w:val="20"/>
+              </w:rPr>
+              <w:t>P20</w:t>
+            </w:r>
+          </w:p>
+        </w:tc>
+        <w:tc>
+          <w:tcPr>
+            <w:tcW w:w="1359" w:type="dxa"/>
+            <w:tcBorders>
+              <w:top w:val="single" w:sz="1" w:space="0" w:color="CCCCCC"/>
+              <w:left w:val="single" w:sz="1" w:space="0" w:color="CCCCCC"/>
+              <w:bottom w:val="single" w:sz="1" w:space="0" w:color="CCCCCC"/>
+              <w:right w:val="single" w:sz="1" w:space="0" w:color="CCCCCC"/>
+            </w:tcBorders>
+            <w:shd w:val="clear" w:color="auto" w:fill="DEEAF6" w:themeFill="accent1" w:themeFillTint="33"/>
+            <w:tcMar>
+              <w:top w:w="80" w:type="dxa"/>
+              <w:left w:w="120" w:type="dxa"/>
+              <w:bottom w:w="80" w:type="dxa"/>
+              <w:right w:w="120" w:type="dxa"/>
+            </w:tcMar>
+            <w:vAlign w:val="center"/>
+          </w:tcPr>
+          <w:p>
+            <w:pPr>
+              <w:pStyle w:val="Sinespaciado"/>
+              <w:spacing w:line="240" w:lineRule="auto"/>
+              <w:rPr>
+                <w:rFonts w:cs="Times New Roman"/>
+                <w:sz w:val="20"/>
+                <w:szCs w:val="20"/>
+              </w:rPr>
+            </w:pPr>
+            <w:r>
+              <w:rPr>
+                <w:rFonts w:cs="Times New Roman"/>
+                <w:sz w:val="20"/>
+                <w:szCs w:val="20"/>
+              </w:rPr>
+              <w:t>Pedidos</w:t>
+            </w:r>
+          </w:p>
+        </w:tc>
+        <w:tc>
+          <w:tcPr>
+            <w:tcW w:w="2533" w:type="dxa"/>
+            <w:tcBorders>
+              <w:top w:val="single" w:sz="1" w:space="0" w:color="CCCCCC"/>
+              <w:left w:val="single" w:sz="1" w:space="0" w:color="CCCCCC"/>
+              <w:bottom w:val="single" w:sz="1" w:space="0" w:color="CCCCCC"/>
+              <w:right w:val="single" w:sz="1" w:space="0" w:color="CCCCCC"/>
+            </w:tcBorders>
+            <w:shd w:val="clear" w:color="auto" w:fill="DEEAF6" w:themeFill="accent1" w:themeFillTint="33"/>
+            <w:tcMar>
+              <w:top w:w="80" w:type="dxa"/>
+              <w:left w:w="120" w:type="dxa"/>
+              <w:bottom w:w="80" w:type="dxa"/>
+              <w:right w:w="120" w:type="dxa"/>
+            </w:tcMar>
+            <w:vAlign w:val="center"/>
+          </w:tcPr>
+          <w:p>
+            <w:pPr>
+              <w:pStyle w:val="Sinespaciado"/>
+              <w:spacing w:line="240" w:lineRule="auto"/>
+              <w:rPr>
+                <w:rFonts w:cs="Times New Roman"/>
+                <w:sz w:val="20"/>
+                <w:szCs w:val="20"/>
+              </w:rPr>
+            </w:pPr>
+            <w:r>
+              <w:rPr>
+                <w:rFonts w:cs="Times New Roman"/>
+                <w:sz w:val="20"/>
+                <w:szCs w:val="20"/>
+              </w:rPr>
+              <w:t>Obtener pedido por ID válido</w:t>
+            </w:r>
+          </w:p>
+        </w:tc>
+        <w:tc>
+          <w:tcPr>
+            <w:tcW w:w="1271" w:type="dxa"/>
+            <w:tcBorders>
+              <w:top w:val="single" w:sz="1" w:space="0" w:color="CCCCCC"/>
+              <w:left w:val="single" w:sz="1" w:space="0" w:color="CCCCCC"/>
+              <w:bottom w:val="single" w:sz="1" w:space="0" w:color="CCCCCC"/>
+              <w:right w:val="single" w:sz="1" w:space="0" w:color="CCCCCC"/>
+            </w:tcBorders>
+            <w:shd w:val="clear" w:color="auto" w:fill="DEEAF6" w:themeFill="accent1" w:themeFillTint="33"/>
+            <w:tcMar>
+              <w:top w:w="80" w:type="dxa"/>
+              <w:left w:w="120" w:type="dxa"/>
+              <w:bottom w:w="80" w:type="dxa"/>
+              <w:right w:w="120" w:type="dxa"/>
+            </w:tcMar>
+            <w:vAlign w:val="center"/>
+          </w:tcPr>
+          <w:p>
+            <w:pPr>
+              <w:pStyle w:val="Sinespaciado"/>
+              <w:spacing w:line="240" w:lineRule="auto"/>
+              <w:rPr>
+                <w:rFonts w:cs="Times New Roman"/>
+                <w:sz w:val="20"/>
+                <w:szCs w:val="20"/>
+              </w:rPr>
+            </w:pPr>
+            <w:r>
+              <w:rPr>
+                <w:rFonts w:cs="Times New Roman"/>
+                <w:sz w:val="20"/>
+                <w:szCs w:val="20"/>
+              </w:rPr>
+              <w:t>Funcional / Integración</w:t>
+            </w:r>
+          </w:p>
+        </w:tc>
+        <w:tc>
+          <w:tcPr>
+            <w:tcW w:w="1168" w:type="dxa"/>
+            <w:tcBorders>
+              <w:top w:val="single" w:sz="1" w:space="0" w:color="CCCCCC"/>
+              <w:left w:val="single" w:sz="1" w:space="0" w:color="CCCCCC"/>
+              <w:bottom w:val="single" w:sz="1" w:space="0" w:color="CCCCCC"/>
+              <w:right w:val="single" w:sz="1" w:space="0" w:color="CCCCCC"/>
+            </w:tcBorders>
+            <w:shd w:val="clear" w:color="auto" w:fill="DEEAF6" w:themeFill="accent1" w:themeFillTint="33"/>
+            <w:vAlign w:val="center"/>
+          </w:tcPr>
+          <w:p>
+            <w:pPr>
+              <w:pStyle w:val="Sinespaciado"/>
+              <w:spacing w:line="240" w:lineRule="auto"/>
+              <w:rPr>
+                <w:rFonts w:cs="Times New Roman"/>
+                <w:sz w:val="20"/>
+                <w:szCs w:val="20"/>
+              </w:rPr>
+            </w:pPr>
+            <w:r>
+              <w:rPr>
+                <w:rFonts w:cs="Times New Roman"/>
+                <w:sz w:val="20"/>
+                <w:szCs w:val="20"/>
+              </w:rPr>
+              <w:t>Postman</w:t>
+            </w:r>
+          </w:p>
+        </w:tc>
+        <w:tc>
+          <w:tcPr>
+            <w:tcW w:w="2470" w:type="dxa"/>
+            <w:tcBorders>
+              <w:top w:val="single" w:sz="1" w:space="0" w:color="CCCCCC"/>
+              <w:left w:val="single" w:sz="1" w:space="0" w:color="CCCCCC"/>
+              <w:bottom w:val="single" w:sz="1" w:space="0" w:color="CCCCCC"/>
+              <w:right w:val="single" w:sz="1" w:space="0" w:color="CCCCCC"/>
+            </w:tcBorders>
+            <w:shd w:val="clear" w:color="auto" w:fill="DEEAF6" w:themeFill="accent1" w:themeFillTint="33"/>
+            <w:vAlign w:val="center"/>
+          </w:tcPr>
+          <w:p>
+            <w:pPr>
+              <w:pStyle w:val="Sinespaciado"/>
+              <w:spacing w:line="240" w:lineRule="auto"/>
+              <w:rPr>
+                <w:rFonts w:cs="Times New Roman"/>
+                <w:sz w:val="20"/>
+                <w:szCs w:val="20"/>
+              </w:rPr>
+            </w:pPr>
+            <w:r>
+              <w:rPr>
+                <w:rFonts w:cs="Times New Roman"/>
+                <w:sz w:val="20"/>
+                <w:szCs w:val="20"/>
+              </w:rPr>
+              <w:t xml:space="preserve">GET /api/pedidos/2 con JWT válido </w:t>
+            </w:r>
+          </w:p>
+        </w:tc>
+        <w:tc>
+          <w:tcPr>
+            <w:tcW w:w="1470" w:type="dxa"/>
+            <w:tcBorders>
+              <w:top w:val="single" w:sz="1" w:space="0" w:color="CCCCCC"/>
+              <w:left w:val="single" w:sz="1" w:space="0" w:color="CCCCCC"/>
+              <w:bottom w:val="single" w:sz="1" w:space="0" w:color="CCCCCC"/>
+              <w:right w:val="single" w:sz="1" w:space="0" w:color="CCCCCC"/>
+            </w:tcBorders>
+            <w:shd w:val="clear" w:color="auto" w:fill="DEEAF6" w:themeFill="accent1" w:themeFillTint="33"/>
+            <w:tcMar>
+              <w:top w:w="80" w:type="dxa"/>
+              <w:left w:w="120" w:type="dxa"/>
+              <w:bottom w:w="80" w:type="dxa"/>
+              <w:right w:w="120" w:type="dxa"/>
+            </w:tcMar>
+            <w:vAlign w:val="center"/>
+          </w:tcPr>
+          <w:p>
+            <w:pPr>
+              <w:pStyle w:val="Sinespaciado"/>
+              <w:spacing w:line="240" w:lineRule="auto"/>
+              <w:rPr>
+                <w:rFonts w:cs="Times New Roman"/>
+                <w:sz w:val="20"/>
+                <w:szCs w:val="20"/>
+              </w:rPr>
+            </w:pPr>
+            <w:proofErr w:type="gramStart"/>
+            <w:r>
+              <w:rPr>
+                <w:rFonts w:cs="Times New Roman"/>
+                <w:sz w:val="20"/>
+                <w:szCs w:val="20"/>
+              </w:rPr>
+              <w:t>Status</w:t>
+            </w:r>
+            <w:proofErr w:type="gramEnd"/>
+            <w:r>
+              <w:rPr>
+                <w:rFonts w:cs="Times New Roman"/>
+                <w:sz w:val="20"/>
+                <w:szCs w:val="20"/>
+              </w:rPr>
+              <w:t xml:space="preserve"> 200 + </w:t>
+            </w:r>
+            <w:proofErr w:type="spellStart"/>
+            <w:r>
+              <w:rPr>
+                <w:rFonts w:cs="Times New Roman"/>
+                <w:sz w:val="20"/>
+                <w:szCs w:val="20"/>
+              </w:rPr>
+              <w:t>pedId</w:t>
+            </w:r>
+            <w:proofErr w:type="spellEnd"/>
+            <w:r>
+              <w:rPr>
+                <w:rFonts w:cs="Times New Roman"/>
+                <w:sz w:val="20"/>
+                <w:szCs w:val="20"/>
+              </w:rPr>
+              <w:t xml:space="preserve"> + </w:t>
+            </w:r>
+            <w:proofErr w:type="spellStart"/>
+            <w:r>
+              <w:rPr>
+                <w:rFonts w:cs="Times New Roman"/>
+                <w:sz w:val="20"/>
+                <w:szCs w:val="20"/>
+              </w:rPr>
+              <w:t>estadoNombre</w:t>
+            </w:r>
+            <w:proofErr w:type="spellEnd"/>
+          </w:p>
+        </w:tc>
+        <w:tc>
+          <w:tcPr>
+            <w:tcW w:w="1093" w:type="dxa"/>
+            <w:tcBorders>
+              <w:top w:val="single" w:sz="1" w:space="0" w:color="CCCCCC"/>
+              <w:left w:val="single" w:sz="1" w:space="0" w:color="CCCCCC"/>
+              <w:bottom w:val="single" w:sz="1" w:space="0" w:color="CCCCCC"/>
+              <w:right w:val="single" w:sz="1" w:space="0" w:color="CCCCCC"/>
+            </w:tcBorders>
+            <w:shd w:val="clear" w:color="auto" w:fill="E2EFD9" w:themeFill="accent6" w:themeFillTint="33"/>
+            <w:tcMar>
+              <w:top w:w="80" w:type="dxa"/>
+              <w:left w:w="120" w:type="dxa"/>
+              <w:bottom w:w="80" w:type="dxa"/>
+              <w:right w:w="120" w:type="dxa"/>
+            </w:tcMar>
+            <w:vAlign w:val="center"/>
+          </w:tcPr>
+          <w:p>
+            <w:pPr>
+              <w:pStyle w:val="Sinespaciado"/>
+              <w:spacing w:line="240" w:lineRule="auto"/>
+              <w:rPr>
+                <w:rFonts w:cs="Times New Roman"/>
+                <w:sz w:val="20"/>
+                <w:szCs w:val="20"/>
+              </w:rPr>
+            </w:pPr>
+            <w:r>
+              <w:rPr>
+                <w:rFonts w:cs="Times New Roman"/>
+                <w:sz w:val="20"/>
+                <w:szCs w:val="20"/>
+              </w:rPr>
+              <w:t>PASS</w:t>
+            </w:r>
+          </w:p>
+        </w:tc>
+        <w:tc>
+          <w:tcPr>
+            <w:tcW w:w="1083" w:type="dxa"/>
+            <w:tcBorders>
+              <w:top w:val="single" w:sz="1" w:space="0" w:color="CCCCCC"/>
+              <w:left w:val="single" w:sz="1" w:space="0" w:color="CCCCCC"/>
+              <w:bottom w:val="single" w:sz="1" w:space="0" w:color="CCCCCC"/>
+              <w:right w:val="single" w:sz="1" w:space="0" w:color="CCCCCC"/>
+            </w:tcBorders>
+            <w:shd w:val="clear" w:color="auto" w:fill="DEEAF6" w:themeFill="accent1" w:themeFillTint="33"/>
+            <w:tcMar>
+              <w:top w:w="80" w:type="dxa"/>
+              <w:left w:w="120" w:type="dxa"/>
+              <w:bottom w:w="80" w:type="dxa"/>
+              <w:right w:w="120" w:type="dxa"/>
+            </w:tcMar>
+            <w:vAlign w:val="center"/>
+          </w:tcPr>
+          <w:p>
+            <w:pPr>
+              <w:pStyle w:val="Sinespaciado"/>
+              <w:spacing w:line="240" w:lineRule="auto"/>
+              <w:rPr>
+                <w:rFonts w:cs="Times New Roman"/>
+                <w:sz w:val="20"/>
+                <w:szCs w:val="20"/>
+              </w:rPr>
+            </w:pPr>
+            <w:r>
+              <w:rPr>
+                <w:rFonts w:cs="Times New Roman"/>
+                <w:sz w:val="20"/>
+                <w:szCs w:val="20"/>
+              </w:rPr>
+              <w:t>Figura 10</w:t>
+            </w:r>
+          </w:p>
+        </w:tc>
+      </w:tr>
+      <w:tr>
+        <w:trPr>
+          <w:trHeight w:val="579"/>
+        </w:trPr>
+        <w:tc>
+          <w:tcPr>
+            <w:tcW w:w="551" w:type="dxa"/>
+            <w:tcBorders>
+              <w:top w:val="single" w:sz="1" w:space="0" w:color="CCCCCC"/>
+              <w:left w:val="single" w:sz="1" w:space="0" w:color="CCCCCC"/>
+              <w:bottom w:val="single" w:sz="1" w:space="0" w:color="CCCCCC"/>
+              <w:right w:val="single" w:sz="1" w:space="0" w:color="CCCCCC"/>
+            </w:tcBorders>
+            <w:shd w:val="clear" w:color="auto" w:fill="FFFFFF" w:themeFill="background1"/>
+            <w:tcMar>
+              <w:top w:w="80" w:type="dxa"/>
+              <w:left w:w="120" w:type="dxa"/>
+              <w:bottom w:w="80" w:type="dxa"/>
+              <w:right w:w="120" w:type="dxa"/>
+            </w:tcMar>
+            <w:vAlign w:val="center"/>
+          </w:tcPr>
+          <w:p>
+            <w:pPr>
+              <w:pStyle w:val="Sinespaciado"/>
+              <w:spacing w:line="240" w:lineRule="auto"/>
+              <w:rPr>
+                <w:rFonts w:cs="Times New Roman"/>
+                <w:sz w:val="20"/>
+                <w:szCs w:val="20"/>
+              </w:rPr>
+            </w:pPr>
+            <w:r>
+              <w:rPr>
+                <w:rFonts w:cs="Times New Roman"/>
+                <w:sz w:val="20"/>
+                <w:szCs w:val="20"/>
+              </w:rPr>
+              <w:t>P2</w:t>
+            </w:r>
+            <w:r>
+              <w:rPr>
+                <w:rFonts w:cs="Times New Roman"/>
+                <w:sz w:val="20"/>
+                <w:szCs w:val="20"/>
+              </w:rPr>
+              <w:t>1</w:t>
+            </w:r>
+          </w:p>
+        </w:tc>
+        <w:tc>
+          <w:tcPr>
+            <w:tcW w:w="1359" w:type="dxa"/>
+            <w:tcBorders>
+              <w:top w:val="single" w:sz="1" w:space="0" w:color="CCCCCC"/>
+              <w:left w:val="single" w:sz="1" w:space="0" w:color="CCCCCC"/>
+              <w:bottom w:val="single" w:sz="1" w:space="0" w:color="CCCCCC"/>
+              <w:right w:val="single" w:sz="1" w:space="0" w:color="CCCCCC"/>
+            </w:tcBorders>
+            <w:shd w:val="clear" w:color="auto" w:fill="FFFFFF" w:themeFill="background1"/>
+            <w:tcMar>
+              <w:top w:w="80" w:type="dxa"/>
+              <w:left w:w="120" w:type="dxa"/>
+              <w:bottom w:w="80" w:type="dxa"/>
+              <w:right w:w="120" w:type="dxa"/>
+            </w:tcMar>
+            <w:vAlign w:val="center"/>
+          </w:tcPr>
+          <w:p>
+            <w:pPr>
+              <w:pStyle w:val="Sinespaciado"/>
+              <w:spacing w:line="240" w:lineRule="auto"/>
+              <w:rPr>
+                <w:rFonts w:cs="Times New Roman"/>
+                <w:sz w:val="20"/>
+                <w:szCs w:val="20"/>
+              </w:rPr>
+            </w:pPr>
+            <w:r>
+              <w:rPr>
+                <w:rFonts w:cs="Times New Roman"/>
+                <w:sz w:val="20"/>
+                <w:szCs w:val="20"/>
+              </w:rPr>
+              <w:t>Pedidos</w:t>
+            </w:r>
+          </w:p>
+        </w:tc>
+        <w:tc>
+          <w:tcPr>
+            <w:tcW w:w="2533" w:type="dxa"/>
+            <w:tcBorders>
+              <w:top w:val="single" w:sz="1" w:space="0" w:color="CCCCCC"/>
+              <w:left w:val="single" w:sz="1" w:space="0" w:color="CCCCCC"/>
+              <w:bottom w:val="single" w:sz="1" w:space="0" w:color="CCCCCC"/>
+              <w:right w:val="single" w:sz="1" w:space="0" w:color="CCCCCC"/>
+            </w:tcBorders>
+            <w:shd w:val="clear" w:color="auto" w:fill="FFFFFF" w:themeFill="background1"/>
+            <w:tcMar>
+              <w:top w:w="80" w:type="dxa"/>
+              <w:left w:w="120" w:type="dxa"/>
+              <w:bottom w:w="80" w:type="dxa"/>
+              <w:right w:w="120" w:type="dxa"/>
+            </w:tcMar>
+            <w:vAlign w:val="center"/>
+          </w:tcPr>
+          <w:p>
+            <w:pPr>
+              <w:pStyle w:val="Sinespaciado"/>
+              <w:spacing w:line="240" w:lineRule="auto"/>
+              <w:rPr>
+                <w:rFonts w:cs="Times New Roman"/>
+                <w:sz w:val="20"/>
+                <w:szCs w:val="20"/>
+              </w:rPr>
+            </w:pPr>
+            <w:r>
+              <w:rPr>
+                <w:rFonts w:cs="Times New Roman"/>
+                <w:sz w:val="20"/>
+                <w:szCs w:val="20"/>
+              </w:rPr>
+              <w:t>Pedido inexistente retorna 404</w:t>
+            </w:r>
+          </w:p>
+        </w:tc>
+        <w:tc>
+          <w:tcPr>
+            <w:tcW w:w="1271" w:type="dxa"/>
+            <w:tcBorders>
+              <w:top w:val="single" w:sz="1" w:space="0" w:color="CCCCCC"/>
+              <w:left w:val="single" w:sz="1" w:space="0" w:color="CCCCCC"/>
+              <w:bottom w:val="single" w:sz="1" w:space="0" w:color="CCCCCC"/>
+              <w:right w:val="single" w:sz="1" w:space="0" w:color="CCCCCC"/>
+            </w:tcBorders>
+            <w:shd w:val="clear" w:color="auto" w:fill="FFFFFF" w:themeFill="background1"/>
+            <w:tcMar>
+              <w:top w:w="80" w:type="dxa"/>
+              <w:left w:w="120" w:type="dxa"/>
+              <w:bottom w:w="80" w:type="dxa"/>
+              <w:right w:w="120" w:type="dxa"/>
+            </w:tcMar>
+            <w:vAlign w:val="center"/>
+          </w:tcPr>
+          <w:p>
+            <w:pPr>
+              <w:pStyle w:val="Sinespaciado"/>
+              <w:spacing w:line="240" w:lineRule="auto"/>
+              <w:rPr>
+                <w:rFonts w:cs="Times New Roman"/>
+                <w:sz w:val="20"/>
+                <w:szCs w:val="20"/>
+              </w:rPr>
+            </w:pPr>
+            <w:r>
+              <w:rPr>
+                <w:rFonts w:cs="Times New Roman"/>
+                <w:sz w:val="20"/>
+                <w:szCs w:val="20"/>
+              </w:rPr>
+              <w:t>Caja Negra</w:t>
+            </w:r>
+          </w:p>
+        </w:tc>
+        <w:tc>
+          <w:tcPr>
+            <w:tcW w:w="1168" w:type="dxa"/>
+            <w:tcBorders>
+              <w:top w:val="single" w:sz="1" w:space="0" w:color="CCCCCC"/>
+              <w:left w:val="single" w:sz="1" w:space="0" w:color="CCCCCC"/>
+              <w:bottom w:val="single" w:sz="1" w:space="0" w:color="CCCCCC"/>
+              <w:right w:val="single" w:sz="1" w:space="0" w:color="CCCCCC"/>
+            </w:tcBorders>
+            <w:shd w:val="clear" w:color="auto" w:fill="FFFFFF" w:themeFill="background1"/>
+            <w:vAlign w:val="center"/>
+          </w:tcPr>
+          <w:p>
+            <w:pPr>
+              <w:pStyle w:val="Sinespaciado"/>
+              <w:spacing w:line="240" w:lineRule="auto"/>
+              <w:rPr>
+                <w:rFonts w:cs="Times New Roman"/>
+                <w:sz w:val="20"/>
+                <w:szCs w:val="20"/>
+              </w:rPr>
+            </w:pPr>
+            <w:r>
+              <w:rPr>
+                <w:rFonts w:cs="Times New Roman"/>
+                <w:sz w:val="20"/>
+                <w:szCs w:val="20"/>
+              </w:rPr>
+              <w:t>Postman</w:t>
+            </w:r>
+          </w:p>
+        </w:tc>
+        <w:tc>
+          <w:tcPr>
+            <w:tcW w:w="2470" w:type="dxa"/>
+            <w:tcBorders>
+              <w:top w:val="single" w:sz="1" w:space="0" w:color="CCCCCC"/>
+              <w:left w:val="single" w:sz="1" w:space="0" w:color="CCCCCC"/>
+              <w:bottom w:val="single" w:sz="1" w:space="0" w:color="CCCCCC"/>
+              <w:right w:val="single" w:sz="1" w:space="0" w:color="CCCCCC"/>
+            </w:tcBorders>
+            <w:shd w:val="clear" w:color="auto" w:fill="FFFFFF" w:themeFill="background1"/>
+            <w:vAlign w:val="center"/>
+          </w:tcPr>
+          <w:p>
+            <w:pPr>
+              <w:pStyle w:val="Sinespaciado"/>
+              <w:spacing w:line="240" w:lineRule="auto"/>
+              <w:rPr>
+                <w:rFonts w:cs="Times New Roman"/>
+                <w:sz w:val="20"/>
+                <w:szCs w:val="20"/>
+              </w:rPr>
+            </w:pPr>
+            <w:r>
+              <w:rPr>
+                <w:rFonts w:cs="Times New Roman"/>
+                <w:sz w:val="20"/>
+                <w:szCs w:val="20"/>
+              </w:rPr>
+              <w:t>GET /api/pedidos/999 con JWT válido</w:t>
+            </w:r>
+          </w:p>
+        </w:tc>
+        <w:tc>
+          <w:tcPr>
+            <w:tcW w:w="1470" w:type="dxa"/>
+            <w:tcBorders>
+              <w:top w:val="single" w:sz="1" w:space="0" w:color="CCCCCC"/>
+              <w:left w:val="single" w:sz="1" w:space="0" w:color="CCCCCC"/>
+              <w:bottom w:val="single" w:sz="1" w:space="0" w:color="CCCCCC"/>
+              <w:right w:val="single" w:sz="1" w:space="0" w:color="CCCCCC"/>
+            </w:tcBorders>
+            <w:shd w:val="clear" w:color="auto" w:fill="FFFFFF" w:themeFill="background1"/>
+            <w:tcMar>
+              <w:top w:w="80" w:type="dxa"/>
+              <w:left w:w="120" w:type="dxa"/>
+              <w:bottom w:w="80" w:type="dxa"/>
+              <w:right w:w="120" w:type="dxa"/>
+            </w:tcMar>
+            <w:vAlign w:val="center"/>
+          </w:tcPr>
+          <w:p>
+            <w:pPr>
+              <w:pStyle w:val="Sinespaciado"/>
+              <w:spacing w:line="240" w:lineRule="auto"/>
+              <w:rPr>
+                <w:rFonts w:cs="Times New Roman"/>
+                <w:sz w:val="20"/>
+                <w:szCs w:val="20"/>
+              </w:rPr>
+            </w:pPr>
+            <w:proofErr w:type="gramStart"/>
+            <w:r>
+              <w:rPr>
+                <w:rFonts w:cs="Times New Roman"/>
+                <w:sz w:val="20"/>
+                <w:szCs w:val="20"/>
+              </w:rPr>
+              <w:t>Status</w:t>
+            </w:r>
+            <w:proofErr w:type="gramEnd"/>
+            <w:r>
+              <w:rPr>
+                <w:rFonts w:cs="Times New Roman"/>
+                <w:sz w:val="20"/>
+                <w:szCs w:val="20"/>
+              </w:rPr>
+              <w:t xml:space="preserve"> 404 + mensaje de error</w:t>
+            </w:r>
+          </w:p>
+        </w:tc>
+        <w:tc>
+          <w:tcPr>
+            <w:tcW w:w="1093" w:type="dxa"/>
+            <w:tcBorders>
+              <w:top w:val="single" w:sz="1" w:space="0" w:color="CCCCCC"/>
+              <w:left w:val="single" w:sz="1" w:space="0" w:color="CCCCCC"/>
+              <w:bottom w:val="single" w:sz="1" w:space="0" w:color="CCCCCC"/>
+              <w:right w:val="single" w:sz="1" w:space="0" w:color="CCCCCC"/>
+            </w:tcBorders>
+            <w:shd w:val="clear" w:color="auto" w:fill="E2EFD9" w:themeFill="accent6" w:themeFillTint="33"/>
+            <w:tcMar>
+              <w:top w:w="80" w:type="dxa"/>
+              <w:left w:w="120" w:type="dxa"/>
+              <w:bottom w:w="80" w:type="dxa"/>
+              <w:right w:w="120" w:type="dxa"/>
+            </w:tcMar>
+            <w:vAlign w:val="center"/>
+          </w:tcPr>
+          <w:p>
+            <w:pPr>
+              <w:pStyle w:val="Sinespaciado"/>
+              <w:spacing w:line="240" w:lineRule="auto"/>
+              <w:rPr>
+                <w:rFonts w:cs="Times New Roman"/>
+                <w:sz w:val="20"/>
+                <w:szCs w:val="20"/>
+              </w:rPr>
+            </w:pPr>
+            <w:r>
+              <w:rPr>
+                <w:rFonts w:cs="Times New Roman"/>
+                <w:sz w:val="20"/>
+                <w:szCs w:val="20"/>
+              </w:rPr>
+              <w:t>PASS</w:t>
+            </w:r>
+          </w:p>
+        </w:tc>
+        <w:tc>
+          <w:tcPr>
+            <w:tcW w:w="1083" w:type="dxa"/>
+            <w:tcBorders>
+              <w:top w:val="single" w:sz="1" w:space="0" w:color="CCCCCC"/>
+              <w:left w:val="single" w:sz="1" w:space="0" w:color="CCCCCC"/>
+              <w:bottom w:val="single" w:sz="1" w:space="0" w:color="CCCCCC"/>
+              <w:right w:val="single" w:sz="1" w:space="0" w:color="CCCCCC"/>
+            </w:tcBorders>
+            <w:shd w:val="clear" w:color="auto" w:fill="FFFFFF" w:themeFill="background1"/>
+            <w:tcMar>
+              <w:top w:w="80" w:type="dxa"/>
+              <w:left w:w="120" w:type="dxa"/>
+              <w:bottom w:w="80" w:type="dxa"/>
+              <w:right w:w="120" w:type="dxa"/>
+            </w:tcMar>
+            <w:vAlign w:val="center"/>
+          </w:tcPr>
+          <w:p>
+            <w:pPr>
+              <w:pStyle w:val="Sinespaciado"/>
+              <w:spacing w:line="240" w:lineRule="auto"/>
+              <w:rPr>
+                <w:rFonts w:cs="Times New Roman"/>
+                <w:sz w:val="20"/>
+                <w:szCs w:val="20"/>
+              </w:rPr>
+            </w:pPr>
+            <w:r>
+              <w:rPr>
+                <w:rFonts w:cs="Times New Roman"/>
+                <w:sz w:val="20"/>
+                <w:szCs w:val="20"/>
+              </w:rPr>
+              <w:t>Figura 1</w:t>
+            </w:r>
+            <w:r>
+              <w:rPr>
+                <w:rFonts w:cs="Times New Roman"/>
+                <w:sz w:val="20"/>
+                <w:szCs w:val="20"/>
+              </w:rPr>
+              <w:t>1</w:t>
+            </w:r>
+          </w:p>
+        </w:tc>
+      </w:tr>
+      <w:tr>
+        <w:trPr>
+          <w:trHeight w:val="579"/>
+        </w:trPr>
+        <w:tc>
+          <w:tcPr>
+            <w:tcW w:w="551" w:type="dxa"/>
+            <w:tcBorders>
+              <w:top w:val="single" w:sz="1" w:space="0" w:color="CCCCCC"/>
+              <w:left w:val="single" w:sz="1" w:space="0" w:color="CCCCCC"/>
+              <w:bottom w:val="single" w:sz="1" w:space="0" w:color="CCCCCC"/>
+              <w:right w:val="single" w:sz="1" w:space="0" w:color="CCCCCC"/>
+            </w:tcBorders>
+            <w:shd w:val="clear" w:color="auto" w:fill="DEEAF6" w:themeFill="accent1" w:themeFillTint="33"/>
+            <w:tcMar>
+              <w:top w:w="80" w:type="dxa"/>
+              <w:left w:w="120" w:type="dxa"/>
+              <w:bottom w:w="80" w:type="dxa"/>
+              <w:right w:w="120" w:type="dxa"/>
+            </w:tcMar>
+            <w:vAlign w:val="center"/>
+          </w:tcPr>
+          <w:p>
+            <w:pPr>
+              <w:pStyle w:val="Sinespaciado"/>
+              <w:spacing w:line="240" w:lineRule="auto"/>
+              <w:rPr>
+                <w:rFonts w:cs="Times New Roman"/>
+                <w:sz w:val="20"/>
+                <w:szCs w:val="20"/>
+              </w:rPr>
+            </w:pPr>
+            <w:r>
+              <w:rPr>
+                <w:rFonts w:cs="Times New Roman"/>
+                <w:sz w:val="20"/>
+                <w:szCs w:val="20"/>
+              </w:rPr>
+              <w:t>P2</w:t>
+            </w:r>
+            <w:r>
+              <w:rPr>
+                <w:rFonts w:cs="Times New Roman"/>
+                <w:sz w:val="20"/>
+                <w:szCs w:val="20"/>
+              </w:rPr>
+              <w:t>2</w:t>
+            </w:r>
+          </w:p>
+        </w:tc>
+        <w:tc>
+          <w:tcPr>
+            <w:tcW w:w="1359" w:type="dxa"/>
+            <w:tcBorders>
+              <w:top w:val="single" w:sz="1" w:space="0" w:color="CCCCCC"/>
+              <w:left w:val="single" w:sz="1" w:space="0" w:color="CCCCCC"/>
+              <w:bottom w:val="single" w:sz="1" w:space="0" w:color="CCCCCC"/>
+              <w:right w:val="single" w:sz="1" w:space="0" w:color="CCCCCC"/>
+            </w:tcBorders>
+            <w:shd w:val="clear" w:color="auto" w:fill="DEEAF6" w:themeFill="accent1" w:themeFillTint="33"/>
+            <w:tcMar>
+              <w:top w:w="80" w:type="dxa"/>
+              <w:left w:w="120" w:type="dxa"/>
+              <w:bottom w:w="80" w:type="dxa"/>
+              <w:right w:w="120" w:type="dxa"/>
+            </w:tcMar>
+            <w:vAlign w:val="center"/>
+          </w:tcPr>
+          <w:p>
+            <w:pPr>
+              <w:pStyle w:val="Sinespaciado"/>
+              <w:spacing w:line="240" w:lineRule="auto"/>
+              <w:rPr>
+                <w:rFonts w:cs="Times New Roman"/>
+                <w:sz w:val="20"/>
+                <w:szCs w:val="20"/>
+              </w:rPr>
+            </w:pPr>
+            <w:r>
+              <w:rPr>
+                <w:rFonts w:cs="Times New Roman"/>
+                <w:sz w:val="20"/>
+                <w:szCs w:val="20"/>
+              </w:rPr>
+              <w:t>Pedidos</w:t>
+            </w:r>
+          </w:p>
+        </w:tc>
+        <w:tc>
+          <w:tcPr>
+            <w:tcW w:w="2533" w:type="dxa"/>
+            <w:tcBorders>
+              <w:top w:val="single" w:sz="1" w:space="0" w:color="CCCCCC"/>
+              <w:left w:val="single" w:sz="1" w:space="0" w:color="CCCCCC"/>
+              <w:bottom w:val="single" w:sz="1" w:space="0" w:color="CCCCCC"/>
+              <w:right w:val="single" w:sz="1" w:space="0" w:color="CCCCCC"/>
+            </w:tcBorders>
+            <w:shd w:val="clear" w:color="auto" w:fill="DEEAF6" w:themeFill="accent1" w:themeFillTint="33"/>
+            <w:tcMar>
+              <w:top w:w="80" w:type="dxa"/>
+              <w:left w:w="120" w:type="dxa"/>
+              <w:bottom w:w="80" w:type="dxa"/>
+              <w:right w:w="120" w:type="dxa"/>
+            </w:tcMar>
+            <w:vAlign w:val="center"/>
+          </w:tcPr>
+          <w:p>
+            <w:pPr>
+              <w:pStyle w:val="Sinespaciado"/>
+              <w:spacing w:line="240" w:lineRule="auto"/>
+              <w:rPr>
+                <w:rFonts w:cs="Times New Roman"/>
+                <w:sz w:val="20"/>
+                <w:szCs w:val="20"/>
+              </w:rPr>
+            </w:pPr>
+            <w:r>
+              <w:rPr>
+                <w:rFonts w:cs="Times New Roman"/>
+                <w:sz w:val="20"/>
+                <w:szCs w:val="20"/>
+              </w:rPr>
+              <w:t>Cambiar estado de pedido</w:t>
+            </w:r>
+          </w:p>
+        </w:tc>
+        <w:tc>
+          <w:tcPr>
+            <w:tcW w:w="1271" w:type="dxa"/>
+            <w:tcBorders>
+              <w:top w:val="single" w:sz="1" w:space="0" w:color="CCCCCC"/>
+              <w:left w:val="single" w:sz="1" w:space="0" w:color="CCCCCC"/>
+              <w:bottom w:val="single" w:sz="1" w:space="0" w:color="CCCCCC"/>
+              <w:right w:val="single" w:sz="1" w:space="0" w:color="CCCCCC"/>
+            </w:tcBorders>
+            <w:shd w:val="clear" w:color="auto" w:fill="DEEAF6" w:themeFill="accent1" w:themeFillTint="33"/>
+            <w:tcMar>
+              <w:top w:w="80" w:type="dxa"/>
+              <w:left w:w="120" w:type="dxa"/>
+              <w:bottom w:w="80" w:type="dxa"/>
+              <w:right w:w="120" w:type="dxa"/>
+            </w:tcMar>
+            <w:vAlign w:val="center"/>
+          </w:tcPr>
+          <w:p>
+            <w:pPr>
+              <w:pStyle w:val="Sinespaciado"/>
+              <w:spacing w:line="240" w:lineRule="auto"/>
+              <w:rPr>
+                <w:rFonts w:cs="Times New Roman"/>
+                <w:sz w:val="20"/>
+                <w:szCs w:val="20"/>
+              </w:rPr>
+            </w:pPr>
+            <w:r>
+              <w:rPr>
+                <w:rFonts w:cs="Times New Roman"/>
+                <w:sz w:val="20"/>
+                <w:szCs w:val="20"/>
+              </w:rPr>
+              <w:t>Funcional / Integración</w:t>
+            </w:r>
+          </w:p>
+        </w:tc>
+        <w:tc>
+          <w:tcPr>
+            <w:tcW w:w="1168" w:type="dxa"/>
+            <w:tcBorders>
+              <w:top w:val="single" w:sz="1" w:space="0" w:color="CCCCCC"/>
+              <w:left w:val="single" w:sz="1" w:space="0" w:color="CCCCCC"/>
+              <w:bottom w:val="single" w:sz="1" w:space="0" w:color="CCCCCC"/>
+              <w:right w:val="single" w:sz="1" w:space="0" w:color="CCCCCC"/>
+            </w:tcBorders>
+            <w:shd w:val="clear" w:color="auto" w:fill="DEEAF6" w:themeFill="accent1" w:themeFillTint="33"/>
+            <w:vAlign w:val="center"/>
+          </w:tcPr>
+          <w:p>
+            <w:pPr>
+              <w:pStyle w:val="Sinespaciado"/>
+              <w:spacing w:line="240" w:lineRule="auto"/>
+              <w:rPr>
+                <w:rFonts w:cs="Times New Roman"/>
+                <w:sz w:val="20"/>
+                <w:szCs w:val="20"/>
+              </w:rPr>
+            </w:pPr>
+            <w:r>
+              <w:rPr>
+                <w:rFonts w:cs="Times New Roman"/>
+                <w:sz w:val="20"/>
+                <w:szCs w:val="20"/>
+              </w:rPr>
+              <w:t>Postman</w:t>
+            </w:r>
+          </w:p>
+        </w:tc>
+        <w:tc>
+          <w:tcPr>
+            <w:tcW w:w="2470" w:type="dxa"/>
+            <w:tcBorders>
+              <w:top w:val="single" w:sz="1" w:space="0" w:color="CCCCCC"/>
+              <w:left w:val="single" w:sz="1" w:space="0" w:color="CCCCCC"/>
+              <w:bottom w:val="single" w:sz="1" w:space="0" w:color="CCCCCC"/>
+              <w:right w:val="single" w:sz="1" w:space="0" w:color="CCCCCC"/>
+            </w:tcBorders>
+            <w:shd w:val="clear" w:color="auto" w:fill="DEEAF6" w:themeFill="accent1" w:themeFillTint="33"/>
+            <w:vAlign w:val="center"/>
+          </w:tcPr>
+          <w:p>
+            <w:pPr>
+              <w:pStyle w:val="Sinespaciado"/>
+              <w:spacing w:line="240" w:lineRule="auto"/>
+              <w:rPr>
+                <w:rFonts w:cs="Times New Roman"/>
+                <w:sz w:val="20"/>
+                <w:szCs w:val="20"/>
+              </w:rPr>
+            </w:pPr>
+            <w:r>
+              <w:rPr>
+                <w:rFonts w:cs="Times New Roman"/>
+                <w:sz w:val="20"/>
+                <w:szCs w:val="20"/>
+              </w:rPr>
+              <w:t xml:space="preserve">PATCH /api/pedidos/1/estado con </w:t>
+            </w:r>
+            <w:proofErr w:type="spellStart"/>
+            <w:r>
+              <w:rPr>
+                <w:rFonts w:cs="Times New Roman"/>
+                <w:sz w:val="20"/>
+                <w:szCs w:val="20"/>
+              </w:rPr>
+              <w:t>nuevoEstadoId</w:t>
+            </w:r>
+            <w:proofErr w:type="spellEnd"/>
+            <w:r>
+              <w:rPr>
+                <w:rFonts w:cs="Times New Roman"/>
+                <w:sz w:val="20"/>
+                <w:szCs w:val="20"/>
+              </w:rPr>
+              <w:t xml:space="preserve"> = 5</w:t>
+            </w:r>
+          </w:p>
+        </w:tc>
+        <w:tc>
+          <w:tcPr>
+            <w:tcW w:w="1470" w:type="dxa"/>
+            <w:tcBorders>
+              <w:top w:val="single" w:sz="1" w:space="0" w:color="CCCCCC"/>
+              <w:left w:val="single" w:sz="1" w:space="0" w:color="CCCCCC"/>
+              <w:bottom w:val="single" w:sz="1" w:space="0" w:color="CCCCCC"/>
+              <w:right w:val="single" w:sz="1" w:space="0" w:color="CCCCCC"/>
+            </w:tcBorders>
+            <w:shd w:val="clear" w:color="auto" w:fill="DEEAF6" w:themeFill="accent1" w:themeFillTint="33"/>
+            <w:tcMar>
+              <w:top w:w="80" w:type="dxa"/>
+              <w:left w:w="120" w:type="dxa"/>
+              <w:bottom w:w="80" w:type="dxa"/>
+              <w:right w:w="120" w:type="dxa"/>
+            </w:tcMar>
+            <w:vAlign w:val="center"/>
+          </w:tcPr>
+          <w:p>
+            <w:pPr>
+              <w:pStyle w:val="Sinespaciado"/>
+              <w:spacing w:line="240" w:lineRule="auto"/>
+              <w:rPr>
+                <w:rFonts w:cs="Times New Roman"/>
+                <w:sz w:val="20"/>
+                <w:szCs w:val="20"/>
+              </w:rPr>
+            </w:pPr>
+            <w:proofErr w:type="gramStart"/>
+            <w:r>
+              <w:rPr>
+                <w:rFonts w:cs="Times New Roman"/>
+                <w:sz w:val="20"/>
+                <w:szCs w:val="20"/>
+              </w:rPr>
+              <w:t>Status</w:t>
+            </w:r>
+            <w:proofErr w:type="gramEnd"/>
+            <w:r>
+              <w:rPr>
+                <w:rFonts w:cs="Times New Roman"/>
+                <w:sz w:val="20"/>
+                <w:szCs w:val="20"/>
+              </w:rPr>
+              <w:t xml:space="preserve"> 200 + </w:t>
+            </w:r>
+            <w:proofErr w:type="spellStart"/>
+            <w:r>
+              <w:rPr>
+                <w:rFonts w:cs="Times New Roman"/>
+                <w:sz w:val="20"/>
+                <w:szCs w:val="20"/>
+              </w:rPr>
+              <w:t>pedId</w:t>
+            </w:r>
+            <w:proofErr w:type="spellEnd"/>
+            <w:r>
+              <w:rPr>
+                <w:rFonts w:cs="Times New Roman"/>
+                <w:sz w:val="20"/>
+                <w:szCs w:val="20"/>
+              </w:rPr>
+              <w:t xml:space="preserve"> + </w:t>
+            </w:r>
+            <w:proofErr w:type="spellStart"/>
+            <w:r>
+              <w:rPr>
+                <w:rFonts w:cs="Times New Roman"/>
+                <w:sz w:val="20"/>
+                <w:szCs w:val="20"/>
+              </w:rPr>
+              <w:t>estadoNombre</w:t>
+            </w:r>
+            <w:proofErr w:type="spellEnd"/>
+            <w:r>
+              <w:rPr>
+                <w:rFonts w:cs="Times New Roman"/>
+                <w:sz w:val="20"/>
+                <w:szCs w:val="20"/>
+              </w:rPr>
+              <w:t xml:space="preserve"> actualizado</w:t>
+            </w:r>
+          </w:p>
+        </w:tc>
+        <w:tc>
+          <w:tcPr>
+            <w:tcW w:w="1093" w:type="dxa"/>
+            <w:tcBorders>
+              <w:top w:val="single" w:sz="1" w:space="0" w:color="CCCCCC"/>
+              <w:left w:val="single" w:sz="1" w:space="0" w:color="CCCCCC"/>
+              <w:bottom w:val="single" w:sz="1" w:space="0" w:color="CCCCCC"/>
+              <w:right w:val="single" w:sz="1" w:space="0" w:color="CCCCCC"/>
+            </w:tcBorders>
+            <w:shd w:val="clear" w:color="auto" w:fill="E2EFD9" w:themeFill="accent6" w:themeFillTint="33"/>
+            <w:tcMar>
+              <w:top w:w="80" w:type="dxa"/>
+              <w:left w:w="120" w:type="dxa"/>
+              <w:bottom w:w="80" w:type="dxa"/>
+              <w:right w:w="120" w:type="dxa"/>
+            </w:tcMar>
+            <w:vAlign w:val="center"/>
+          </w:tcPr>
+          <w:p>
+            <w:pPr>
+              <w:pStyle w:val="Sinespaciado"/>
+              <w:spacing w:line="240" w:lineRule="auto"/>
+              <w:rPr>
+                <w:rFonts w:cs="Times New Roman"/>
+                <w:sz w:val="20"/>
+                <w:szCs w:val="20"/>
+              </w:rPr>
+            </w:pPr>
+            <w:r>
+              <w:rPr>
+                <w:rFonts w:cs="Times New Roman"/>
+                <w:sz w:val="20"/>
+                <w:szCs w:val="20"/>
+              </w:rPr>
+              <w:t>PASS</w:t>
+            </w:r>
+          </w:p>
+        </w:tc>
+        <w:tc>
+          <w:tcPr>
+            <w:tcW w:w="1083" w:type="dxa"/>
+            <w:tcBorders>
+              <w:top w:val="single" w:sz="1" w:space="0" w:color="CCCCCC"/>
+              <w:left w:val="single" w:sz="1" w:space="0" w:color="CCCCCC"/>
+              <w:bottom w:val="single" w:sz="1" w:space="0" w:color="CCCCCC"/>
+              <w:right w:val="single" w:sz="1" w:space="0" w:color="CCCCCC"/>
+            </w:tcBorders>
+            <w:shd w:val="clear" w:color="auto" w:fill="DEEAF6" w:themeFill="accent1" w:themeFillTint="33"/>
+            <w:tcMar>
+              <w:top w:w="80" w:type="dxa"/>
+              <w:left w:w="120" w:type="dxa"/>
+              <w:bottom w:w="80" w:type="dxa"/>
+              <w:right w:w="120" w:type="dxa"/>
+            </w:tcMar>
+            <w:vAlign w:val="center"/>
+          </w:tcPr>
+          <w:p>
+            <w:pPr>
+              <w:pStyle w:val="Sinespaciado"/>
+              <w:spacing w:line="240" w:lineRule="auto"/>
+              <w:rPr>
+                <w:rFonts w:cs="Times New Roman"/>
+                <w:sz w:val="20"/>
+                <w:szCs w:val="20"/>
+              </w:rPr>
+            </w:pPr>
+            <w:r>
+              <w:rPr>
+                <w:rFonts w:cs="Times New Roman"/>
+                <w:sz w:val="20"/>
+                <w:szCs w:val="20"/>
+              </w:rPr>
+              <w:t>Figura 1</w:t>
+            </w:r>
+            <w:r>
+              <w:rPr>
+                <w:rFonts w:cs="Times New Roman"/>
+                <w:sz w:val="20"/>
+                <w:szCs w:val="20"/>
+              </w:rPr>
+              <w:t>2</w:t>
+            </w:r>
+          </w:p>
+        </w:tc>
+      </w:tr>
+      <w:tr>
+        <w:trPr>
+          <w:trHeight w:val="579"/>
+        </w:trPr>
+        <w:tc>
+          <w:tcPr>
+            <w:tcW w:w="551" w:type="dxa"/>
+            <w:tcBorders>
+              <w:top w:val="single" w:sz="1" w:space="0" w:color="CCCCCC"/>
+              <w:left w:val="single" w:sz="1" w:space="0" w:color="CCCCCC"/>
+              <w:bottom w:val="single" w:sz="1" w:space="0" w:color="CCCCCC"/>
+              <w:right w:val="single" w:sz="1" w:space="0" w:color="CCCCCC"/>
+            </w:tcBorders>
+            <w:shd w:val="clear" w:color="auto" w:fill="FFFFFF" w:themeFill="background1"/>
+            <w:tcMar>
+              <w:top w:w="80" w:type="dxa"/>
+              <w:left w:w="120" w:type="dxa"/>
+              <w:bottom w:w="80" w:type="dxa"/>
+              <w:right w:w="120" w:type="dxa"/>
+            </w:tcMar>
+            <w:vAlign w:val="center"/>
+          </w:tcPr>
+          <w:p>
+            <w:pPr>
+              <w:pStyle w:val="Sinespaciado"/>
+              <w:spacing w:line="240" w:lineRule="auto"/>
+              <w:rPr>
+                <w:rFonts w:cs="Times New Roman"/>
+                <w:sz w:val="20"/>
+                <w:szCs w:val="20"/>
+              </w:rPr>
+            </w:pPr>
+            <w:r>
+              <w:rPr>
+                <w:rFonts w:cs="Times New Roman"/>
+                <w:sz w:val="20"/>
+                <w:szCs w:val="20"/>
+              </w:rPr>
+              <w:t>P2</w:t>
+            </w:r>
+            <w:r>
+              <w:rPr>
+                <w:rFonts w:cs="Times New Roman"/>
+                <w:sz w:val="20"/>
+                <w:szCs w:val="20"/>
+              </w:rPr>
+              <w:t>3</w:t>
+            </w:r>
+          </w:p>
+        </w:tc>
+        <w:tc>
+          <w:tcPr>
+            <w:tcW w:w="1359" w:type="dxa"/>
+            <w:tcBorders>
+              <w:top w:val="single" w:sz="1" w:space="0" w:color="CCCCCC"/>
+              <w:left w:val="single" w:sz="1" w:space="0" w:color="CCCCCC"/>
+              <w:bottom w:val="single" w:sz="1" w:space="0" w:color="CCCCCC"/>
+              <w:right w:val="single" w:sz="1" w:space="0" w:color="CCCCCC"/>
+            </w:tcBorders>
+            <w:shd w:val="clear" w:color="auto" w:fill="FFFFFF" w:themeFill="background1"/>
+            <w:tcMar>
+              <w:top w:w="80" w:type="dxa"/>
+              <w:left w:w="120" w:type="dxa"/>
+              <w:bottom w:w="80" w:type="dxa"/>
+              <w:right w:w="120" w:type="dxa"/>
+            </w:tcMar>
+            <w:vAlign w:val="center"/>
+          </w:tcPr>
+          <w:p>
+            <w:pPr>
+              <w:pStyle w:val="Sinespaciado"/>
+              <w:spacing w:line="240" w:lineRule="auto"/>
+              <w:rPr>
+                <w:rFonts w:cs="Times New Roman"/>
+                <w:sz w:val="20"/>
+                <w:szCs w:val="20"/>
+              </w:rPr>
+            </w:pPr>
+            <w:r>
+              <w:rPr>
+                <w:rFonts w:cs="Times New Roman"/>
+                <w:sz w:val="20"/>
+                <w:szCs w:val="20"/>
+              </w:rPr>
+              <w:t>Pedidos</w:t>
+            </w:r>
+          </w:p>
+        </w:tc>
+        <w:tc>
+          <w:tcPr>
+            <w:tcW w:w="2533" w:type="dxa"/>
+            <w:tcBorders>
+              <w:top w:val="single" w:sz="1" w:space="0" w:color="CCCCCC"/>
+              <w:left w:val="single" w:sz="1" w:space="0" w:color="CCCCCC"/>
+              <w:bottom w:val="single" w:sz="1" w:space="0" w:color="CCCCCC"/>
+              <w:right w:val="single" w:sz="1" w:space="0" w:color="CCCCCC"/>
+            </w:tcBorders>
+            <w:shd w:val="clear" w:color="auto" w:fill="FFFFFF" w:themeFill="background1"/>
+            <w:tcMar>
+              <w:top w:w="80" w:type="dxa"/>
+              <w:left w:w="120" w:type="dxa"/>
+              <w:bottom w:w="80" w:type="dxa"/>
+              <w:right w:w="120" w:type="dxa"/>
+            </w:tcMar>
+            <w:vAlign w:val="center"/>
+          </w:tcPr>
+          <w:p>
+            <w:pPr>
+              <w:pStyle w:val="Sinespaciado"/>
+              <w:spacing w:line="240" w:lineRule="auto"/>
+              <w:rPr>
+                <w:rFonts w:cs="Times New Roman"/>
+                <w:sz w:val="20"/>
+                <w:szCs w:val="20"/>
+              </w:rPr>
+            </w:pPr>
+            <w:r>
+              <w:rPr>
+                <w:rFonts w:cs="Times New Roman"/>
+                <w:sz w:val="20"/>
+                <w:szCs w:val="20"/>
+              </w:rPr>
+              <w:t>Leer historial de un pedido</w:t>
+            </w:r>
+          </w:p>
+        </w:tc>
+        <w:tc>
+          <w:tcPr>
+            <w:tcW w:w="1271" w:type="dxa"/>
+            <w:tcBorders>
+              <w:top w:val="single" w:sz="1" w:space="0" w:color="CCCCCC"/>
+              <w:left w:val="single" w:sz="1" w:space="0" w:color="CCCCCC"/>
+              <w:bottom w:val="single" w:sz="1" w:space="0" w:color="CCCCCC"/>
+              <w:right w:val="single" w:sz="1" w:space="0" w:color="CCCCCC"/>
+            </w:tcBorders>
+            <w:shd w:val="clear" w:color="auto" w:fill="FFFFFF" w:themeFill="background1"/>
+            <w:tcMar>
+              <w:top w:w="80" w:type="dxa"/>
+              <w:left w:w="120" w:type="dxa"/>
+              <w:bottom w:w="80" w:type="dxa"/>
+              <w:right w:w="120" w:type="dxa"/>
+            </w:tcMar>
+            <w:vAlign w:val="center"/>
+          </w:tcPr>
+          <w:p>
+            <w:pPr>
+              <w:pStyle w:val="Sinespaciado"/>
+              <w:spacing w:line="240" w:lineRule="auto"/>
+              <w:rPr>
+                <w:rFonts w:cs="Times New Roman"/>
+                <w:sz w:val="20"/>
+                <w:szCs w:val="20"/>
+              </w:rPr>
+            </w:pPr>
+            <w:r>
+              <w:rPr>
+                <w:rFonts w:cs="Times New Roman"/>
+                <w:sz w:val="20"/>
+                <w:szCs w:val="20"/>
+              </w:rPr>
+              <w:t>Funcional / Integración</w:t>
+            </w:r>
+          </w:p>
+        </w:tc>
+        <w:tc>
+          <w:tcPr>
+            <w:tcW w:w="1168" w:type="dxa"/>
+            <w:tcBorders>
+              <w:top w:val="single" w:sz="1" w:space="0" w:color="CCCCCC"/>
+              <w:left w:val="single" w:sz="1" w:space="0" w:color="CCCCCC"/>
+              <w:bottom w:val="single" w:sz="1" w:space="0" w:color="CCCCCC"/>
+              <w:right w:val="single" w:sz="1" w:space="0" w:color="CCCCCC"/>
+            </w:tcBorders>
+            <w:shd w:val="clear" w:color="auto" w:fill="FFFFFF" w:themeFill="background1"/>
+            <w:vAlign w:val="center"/>
+          </w:tcPr>
+          <w:p>
+            <w:pPr>
+              <w:pStyle w:val="Sinespaciado"/>
+              <w:spacing w:line="240" w:lineRule="auto"/>
+              <w:rPr>
+                <w:rFonts w:cs="Times New Roman"/>
+                <w:sz w:val="20"/>
+                <w:szCs w:val="20"/>
+              </w:rPr>
+            </w:pPr>
+            <w:r>
+              <w:rPr>
+                <w:rFonts w:cs="Times New Roman"/>
+                <w:sz w:val="20"/>
+                <w:szCs w:val="20"/>
+              </w:rPr>
+              <w:t>Postman</w:t>
+            </w:r>
+          </w:p>
+        </w:tc>
+        <w:tc>
+          <w:tcPr>
+            <w:tcW w:w="2470" w:type="dxa"/>
+            <w:tcBorders>
+              <w:top w:val="single" w:sz="1" w:space="0" w:color="CCCCCC"/>
+              <w:left w:val="single" w:sz="1" w:space="0" w:color="CCCCCC"/>
+              <w:bottom w:val="single" w:sz="1" w:space="0" w:color="CCCCCC"/>
+              <w:right w:val="single" w:sz="1" w:space="0" w:color="CCCCCC"/>
+            </w:tcBorders>
+            <w:shd w:val="clear" w:color="auto" w:fill="FFFFFF" w:themeFill="background1"/>
+            <w:vAlign w:val="center"/>
+          </w:tcPr>
+          <w:p>
+            <w:pPr>
+              <w:pStyle w:val="Sinespaciado"/>
+              <w:spacing w:line="240" w:lineRule="auto"/>
+              <w:rPr>
+                <w:rFonts w:cs="Times New Roman"/>
+                <w:sz w:val="20"/>
+                <w:szCs w:val="20"/>
+              </w:rPr>
+            </w:pPr>
+            <w:r>
+              <w:rPr>
+                <w:rFonts w:cs="Times New Roman"/>
+                <w:sz w:val="20"/>
+                <w:szCs w:val="20"/>
+              </w:rPr>
+              <w:t>GET /api/pedidos/4/historial con JWT válido</w:t>
+            </w:r>
+          </w:p>
+        </w:tc>
+        <w:tc>
+          <w:tcPr>
+            <w:tcW w:w="1470" w:type="dxa"/>
+            <w:tcBorders>
+              <w:top w:val="single" w:sz="1" w:space="0" w:color="CCCCCC"/>
+              <w:left w:val="single" w:sz="1" w:space="0" w:color="CCCCCC"/>
+              <w:bottom w:val="single" w:sz="1" w:space="0" w:color="CCCCCC"/>
+              <w:right w:val="single" w:sz="1" w:space="0" w:color="CCCCCC"/>
+            </w:tcBorders>
+            <w:shd w:val="clear" w:color="auto" w:fill="FFFFFF" w:themeFill="background1"/>
+            <w:tcMar>
+              <w:top w:w="80" w:type="dxa"/>
+              <w:left w:w="120" w:type="dxa"/>
+              <w:bottom w:w="80" w:type="dxa"/>
+              <w:right w:w="120" w:type="dxa"/>
+            </w:tcMar>
+            <w:vAlign w:val="center"/>
+          </w:tcPr>
+          <w:p>
+            <w:pPr>
+              <w:pStyle w:val="Sinespaciado"/>
+              <w:spacing w:line="240" w:lineRule="auto"/>
+              <w:rPr>
+                <w:rFonts w:cs="Times New Roman"/>
+                <w:sz w:val="20"/>
+                <w:szCs w:val="20"/>
+              </w:rPr>
+            </w:pPr>
+            <w:proofErr w:type="gramStart"/>
+            <w:r>
+              <w:rPr>
+                <w:rFonts w:cs="Times New Roman"/>
+                <w:sz w:val="20"/>
+                <w:szCs w:val="20"/>
+              </w:rPr>
+              <w:t>Status</w:t>
+            </w:r>
+            <w:proofErr w:type="gramEnd"/>
+            <w:r>
+              <w:rPr>
+                <w:rFonts w:cs="Times New Roman"/>
+                <w:sz w:val="20"/>
+                <w:szCs w:val="20"/>
+              </w:rPr>
+              <w:t xml:space="preserve"> 200 + array con fecha y </w:t>
+            </w:r>
+            <w:proofErr w:type="spellStart"/>
+            <w:r>
+              <w:rPr>
+                <w:rFonts w:cs="Times New Roman"/>
+                <w:sz w:val="20"/>
+                <w:szCs w:val="20"/>
+              </w:rPr>
+              <w:t>estId</w:t>
+            </w:r>
+            <w:proofErr w:type="spellEnd"/>
+            <w:r>
+              <w:rPr>
+                <w:rFonts w:cs="Times New Roman"/>
+                <w:sz w:val="20"/>
+                <w:szCs w:val="20"/>
+              </w:rPr>
+              <w:t xml:space="preserve"> por evento</w:t>
+            </w:r>
+          </w:p>
+        </w:tc>
+        <w:tc>
+          <w:tcPr>
+            <w:tcW w:w="1093" w:type="dxa"/>
+            <w:tcBorders>
+              <w:top w:val="single" w:sz="1" w:space="0" w:color="CCCCCC"/>
+              <w:left w:val="single" w:sz="1" w:space="0" w:color="CCCCCC"/>
+              <w:bottom w:val="single" w:sz="1" w:space="0" w:color="CCCCCC"/>
+              <w:right w:val="single" w:sz="1" w:space="0" w:color="CCCCCC"/>
+            </w:tcBorders>
+            <w:shd w:val="clear" w:color="auto" w:fill="E2EFD9" w:themeFill="accent6" w:themeFillTint="33"/>
+            <w:tcMar>
+              <w:top w:w="80" w:type="dxa"/>
+              <w:left w:w="120" w:type="dxa"/>
+              <w:bottom w:w="80" w:type="dxa"/>
+              <w:right w:w="120" w:type="dxa"/>
+            </w:tcMar>
+            <w:vAlign w:val="center"/>
+          </w:tcPr>
+          <w:p>
+            <w:pPr>
+              <w:pStyle w:val="Sinespaciado"/>
+              <w:spacing w:line="240" w:lineRule="auto"/>
+              <w:rPr>
+                <w:rFonts w:cs="Times New Roman"/>
+                <w:sz w:val="20"/>
+                <w:szCs w:val="20"/>
+              </w:rPr>
+            </w:pPr>
+            <w:r>
+              <w:rPr>
+                <w:rFonts w:cs="Times New Roman"/>
+                <w:sz w:val="20"/>
+                <w:szCs w:val="20"/>
+              </w:rPr>
+              <w:t>PASS</w:t>
+            </w:r>
+          </w:p>
+        </w:tc>
+        <w:tc>
+          <w:tcPr>
+            <w:tcW w:w="1083" w:type="dxa"/>
+            <w:tcBorders>
+              <w:top w:val="single" w:sz="1" w:space="0" w:color="CCCCCC"/>
+              <w:left w:val="single" w:sz="1" w:space="0" w:color="CCCCCC"/>
+              <w:bottom w:val="single" w:sz="1" w:space="0" w:color="CCCCCC"/>
+              <w:right w:val="single" w:sz="1" w:space="0" w:color="CCCCCC"/>
+            </w:tcBorders>
+            <w:shd w:val="clear" w:color="auto" w:fill="FFFFFF" w:themeFill="background1"/>
+            <w:tcMar>
+              <w:top w:w="80" w:type="dxa"/>
+              <w:left w:w="120" w:type="dxa"/>
+              <w:bottom w:w="80" w:type="dxa"/>
+              <w:right w:w="120" w:type="dxa"/>
+            </w:tcMar>
+            <w:vAlign w:val="center"/>
+          </w:tcPr>
+          <w:p>
+            <w:pPr>
+              <w:pStyle w:val="Sinespaciado"/>
+              <w:spacing w:line="240" w:lineRule="auto"/>
+              <w:rPr>
+                <w:rFonts w:cs="Times New Roman"/>
+                <w:sz w:val="20"/>
+                <w:szCs w:val="20"/>
+              </w:rPr>
+            </w:pPr>
+            <w:r>
+              <w:rPr>
+                <w:rFonts w:cs="Times New Roman"/>
+                <w:sz w:val="20"/>
+                <w:szCs w:val="20"/>
+              </w:rPr>
+              <w:t>Figura 1</w:t>
+            </w:r>
+            <w:r>
+              <w:rPr>
+                <w:rFonts w:cs="Times New Roman"/>
+                <w:sz w:val="20"/>
+                <w:szCs w:val="20"/>
+              </w:rPr>
+              <w:t>3</w:t>
+            </w:r>
+          </w:p>
+        </w:tc>
+      </w:tr>
+      <w:tr>
+        <w:trPr>
+          <w:trHeight w:val="579"/>
+        </w:trPr>
+        <w:tc>
+          <w:tcPr>
+            <w:tcW w:w="551" w:type="dxa"/>
+            <w:tcBorders>
+              <w:top w:val="single" w:sz="1" w:space="0" w:color="CCCCCC"/>
+              <w:left w:val="single" w:sz="1" w:space="0" w:color="CCCCCC"/>
+              <w:bottom w:val="single" w:sz="1" w:space="0" w:color="CCCCCC"/>
+              <w:right w:val="single" w:sz="1" w:space="0" w:color="CCCCCC"/>
+            </w:tcBorders>
+            <w:shd w:val="clear" w:color="auto" w:fill="DEEAF6" w:themeFill="accent1" w:themeFillTint="33"/>
+            <w:tcMar>
+              <w:top w:w="80" w:type="dxa"/>
+              <w:left w:w="120" w:type="dxa"/>
+              <w:bottom w:w="80" w:type="dxa"/>
+              <w:right w:w="120" w:type="dxa"/>
+            </w:tcMar>
+            <w:vAlign w:val="center"/>
+          </w:tcPr>
+          <w:p>
+            <w:pPr>
+              <w:pStyle w:val="Sinespaciado"/>
+              <w:spacing w:line="240" w:lineRule="auto"/>
+              <w:rPr>
+                <w:rFonts w:cs="Times New Roman"/>
+                <w:sz w:val="20"/>
+                <w:szCs w:val="20"/>
+              </w:rPr>
+            </w:pPr>
+            <w:r>
+              <w:rPr>
+                <w:rFonts w:cs="Times New Roman"/>
+                <w:sz w:val="20"/>
+                <w:szCs w:val="20"/>
+              </w:rPr>
+              <w:t>P2</w:t>
+            </w:r>
+            <w:r>
+              <w:rPr>
+                <w:rFonts w:cs="Times New Roman"/>
+                <w:sz w:val="20"/>
+                <w:szCs w:val="20"/>
+              </w:rPr>
+              <w:t>4</w:t>
+            </w:r>
+          </w:p>
+        </w:tc>
+        <w:tc>
+          <w:tcPr>
+            <w:tcW w:w="1359" w:type="dxa"/>
+            <w:tcBorders>
+              <w:top w:val="single" w:sz="1" w:space="0" w:color="CCCCCC"/>
+              <w:left w:val="single" w:sz="1" w:space="0" w:color="CCCCCC"/>
+              <w:bottom w:val="single" w:sz="1" w:space="0" w:color="CCCCCC"/>
+              <w:right w:val="single" w:sz="1" w:space="0" w:color="CCCCCC"/>
+            </w:tcBorders>
+            <w:shd w:val="clear" w:color="auto" w:fill="DEEAF6" w:themeFill="accent1" w:themeFillTint="33"/>
+            <w:tcMar>
+              <w:top w:w="80" w:type="dxa"/>
+              <w:left w:w="120" w:type="dxa"/>
+              <w:bottom w:w="80" w:type="dxa"/>
+              <w:right w:w="120" w:type="dxa"/>
+            </w:tcMar>
+            <w:vAlign w:val="center"/>
+          </w:tcPr>
+          <w:p>
+            <w:pPr>
+              <w:pStyle w:val="Sinespaciado"/>
+              <w:spacing w:line="240" w:lineRule="auto"/>
+              <w:rPr>
+                <w:rFonts w:cs="Times New Roman"/>
+                <w:sz w:val="20"/>
+                <w:szCs w:val="20"/>
+              </w:rPr>
+            </w:pPr>
+            <w:r>
+              <w:rPr>
+                <w:rFonts w:cs="Times New Roman"/>
+                <w:sz w:val="20"/>
+                <w:szCs w:val="20"/>
+              </w:rPr>
+              <w:t>Pedidos</w:t>
+            </w:r>
+          </w:p>
+        </w:tc>
+        <w:tc>
+          <w:tcPr>
+            <w:tcW w:w="2533" w:type="dxa"/>
+            <w:tcBorders>
+              <w:top w:val="single" w:sz="1" w:space="0" w:color="CCCCCC"/>
+              <w:left w:val="single" w:sz="1" w:space="0" w:color="CCCCCC"/>
+              <w:bottom w:val="single" w:sz="1" w:space="0" w:color="CCCCCC"/>
+              <w:right w:val="single" w:sz="1" w:space="0" w:color="CCCCCC"/>
+            </w:tcBorders>
+            <w:shd w:val="clear" w:color="auto" w:fill="DEEAF6" w:themeFill="accent1" w:themeFillTint="33"/>
+            <w:tcMar>
+              <w:top w:w="80" w:type="dxa"/>
+              <w:left w:w="120" w:type="dxa"/>
+              <w:bottom w:w="80" w:type="dxa"/>
+              <w:right w:w="120" w:type="dxa"/>
+            </w:tcMar>
+            <w:vAlign w:val="center"/>
+          </w:tcPr>
+          <w:p>
+            <w:pPr>
+              <w:pStyle w:val="Sinespaciado"/>
+              <w:spacing w:line="240" w:lineRule="auto"/>
+              <w:rPr>
+                <w:rFonts w:cs="Times New Roman"/>
+                <w:sz w:val="20"/>
+                <w:szCs w:val="20"/>
+              </w:rPr>
+            </w:pPr>
+            <w:r>
+              <w:rPr>
+                <w:rFonts w:cs="Times New Roman"/>
+                <w:sz w:val="20"/>
+                <w:szCs w:val="20"/>
+              </w:rPr>
+              <w:t>Contar pedidos por estado</w:t>
+            </w:r>
+          </w:p>
+        </w:tc>
+        <w:tc>
+          <w:tcPr>
+            <w:tcW w:w="1271" w:type="dxa"/>
+            <w:tcBorders>
+              <w:top w:val="single" w:sz="1" w:space="0" w:color="CCCCCC"/>
+              <w:left w:val="single" w:sz="1" w:space="0" w:color="CCCCCC"/>
+              <w:bottom w:val="single" w:sz="1" w:space="0" w:color="CCCCCC"/>
+              <w:right w:val="single" w:sz="1" w:space="0" w:color="CCCCCC"/>
+            </w:tcBorders>
+            <w:shd w:val="clear" w:color="auto" w:fill="DEEAF6" w:themeFill="accent1" w:themeFillTint="33"/>
+            <w:tcMar>
+              <w:top w:w="80" w:type="dxa"/>
+              <w:left w:w="120" w:type="dxa"/>
+              <w:bottom w:w="80" w:type="dxa"/>
+              <w:right w:w="120" w:type="dxa"/>
+            </w:tcMar>
+            <w:vAlign w:val="center"/>
+          </w:tcPr>
+          <w:p>
+            <w:pPr>
+              <w:pStyle w:val="Sinespaciado"/>
+              <w:spacing w:line="240" w:lineRule="auto"/>
+              <w:rPr>
+                <w:rFonts w:cs="Times New Roman"/>
+                <w:sz w:val="20"/>
+                <w:szCs w:val="20"/>
+              </w:rPr>
+            </w:pPr>
+            <w:r>
+              <w:rPr>
+                <w:rFonts w:cs="Times New Roman"/>
+                <w:sz w:val="20"/>
+                <w:szCs w:val="20"/>
+              </w:rPr>
+              <w:t>Funcional / Rendimiento</w:t>
+            </w:r>
+          </w:p>
+        </w:tc>
+        <w:tc>
+          <w:tcPr>
+            <w:tcW w:w="1168" w:type="dxa"/>
+            <w:tcBorders>
+              <w:top w:val="single" w:sz="1" w:space="0" w:color="CCCCCC"/>
+              <w:left w:val="single" w:sz="1" w:space="0" w:color="CCCCCC"/>
+              <w:bottom w:val="single" w:sz="1" w:space="0" w:color="CCCCCC"/>
+              <w:right w:val="single" w:sz="1" w:space="0" w:color="CCCCCC"/>
+            </w:tcBorders>
+            <w:shd w:val="clear" w:color="auto" w:fill="DEEAF6" w:themeFill="accent1" w:themeFillTint="33"/>
+            <w:vAlign w:val="center"/>
+          </w:tcPr>
+          <w:p>
+            <w:pPr>
+              <w:pStyle w:val="Sinespaciado"/>
+              <w:spacing w:line="240" w:lineRule="auto"/>
+              <w:rPr>
+                <w:rFonts w:cs="Times New Roman"/>
+                <w:sz w:val="20"/>
+                <w:szCs w:val="20"/>
+              </w:rPr>
+            </w:pPr>
+            <w:r>
+              <w:rPr>
+                <w:rFonts w:cs="Times New Roman"/>
+                <w:sz w:val="20"/>
+                <w:szCs w:val="20"/>
+              </w:rPr>
+              <w:t>Postman</w:t>
+            </w:r>
+          </w:p>
+        </w:tc>
+        <w:tc>
+          <w:tcPr>
+            <w:tcW w:w="2470" w:type="dxa"/>
+            <w:tcBorders>
+              <w:top w:val="single" w:sz="1" w:space="0" w:color="CCCCCC"/>
+              <w:left w:val="single" w:sz="1" w:space="0" w:color="CCCCCC"/>
+              <w:bottom w:val="single" w:sz="1" w:space="0" w:color="CCCCCC"/>
+              <w:right w:val="single" w:sz="1" w:space="0" w:color="CCCCCC"/>
+            </w:tcBorders>
+            <w:shd w:val="clear" w:color="auto" w:fill="DEEAF6" w:themeFill="accent1" w:themeFillTint="33"/>
+            <w:vAlign w:val="center"/>
+          </w:tcPr>
+          <w:p>
+            <w:pPr>
+              <w:pStyle w:val="Sinespaciado"/>
+              <w:spacing w:line="240" w:lineRule="auto"/>
+              <w:rPr>
+                <w:rFonts w:cs="Times New Roman"/>
+                <w:sz w:val="20"/>
+                <w:szCs w:val="20"/>
+              </w:rPr>
+            </w:pPr>
+            <w:r>
+              <w:rPr>
+                <w:rFonts w:cs="Times New Roman"/>
+                <w:sz w:val="20"/>
+                <w:szCs w:val="20"/>
+              </w:rPr>
+              <w:t>GET /api/pedidos/</w:t>
+            </w:r>
+            <w:proofErr w:type="spellStart"/>
+            <w:r>
+              <w:rPr>
+                <w:rFonts w:cs="Times New Roman"/>
+                <w:sz w:val="20"/>
+                <w:szCs w:val="20"/>
+              </w:rPr>
+              <w:t>count?estadoId</w:t>
+            </w:r>
+            <w:proofErr w:type="spellEnd"/>
+            <w:r>
+              <w:rPr>
+                <w:rFonts w:cs="Times New Roman"/>
+                <w:sz w:val="20"/>
+                <w:szCs w:val="20"/>
+              </w:rPr>
+              <w:t>=1 con JWT válido</w:t>
+            </w:r>
+          </w:p>
+        </w:tc>
+        <w:tc>
+          <w:tcPr>
+            <w:tcW w:w="1470" w:type="dxa"/>
+            <w:tcBorders>
+              <w:top w:val="single" w:sz="1" w:space="0" w:color="CCCCCC"/>
+              <w:left w:val="single" w:sz="1" w:space="0" w:color="CCCCCC"/>
+              <w:bottom w:val="single" w:sz="1" w:space="0" w:color="CCCCCC"/>
+              <w:right w:val="single" w:sz="1" w:space="0" w:color="CCCCCC"/>
+            </w:tcBorders>
+            <w:shd w:val="clear" w:color="auto" w:fill="DEEAF6" w:themeFill="accent1" w:themeFillTint="33"/>
+            <w:tcMar>
+              <w:top w:w="80" w:type="dxa"/>
+              <w:left w:w="120" w:type="dxa"/>
+              <w:bottom w:w="80" w:type="dxa"/>
+              <w:right w:w="120" w:type="dxa"/>
+            </w:tcMar>
+            <w:vAlign w:val="center"/>
+          </w:tcPr>
+          <w:p>
+            <w:pPr>
+              <w:pStyle w:val="Sinespaciado"/>
+              <w:spacing w:line="240" w:lineRule="auto"/>
+              <w:rPr>
+                <w:rFonts w:cs="Times New Roman"/>
+                <w:sz w:val="20"/>
+                <w:szCs w:val="20"/>
+              </w:rPr>
+            </w:pPr>
+            <w:proofErr w:type="gramStart"/>
+            <w:r>
+              <w:rPr>
+                <w:rFonts w:cs="Times New Roman"/>
+                <w:sz w:val="20"/>
+                <w:szCs w:val="20"/>
+              </w:rPr>
+              <w:t>Status</w:t>
+            </w:r>
+            <w:proofErr w:type="gramEnd"/>
+            <w:r>
+              <w:rPr>
+                <w:rFonts w:cs="Times New Roman"/>
+                <w:sz w:val="20"/>
+                <w:szCs w:val="20"/>
+              </w:rPr>
+              <w:t xml:space="preserve"> 200 + campo </w:t>
+            </w:r>
+            <w:proofErr w:type="spellStart"/>
+            <w:r>
+              <w:rPr>
+                <w:rFonts w:cs="Times New Roman"/>
+                <w:sz w:val="20"/>
+                <w:szCs w:val="20"/>
+              </w:rPr>
+              <w:t>count</w:t>
+            </w:r>
+            <w:proofErr w:type="spellEnd"/>
+            <w:r>
+              <w:rPr>
+                <w:rFonts w:cs="Times New Roman"/>
+                <w:sz w:val="20"/>
+                <w:szCs w:val="20"/>
+              </w:rPr>
+              <w:t xml:space="preserve"> numérico &gt;= 0</w:t>
+            </w:r>
+          </w:p>
+        </w:tc>
+        <w:tc>
+          <w:tcPr>
+            <w:tcW w:w="1093" w:type="dxa"/>
+            <w:tcBorders>
+              <w:top w:val="single" w:sz="1" w:space="0" w:color="CCCCCC"/>
+              <w:left w:val="single" w:sz="1" w:space="0" w:color="CCCCCC"/>
+              <w:bottom w:val="single" w:sz="1" w:space="0" w:color="CCCCCC"/>
+              <w:right w:val="single" w:sz="1" w:space="0" w:color="CCCCCC"/>
+            </w:tcBorders>
+            <w:shd w:val="clear" w:color="auto" w:fill="E2EFD9" w:themeFill="accent6" w:themeFillTint="33"/>
+            <w:tcMar>
+              <w:top w:w="80" w:type="dxa"/>
+              <w:left w:w="120" w:type="dxa"/>
+              <w:bottom w:w="80" w:type="dxa"/>
+              <w:right w:w="120" w:type="dxa"/>
+            </w:tcMar>
+            <w:vAlign w:val="center"/>
+          </w:tcPr>
+          <w:p>
+            <w:pPr>
+              <w:pStyle w:val="Sinespaciado"/>
+              <w:spacing w:line="240" w:lineRule="auto"/>
+              <w:rPr>
+                <w:rFonts w:cs="Times New Roman"/>
+                <w:sz w:val="20"/>
+                <w:szCs w:val="20"/>
+              </w:rPr>
+            </w:pPr>
+            <w:r>
+              <w:rPr>
+                <w:rFonts w:cs="Times New Roman"/>
+                <w:sz w:val="20"/>
+                <w:szCs w:val="20"/>
+              </w:rPr>
+              <w:t>PASS</w:t>
+            </w:r>
+          </w:p>
+        </w:tc>
+        <w:tc>
+          <w:tcPr>
+            <w:tcW w:w="1083" w:type="dxa"/>
+            <w:tcBorders>
+              <w:top w:val="single" w:sz="1" w:space="0" w:color="CCCCCC"/>
+              <w:left w:val="single" w:sz="1" w:space="0" w:color="CCCCCC"/>
+              <w:bottom w:val="single" w:sz="1" w:space="0" w:color="CCCCCC"/>
+              <w:right w:val="single" w:sz="1" w:space="0" w:color="CCCCCC"/>
+            </w:tcBorders>
+            <w:shd w:val="clear" w:color="auto" w:fill="DEEAF6" w:themeFill="accent1" w:themeFillTint="33"/>
+            <w:tcMar>
+              <w:top w:w="80" w:type="dxa"/>
+              <w:left w:w="120" w:type="dxa"/>
+              <w:bottom w:w="80" w:type="dxa"/>
+              <w:right w:w="120" w:type="dxa"/>
+            </w:tcMar>
+            <w:vAlign w:val="center"/>
+          </w:tcPr>
+          <w:p>
+            <w:pPr>
+              <w:pStyle w:val="Sinespaciado"/>
+              <w:spacing w:line="240" w:lineRule="auto"/>
+              <w:rPr>
+                <w:rFonts w:cs="Times New Roman"/>
+                <w:sz w:val="20"/>
+                <w:szCs w:val="20"/>
+              </w:rPr>
+            </w:pPr>
+            <w:r>
+              <w:rPr>
+                <w:rFonts w:cs="Times New Roman"/>
+                <w:sz w:val="20"/>
+                <w:szCs w:val="20"/>
+              </w:rPr>
+              <w:t>Figura 1</w:t>
+            </w:r>
+            <w:r>
+              <w:rPr>
+                <w:rFonts w:cs="Times New Roman"/>
+                <w:sz w:val="20"/>
+                <w:szCs w:val="20"/>
+              </w:rPr>
+              <w:t>4</w:t>
+            </w:r>
+          </w:p>
+        </w:tc>
+      </w:tr>
+      <w:tr>
+        <w:trPr>
+          <w:trHeight w:val="579"/>
+        </w:trPr>
+        <w:tc>
+          <w:tcPr>
+            <w:tcW w:w="551" w:type="dxa"/>
+            <w:tcBorders>
+              <w:top w:val="single" w:sz="1" w:space="0" w:color="CCCCCC"/>
+              <w:left w:val="single" w:sz="1" w:space="0" w:color="CCCCCC"/>
+              <w:bottom w:val="single" w:sz="1" w:space="0" w:color="CCCCCC"/>
+              <w:right w:val="single" w:sz="1" w:space="0" w:color="CCCCCC"/>
+            </w:tcBorders>
+            <w:shd w:val="clear" w:color="auto" w:fill="FFFFFF" w:themeFill="background1"/>
+            <w:tcMar>
+              <w:top w:w="80" w:type="dxa"/>
+              <w:left w:w="120" w:type="dxa"/>
+              <w:bottom w:w="80" w:type="dxa"/>
+              <w:right w:w="120" w:type="dxa"/>
+            </w:tcMar>
+            <w:vAlign w:val="center"/>
+          </w:tcPr>
+          <w:p>
+            <w:pPr>
+              <w:pStyle w:val="Sinespaciado"/>
+              <w:spacing w:line="240" w:lineRule="auto"/>
+              <w:rPr>
+                <w:rFonts w:cs="Times New Roman"/>
+                <w:sz w:val="20"/>
+                <w:szCs w:val="20"/>
+              </w:rPr>
+            </w:pPr>
+            <w:r>
+              <w:rPr>
+                <w:rFonts w:cs="Times New Roman"/>
+                <w:sz w:val="20"/>
+                <w:szCs w:val="20"/>
+              </w:rPr>
+              <w:t>P2</w:t>
+            </w:r>
+            <w:r>
+              <w:rPr>
+                <w:rFonts w:cs="Times New Roman"/>
+                <w:sz w:val="20"/>
+                <w:szCs w:val="20"/>
+              </w:rPr>
+              <w:t>5</w:t>
+            </w:r>
+          </w:p>
+        </w:tc>
+        <w:tc>
+          <w:tcPr>
+            <w:tcW w:w="1359" w:type="dxa"/>
+            <w:tcBorders>
+              <w:top w:val="single" w:sz="1" w:space="0" w:color="CCCCCC"/>
+              <w:left w:val="single" w:sz="1" w:space="0" w:color="CCCCCC"/>
+              <w:bottom w:val="single" w:sz="1" w:space="0" w:color="CCCCCC"/>
+              <w:right w:val="single" w:sz="1" w:space="0" w:color="CCCCCC"/>
+            </w:tcBorders>
+            <w:shd w:val="clear" w:color="auto" w:fill="FFFFFF" w:themeFill="background1"/>
+            <w:tcMar>
+              <w:top w:w="80" w:type="dxa"/>
+              <w:left w:w="120" w:type="dxa"/>
+              <w:bottom w:w="80" w:type="dxa"/>
+              <w:right w:w="120" w:type="dxa"/>
+            </w:tcMar>
+            <w:vAlign w:val="center"/>
+          </w:tcPr>
+          <w:p>
+            <w:pPr>
+              <w:pStyle w:val="Sinespaciado"/>
+              <w:spacing w:line="240" w:lineRule="auto"/>
+              <w:rPr>
+                <w:rFonts w:cs="Times New Roman"/>
+                <w:sz w:val="20"/>
+                <w:szCs w:val="20"/>
+              </w:rPr>
+            </w:pPr>
+            <w:r>
+              <w:rPr>
+                <w:rFonts w:cs="Times New Roman"/>
+                <w:sz w:val="20"/>
+                <w:szCs w:val="20"/>
+              </w:rPr>
+              <w:t>Pedidos</w:t>
+            </w:r>
+          </w:p>
+        </w:tc>
+        <w:tc>
+          <w:tcPr>
+            <w:tcW w:w="2533" w:type="dxa"/>
+            <w:tcBorders>
+              <w:top w:val="single" w:sz="1" w:space="0" w:color="CCCCCC"/>
+              <w:left w:val="single" w:sz="1" w:space="0" w:color="CCCCCC"/>
+              <w:bottom w:val="single" w:sz="1" w:space="0" w:color="CCCCCC"/>
+              <w:right w:val="single" w:sz="1" w:space="0" w:color="CCCCCC"/>
+            </w:tcBorders>
+            <w:shd w:val="clear" w:color="auto" w:fill="FFFFFF" w:themeFill="background1"/>
+            <w:tcMar>
+              <w:top w:w="80" w:type="dxa"/>
+              <w:left w:w="120" w:type="dxa"/>
+              <w:bottom w:w="80" w:type="dxa"/>
+              <w:right w:w="120" w:type="dxa"/>
+            </w:tcMar>
+            <w:vAlign w:val="center"/>
+          </w:tcPr>
+          <w:p>
+            <w:pPr>
+              <w:pStyle w:val="Sinespaciado"/>
+              <w:spacing w:line="240" w:lineRule="auto"/>
+              <w:rPr>
+                <w:rFonts w:cs="Times New Roman"/>
+                <w:sz w:val="20"/>
+                <w:szCs w:val="20"/>
+              </w:rPr>
+            </w:pPr>
+            <w:r>
+              <w:rPr>
+                <w:rFonts w:cs="Times New Roman"/>
+                <w:sz w:val="20"/>
+                <w:szCs w:val="20"/>
+              </w:rPr>
+              <w:t>Obtener render 3D del pedido</w:t>
+            </w:r>
+          </w:p>
+        </w:tc>
+        <w:tc>
+          <w:tcPr>
+            <w:tcW w:w="1271" w:type="dxa"/>
+            <w:tcBorders>
+              <w:top w:val="single" w:sz="1" w:space="0" w:color="CCCCCC"/>
+              <w:left w:val="single" w:sz="1" w:space="0" w:color="CCCCCC"/>
+              <w:bottom w:val="single" w:sz="1" w:space="0" w:color="CCCCCC"/>
+              <w:right w:val="single" w:sz="1" w:space="0" w:color="CCCCCC"/>
+            </w:tcBorders>
+            <w:shd w:val="clear" w:color="auto" w:fill="FFFFFF" w:themeFill="background1"/>
+            <w:tcMar>
+              <w:top w:w="80" w:type="dxa"/>
+              <w:left w:w="120" w:type="dxa"/>
+              <w:bottom w:w="80" w:type="dxa"/>
+              <w:right w:w="120" w:type="dxa"/>
+            </w:tcMar>
+            <w:vAlign w:val="center"/>
+          </w:tcPr>
+          <w:p>
+            <w:pPr>
+              <w:pStyle w:val="Sinespaciado"/>
+              <w:spacing w:line="240" w:lineRule="auto"/>
+              <w:rPr>
+                <w:rFonts w:cs="Times New Roman"/>
+                <w:sz w:val="20"/>
+                <w:szCs w:val="20"/>
+              </w:rPr>
+            </w:pPr>
+            <w:r>
+              <w:rPr>
+                <w:rFonts w:cs="Times New Roman"/>
+                <w:sz w:val="20"/>
+                <w:szCs w:val="20"/>
+              </w:rPr>
+              <w:t>Funcional / Integración</w:t>
+            </w:r>
+          </w:p>
+        </w:tc>
+        <w:tc>
+          <w:tcPr>
+            <w:tcW w:w="1168" w:type="dxa"/>
+            <w:tcBorders>
+              <w:top w:val="single" w:sz="1" w:space="0" w:color="CCCCCC"/>
+              <w:left w:val="single" w:sz="1" w:space="0" w:color="CCCCCC"/>
+              <w:bottom w:val="single" w:sz="1" w:space="0" w:color="CCCCCC"/>
+              <w:right w:val="single" w:sz="1" w:space="0" w:color="CCCCCC"/>
+            </w:tcBorders>
+            <w:shd w:val="clear" w:color="auto" w:fill="FFFFFF" w:themeFill="background1"/>
+            <w:vAlign w:val="center"/>
+          </w:tcPr>
+          <w:p>
+            <w:pPr>
+              <w:pStyle w:val="Sinespaciado"/>
+              <w:spacing w:line="240" w:lineRule="auto"/>
+              <w:rPr>
+                <w:rFonts w:cs="Times New Roman"/>
+                <w:sz w:val="20"/>
+                <w:szCs w:val="20"/>
+              </w:rPr>
+            </w:pPr>
+            <w:r>
+              <w:rPr>
+                <w:rFonts w:cs="Times New Roman"/>
+                <w:sz w:val="20"/>
+                <w:szCs w:val="20"/>
+              </w:rPr>
+              <w:t>Postman</w:t>
+            </w:r>
+          </w:p>
+        </w:tc>
+        <w:tc>
+          <w:tcPr>
+            <w:tcW w:w="2470" w:type="dxa"/>
+            <w:tcBorders>
+              <w:top w:val="single" w:sz="1" w:space="0" w:color="CCCCCC"/>
+              <w:left w:val="single" w:sz="1" w:space="0" w:color="CCCCCC"/>
+              <w:bottom w:val="single" w:sz="1" w:space="0" w:color="CCCCCC"/>
+              <w:right w:val="single" w:sz="1" w:space="0" w:color="CCCCCC"/>
+            </w:tcBorders>
+            <w:shd w:val="clear" w:color="auto" w:fill="FFFFFF" w:themeFill="background1"/>
+            <w:vAlign w:val="center"/>
+          </w:tcPr>
+          <w:p>
+            <w:pPr>
+              <w:pStyle w:val="Sinespaciado"/>
+              <w:spacing w:line="240" w:lineRule="auto"/>
+              <w:rPr>
+                <w:rFonts w:cs="Times New Roman"/>
+                <w:sz w:val="20"/>
+                <w:szCs w:val="20"/>
+              </w:rPr>
+            </w:pPr>
+            <w:r>
+              <w:rPr>
+                <w:rFonts w:cs="Times New Roman"/>
+                <w:sz w:val="20"/>
+                <w:szCs w:val="20"/>
+              </w:rPr>
+              <w:t>GET /api/pedidos/10/render3d con JWT válido</w:t>
+            </w:r>
+          </w:p>
+        </w:tc>
+        <w:tc>
+          <w:tcPr>
+            <w:tcW w:w="1470" w:type="dxa"/>
+            <w:tcBorders>
+              <w:top w:val="single" w:sz="1" w:space="0" w:color="CCCCCC"/>
+              <w:left w:val="single" w:sz="1" w:space="0" w:color="CCCCCC"/>
+              <w:bottom w:val="single" w:sz="1" w:space="0" w:color="CCCCCC"/>
+              <w:right w:val="single" w:sz="1" w:space="0" w:color="CCCCCC"/>
+            </w:tcBorders>
+            <w:shd w:val="clear" w:color="auto" w:fill="FFFFFF" w:themeFill="background1"/>
+            <w:tcMar>
+              <w:top w:w="80" w:type="dxa"/>
+              <w:left w:w="120" w:type="dxa"/>
+              <w:bottom w:w="80" w:type="dxa"/>
+              <w:right w:w="120" w:type="dxa"/>
+            </w:tcMar>
+            <w:vAlign w:val="center"/>
+          </w:tcPr>
+          <w:p>
+            <w:pPr>
+              <w:pStyle w:val="Sinespaciado"/>
+              <w:spacing w:line="240" w:lineRule="auto"/>
+              <w:rPr>
+                <w:rFonts w:cs="Times New Roman"/>
+                <w:sz w:val="20"/>
+                <w:szCs w:val="20"/>
+              </w:rPr>
+            </w:pPr>
+            <w:proofErr w:type="gramStart"/>
+            <w:r>
+              <w:rPr>
+                <w:rFonts w:cs="Times New Roman"/>
+                <w:sz w:val="20"/>
+                <w:szCs w:val="20"/>
+              </w:rPr>
+              <w:t>Status</w:t>
+            </w:r>
+            <w:proofErr w:type="gramEnd"/>
+            <w:r>
+              <w:rPr>
+                <w:rFonts w:cs="Times New Roman"/>
+                <w:sz w:val="20"/>
+                <w:szCs w:val="20"/>
+              </w:rPr>
+              <w:t xml:space="preserve"> 200 + array con </w:t>
+            </w:r>
+            <w:proofErr w:type="spellStart"/>
+            <w:r>
+              <w:rPr>
+                <w:rFonts w:cs="Times New Roman"/>
+                <w:sz w:val="20"/>
+                <w:szCs w:val="20"/>
+              </w:rPr>
+              <w:t>renImagen</w:t>
+            </w:r>
+            <w:proofErr w:type="spellEnd"/>
+            <w:r>
+              <w:rPr>
+                <w:rFonts w:cs="Times New Roman"/>
+                <w:sz w:val="20"/>
+                <w:szCs w:val="20"/>
+              </w:rPr>
+              <w:t xml:space="preserve"> en </w:t>
+            </w:r>
+            <w:proofErr w:type="spellStart"/>
+            <w:r>
+              <w:rPr>
+                <w:rFonts w:cs="Times New Roman"/>
+                <w:sz w:val="20"/>
+                <w:szCs w:val="20"/>
+              </w:rPr>
+              <w:t>uploads</w:t>
+            </w:r>
+            <w:proofErr w:type="spellEnd"/>
+            <w:r>
+              <w:rPr>
+                <w:rFonts w:cs="Times New Roman"/>
+                <w:sz w:val="20"/>
+                <w:szCs w:val="20"/>
+              </w:rPr>
+              <w:t>/renders</w:t>
+            </w:r>
+          </w:p>
+        </w:tc>
+        <w:tc>
+          <w:tcPr>
+            <w:tcW w:w="1093" w:type="dxa"/>
+            <w:tcBorders>
+              <w:top w:val="single" w:sz="1" w:space="0" w:color="CCCCCC"/>
+              <w:left w:val="single" w:sz="1" w:space="0" w:color="CCCCCC"/>
+              <w:bottom w:val="single" w:sz="1" w:space="0" w:color="CCCCCC"/>
+              <w:right w:val="single" w:sz="1" w:space="0" w:color="CCCCCC"/>
+            </w:tcBorders>
+            <w:shd w:val="clear" w:color="auto" w:fill="E2EFD9" w:themeFill="accent6" w:themeFillTint="33"/>
+            <w:tcMar>
+              <w:top w:w="80" w:type="dxa"/>
+              <w:left w:w="120" w:type="dxa"/>
+              <w:bottom w:w="80" w:type="dxa"/>
+              <w:right w:w="120" w:type="dxa"/>
+            </w:tcMar>
+            <w:vAlign w:val="center"/>
+          </w:tcPr>
+          <w:p>
+            <w:pPr>
+              <w:pStyle w:val="Sinespaciado"/>
+              <w:spacing w:line="240" w:lineRule="auto"/>
+              <w:rPr>
+                <w:rFonts w:cs="Times New Roman"/>
+                <w:sz w:val="20"/>
+                <w:szCs w:val="20"/>
+              </w:rPr>
+            </w:pPr>
+            <w:r>
+              <w:rPr>
+                <w:rFonts w:cs="Times New Roman"/>
+                <w:sz w:val="20"/>
+                <w:szCs w:val="20"/>
+              </w:rPr>
+              <w:t>PASS</w:t>
+            </w:r>
+          </w:p>
+        </w:tc>
+        <w:tc>
+          <w:tcPr>
+            <w:tcW w:w="1083" w:type="dxa"/>
+            <w:tcBorders>
+              <w:top w:val="single" w:sz="1" w:space="0" w:color="CCCCCC"/>
+              <w:left w:val="single" w:sz="1" w:space="0" w:color="CCCCCC"/>
+              <w:bottom w:val="single" w:sz="1" w:space="0" w:color="CCCCCC"/>
+              <w:right w:val="single" w:sz="1" w:space="0" w:color="CCCCCC"/>
+            </w:tcBorders>
+            <w:shd w:val="clear" w:color="auto" w:fill="FFFFFF" w:themeFill="background1"/>
+            <w:tcMar>
+              <w:top w:w="80" w:type="dxa"/>
+              <w:left w:w="120" w:type="dxa"/>
+              <w:bottom w:w="80" w:type="dxa"/>
+              <w:right w:w="120" w:type="dxa"/>
+            </w:tcMar>
+            <w:vAlign w:val="center"/>
+          </w:tcPr>
+          <w:p>
+            <w:pPr>
+              <w:pStyle w:val="Sinespaciado"/>
+              <w:spacing w:line="240" w:lineRule="auto"/>
+              <w:rPr>
+                <w:rFonts w:cs="Times New Roman"/>
+                <w:sz w:val="20"/>
+                <w:szCs w:val="20"/>
+              </w:rPr>
+            </w:pPr>
+            <w:r>
+              <w:rPr>
+                <w:rFonts w:cs="Times New Roman"/>
+                <w:sz w:val="20"/>
+                <w:szCs w:val="20"/>
+              </w:rPr>
+              <w:t>Figura 1</w:t>
+            </w:r>
+            <w:r>
+              <w:rPr>
+                <w:rFonts w:cs="Times New Roman"/>
+                <w:sz w:val="20"/>
+                <w:szCs w:val="20"/>
+              </w:rPr>
+              <w:t>5</w:t>
+            </w:r>
+          </w:p>
+        </w:tc>
+      </w:tr>
+      <w:tr>
+        <w:trPr>
+          <w:trHeight w:val="579"/>
+        </w:trPr>
+        <w:tc>
+          <w:tcPr>
+            <w:tcW w:w="551" w:type="dxa"/>
+            <w:tcBorders>
+              <w:top w:val="single" w:sz="1" w:space="0" w:color="CCCCCC"/>
+              <w:left w:val="single" w:sz="1" w:space="0" w:color="CCCCCC"/>
+              <w:bottom w:val="single" w:sz="1" w:space="0" w:color="CCCCCC"/>
+              <w:right w:val="single" w:sz="1" w:space="0" w:color="CCCCCC"/>
+            </w:tcBorders>
+            <w:shd w:val="clear" w:color="auto" w:fill="DEEAF6" w:themeFill="accent1" w:themeFillTint="33"/>
+            <w:tcMar>
+              <w:top w:w="80" w:type="dxa"/>
+              <w:left w:w="120" w:type="dxa"/>
+              <w:bottom w:w="80" w:type="dxa"/>
+              <w:right w:w="120" w:type="dxa"/>
+            </w:tcMar>
+            <w:vAlign w:val="center"/>
+          </w:tcPr>
+          <w:p>
+            <w:pPr>
+              <w:pStyle w:val="Sinespaciado"/>
+              <w:spacing w:line="240" w:lineRule="auto"/>
+              <w:rPr>
+                <w:rFonts w:cs="Times New Roman"/>
+                <w:sz w:val="20"/>
+                <w:szCs w:val="20"/>
+              </w:rPr>
+            </w:pPr>
+            <w:r>
+              <w:rPr>
+                <w:rFonts w:cs="Times New Roman"/>
+                <w:sz w:val="20"/>
+                <w:szCs w:val="20"/>
+              </w:rPr>
+              <w:t>P2</w:t>
+            </w:r>
+            <w:r>
+              <w:rPr>
+                <w:rFonts w:cs="Times New Roman"/>
+                <w:sz w:val="20"/>
+                <w:szCs w:val="20"/>
+              </w:rPr>
+              <w:t>6</w:t>
+            </w:r>
+          </w:p>
+        </w:tc>
+        <w:tc>
+          <w:tcPr>
+            <w:tcW w:w="1359" w:type="dxa"/>
+            <w:tcBorders>
+              <w:top w:val="single" w:sz="1" w:space="0" w:color="CCCCCC"/>
+              <w:left w:val="single" w:sz="1" w:space="0" w:color="CCCCCC"/>
+              <w:bottom w:val="single" w:sz="1" w:space="0" w:color="CCCCCC"/>
+              <w:right w:val="single" w:sz="1" w:space="0" w:color="CCCCCC"/>
+            </w:tcBorders>
+            <w:shd w:val="clear" w:color="auto" w:fill="DEEAF6" w:themeFill="accent1" w:themeFillTint="33"/>
+            <w:tcMar>
+              <w:top w:w="80" w:type="dxa"/>
+              <w:left w:w="120" w:type="dxa"/>
+              <w:bottom w:w="80" w:type="dxa"/>
+              <w:right w:w="120" w:type="dxa"/>
+            </w:tcMar>
+            <w:vAlign w:val="center"/>
+          </w:tcPr>
+          <w:p>
+            <w:pPr>
+              <w:pStyle w:val="Sinespaciado"/>
+              <w:spacing w:line="240" w:lineRule="auto"/>
+              <w:rPr>
+                <w:rFonts w:cs="Times New Roman"/>
+                <w:sz w:val="20"/>
+                <w:szCs w:val="20"/>
+              </w:rPr>
+            </w:pPr>
+            <w:r>
+              <w:rPr>
+                <w:rFonts w:cs="Times New Roman"/>
+                <w:sz w:val="20"/>
+                <w:szCs w:val="20"/>
+              </w:rPr>
+              <w:t>Pedidos</w:t>
+            </w:r>
+          </w:p>
+        </w:tc>
+        <w:tc>
+          <w:tcPr>
+            <w:tcW w:w="2533" w:type="dxa"/>
+            <w:tcBorders>
+              <w:top w:val="single" w:sz="1" w:space="0" w:color="CCCCCC"/>
+              <w:left w:val="single" w:sz="1" w:space="0" w:color="CCCCCC"/>
+              <w:bottom w:val="single" w:sz="1" w:space="0" w:color="CCCCCC"/>
+              <w:right w:val="single" w:sz="1" w:space="0" w:color="CCCCCC"/>
+            </w:tcBorders>
+            <w:shd w:val="clear" w:color="auto" w:fill="DEEAF6" w:themeFill="accent1" w:themeFillTint="33"/>
+            <w:tcMar>
+              <w:top w:w="80" w:type="dxa"/>
+              <w:left w:w="120" w:type="dxa"/>
+              <w:bottom w:w="80" w:type="dxa"/>
+              <w:right w:w="120" w:type="dxa"/>
+            </w:tcMar>
+            <w:vAlign w:val="center"/>
+          </w:tcPr>
+          <w:p>
+            <w:pPr>
+              <w:pStyle w:val="Sinespaciado"/>
+              <w:spacing w:line="240" w:lineRule="auto"/>
+              <w:rPr>
+                <w:rFonts w:cs="Times New Roman"/>
+                <w:sz w:val="20"/>
+                <w:szCs w:val="20"/>
+              </w:rPr>
+            </w:pPr>
+            <w:r>
+              <w:rPr>
+                <w:rFonts w:cs="Times New Roman"/>
+                <w:sz w:val="20"/>
+                <w:szCs w:val="20"/>
+              </w:rPr>
+              <w:t>Obtener galería de fotos del producto</w:t>
+            </w:r>
+          </w:p>
+        </w:tc>
+        <w:tc>
+          <w:tcPr>
+            <w:tcW w:w="1271" w:type="dxa"/>
+            <w:tcBorders>
+              <w:top w:val="single" w:sz="1" w:space="0" w:color="CCCCCC"/>
+              <w:left w:val="single" w:sz="1" w:space="0" w:color="CCCCCC"/>
+              <w:bottom w:val="single" w:sz="1" w:space="0" w:color="CCCCCC"/>
+              <w:right w:val="single" w:sz="1" w:space="0" w:color="CCCCCC"/>
+            </w:tcBorders>
+            <w:shd w:val="clear" w:color="auto" w:fill="DEEAF6" w:themeFill="accent1" w:themeFillTint="33"/>
+            <w:tcMar>
+              <w:top w:w="80" w:type="dxa"/>
+              <w:left w:w="120" w:type="dxa"/>
+              <w:bottom w:w="80" w:type="dxa"/>
+              <w:right w:w="120" w:type="dxa"/>
+            </w:tcMar>
+            <w:vAlign w:val="center"/>
+          </w:tcPr>
+          <w:p>
+            <w:pPr>
+              <w:pStyle w:val="Sinespaciado"/>
+              <w:spacing w:line="240" w:lineRule="auto"/>
+              <w:rPr>
+                <w:rFonts w:cs="Times New Roman"/>
+                <w:sz w:val="20"/>
+                <w:szCs w:val="20"/>
+              </w:rPr>
+            </w:pPr>
+            <w:r>
+              <w:rPr>
+                <w:rFonts w:cs="Times New Roman"/>
+                <w:sz w:val="20"/>
+                <w:szCs w:val="20"/>
+              </w:rPr>
+              <w:t>Funcional / Integración</w:t>
+            </w:r>
+          </w:p>
+        </w:tc>
+        <w:tc>
+          <w:tcPr>
+            <w:tcW w:w="1168" w:type="dxa"/>
+            <w:tcBorders>
+              <w:top w:val="single" w:sz="1" w:space="0" w:color="CCCCCC"/>
+              <w:left w:val="single" w:sz="1" w:space="0" w:color="CCCCCC"/>
+              <w:bottom w:val="single" w:sz="1" w:space="0" w:color="CCCCCC"/>
+              <w:right w:val="single" w:sz="1" w:space="0" w:color="CCCCCC"/>
+            </w:tcBorders>
+            <w:shd w:val="clear" w:color="auto" w:fill="DEEAF6" w:themeFill="accent1" w:themeFillTint="33"/>
+            <w:vAlign w:val="center"/>
+          </w:tcPr>
+          <w:p>
+            <w:pPr>
+              <w:pStyle w:val="Sinespaciado"/>
+              <w:spacing w:line="240" w:lineRule="auto"/>
+              <w:rPr>
+                <w:rFonts w:cs="Times New Roman"/>
+                <w:sz w:val="20"/>
+                <w:szCs w:val="20"/>
+              </w:rPr>
+            </w:pPr>
+            <w:r>
+              <w:rPr>
+                <w:rFonts w:cs="Times New Roman"/>
+                <w:sz w:val="20"/>
+                <w:szCs w:val="20"/>
+              </w:rPr>
+              <w:t>Postman</w:t>
+            </w:r>
+          </w:p>
+        </w:tc>
+        <w:tc>
+          <w:tcPr>
+            <w:tcW w:w="2470" w:type="dxa"/>
+            <w:tcBorders>
+              <w:top w:val="single" w:sz="1" w:space="0" w:color="CCCCCC"/>
+              <w:left w:val="single" w:sz="1" w:space="0" w:color="CCCCCC"/>
+              <w:bottom w:val="single" w:sz="1" w:space="0" w:color="CCCCCC"/>
+              <w:right w:val="single" w:sz="1" w:space="0" w:color="CCCCCC"/>
+            </w:tcBorders>
+            <w:shd w:val="clear" w:color="auto" w:fill="DEEAF6" w:themeFill="accent1" w:themeFillTint="33"/>
+            <w:vAlign w:val="center"/>
+          </w:tcPr>
+          <w:p>
+            <w:pPr>
+              <w:pStyle w:val="Sinespaciado"/>
+              <w:spacing w:line="240" w:lineRule="auto"/>
+              <w:rPr>
+                <w:rFonts w:cs="Times New Roman"/>
+                <w:sz w:val="20"/>
+                <w:szCs w:val="20"/>
+              </w:rPr>
+            </w:pPr>
+            <w:r>
+              <w:rPr>
+                <w:rFonts w:cs="Times New Roman"/>
+                <w:sz w:val="20"/>
+                <w:szCs w:val="20"/>
+              </w:rPr>
+              <w:t>GET /api/pedidos/10/fotos-producto-final con JWT válido</w:t>
+            </w:r>
+          </w:p>
+        </w:tc>
+        <w:tc>
+          <w:tcPr>
+            <w:tcW w:w="1470" w:type="dxa"/>
+            <w:tcBorders>
+              <w:top w:val="single" w:sz="1" w:space="0" w:color="CCCCCC"/>
+              <w:left w:val="single" w:sz="1" w:space="0" w:color="CCCCCC"/>
+              <w:bottom w:val="single" w:sz="1" w:space="0" w:color="CCCCCC"/>
+              <w:right w:val="single" w:sz="1" w:space="0" w:color="CCCCCC"/>
+            </w:tcBorders>
+            <w:shd w:val="clear" w:color="auto" w:fill="DEEAF6" w:themeFill="accent1" w:themeFillTint="33"/>
+            <w:tcMar>
+              <w:top w:w="80" w:type="dxa"/>
+              <w:left w:w="120" w:type="dxa"/>
+              <w:bottom w:w="80" w:type="dxa"/>
+              <w:right w:w="120" w:type="dxa"/>
+            </w:tcMar>
+            <w:vAlign w:val="center"/>
+          </w:tcPr>
+          <w:p>
+            <w:pPr>
+              <w:pStyle w:val="Sinespaciado"/>
+              <w:spacing w:line="240" w:lineRule="auto"/>
+              <w:rPr>
+                <w:rFonts w:cs="Times New Roman"/>
+                <w:sz w:val="20"/>
+                <w:szCs w:val="20"/>
+              </w:rPr>
+            </w:pPr>
+            <w:proofErr w:type="gramStart"/>
+            <w:r>
+              <w:rPr>
+                <w:rFonts w:cs="Times New Roman"/>
+                <w:sz w:val="20"/>
+                <w:szCs w:val="20"/>
+              </w:rPr>
+              <w:t>Status</w:t>
+            </w:r>
+            <w:proofErr w:type="gramEnd"/>
+            <w:r>
+              <w:rPr>
+                <w:rFonts w:cs="Times New Roman"/>
+                <w:sz w:val="20"/>
+                <w:szCs w:val="20"/>
+              </w:rPr>
+              <w:t xml:space="preserve"> 200 + array con </w:t>
+            </w:r>
+            <w:proofErr w:type="spellStart"/>
+            <w:r>
+              <w:rPr>
+                <w:rFonts w:cs="Times New Roman"/>
+                <w:sz w:val="20"/>
+                <w:szCs w:val="20"/>
+              </w:rPr>
+              <w:t>fotImagenFinal</w:t>
+            </w:r>
+            <w:proofErr w:type="spellEnd"/>
+            <w:r>
+              <w:rPr>
+                <w:rFonts w:cs="Times New Roman"/>
+                <w:sz w:val="20"/>
+                <w:szCs w:val="20"/>
+              </w:rPr>
+              <w:t xml:space="preserve"> y </w:t>
+            </w:r>
+            <w:proofErr w:type="spellStart"/>
+            <w:r>
+              <w:rPr>
+                <w:rFonts w:cs="Times New Roman"/>
+                <w:sz w:val="20"/>
+                <w:szCs w:val="20"/>
+              </w:rPr>
+              <w:t>fotFechaSubida</w:t>
+            </w:r>
+            <w:proofErr w:type="spellEnd"/>
+          </w:p>
+        </w:tc>
+        <w:tc>
+          <w:tcPr>
+            <w:tcW w:w="1093" w:type="dxa"/>
+            <w:tcBorders>
+              <w:top w:val="single" w:sz="1" w:space="0" w:color="CCCCCC"/>
+              <w:left w:val="single" w:sz="1" w:space="0" w:color="CCCCCC"/>
+              <w:bottom w:val="single" w:sz="1" w:space="0" w:color="CCCCCC"/>
+              <w:right w:val="single" w:sz="1" w:space="0" w:color="CCCCCC"/>
+            </w:tcBorders>
+            <w:shd w:val="clear" w:color="auto" w:fill="E2EFD9" w:themeFill="accent6" w:themeFillTint="33"/>
+            <w:tcMar>
+              <w:top w:w="80" w:type="dxa"/>
+              <w:left w:w="120" w:type="dxa"/>
+              <w:bottom w:w="80" w:type="dxa"/>
+              <w:right w:w="120" w:type="dxa"/>
+            </w:tcMar>
+            <w:vAlign w:val="center"/>
+          </w:tcPr>
+          <w:p>
+            <w:pPr>
+              <w:pStyle w:val="Sinespaciado"/>
+              <w:spacing w:line="240" w:lineRule="auto"/>
+              <w:rPr>
+                <w:rFonts w:cs="Times New Roman"/>
+                <w:sz w:val="20"/>
+                <w:szCs w:val="20"/>
+              </w:rPr>
+            </w:pPr>
+            <w:r>
+              <w:rPr>
+                <w:rFonts w:cs="Times New Roman"/>
+                <w:sz w:val="20"/>
+                <w:szCs w:val="20"/>
+              </w:rPr>
+              <w:t>PASS</w:t>
+            </w:r>
+          </w:p>
+        </w:tc>
+        <w:tc>
+          <w:tcPr>
+            <w:tcW w:w="1083" w:type="dxa"/>
+            <w:tcBorders>
+              <w:top w:val="single" w:sz="1" w:space="0" w:color="CCCCCC"/>
+              <w:left w:val="single" w:sz="1" w:space="0" w:color="CCCCCC"/>
+              <w:bottom w:val="single" w:sz="1" w:space="0" w:color="CCCCCC"/>
+              <w:right w:val="single" w:sz="1" w:space="0" w:color="CCCCCC"/>
+            </w:tcBorders>
+            <w:shd w:val="clear" w:color="auto" w:fill="DEEAF6" w:themeFill="accent1" w:themeFillTint="33"/>
+            <w:tcMar>
+              <w:top w:w="80" w:type="dxa"/>
+              <w:left w:w="120" w:type="dxa"/>
+              <w:bottom w:w="80" w:type="dxa"/>
+              <w:right w:w="120" w:type="dxa"/>
+            </w:tcMar>
+            <w:vAlign w:val="center"/>
+          </w:tcPr>
+          <w:p>
+            <w:pPr>
+              <w:pStyle w:val="Sinespaciado"/>
+              <w:spacing w:line="240" w:lineRule="auto"/>
+              <w:rPr>
+                <w:rFonts w:cs="Times New Roman"/>
+                <w:sz w:val="20"/>
+                <w:szCs w:val="20"/>
+              </w:rPr>
+            </w:pPr>
+            <w:r>
+              <w:rPr>
+                <w:rFonts w:cs="Times New Roman"/>
+                <w:sz w:val="20"/>
+                <w:szCs w:val="20"/>
+              </w:rPr>
+              <w:t>Figura 1</w:t>
+            </w:r>
+            <w:r>
+              <w:rPr>
+                <w:rFonts w:cs="Times New Roman"/>
+                <w:sz w:val="20"/>
+                <w:szCs w:val="20"/>
+              </w:rPr>
+              <w:t>6</w:t>
             </w:r>
           </w:p>
         </w:tc>
@@ -10073,7 +12793,7 @@
       <w:pPr>
         <w:pStyle w:val="Ttulo1"/>
       </w:pPr>
-      <w:bookmarkStart w:id="8" w:name="_Toc224813315"/>
+      <w:bookmarkStart w:id="8" w:name="_Toc225415136"/>
       <w:r>
         <w:t>5. Evidencia de Ejecución</w:t>
       </w:r>
@@ -10083,17 +12803,9 @@
       <w:pPr>
         <w:pStyle w:val="Ttulo2"/>
       </w:pPr>
-      <w:bookmarkStart w:id="9" w:name="_Toc224813316"/>
-      <w:r>
-        <w:t xml:space="preserve">5.1 Pruebas </w:t>
-      </w:r>
-      <w:proofErr w:type="spellStart"/>
-      <w:r>
-        <w:t>PHPUnit</w:t>
-      </w:r>
-      <w:proofErr w:type="spellEnd"/>
-      <w:r>
-        <w:t xml:space="preserve"> — </w:t>
+      <w:bookmarkStart w:id="9" w:name="_Toc225415137"/>
+      <w:r>
+        <w:t xml:space="preserve">5.1 Pruebas PHPUnit — </w:t>
       </w:r>
       <w:proofErr w:type="spellStart"/>
       <w:r>
@@ -10121,36 +12833,35 @@
         <w:t>Figura 1</w:t>
       </w:r>
       <w:r>
-        <w:t xml:space="preserve">. </w:t>
-      </w:r>
+        <w:rPr>
+          <w:b/>
+          <w:bCs/>
+        </w:rPr>
+        <w:t>.</w:t>
+      </w:r>
+      <w:r>
+        <w:rPr>
+          <w:b/>
+          <w:bCs/>
+        </w:rPr>
+        <w:t xml:space="preserve"> </w:t>
+      </w:r>
+      <w:proofErr w:type="spellStart"/>
       <w:r>
         <w:rPr>
           <w:i/>
           <w:iCs/>
         </w:rPr>
-        <w:t xml:space="preserve">Resultado de ejecución de </w:t>
-      </w:r>
-      <w:proofErr w:type="spellStart"/>
+        <w:t>LoginTest</w:t>
+      </w:r>
+      <w:proofErr w:type="spellEnd"/>
       <w:r>
         <w:rPr>
           <w:i/>
           <w:iCs/>
         </w:rPr>
-        <w:t>LoginTest</w:t>
-      </w:r>
-      <w:proofErr w:type="spellEnd"/>
-      <w:r>
-        <w:rPr>
-          <w:i/>
-          <w:iCs/>
-        </w:rPr>
-        <w:t xml:space="preserve"> en consola. Se observan 2 pruebas pasadas con 7 aserciones en 0.47 segundos.</w:t>
-      </w:r>
-    </w:p>
-    <w:p>
-      <w:pPr>
-        <w:ind w:firstLine="0"/>
-      </w:pPr>
+        <w:t xml:space="preserve"> — resultado de ejecución en consola</w:t>
+      </w:r>
       <w:r>
         <w:rPr>
           <w:noProof/>
@@ -10194,12 +12905,37 @@
     </w:p>
     <w:p>
       <w:pPr>
+        <w:ind w:firstLine="0"/>
+        <w:rPr>
+          <w:sz w:val="20"/>
+          <w:szCs w:val="20"/>
+        </w:rPr>
+      </w:pPr>
+      <w:r>
+        <w:rPr>
+          <w:i/>
+          <w:iCs/>
+          <w:sz w:val="20"/>
+          <w:szCs w:val="20"/>
+        </w:rPr>
+        <w:t>Nota.</w:t>
+      </w:r>
+      <w:r>
+        <w:rPr>
+          <w:sz w:val="20"/>
+          <w:szCs w:val="20"/>
+        </w:rPr>
+        <w:t xml:space="preserve"> Se observan 2 pruebas pasadas con 7 aserciones en 0.47 segundos, correspondientes a P01 y P02.</w:t>
+      </w:r>
+    </w:p>
+    <w:p>
+      <w:pPr>
         <w:pStyle w:val="Ttulo2"/>
         <w:rPr>
           <w:lang w:val="en-US"/>
         </w:rPr>
       </w:pPr>
-      <w:bookmarkStart w:id="10" w:name="_Toc224813317"/>
+      <w:bookmarkStart w:id="10" w:name="_Toc225415138"/>
       <w:r>
         <w:rPr>
           <w:lang w:val="en-US"/>
@@ -10218,21 +12954,7 @@
         <w:rPr>
           <w:lang w:val="en-US"/>
         </w:rPr>
-        <w:t xml:space="preserve"> </w:t>
-      </w:r>
-      <w:proofErr w:type="spellStart"/>
-      <w:r>
-        <w:rPr>
-          <w:lang w:val="en-US"/>
-        </w:rPr>
-        <w:t>PHPUnit</w:t>
-      </w:r>
-      <w:proofErr w:type="spellEnd"/>
-      <w:r>
-        <w:rPr>
-          <w:lang w:val="en-US"/>
-        </w:rPr>
-        <w:t xml:space="preserve"> — </w:t>
+        <w:t xml:space="preserve"> PHPUnit — </w:t>
       </w:r>
       <w:proofErr w:type="spellStart"/>
       <w:r>
@@ -10254,7 +12976,9 @@
       <w:pPr>
         <w:pStyle w:val="Sinespaciado"/>
         <w:rPr>
-          <w:lang w:val="en-US"/>
+          <w:i/>
+          <w:iCs/>
+          <w:szCs w:val="24"/>
         </w:rPr>
       </w:pPr>
       <w:r>
@@ -10271,14 +12995,16 @@
         <w:rPr>
           <w:i/>
           <w:iCs/>
-        </w:rPr>
-        <w:t xml:space="preserve">Resultado de ejecución de </w:t>
+          <w:szCs w:val="24"/>
+        </w:rPr>
+        <w:t xml:space="preserve">Figura 2 </w:t>
       </w:r>
       <w:proofErr w:type="spellStart"/>
       <w:r>
         <w:rPr>
           <w:i/>
           <w:iCs/>
+          <w:szCs w:val="24"/>
         </w:rPr>
         <w:t>MiddlewareRolTest</w:t>
       </w:r>
@@ -10287,14 +13013,10 @@
         <w:rPr>
           <w:i/>
           <w:iCs/>
-        </w:rPr>
-        <w:t xml:space="preserve"> en consola. Se observan 3 pruebas pasadas con 5 aserciones en 0.50 segundos.</w:t>
-      </w:r>
-    </w:p>
-    <w:p>
-      <w:pPr>
-        <w:pStyle w:val="Sinespaciado"/>
-      </w:pPr>
+          <w:szCs w:val="24"/>
+        </w:rPr>
+        <w:t xml:space="preserve"> — resultado de ejecución en consola</w:t>
+      </w:r>
       <w:r>
         <w:rPr>
           <w:noProof/>
@@ -10338,19 +13060,36 @@
     </w:p>
     <w:p>
       <w:pPr>
+        <w:pStyle w:val="Sinespaciado"/>
+        <w:rPr>
+          <w:sz w:val="16"/>
+          <w:szCs w:val="16"/>
+        </w:rPr>
+      </w:pPr>
+      <w:r>
+        <w:rPr>
+          <w:i/>
+          <w:iCs/>
+          <w:sz w:val="20"/>
+          <w:szCs w:val="18"/>
+        </w:rPr>
+        <w:t>Nota.</w:t>
+      </w:r>
+      <w:r>
+        <w:rPr>
+          <w:sz w:val="20"/>
+          <w:szCs w:val="18"/>
+        </w:rPr>
+        <w:t xml:space="preserve"> Se observan 3 pruebas pasadas con 5 aserciones en 0.50 segundos, correspondientes a P03, P04 y P05.</w:t>
+      </w:r>
+    </w:p>
+    <w:p>
+      <w:pPr>
         <w:pStyle w:val="Ttulo2"/>
       </w:pPr>
-      <w:bookmarkStart w:id="11" w:name="_Toc224813318"/>
-      <w:r>
-        <w:t xml:space="preserve">5.3 Pruebas </w:t>
-      </w:r>
-      <w:proofErr w:type="spellStart"/>
-      <w:r>
-        <w:t>PHPUnit</w:t>
-      </w:r>
-      <w:proofErr w:type="spellEnd"/>
-      <w:r>
-        <w:t xml:space="preserve"> — </w:t>
+      <w:bookmarkStart w:id="11" w:name="_Toc225415139"/>
+      <w:r>
+        <w:t xml:space="preserve">5.3 Pruebas PHPUnit — </w:t>
       </w:r>
       <w:proofErr w:type="spellStart"/>
       <w:r>
@@ -10365,45 +13104,34 @@
     <w:p>
       <w:pPr>
         <w:pStyle w:val="Sinespaciado"/>
+        <w:rPr>
+          <w:i/>
+          <w:iCs/>
+        </w:rPr>
       </w:pPr>
       <w:r>
         <w:rPr>
           <w:b/>
           <w:bCs/>
         </w:rPr>
-        <w:t>Figura 3.</w:t>
-      </w:r>
-      <w:r>
-        <w:t xml:space="preserve"> </w:t>
-      </w:r>
+        <w:t xml:space="preserve">Figura 3 </w:t>
+      </w:r>
+      <w:proofErr w:type="spellStart"/>
       <w:r>
         <w:rPr>
           <w:i/>
           <w:iCs/>
         </w:rPr>
-        <w:t xml:space="preserve">Resultado de ejecución de </w:t>
-      </w:r>
-      <w:proofErr w:type="spellStart"/>
+        <w:t>PedidoUpdateTest</w:t>
+      </w:r>
+      <w:proofErr w:type="spellEnd"/>
       <w:r>
         <w:rPr>
           <w:i/>
           <w:iCs/>
         </w:rPr>
-        <w:t>PedidoUpdateTest</w:t>
-      </w:r>
-      <w:proofErr w:type="spellEnd"/>
-      <w:r>
-        <w:rPr>
-          <w:i/>
-          <w:iCs/>
-        </w:rPr>
-        <w:t xml:space="preserve"> en consola. Se observan 3 pruebas pasadas con 10 aserciones en 0.72 segundos.</w:t>
-      </w:r>
-    </w:p>
-    <w:p>
-      <w:pPr>
-        <w:pStyle w:val="Sinespaciado"/>
-      </w:pPr>
+        <w:t xml:space="preserve"> — resultado de ejecución en consola</w:t>
+      </w:r>
       <w:r>
         <w:rPr>
           <w:noProof/>
@@ -10447,111 +13175,104 @@
     </w:p>
     <w:p>
       <w:pPr>
-        <w:pStyle w:val="Ttulo2"/>
-        <w:rPr>
-          <w:lang w:val="en-US"/>
+        <w:pStyle w:val="Sinespaciado"/>
+        <w:rPr>
+          <w:sz w:val="20"/>
+          <w:szCs w:val="18"/>
         </w:rPr>
       </w:pPr>
-      <w:bookmarkStart w:id="12" w:name="_Toc224813319"/>
-      <w:r>
-        <w:rPr>
-          <w:lang w:val="en-US"/>
-        </w:rPr>
-        <w:t>5.</w:t>
-      </w:r>
-      <w:r>
-        <w:rPr>
-          <w:lang w:val="en-US"/>
-        </w:rPr>
-        <w:t>5</w:t>
-      </w:r>
-      <w:r>
-        <w:rPr>
-          <w:lang w:val="en-US"/>
-        </w:rPr>
-        <w:t xml:space="preserve"> </w:t>
-      </w:r>
-      <w:proofErr w:type="spellStart"/>
-      <w:r>
-        <w:rPr>
-          <w:lang w:val="en-US"/>
-        </w:rPr>
-        <w:t>Pruebas</w:t>
-      </w:r>
-      <w:proofErr w:type="spellEnd"/>
-      <w:r>
-        <w:rPr>
-          <w:lang w:val="en-US"/>
-        </w:rPr>
-        <w:t xml:space="preserve"> </w:t>
-      </w:r>
-      <w:proofErr w:type="spellStart"/>
-      <w:r>
-        <w:rPr>
-          <w:lang w:val="en-US"/>
-        </w:rPr>
-        <w:t>PHPUnit</w:t>
-      </w:r>
-      <w:proofErr w:type="spellEnd"/>
-      <w:r>
-        <w:rPr>
-          <w:lang w:val="en-US"/>
-        </w:rPr>
-        <w:t xml:space="preserve"> — </w:t>
-      </w:r>
-      <w:proofErr w:type="spellStart"/>
-      <w:r>
-        <w:rPr>
-          <w:lang w:val="en-US"/>
-        </w:rPr>
-        <w:t>ContactoControllerGetTest</w:t>
-      </w:r>
-      <w:proofErr w:type="spellEnd"/>
-      <w:r>
-        <w:rPr>
-          <w:lang w:val="en-US"/>
-        </w:rPr>
-        <w:t xml:space="preserve"> (P09, P10, P11)</w:t>
-      </w:r>
-      <w:bookmarkEnd w:id="12"/>
+      <w:r>
+        <w:rPr>
+          <w:i/>
+          <w:iCs/>
+          <w:sz w:val="20"/>
+          <w:szCs w:val="18"/>
+        </w:rPr>
+        <w:t>Nota.</w:t>
+      </w:r>
+      <w:r>
+        <w:rPr>
+          <w:sz w:val="20"/>
+          <w:szCs w:val="18"/>
+        </w:rPr>
+        <w:t xml:space="preserve"> Se observan 3 pruebas pasadas con 10 aserciones en 0.72 segundos, correspondientes a P06, P07 y P08.</w:t>
+      </w:r>
     </w:p>
     <w:p>
-      <w:r>
-        <w:t xml:space="preserve">Este conjunto de pruebas verifica la capacidad del sistema para recuperar y mostrar información de contactos. Se validó tanto el flujo correcto de datos desde la API (simulada con </w:t>
-      </w:r>
-      <w:proofErr w:type="gramStart"/>
-      <w:r>
-        <w:lastRenderedPageBreak/>
-        <w:t>Http::</w:t>
-      </w:r>
-      <w:proofErr w:type="gramEnd"/>
-      <w:r>
-        <w:t>fake) como la protección de las rutas ante parámetros de búsqueda que no corresponden a un formato numérico.</w:t>
-      </w:r>
+      <w:pPr>
+        <w:pStyle w:val="Ttulo2"/>
+        <w:rPr>
+          <w:lang w:val="en-US"/>
+        </w:rPr>
+      </w:pPr>
+      <w:bookmarkStart w:id="12" w:name="_Toc225415140"/>
+      <w:r>
+        <w:rPr>
+          <w:lang w:val="en-US"/>
+        </w:rPr>
+        <w:t>5.</w:t>
+      </w:r>
+      <w:r>
+        <w:rPr>
+          <w:lang w:val="en-US"/>
+        </w:rPr>
+        <w:t>5</w:t>
+      </w:r>
+      <w:r>
+        <w:rPr>
+          <w:lang w:val="en-US"/>
+        </w:rPr>
+        <w:t xml:space="preserve"> </w:t>
+      </w:r>
+      <w:proofErr w:type="spellStart"/>
+      <w:r>
+        <w:rPr>
+          <w:lang w:val="en-US"/>
+        </w:rPr>
+        <w:t>Pruebas</w:t>
+      </w:r>
+      <w:proofErr w:type="spellEnd"/>
+      <w:r>
+        <w:rPr>
+          <w:lang w:val="en-US"/>
+        </w:rPr>
+        <w:t xml:space="preserve"> PHPUnit — </w:t>
+      </w:r>
+      <w:proofErr w:type="spellStart"/>
+      <w:r>
+        <w:rPr>
+          <w:lang w:val="en-US"/>
+        </w:rPr>
+        <w:t>ContactoControllerGetTest</w:t>
+      </w:r>
+      <w:proofErr w:type="spellEnd"/>
+      <w:r>
+        <w:rPr>
+          <w:lang w:val="en-US"/>
+        </w:rPr>
+        <w:t xml:space="preserve"> (P09, P10, P11)</w:t>
+      </w:r>
+      <w:bookmarkEnd w:id="12"/>
     </w:p>
     <w:p>
       <w:pPr>
         <w:pStyle w:val="Sinespaciado"/>
-      </w:pPr>
-      <w:r>
-        <w:rPr>
-          <w:b/>
-        </w:rPr>
-        <w:t>Figura 4.</w:t>
-      </w:r>
-      <w:r>
-        <w:t xml:space="preserve"> </w:t>
-      </w:r>
-      <w:r>
-        <w:rPr>
+        <w:rPr>
+          <w:bCs/>
           <w:i/>
           <w:iCs/>
         </w:rPr>
-        <w:t xml:space="preserve">Resultado de ejecución de </w:t>
+      </w:pPr>
+      <w:r>
+        <w:rPr>
+          <w:b/>
+        </w:rPr>
+        <w:t xml:space="preserve">Figura 4 </w:t>
       </w:r>
       <w:proofErr w:type="spellStart"/>
       <w:r>
         <w:rPr>
+          <w:bCs/>
           <w:i/>
           <w:iCs/>
         </w:rPr>
@@ -10560,16 +13281,11 @@
       <w:proofErr w:type="spellEnd"/>
       <w:r>
         <w:rPr>
+          <w:bCs/>
           <w:i/>
           <w:iCs/>
         </w:rPr>
-        <w:t>. Se confirman 3 pruebas exitosas que aseguran la correcta visualización de la lista de contactos y los detalles individuales, además del manejo de errores en rutas dinámicas.</w:t>
-      </w:r>
-      <w:r>
-        <w:rPr>
-          <w:noProof/>
-        </w:rPr>
-        <w:t xml:space="preserve"> </w:t>
+        <w:t xml:space="preserve"> — resultado de ejecución en consola</w:t>
       </w:r>
       <w:r>
         <w:rPr>
@@ -10614,9 +13330,35 @@
     </w:p>
     <w:p>
       <w:pPr>
+        <w:pStyle w:val="Sinespaciado"/>
+        <w:rPr>
+          <w:sz w:val="20"/>
+          <w:szCs w:val="18"/>
+        </w:rPr>
+      </w:pPr>
+      <w:r>
+        <w:rPr>
+          <w:i/>
+          <w:iCs/>
+          <w:sz w:val="20"/>
+          <w:szCs w:val="18"/>
+        </w:rPr>
+        <w:lastRenderedPageBreak/>
+        <w:t>Nota.</w:t>
+      </w:r>
+      <w:r>
+        <w:rPr>
+          <w:sz w:val="20"/>
+          <w:szCs w:val="18"/>
+        </w:rPr>
+        <w:t xml:space="preserve"> Se confirman 3 pruebas exitosas correspondientes a P09, P10 y P11, verificando la visualización de la lista de contactos, la consulta por ID válido y el manejo de rutas con parámetros no numéricos.</w:t>
+      </w:r>
+    </w:p>
+    <w:p>
+      <w:pPr>
         <w:pStyle w:val="Ttulo2"/>
       </w:pPr>
-      <w:bookmarkStart w:id="13" w:name="_Toc224813320"/>
+      <w:bookmarkStart w:id="13" w:name="_Toc225415141"/>
       <w:r>
         <w:t>5.</w:t>
       </w:r>
@@ -10624,82 +13366,50 @@
         <w:t>6</w:t>
       </w:r>
       <w:r>
-        <w:t xml:space="preserve"> Pruebas </w:t>
+        <w:t xml:space="preserve"> Pruebas PHPUnit — </w:t>
       </w:r>
       <w:proofErr w:type="spellStart"/>
       <w:r>
-        <w:t>PHPUnit</w:t>
+        <w:t>ContactoControllerTest</w:t>
       </w:r>
       <w:proofErr w:type="spellEnd"/>
       <w:r>
-        <w:t xml:space="preserve"> — </w:t>
-      </w:r>
-      <w:proofErr w:type="spellStart"/>
-      <w:r>
-        <w:t>ContactoControllerTest</w:t>
-      </w:r>
-      <w:proofErr w:type="spellEnd"/>
-      <w:r>
         <w:t xml:space="preserve"> (P12, P13, P14, P15)</w:t>
       </w:r>
       <w:bookmarkEnd w:id="13"/>
-    </w:p>
-    <w:p>
-      <w:r>
-        <w:t>Se documenta la lógica de persistencia y validación del formulario de contacto. Es importante resaltar que en las pruebas P13 y P14 se verificó que el sistema detiene el flujo antes de consumir la API de Spring Boot si los datos no cumplen con los requisitos mínimos, optimizando así el tráfico de red entre servicios.</w:t>
-      </w:r>
     </w:p>
     <w:p>
       <w:pPr>
         <w:pStyle w:val="Sinespaciado"/>
         <w:rPr>
-          <w:rStyle w:val="Ttulo2Car"/>
-          <w:rFonts w:eastAsia="Calibri" w:cs="Calibri"/>
-          <w:b w:val="0"/>
+          <w:bCs/>
           <w:i/>
           <w:iCs/>
-          <w:color w:val="000000"/>
-          <w:szCs w:val="22"/>
         </w:rPr>
       </w:pPr>
       <w:r>
         <w:rPr>
           <w:b/>
         </w:rPr>
-        <w:t>Figura 5.</w:t>
-      </w:r>
-      <w:r>
-        <w:t xml:space="preserve"> </w:t>
-      </w:r>
-      <w:r>
-        <w:rPr>
+        <w:t xml:space="preserve">Figura 5 </w:t>
+      </w:r>
+      <w:proofErr w:type="spellStart"/>
+      <w:r>
+        <w:rPr>
+          <w:bCs/>
           <w:i/>
           <w:iCs/>
         </w:rPr>
-        <w:t xml:space="preserve">Resultado de ejecución de </w:t>
-      </w:r>
-      <w:proofErr w:type="spellStart"/>
-      <w:r>
-        <w:rPr>
+        <w:t>ContactoControllerTest</w:t>
+      </w:r>
+      <w:proofErr w:type="spellEnd"/>
+      <w:r>
+        <w:rPr>
+          <w:bCs/>
           <w:i/>
           <w:iCs/>
         </w:rPr>
-        <w:t>ContactoControllerTest</w:t>
-      </w:r>
-      <w:proofErr w:type="spellEnd"/>
-      <w:r>
-        <w:rPr>
-          <w:i/>
-          <w:iCs/>
-        </w:rPr>
-        <w:t>. La evidencia muestra el paso de 4 pruebas de funcionalidad y caja negra, incluyendo un escenario de estrés donde se simula una falla total en el servidor backend para probar la resiliencia del frontend.</w:t>
-      </w:r>
-      <w:r>
-        <w:rPr>
-          <w:rStyle w:val="Ttulo2Car"/>
-          <w:noProof/>
-        </w:rPr>
-        <w:t xml:space="preserve"> </w:t>
+        <w:t xml:space="preserve"> — resultado de ejecución en consola</w:t>
       </w:r>
       <w:r>
         <w:rPr>
@@ -10745,13 +13455,46 @@
     </w:p>
     <w:p>
       <w:pPr>
+        <w:pStyle w:val="Sinespaciado"/>
+        <w:rPr>
+          <w:rStyle w:val="Ttulo2Car"/>
+          <w:rFonts w:eastAsia="Calibri" w:cs="Calibri"/>
+          <w:b w:val="0"/>
+          <w:i/>
+          <w:iCs/>
+          <w:color w:val="000000"/>
+          <w:sz w:val="20"/>
+          <w:szCs w:val="18"/>
+        </w:rPr>
+      </w:pPr>
+      <w:r>
+        <w:rPr>
+          <w:i/>
+          <w:iCs/>
+          <w:sz w:val="20"/>
+          <w:szCs w:val="18"/>
+        </w:rPr>
+        <w:t>Nota. Se confirman 4 pruebas exitosas correspondientes a P12, P13, P14 y P15, incluyendo un escenario de resiliencia donde se simula una falla total del servidor backen</w:t>
+      </w:r>
+      <w:r>
+        <w:rPr>
+          <w:i/>
+          <w:iCs/>
+          <w:sz w:val="20"/>
+          <w:szCs w:val="18"/>
+        </w:rPr>
+        <w:t>d</w:t>
+      </w:r>
+    </w:p>
+    <w:p>
+      <w:pPr>
         <w:pStyle w:val="Ttulo2"/>
         <w:rPr>
           <w:rStyle w:val="Ttulo2Car"/>
           <w:b/>
         </w:rPr>
       </w:pPr>
-      <w:bookmarkStart w:id="14" w:name="_Toc224813321"/>
+      <w:bookmarkStart w:id="14" w:name="_Toc225415142"/>
       <w:r>
         <w:rPr>
           <w:rStyle w:val="Ttulo2Car"/>
@@ -10787,7 +13530,14 @@
           <w:rStyle w:val="Ttulo2Car"/>
           <w:b/>
         </w:rPr>
-        <w:t xml:space="preserve"> (P09</w:t>
+        <w:t xml:space="preserve"> (P</w:t>
+      </w:r>
+      <w:r>
+        <w:rPr>
+          <w:rStyle w:val="Ttulo2Car"/>
+          <w:b/>
+        </w:rPr>
+        <w:t>16</w:t>
       </w:r>
       <w:r>
         <w:rPr>
@@ -10801,37 +13551,24 @@
     <w:p>
       <w:pPr>
         <w:pStyle w:val="Sinespaciado"/>
+        <w:rPr>
+          <w:i/>
+          <w:iCs/>
+        </w:rPr>
       </w:pPr>
       <w:r>
         <w:rPr>
           <w:b/>
           <w:bCs/>
         </w:rPr>
-        <w:t xml:space="preserve">Figura </w:t>
-      </w:r>
-      <w:r>
-        <w:rPr>
-          <w:b/>
-          <w:bCs/>
-        </w:rPr>
-        <w:t>6</w:t>
-      </w:r>
-      <w:r>
-        <w:rPr>
-          <w:b/>
-          <w:bCs/>
-        </w:rPr>
-        <w:t>.</w:t>
-      </w:r>
-      <w:r>
-        <w:t xml:space="preserve"> </w:t>
+        <w:t xml:space="preserve">Figura 6 </w:t>
       </w:r>
       <w:r>
         <w:rPr>
           <w:i/>
           <w:iCs/>
         </w:rPr>
-        <w:t xml:space="preserve">Resultado de Login </w:t>
+        <w:t xml:space="preserve">Login </w:t>
       </w:r>
       <w:proofErr w:type="spellStart"/>
       <w:r>
@@ -10847,37 +13584,7 @@
           <w:i/>
           <w:iCs/>
         </w:rPr>
-        <w:t xml:space="preserve"> en Postman. Se observan 4 pruebas pasadas verificando </w:t>
-      </w:r>
-      <w:proofErr w:type="gramStart"/>
-      <w:r>
-        <w:rPr>
-          <w:i/>
-          <w:iCs/>
-        </w:rPr>
-        <w:t>status</w:t>
-      </w:r>
-      <w:proofErr w:type="gramEnd"/>
-      <w:r>
-        <w:rPr>
-          <w:i/>
-          <w:iCs/>
-        </w:rPr>
-        <w:t xml:space="preserve"> 200, presencia de token JWT, presencia de rol de usuario y tiempo de respuesta menor a </w:t>
-      </w:r>
-      <w:r>
-        <w:rPr>
-          <w:i/>
-          <w:iCs/>
-        </w:rPr>
-        <w:lastRenderedPageBreak/>
-        <w:t>1000ms.</w:t>
-      </w:r>
-      <w:r>
-        <w:rPr>
-          <w:noProof/>
-        </w:rPr>
-        <w:t xml:space="preserve"> </w:t>
+        <w:t xml:space="preserve"> — resultado en Postman (P16)</w:t>
       </w:r>
       <w:r>
         <w:rPr>
@@ -10922,9 +13629,50 @@
     </w:p>
     <w:p>
       <w:pPr>
+        <w:pStyle w:val="Sinespaciado"/>
+        <w:rPr>
+          <w:sz w:val="20"/>
+          <w:szCs w:val="18"/>
+        </w:rPr>
+      </w:pPr>
+      <w:r>
+        <w:rPr>
+          <w:i/>
+          <w:iCs/>
+          <w:sz w:val="20"/>
+          <w:szCs w:val="18"/>
+        </w:rPr>
+        <w:t>Nota.</w:t>
+      </w:r>
+      <w:r>
+        <w:rPr>
+          <w:sz w:val="20"/>
+          <w:szCs w:val="18"/>
+        </w:rPr>
+        <w:t xml:space="preserve"> Se observan 4 aserciones pasadas verificando </w:t>
+      </w:r>
+      <w:proofErr w:type="gramStart"/>
+      <w:r>
+        <w:rPr>
+          <w:sz w:val="20"/>
+          <w:szCs w:val="18"/>
+        </w:rPr>
+        <w:t>status</w:t>
+      </w:r>
+      <w:proofErr w:type="gramEnd"/>
+      <w:r>
+        <w:rPr>
+          <w:sz w:val="20"/>
+          <w:szCs w:val="18"/>
+        </w:rPr>
+        <w:t xml:space="preserve"> 200, presencia de token JWT, rol del usuario y tiempo de respuesta de 261ms.</w:t>
+      </w:r>
+    </w:p>
+    <w:p>
+      <w:pPr>
         <w:pStyle w:val="Ttulo2"/>
       </w:pPr>
-      <w:bookmarkStart w:id="15" w:name="_Toc224813322"/>
+      <w:bookmarkStart w:id="15" w:name="_Toc225415143"/>
       <w:r>
         <w:t>5.</w:t>
       </w:r>
@@ -10950,7 +13698,7 @@
         <w:t xml:space="preserve"> (P1</w:t>
       </w:r>
       <w:r>
-        <w:t>0</w:t>
+        <w:t>7</w:t>
       </w:r>
       <w:r>
         <w:t>)</w:t>
@@ -10959,54 +13707,31 @@
     </w:p>
     <w:p>
       <w:pPr>
-        <w:pStyle w:val="Sinespaciado"/>
-      </w:pPr>
-      <w:r>
+        <w:ind w:firstLine="0"/>
         <w:rPr>
           <w:b/>
           <w:bCs/>
         </w:rPr>
-        <w:t xml:space="preserve">Figura </w:t>
-      </w:r>
-      <w:r>
-        <w:rPr>
+      </w:pPr>
+      <w:r>
+        <w:rPr>
+          <w:rFonts w:eastAsia="Calibri" w:cs="Calibri"/>
           <w:b/>
           <w:bCs/>
-        </w:rPr>
-        <w:t>7</w:t>
-      </w:r>
-      <w:r>
-        <w:rPr>
-          <w:b/>
-          <w:bCs/>
-        </w:rPr>
-        <w:t>.</w:t>
-      </w:r>
-      <w:r>
-        <w:t xml:space="preserve"> </w:t>
-      </w:r>
-      <w:r>
-        <w:rPr>
+          <w:color w:val="000000"/>
+          <w:lang w:eastAsia="es-CO"/>
+        </w:rPr>
+        <w:t xml:space="preserve">Figura 7 </w:t>
+      </w:r>
+      <w:r>
+        <w:rPr>
+          <w:rFonts w:eastAsia="Calibri" w:cs="Calibri"/>
           <w:i/>
           <w:iCs/>
-        </w:rPr>
-        <w:t xml:space="preserve">Resultado de Credenciales Incorrectas en Postman. Durante la ejecución inicial esta prueba reveló un bug en el manejo de excepciones del controlador de autenticación — Spring Boot retornaba HTTP 500 en lugar de 401 ante una </w:t>
-      </w:r>
-      <w:proofErr w:type="spellStart"/>
-      <w:r>
-        <w:rPr>
-          <w:i/>
-          <w:iCs/>
-        </w:rPr>
-        <w:t>BadCredentialsException</w:t>
-      </w:r>
-      <w:proofErr w:type="spellEnd"/>
-      <w:r>
-        <w:rPr>
-          <w:i/>
-          <w:iCs/>
-        </w:rPr>
-        <w:t>. El bug fue identificado, corregido y verificado en la misma sesión de pruebas.</w:t>
+          <w:color w:val="000000"/>
+          <w:lang w:eastAsia="es-CO"/>
+        </w:rPr>
+        <w:t>Credenciales incorrectas — resultado en Postman (P17)</w:t>
       </w:r>
     </w:p>
     <w:p>
@@ -11017,21 +13742,13 @@
           <w:bCs/>
         </w:rPr>
       </w:pPr>
-    </w:p>
-    <w:p>
-      <w:pPr>
-        <w:ind w:firstLine="0"/>
-        <w:rPr>
-          <w:b/>
-          <w:bCs/>
-        </w:rPr>
-      </w:pPr>
       <w:r>
         <w:rPr>
           <w:b/>
           <w:bCs/>
           <w:noProof/>
         </w:rPr>
+        <w:lastRenderedPageBreak/>
         <w:drawing>
           <wp:inline distT="0" distB="0" distL="0" distR="0" wp14:anchorId="4AD0164E" wp14:editId="207035E9">
             <wp:extent cx="5943600" cy="1911985"/>
@@ -11071,6 +13788,31 @@
     </w:p>
     <w:p>
       <w:pPr>
+        <w:ind w:firstLine="0"/>
+        <w:rPr>
+          <w:sz w:val="20"/>
+          <w:szCs w:val="18"/>
+        </w:rPr>
+      </w:pPr>
+      <w:r>
+        <w:rPr>
+          <w:i/>
+          <w:iCs/>
+          <w:sz w:val="20"/>
+          <w:szCs w:val="18"/>
+        </w:rPr>
+        <w:t>Nota.</w:t>
+      </w:r>
+      <w:r>
+        <w:rPr>
+          <w:sz w:val="20"/>
+          <w:szCs w:val="18"/>
+        </w:rPr>
+        <w:t xml:space="preserve"> Esta prueba reveló un bug en AuthenticationController.java donde Spring Boot retornaba HTTP 500 ante credenciales inválidas. El error fue corregido y la prueba verificada en la misma sesión.</w:t>
+      </w:r>
+    </w:p>
+    <w:p>
+      <w:pPr>
         <w:pStyle w:val="Ttulo2"/>
         <w:rPr>
           <w:rStyle w:val="Ttulo3Car"/>
@@ -11079,7 +13821,7 @@
           <w:szCs w:val="26"/>
         </w:rPr>
       </w:pPr>
-      <w:bookmarkStart w:id="16" w:name="_Toc224813323"/>
+      <w:bookmarkStart w:id="16" w:name="_Toc225415144"/>
       <w:r>
         <w:rPr>
           <w:rStyle w:val="Ttulo3Car"/>
@@ -11087,7 +13829,6 @@
           <w:i w:val="0"/>
           <w:szCs w:val="26"/>
         </w:rPr>
-        <w:lastRenderedPageBreak/>
         <w:t>5.</w:t>
       </w:r>
       <w:r>
@@ -11106,72 +13847,52 @@
           <w:i w:val="0"/>
           <w:szCs w:val="26"/>
         </w:rPr>
-        <w:t xml:space="preserve"> Pruebas Postman — Token Inválido (P11)</w:t>
+        <w:t xml:space="preserve"> Pruebas Postman — Token Inválido (P1</w:t>
+      </w:r>
+      <w:r>
+        <w:rPr>
+          <w:rStyle w:val="Ttulo3Car"/>
+          <w:b/>
+          <w:i w:val="0"/>
+          <w:szCs w:val="26"/>
+        </w:rPr>
+        <w:t>8</w:t>
+      </w:r>
+      <w:r>
+        <w:rPr>
+          <w:rStyle w:val="Ttulo3Car"/>
+          <w:b/>
+          <w:i w:val="0"/>
+          <w:szCs w:val="26"/>
+        </w:rPr>
+        <w:t>)</w:t>
       </w:r>
       <w:bookmarkEnd w:id="16"/>
     </w:p>
     <w:p>
       <w:pPr>
         <w:pStyle w:val="Sinespaciado"/>
+        <w:rPr>
+          <w:i/>
+          <w:iCs/>
+        </w:rPr>
       </w:pPr>
       <w:r>
         <w:rPr>
           <w:b/>
           <w:bCs/>
         </w:rPr>
-        <w:t>Figura 8.</w:t>
-      </w:r>
-      <w:r>
-        <w:t xml:space="preserve"> </w:t>
+        <w:t xml:space="preserve">Figura 8 </w:t>
       </w:r>
       <w:r>
         <w:rPr>
           <w:i/>
           <w:iCs/>
         </w:rPr>
-        <w:t xml:space="preserve">Resultado de Token falso en Postman. Se observan 3 pruebas pasadas verificando que un token inválido es rechazado con HTTP 401, que el </w:t>
-      </w:r>
-      <w:proofErr w:type="spellStart"/>
-      <w:r>
-        <w:rPr>
-          <w:i/>
-          <w:iCs/>
-        </w:rPr>
-        <w:t>body</w:t>
-      </w:r>
-      <w:proofErr w:type="spellEnd"/>
-      <w:r>
-        <w:rPr>
-          <w:i/>
-          <w:iCs/>
-        </w:rPr>
-        <w:t xml:space="preserve"> contiene el campo error con valor </w:t>
-      </w:r>
-      <w:proofErr w:type="spellStart"/>
-      <w:r>
-        <w:rPr>
-          <w:i/>
-          <w:iCs/>
-        </w:rPr>
-        <w:t>Unauthorized</w:t>
-      </w:r>
-      <w:proofErr w:type="spellEnd"/>
-      <w:r>
-        <w:rPr>
-          <w:i/>
-          <w:iCs/>
-        </w:rPr>
-        <w:t>, y tiempo de respuesta menor a 1000ms.</w:t>
-      </w:r>
-    </w:p>
-    <w:p>
-      <w:pPr>
-        <w:pStyle w:val="Sinespaciado"/>
-      </w:pPr>
-      <w:r>
-        <w:rPr>
-          <w:b/>
-          <w:bCs/>
+        <w:t>Token inválido — resultado en Postman (P18)</w:t>
+      </w:r>
+      <w:r>
+        <w:rPr>
           <w:noProof/>
         </w:rPr>
         <w:drawing>
@@ -11210,31 +13931,6 @@
           </wp:inline>
         </w:drawing>
       </w:r>
-      <w:r>
-        <w:rPr>
-          <w:b/>
-          <w:bCs/>
-        </w:rPr>
-        <w:br/>
-      </w:r>
-      <w:r>
-        <w:rPr>
-          <w:rStyle w:val="Ttulo2Car"/>
-        </w:rPr>
-        <w:t>5.</w:t>
-      </w:r>
-      <w:r>
-        <w:rPr>
-          <w:rStyle w:val="Ttulo2Car"/>
-        </w:rPr>
-        <w:t>10</w:t>
-      </w:r>
-      <w:r>
-        <w:rPr>
-          <w:rStyle w:val="Ttulo2Car"/>
-        </w:rPr>
-        <w:t xml:space="preserve"> Pruebas Postman — Listar Pedidos (P12)</w:t>
-      </w:r>
     </w:p>
     <w:p>
       <w:pPr>
@@ -11242,36 +13938,96 @@
       </w:pPr>
       <w:r>
         <w:rPr>
+          <w:i/>
+          <w:iCs/>
+          <w:sz w:val="20"/>
+          <w:szCs w:val="18"/>
+        </w:rPr>
+        <w:t>Nota.</w:t>
+      </w:r>
+      <w:r>
+        <w:rPr>
+          <w:sz w:val="20"/>
+          <w:szCs w:val="18"/>
+        </w:rPr>
+        <w:t xml:space="preserve"> Se confirman 3 aserciones verificando que un Bearer token malformado es rechazado con HTTP 401 </w:t>
+      </w:r>
+      <w:proofErr w:type="spellStart"/>
+      <w:r>
+        <w:rPr>
+          <w:sz w:val="20"/>
+          <w:szCs w:val="18"/>
+        </w:rPr>
+        <w:t>Unauthorized</w:t>
+      </w:r>
+      <w:proofErr w:type="spellEnd"/>
+      <w:r>
+        <w:rPr>
+          <w:sz w:val="20"/>
+          <w:szCs w:val="18"/>
+        </w:rPr>
+        <w:t xml:space="preserve"> en menos de 25ms.</w:t>
+      </w:r>
+      <w:r>
+        <w:rPr>
           <w:b/>
           <w:bCs/>
         </w:rPr>
-        <w:t>Figura 9.</w:t>
-      </w:r>
-      <w:r>
-        <w:t xml:space="preserve"> </w:t>
-      </w:r>
-      <w:r>
+        <w:br/>
+      </w:r>
+      <w:r>
+        <w:rPr>
+          <w:rStyle w:val="Ttulo2Car"/>
+        </w:rPr>
+        <w:t>5.</w:t>
+      </w:r>
+      <w:r>
+        <w:rPr>
+          <w:rStyle w:val="Ttulo2Car"/>
+        </w:rPr>
+        <w:t>10</w:t>
+      </w:r>
+      <w:r>
+        <w:rPr>
+          <w:rStyle w:val="Ttulo2Car"/>
+        </w:rPr>
+        <w:t xml:space="preserve"> Pruebas Postman — Listar Pedidos (P1</w:t>
+      </w:r>
+      <w:r>
+        <w:rPr>
+          <w:rStyle w:val="Ttulo2Car"/>
+        </w:rPr>
+        <w:t>9</w:t>
+      </w:r>
+      <w:r>
+        <w:rPr>
+          <w:rStyle w:val="Ttulo2Car"/>
+        </w:rPr>
+        <w:t>)</w:t>
+      </w:r>
+    </w:p>
+    <w:p>
+      <w:pPr>
+        <w:pStyle w:val="Sinespaciado"/>
         <w:rPr>
           <w:i/>
           <w:iCs/>
         </w:rPr>
-        <w:t xml:space="preserve">Resultado de Listar Pedidos en Postman. Se observan 3 pruebas pasadas verificando </w:t>
-      </w:r>
-      <w:proofErr w:type="gramStart"/>
+      </w:pPr>
+      <w:r>
+        <w:rPr>
+          <w:b/>
+          <w:bCs/>
+        </w:rPr>
+        <w:lastRenderedPageBreak/>
+        <w:t xml:space="preserve">Figura 9 </w:t>
+      </w:r>
       <w:r>
         <w:rPr>
           <w:i/>
           <w:iCs/>
         </w:rPr>
-        <w:t>status</w:t>
-      </w:r>
-      <w:proofErr w:type="gramEnd"/>
-      <w:r>
-        <w:rPr>
-          <w:i/>
-          <w:iCs/>
-        </w:rPr>
-        <w:t xml:space="preserve"> 200, que la respuesta contiene un array con al menos un pedido, y tiempo de respuesta de 39ms muy por debajo del umbral de 1500ms establecido.</w:t>
+        <w:t>Listar pedidos con token válido — resultado en Postman (P19)</w:t>
       </w:r>
       <w:r>
         <w:rPr>
@@ -11325,118 +14081,1153 @@
     </w:p>
     <w:p>
       <w:pPr>
-        <w:pStyle w:val="Ttulo1"/>
+        <w:pStyle w:val="Sinespaciado"/>
+        <w:rPr>
+          <w:sz w:val="20"/>
+          <w:szCs w:val="18"/>
+        </w:rPr>
       </w:pPr>
-      <w:bookmarkStart w:id="17" w:name="_Toc224813324"/>
-      <w:r>
-        <w:lastRenderedPageBreak/>
-        <w:t>6. Conclusiones</w:t>
+      <w:r>
+        <w:rPr>
+          <w:i/>
+          <w:iCs/>
+          <w:sz w:val="20"/>
+          <w:szCs w:val="18"/>
+        </w:rPr>
+        <w:t>Nota.</w:t>
+      </w:r>
+      <w:r>
+        <w:rPr>
+          <w:sz w:val="20"/>
+          <w:szCs w:val="18"/>
+        </w:rPr>
+        <w:t xml:space="preserve"> Se confirman 3 aserciones verificando </w:t>
+      </w:r>
+      <w:proofErr w:type="gramStart"/>
+      <w:r>
+        <w:rPr>
+          <w:sz w:val="20"/>
+          <w:szCs w:val="18"/>
+        </w:rPr>
+        <w:t>status</w:t>
+      </w:r>
+      <w:proofErr w:type="gramEnd"/>
+      <w:r>
+        <w:rPr>
+          <w:sz w:val="20"/>
+          <w:szCs w:val="18"/>
+        </w:rPr>
+        <w:t xml:space="preserve"> 200, array de pedidos con al menos un elemento y tiempo de respuesta de 39ms.</w:t>
+      </w:r>
+    </w:p>
+    <w:p>
+      <w:pPr>
+        <w:pStyle w:val="Ttulo2"/>
+        <w:rPr>
+          <w:rFonts w:eastAsia="Calibri"/>
+        </w:rPr>
+      </w:pPr>
+      <w:bookmarkStart w:id="17" w:name="_Toc225415145"/>
+      <w:r>
+        <w:rPr>
+          <w:rFonts w:eastAsia="Calibri"/>
+        </w:rPr>
+        <w:t>5.11 Prueba Postman — Obtener Pedido por ID Válido (P20)</w:t>
       </w:r>
       <w:bookmarkEnd w:id="17"/>
     </w:p>
     <w:p>
-      <w:r>
-        <w:t xml:space="preserve">Cobertura de Pruebas Automatizadas: Se implementaron y ejecutaron satisfactoriamente 15 casos de prueba automatizados utilizando el </w:t>
-      </w:r>
-      <w:proofErr w:type="spellStart"/>
-      <w:r>
-        <w:t>framework</w:t>
-      </w:r>
-      <w:proofErr w:type="spellEnd"/>
-      <w:r>
+      <w:pPr>
+        <w:pStyle w:val="Sinespaciado"/>
+        <w:rPr>
+          <w:rFonts w:eastAsiaTheme="minorHAnsi" w:cstheme="minorBidi"/>
+          <w:i/>
+          <w:iCs/>
+          <w:color w:val="000000" w:themeColor="text1"/>
+          <w:lang w:eastAsia="en-US"/>
+        </w:rPr>
+      </w:pPr>
+      <w:r>
+        <w:rPr>
+          <w:rFonts w:eastAsiaTheme="minorHAnsi" w:cstheme="minorBidi"/>
+          <w:b/>
+          <w:bCs/>
+          <w:color w:val="000000" w:themeColor="text1"/>
+          <w:lang w:eastAsia="en-US"/>
+        </w:rPr>
+        <w:t>Figura 10</w:t>
+      </w:r>
+      <w:r>
+        <w:rPr>
+          <w:rFonts w:eastAsiaTheme="minorHAnsi" w:cstheme="minorBidi"/>
+          <w:color w:val="000000" w:themeColor="text1"/>
+          <w:lang w:eastAsia="en-US"/>
+        </w:rPr>
         <w:t xml:space="preserve"> </w:t>
       </w:r>
-      <w:proofErr w:type="spellStart"/>
-      <w:r>
-        <w:t>PHPUnit</w:t>
-      </w:r>
-      <w:proofErr w:type="spellEnd"/>
-      <w:r>
-        <w:t xml:space="preserve"> sobre la capa Laravel del sistema. Estos se encuentran distribuidos en cinco archivos de prueba: </w:t>
-      </w:r>
-      <w:proofErr w:type="spellStart"/>
-      <w:r>
-        <w:t>LoginTest</w:t>
-      </w:r>
-      <w:proofErr w:type="spellEnd"/>
-      <w:r>
-        <w:t xml:space="preserve">, </w:t>
-      </w:r>
-      <w:proofErr w:type="spellStart"/>
-      <w:r>
-        <w:t>MiddlewareRolTest</w:t>
-      </w:r>
-      <w:proofErr w:type="spellEnd"/>
-      <w:r>
-        <w:t xml:space="preserve">, </w:t>
-      </w:r>
-      <w:proofErr w:type="spellStart"/>
-      <w:r>
-        <w:t>PedidoUpdateTest</w:t>
-      </w:r>
-      <w:proofErr w:type="spellEnd"/>
-      <w:r>
-        <w:t xml:space="preserve">, </w:t>
-      </w:r>
-      <w:proofErr w:type="spellStart"/>
-      <w:r>
-        <w:t>ContactoControllerGetTest</w:t>
-      </w:r>
-      <w:proofErr w:type="spellEnd"/>
-      <w:r>
-        <w:t xml:space="preserve"> y </w:t>
-      </w:r>
-      <w:proofErr w:type="spellStart"/>
-      <w:r>
-        <w:t>ContactoControllerTest</w:t>
-      </w:r>
-      <w:proofErr w:type="spellEnd"/>
-      <w:r>
-        <w:t>.</w:t>
+      <w:r>
+        <w:rPr>
+          <w:rFonts w:eastAsiaTheme="minorHAnsi" w:cstheme="minorBidi"/>
+          <w:i/>
+          <w:iCs/>
+          <w:color w:val="000000" w:themeColor="text1"/>
+          <w:lang w:eastAsia="en-US"/>
+        </w:rPr>
+        <w:t>Obtener pedido por ID válido — resultado en Postman (P20)</w:t>
+      </w:r>
+      <w:r>
+        <w:rPr>
+          <w:noProof/>
+        </w:rPr>
+        <w:drawing>
+          <wp:inline distT="0" distB="0" distL="0" distR="0" wp14:anchorId="4CB5A4E6" wp14:editId="16392B28">
+            <wp:extent cx="5943600" cy="3164840"/>
+            <wp:effectExtent l="0" t="0" r="0" b="0"/>
+            <wp:docPr id="78141255" name="Imagen 1"/>
+            <wp:cNvGraphicFramePr>
+              <a:graphicFrameLocks xmlns:a="http://schemas.openxmlformats.org/drawingml/2006/main" noChangeAspect="1"/>
+            </wp:cNvGraphicFramePr>
+            <a:graphic xmlns:a="http://schemas.openxmlformats.org/drawingml/2006/main">
+              <a:graphicData uri="http://schemas.openxmlformats.org/drawingml/2006/picture">
+                <pic:pic xmlns:pic="http://schemas.openxmlformats.org/drawingml/2006/picture">
+                  <pic:nvPicPr>
+                    <pic:cNvPr id="78141255" name=""/>
+                    <pic:cNvPicPr/>
+                  </pic:nvPicPr>
+                  <pic:blipFill>
+                    <a:blip r:embed="rId20"/>
+                    <a:stretch>
+                      <a:fillRect/>
+                    </a:stretch>
+                  </pic:blipFill>
+                  <pic:spPr>
+                    <a:xfrm>
+                      <a:off x="0" y="0"/>
+                      <a:ext cx="5943600" cy="3164840"/>
+                    </a:xfrm>
+                    <a:prstGeom prst="rect">
+                      <a:avLst/>
+                    </a:prstGeom>
+                  </pic:spPr>
+                </pic:pic>
+              </a:graphicData>
+            </a:graphic>
+          </wp:inline>
+        </w:drawing>
       </w:r>
     </w:p>
     <w:p>
-      <w:r>
-        <w:t>Cumplimiento de Requerimientos: Los módulos de autenticación, control de acceso por roles, gestión de pedidos y formularios de contacto fueron validados en su totalidad. Se cubrieron satisfactoriamente los tipos de prueba funcional, de integración y de caja negra exigidos en los requerimientos del entregable.</w:t>
+      <w:pPr>
+        <w:pStyle w:val="Sinespaciado"/>
+        <w:rPr>
+          <w:i/>
+          <w:iCs/>
+          <w:sz w:val="18"/>
+          <w:szCs w:val="18"/>
+        </w:rPr>
+      </w:pPr>
+      <w:r>
+        <w:rPr>
+          <w:i/>
+          <w:iCs/>
+          <w:sz w:val="18"/>
+          <w:szCs w:val="18"/>
+        </w:rPr>
+        <w:t xml:space="preserve">Nota. </w:t>
+      </w:r>
+      <w:r>
+        <w:rPr>
+          <w:sz w:val="18"/>
+          <w:szCs w:val="18"/>
+        </w:rPr>
+        <w:t xml:space="preserve">Se confirman 4 aserciones verificando </w:t>
+      </w:r>
+      <w:proofErr w:type="gramStart"/>
+      <w:r>
+        <w:rPr>
+          <w:sz w:val="18"/>
+          <w:szCs w:val="18"/>
+        </w:rPr>
+        <w:t>status</w:t>
+      </w:r>
+      <w:proofErr w:type="gramEnd"/>
+      <w:r>
+        <w:rPr>
+          <w:sz w:val="18"/>
+          <w:szCs w:val="18"/>
+        </w:rPr>
+        <w:t xml:space="preserve"> 200, presencia de </w:t>
+      </w:r>
+      <w:proofErr w:type="spellStart"/>
+      <w:r>
+        <w:rPr>
+          <w:sz w:val="18"/>
+          <w:szCs w:val="18"/>
+        </w:rPr>
+        <w:t>pedId</w:t>
+      </w:r>
+      <w:proofErr w:type="spellEnd"/>
+      <w:r>
+        <w:rPr>
+          <w:sz w:val="18"/>
+          <w:szCs w:val="18"/>
+        </w:rPr>
+        <w:t xml:space="preserve">, </w:t>
+      </w:r>
+      <w:proofErr w:type="spellStart"/>
+      <w:r>
+        <w:rPr>
+          <w:sz w:val="18"/>
+          <w:szCs w:val="18"/>
+        </w:rPr>
+        <w:t>estadoNombre</w:t>
+      </w:r>
+      <w:proofErr w:type="spellEnd"/>
+      <w:r>
+        <w:rPr>
+          <w:sz w:val="18"/>
+          <w:szCs w:val="18"/>
+        </w:rPr>
+        <w:t xml:space="preserve"> y tiempo de respuesta menor a 1000ms.</w:t>
       </w:r>
     </w:p>
     <w:p>
-      <w:r>
-        <w:t xml:space="preserve">Aislamiento y Eficiencia: Gracias al uso de técnicas de </w:t>
-      </w:r>
-      <w:proofErr w:type="spellStart"/>
-      <w:r>
-        <w:t>Mocking</w:t>
-      </w:r>
-      <w:proofErr w:type="spellEnd"/>
-      <w:r>
-        <w:t xml:space="preserve"> (</w:t>
-      </w:r>
-      <w:proofErr w:type="spellStart"/>
-      <w:r>
-        <w:t>Mockery</w:t>
-      </w:r>
-      <w:proofErr w:type="spellEnd"/>
-      <w:r>
-        <w:t xml:space="preserve"> y </w:t>
-      </w:r>
-      <w:proofErr w:type="gramStart"/>
-      <w:r>
-        <w:t>Http::</w:t>
-      </w:r>
-      <w:proofErr w:type="gramEnd"/>
-      <w:r>
-        <w:t>fake), se garantizó que las pruebas de la lógica en Laravel se ejecutaran de forma aislada del servidor Spring Boot. Esto permite que los resultados reflejen la estabilidad del frontend sin depender de la disponibilidad de servicios externos o bases de datos de producción.</w:t>
-      </w:r>
+      <w:pPr>
+        <w:pStyle w:val="Sinespaciado"/>
+        <w:rPr>
+          <w:i/>
+          <w:iCs/>
+        </w:rPr>
+      </w:pPr>
     </w:p>
     <w:p>
-      <w:r>
-        <w:t>Métricas de Éxito: En total, se validaron 29 aserciones (22 iniciales más 7 de los nuevos módulos) con un resultado de 100% PASS. Esto demuestra que el sistema responde de forma predecible ante entradas tanto válidas como inválidas.</w:t>
+      <w:pPr>
+        <w:pStyle w:val="Ttulo2"/>
+      </w:pPr>
+      <w:r>
+        <w:t>5.12 Prueba Postman — Pedido Inexistente Retorna 404 (P21)</w:t>
       </w:r>
     </w:p>
     <w:p>
-      <w:r>
-        <w:t>Validación de Rendimiento: Las pruebas de integración y rendimiento sobre la API REST (casos P09 al P12) ejecutadas en Postman confirmaron que los tiempos de respuesta se mantienen bajo los umbrales establecidos de 1000ms y 1500ms. Esto asegura que la comunicación entre Laravel y el backend es óptima para el usuario final.</w:t>
+      <w:pPr>
+        <w:pStyle w:val="Sinespaciado"/>
+      </w:pPr>
+      <w:r>
+        <w:rPr>
+          <w:rFonts w:eastAsiaTheme="minorHAnsi" w:cstheme="minorBidi"/>
+          <w:b/>
+          <w:bCs/>
+          <w:color w:val="000000" w:themeColor="text1"/>
+          <w:lang w:eastAsia="en-US"/>
+        </w:rPr>
+        <w:t>Figura 11</w:t>
+      </w:r>
+      <w:r>
+        <w:rPr>
+          <w:rFonts w:eastAsiaTheme="minorHAnsi" w:cstheme="minorBidi"/>
+          <w:color w:val="000000" w:themeColor="text1"/>
+          <w:lang w:eastAsia="en-US"/>
+        </w:rPr>
+        <w:t xml:space="preserve"> </w:t>
+      </w:r>
+      <w:r>
+        <w:rPr>
+          <w:rFonts w:eastAsiaTheme="minorHAnsi" w:cstheme="minorBidi"/>
+          <w:i/>
+          <w:iCs/>
+          <w:color w:val="000000" w:themeColor="text1"/>
+          <w:lang w:eastAsia="en-US"/>
+        </w:rPr>
+        <w:t>Pedido inexistente — resultado en Postman (P21)</w:t>
+      </w:r>
+      <w:r>
+        <w:rPr>
+          <w:rFonts w:eastAsiaTheme="minorHAnsi" w:cstheme="minorBidi"/>
+          <w:color w:val="000000" w:themeColor="text1"/>
+          <w:lang w:eastAsia="en-US"/>
+        </w:rPr>
+        <w:t xml:space="preserve"> </w:t>
+      </w:r>
+      <w:r>
+        <w:rPr>
+          <w:noProof/>
+        </w:rPr>
+        <w:drawing>
+          <wp:inline distT="0" distB="0" distL="0" distR="0" wp14:anchorId="6636DD19" wp14:editId="442BD34D">
+            <wp:extent cx="5943600" cy="2684678"/>
+            <wp:effectExtent l="0" t="0" r="0" b="1905"/>
+            <wp:docPr id="1341171220" name="Imagen 1"/>
+            <wp:cNvGraphicFramePr>
+              <a:graphicFrameLocks xmlns:a="http://schemas.openxmlformats.org/drawingml/2006/main" noChangeAspect="1"/>
+            </wp:cNvGraphicFramePr>
+            <a:graphic xmlns:a="http://schemas.openxmlformats.org/drawingml/2006/main">
+              <a:graphicData uri="http://schemas.openxmlformats.org/drawingml/2006/picture">
+                <pic:pic xmlns:pic="http://schemas.openxmlformats.org/drawingml/2006/picture">
+                  <pic:nvPicPr>
+                    <pic:cNvPr id="1341171220" name=""/>
+                    <pic:cNvPicPr/>
+                  </pic:nvPicPr>
+                  <pic:blipFill>
+                    <a:blip r:embed="rId21"/>
+                    <a:stretch>
+                      <a:fillRect/>
+                    </a:stretch>
+                  </pic:blipFill>
+                  <pic:spPr>
+                    <a:xfrm>
+                      <a:off x="0" y="0"/>
+                      <a:ext cx="5947282" cy="2686341"/>
+                    </a:xfrm>
+                    <a:prstGeom prst="rect">
+                      <a:avLst/>
+                    </a:prstGeom>
+                  </pic:spPr>
+                </pic:pic>
+              </a:graphicData>
+            </a:graphic>
+          </wp:inline>
+        </w:drawing>
+      </w:r>
+    </w:p>
+    <w:p>
+      <w:pPr>
+        <w:pStyle w:val="Sinespaciado"/>
+        <w:rPr>
+          <w:i/>
+          <w:iCs/>
+        </w:rPr>
+      </w:pPr>
+      <w:r>
+        <w:rPr>
+          <w:b/>
+          <w:bCs/>
+          <w:i/>
+          <w:iCs/>
+          <w:sz w:val="20"/>
+          <w:szCs w:val="18"/>
+        </w:rPr>
+        <w:t xml:space="preserve">Nota. </w:t>
+      </w:r>
+      <w:r>
+        <w:rPr>
+          <w:sz w:val="20"/>
+          <w:szCs w:val="18"/>
+        </w:rPr>
+        <w:t>Se confirman 3 aserciones verificando que el sistema retorna HTTP 404 con cuerpo de error estructurado ante el ID 999, que no corresponde a ningún pedido registrado.</w:t>
+      </w:r>
+    </w:p>
+    <w:p>
+      <w:pPr>
+        <w:pStyle w:val="Ttulo2"/>
+      </w:pPr>
+      <w:r>
+        <w:t>5.13 Prueba Postman — Cambiar Estado de Pedido (P22)</w:t>
+      </w:r>
+    </w:p>
+    <w:p>
+      <w:pPr>
+        <w:pStyle w:val="Sinespaciado"/>
+        <w:rPr>
+          <w:i/>
+          <w:iCs/>
+        </w:rPr>
+      </w:pPr>
+      <w:r>
+        <w:rPr>
+          <w:b/>
+          <w:bCs/>
+        </w:rPr>
+        <w:t>Figura 12</w:t>
+      </w:r>
+      <w:r>
+        <w:rPr>
+          <w:i/>
+          <w:iCs/>
+        </w:rPr>
+        <w:t xml:space="preserve"> Cambiar estado de pedido — resultado en Postman (P22)</w:t>
+      </w:r>
+      <w:r>
+        <w:rPr>
+          <w:noProof/>
+        </w:rPr>
+        <w:drawing>
+          <wp:inline distT="0" distB="0" distL="0" distR="0" wp14:anchorId="32845EB2" wp14:editId="57D1399D">
+            <wp:extent cx="5943600" cy="2948026"/>
+            <wp:effectExtent l="0" t="0" r="0" b="5080"/>
+            <wp:docPr id="1528405638" name="Imagen 1"/>
+            <wp:cNvGraphicFramePr>
+              <a:graphicFrameLocks xmlns:a="http://schemas.openxmlformats.org/drawingml/2006/main" noChangeAspect="1"/>
+            </wp:cNvGraphicFramePr>
+            <a:graphic xmlns:a="http://schemas.openxmlformats.org/drawingml/2006/main">
+              <a:graphicData uri="http://schemas.openxmlformats.org/drawingml/2006/picture">
+                <pic:pic xmlns:pic="http://schemas.openxmlformats.org/drawingml/2006/picture">
+                  <pic:nvPicPr>
+                    <pic:cNvPr id="1528405638" name=""/>
+                    <pic:cNvPicPr/>
+                  </pic:nvPicPr>
+                  <pic:blipFill>
+                    <a:blip r:embed="rId22"/>
+                    <a:stretch>
+                      <a:fillRect/>
+                    </a:stretch>
+                  </pic:blipFill>
+                  <pic:spPr>
+                    <a:xfrm>
+                      <a:off x="0" y="0"/>
+                      <a:ext cx="5963195" cy="2957745"/>
+                    </a:xfrm>
+                    <a:prstGeom prst="rect">
+                      <a:avLst/>
+                    </a:prstGeom>
+                  </pic:spPr>
+                </pic:pic>
+              </a:graphicData>
+            </a:graphic>
+          </wp:inline>
+        </w:drawing>
+      </w:r>
+      <w:r>
+        <w:rPr>
+          <w:rFonts w:eastAsiaTheme="minorHAnsi" w:cstheme="minorBidi"/>
+          <w:i/>
+          <w:iCs/>
+          <w:color w:val="000000" w:themeColor="text1"/>
+          <w:lang w:eastAsia="en-US"/>
+        </w:rPr>
+        <w:t xml:space="preserve"> </w:t>
+      </w:r>
+      <w:r>
+        <w:rPr>
+          <w:i/>
+          <w:iCs/>
+          <w:sz w:val="20"/>
+          <w:szCs w:val="18"/>
+        </w:rPr>
+        <w:lastRenderedPageBreak/>
+        <w:t xml:space="preserve">Nota. </w:t>
+      </w:r>
+      <w:r>
+        <w:rPr>
+          <w:sz w:val="20"/>
+          <w:szCs w:val="18"/>
+        </w:rPr>
+        <w:t xml:space="preserve">Se confirman 4 aserciones verificando </w:t>
+      </w:r>
+      <w:proofErr w:type="gramStart"/>
+      <w:r>
+        <w:rPr>
+          <w:sz w:val="20"/>
+          <w:szCs w:val="18"/>
+        </w:rPr>
+        <w:t>status</w:t>
+      </w:r>
+      <w:proofErr w:type="gramEnd"/>
+      <w:r>
+        <w:rPr>
+          <w:sz w:val="20"/>
+          <w:szCs w:val="18"/>
+        </w:rPr>
+        <w:t xml:space="preserve"> 200, presencia de </w:t>
+      </w:r>
+      <w:proofErr w:type="spellStart"/>
+      <w:r>
+        <w:rPr>
+          <w:sz w:val="20"/>
+          <w:szCs w:val="18"/>
+        </w:rPr>
+        <w:t>pedId</w:t>
+      </w:r>
+      <w:proofErr w:type="spellEnd"/>
+      <w:r>
+        <w:rPr>
+          <w:sz w:val="20"/>
+          <w:szCs w:val="18"/>
+        </w:rPr>
+        <w:t>, confirmación del nuevo estado y tiempo de respuesta dentro del umbral de 1500ms.</w:t>
+      </w:r>
+    </w:p>
+    <w:p>
+      <w:pPr>
+        <w:pStyle w:val="Ttulo2"/>
+      </w:pPr>
+      <w:r>
+        <w:t>5.14 Prueba Postman — Leer Historial de un Pedido (P23)</w:t>
+      </w:r>
+    </w:p>
+    <w:p>
+      <w:pPr>
+        <w:pStyle w:val="Sinespaciado"/>
+        <w:rPr>
+          <w:i/>
+          <w:iCs/>
+        </w:rPr>
+      </w:pPr>
+      <w:r>
+        <w:rPr>
+          <w:b/>
+          <w:bCs/>
+        </w:rPr>
+        <w:t>Figura 13</w:t>
+      </w:r>
+      <w:r>
+        <w:rPr>
+          <w:i/>
+          <w:iCs/>
+        </w:rPr>
+        <w:t xml:space="preserve"> Historial del pedido — resultado en Postman (P23) </w:t>
+      </w:r>
+      <w:r>
+        <w:rPr>
+          <w:noProof/>
+        </w:rPr>
+        <w:drawing>
+          <wp:inline distT="0" distB="0" distL="0" distR="0" wp14:anchorId="39A8D68B" wp14:editId="777EB68B">
+            <wp:extent cx="5943600" cy="3277210"/>
+            <wp:effectExtent l="0" t="0" r="0" b="0"/>
+            <wp:docPr id="229494381" name="Imagen 1"/>
+            <wp:cNvGraphicFramePr>
+              <a:graphicFrameLocks xmlns:a="http://schemas.openxmlformats.org/drawingml/2006/main" noChangeAspect="1"/>
+            </wp:cNvGraphicFramePr>
+            <a:graphic xmlns:a="http://schemas.openxmlformats.org/drawingml/2006/main">
+              <a:graphicData uri="http://schemas.openxmlformats.org/drawingml/2006/picture">
+                <pic:pic xmlns:pic="http://schemas.openxmlformats.org/drawingml/2006/picture">
+                  <pic:nvPicPr>
+                    <pic:cNvPr id="229494381" name=""/>
+                    <pic:cNvPicPr/>
+                  </pic:nvPicPr>
+                  <pic:blipFill>
+                    <a:blip r:embed="rId23"/>
+                    <a:stretch>
+                      <a:fillRect/>
+                    </a:stretch>
+                  </pic:blipFill>
+                  <pic:spPr>
+                    <a:xfrm>
+                      <a:off x="0" y="0"/>
+                      <a:ext cx="5947128" cy="3279155"/>
+                    </a:xfrm>
+                    <a:prstGeom prst="rect">
+                      <a:avLst/>
+                    </a:prstGeom>
+                  </pic:spPr>
+                </pic:pic>
+              </a:graphicData>
+            </a:graphic>
+          </wp:inline>
+        </w:drawing>
+      </w:r>
+      <w:r>
+        <w:rPr>
+          <w:i/>
+          <w:iCs/>
+          <w:sz w:val="20"/>
+          <w:szCs w:val="20"/>
+        </w:rPr>
+        <w:t xml:space="preserve">Nota. </w:t>
+      </w:r>
+      <w:r>
+        <w:rPr>
+          <w:sz w:val="20"/>
+          <w:szCs w:val="20"/>
+        </w:rPr>
+        <w:t xml:space="preserve">Se confirman 4 aserciones verificando </w:t>
+      </w:r>
+      <w:proofErr w:type="gramStart"/>
+      <w:r>
+        <w:rPr>
+          <w:sz w:val="20"/>
+          <w:szCs w:val="20"/>
+        </w:rPr>
+        <w:t>status</w:t>
+      </w:r>
+      <w:proofErr w:type="gramEnd"/>
+      <w:r>
+        <w:rPr>
+          <w:sz w:val="20"/>
+          <w:szCs w:val="20"/>
+        </w:rPr>
+        <w:t xml:space="preserve"> 200, que la respuesta contiene al menos un evento, y que cada evento incluye </w:t>
+      </w:r>
+      <w:proofErr w:type="spellStart"/>
+      <w:r>
+        <w:rPr>
+          <w:sz w:val="20"/>
+          <w:szCs w:val="20"/>
+        </w:rPr>
+        <w:t>hisFechaCambio</w:t>
+      </w:r>
+      <w:proofErr w:type="spellEnd"/>
+      <w:r>
+        <w:rPr>
+          <w:sz w:val="20"/>
+          <w:szCs w:val="20"/>
+        </w:rPr>
+        <w:t xml:space="preserve"> y </w:t>
+      </w:r>
+      <w:proofErr w:type="spellStart"/>
+      <w:r>
+        <w:rPr>
+          <w:sz w:val="20"/>
+          <w:szCs w:val="20"/>
+        </w:rPr>
+        <w:t>estId</w:t>
+      </w:r>
+      <w:proofErr w:type="spellEnd"/>
+      <w:r>
+        <w:rPr>
+          <w:sz w:val="20"/>
+          <w:szCs w:val="20"/>
+        </w:rPr>
+        <w:t>.</w:t>
+      </w:r>
+    </w:p>
+    <w:p>
+      <w:pPr>
+        <w:pStyle w:val="Ttulo2"/>
+      </w:pPr>
+      <w:r>
+        <w:lastRenderedPageBreak/>
+        <w:t>5.15 Prueba Postman — Contar Pedidos por Estado (P24)</w:t>
+      </w:r>
+    </w:p>
+    <w:p>
+      <w:pPr>
+        <w:pStyle w:val="Sinespaciado"/>
+        <w:rPr>
+          <w:i/>
+          <w:iCs/>
+        </w:rPr>
+      </w:pPr>
+      <w:r>
+        <w:rPr>
+          <w:b/>
+          <w:bCs/>
+        </w:rPr>
+        <w:t>Figura 14</w:t>
+      </w:r>
+      <w:r>
+        <w:rPr>
+          <w:i/>
+          <w:iCs/>
+        </w:rPr>
+        <w:t xml:space="preserve"> Conteo de pedidos por estado — resultado en Postman (P24) </w:t>
+      </w:r>
+      <w:r>
+        <w:rPr>
+          <w:noProof/>
+        </w:rPr>
+        <w:drawing>
+          <wp:inline distT="0" distB="0" distL="0" distR="0" wp14:anchorId="19A4E6F0" wp14:editId="6EE60C3F">
+            <wp:extent cx="5943547" cy="2750515"/>
+            <wp:effectExtent l="0" t="0" r="635" b="0"/>
+            <wp:docPr id="964663625" name="Imagen 1"/>
+            <wp:cNvGraphicFramePr>
+              <a:graphicFrameLocks xmlns:a="http://schemas.openxmlformats.org/drawingml/2006/main" noChangeAspect="1"/>
+            </wp:cNvGraphicFramePr>
+            <a:graphic xmlns:a="http://schemas.openxmlformats.org/drawingml/2006/main">
+              <a:graphicData uri="http://schemas.openxmlformats.org/drawingml/2006/picture">
+                <pic:pic xmlns:pic="http://schemas.openxmlformats.org/drawingml/2006/picture">
+                  <pic:nvPicPr>
+                    <pic:cNvPr id="964663625" name=""/>
+                    <pic:cNvPicPr/>
+                  </pic:nvPicPr>
+                  <pic:blipFill>
+                    <a:blip r:embed="rId24"/>
+                    <a:stretch>
+                      <a:fillRect/>
+                    </a:stretch>
+                  </pic:blipFill>
+                  <pic:spPr>
+                    <a:xfrm>
+                      <a:off x="0" y="0"/>
+                      <a:ext cx="5955766" cy="2756170"/>
+                    </a:xfrm>
+                    <a:prstGeom prst="rect">
+                      <a:avLst/>
+                    </a:prstGeom>
+                  </pic:spPr>
+                </pic:pic>
+              </a:graphicData>
+            </a:graphic>
+          </wp:inline>
+        </w:drawing>
+      </w:r>
+      <w:r>
+        <w:rPr>
+          <w:i/>
+          <w:iCs/>
+          <w:sz w:val="20"/>
+          <w:szCs w:val="18"/>
+        </w:rPr>
+        <w:t xml:space="preserve">Nota. Se confirman 4 aserciones verificando </w:t>
+      </w:r>
+      <w:proofErr w:type="gramStart"/>
+      <w:r>
+        <w:rPr>
+          <w:i/>
+          <w:iCs/>
+          <w:sz w:val="20"/>
+          <w:szCs w:val="18"/>
+        </w:rPr>
+        <w:t>status</w:t>
+      </w:r>
+      <w:proofErr w:type="gramEnd"/>
+      <w:r>
+        <w:rPr>
+          <w:i/>
+          <w:iCs/>
+          <w:sz w:val="20"/>
+          <w:szCs w:val="18"/>
+        </w:rPr>
+        <w:t xml:space="preserve"> 200, campo </w:t>
+      </w:r>
+      <w:proofErr w:type="spellStart"/>
+      <w:r>
+        <w:rPr>
+          <w:i/>
+          <w:iCs/>
+          <w:sz w:val="20"/>
+          <w:szCs w:val="18"/>
+        </w:rPr>
+        <w:t>count</w:t>
+      </w:r>
+      <w:proofErr w:type="spellEnd"/>
+      <w:r>
+        <w:rPr>
+          <w:i/>
+          <w:iCs/>
+          <w:sz w:val="20"/>
+          <w:szCs w:val="18"/>
+        </w:rPr>
+        <w:t xml:space="preserve"> presente y valor numérico mayor o igual a cero.</w:t>
+      </w:r>
+    </w:p>
+    <w:p>
+      <w:pPr>
+        <w:pStyle w:val="Ttulo2"/>
+      </w:pPr>
+      <w:r>
+        <w:t>5.16 Prueba Postman — Render 3D del Pedido (P25)</w:t>
+      </w:r>
+    </w:p>
+    <w:p>
+      <w:pPr>
+        <w:pStyle w:val="Sinespaciado"/>
+        <w:rPr>
+          <w:i/>
+          <w:iCs/>
+        </w:rPr>
+      </w:pPr>
+      <w:r>
+        <w:rPr>
+          <w:b/>
+          <w:bCs/>
+        </w:rPr>
+        <w:t>Figura 15</w:t>
+      </w:r>
+      <w:r>
+        <w:rPr>
+          <w:i/>
+          <w:iCs/>
+        </w:rPr>
+        <w:t xml:space="preserve"> Render 3D del pedido — resultado en Postman (P25)</w:t>
+      </w:r>
+      <w:r>
+        <w:rPr>
+          <w:noProof/>
+        </w:rPr>
+        <w:drawing>
+          <wp:inline distT="0" distB="0" distL="0" distR="0" wp14:anchorId="4B06A4CD" wp14:editId="5286333A">
+            <wp:extent cx="5943600" cy="3313786"/>
+            <wp:effectExtent l="0" t="0" r="0" b="1270"/>
+            <wp:docPr id="910162397" name="Imagen 1"/>
+            <wp:cNvGraphicFramePr>
+              <a:graphicFrameLocks xmlns:a="http://schemas.openxmlformats.org/drawingml/2006/main" noChangeAspect="1"/>
+            </wp:cNvGraphicFramePr>
+            <a:graphic xmlns:a="http://schemas.openxmlformats.org/drawingml/2006/main">
+              <a:graphicData uri="http://schemas.openxmlformats.org/drawingml/2006/picture">
+                <pic:pic xmlns:pic="http://schemas.openxmlformats.org/drawingml/2006/picture">
+                  <pic:nvPicPr>
+                    <pic:cNvPr id="910162397" name=""/>
+                    <pic:cNvPicPr/>
+                  </pic:nvPicPr>
+                  <pic:blipFill>
+                    <a:blip r:embed="rId25"/>
+                    <a:stretch>
+                      <a:fillRect/>
+                    </a:stretch>
+                  </pic:blipFill>
+                  <pic:spPr>
+                    <a:xfrm>
+                      <a:off x="0" y="0"/>
+                      <a:ext cx="5948528" cy="3316533"/>
+                    </a:xfrm>
+                    <a:prstGeom prst="rect">
+                      <a:avLst/>
+                    </a:prstGeom>
+                  </pic:spPr>
+                </pic:pic>
+              </a:graphicData>
+            </a:graphic>
+          </wp:inline>
+        </w:drawing>
+      </w:r>
+      <w:r>
+        <w:rPr>
+          <w:rFonts w:eastAsiaTheme="minorHAnsi" w:cstheme="minorBidi"/>
+          <w:i/>
+          <w:iCs/>
+          <w:color w:val="000000" w:themeColor="text1"/>
+          <w:lang w:eastAsia="en-US"/>
+        </w:rPr>
+        <w:t xml:space="preserve"> </w:t>
+      </w:r>
+      <w:r>
+        <w:rPr>
+          <w:i/>
+          <w:iCs/>
+          <w:sz w:val="20"/>
+          <w:szCs w:val="18"/>
+        </w:rPr>
+        <w:lastRenderedPageBreak/>
+        <w:t xml:space="preserve">Nota. Se confirman 4 aserciones verificando </w:t>
+      </w:r>
+      <w:proofErr w:type="gramStart"/>
+      <w:r>
+        <w:rPr>
+          <w:i/>
+          <w:iCs/>
+          <w:sz w:val="20"/>
+          <w:szCs w:val="18"/>
+        </w:rPr>
+        <w:t>status</w:t>
+      </w:r>
+      <w:proofErr w:type="gramEnd"/>
+      <w:r>
+        <w:rPr>
+          <w:i/>
+          <w:iCs/>
+          <w:sz w:val="20"/>
+          <w:szCs w:val="18"/>
+        </w:rPr>
+        <w:t xml:space="preserve"> 200, presencia del render vinculado y que la ruta del archivo corresponde al directorio </w:t>
+      </w:r>
+      <w:proofErr w:type="spellStart"/>
+      <w:r>
+        <w:rPr>
+          <w:i/>
+          <w:iCs/>
+          <w:sz w:val="20"/>
+          <w:szCs w:val="18"/>
+        </w:rPr>
+        <w:t>uploads</w:t>
+      </w:r>
+      <w:proofErr w:type="spellEnd"/>
+      <w:r>
+        <w:rPr>
+          <w:i/>
+          <w:iCs/>
+          <w:sz w:val="20"/>
+          <w:szCs w:val="18"/>
+        </w:rPr>
+        <w:t>/renders del sistema.</w:t>
+      </w:r>
+    </w:p>
+    <w:p>
+      <w:pPr>
+        <w:pStyle w:val="Ttulo2"/>
+      </w:pPr>
+      <w:r>
+        <w:t>5.17 Prueba Postman — Galería de Fotos del Producto Final (P26)</w:t>
+      </w:r>
+    </w:p>
+    <w:p>
+      <w:pPr>
+        <w:pStyle w:val="Sinespaciado"/>
+        <w:rPr>
+          <w:i/>
+          <w:iCs/>
+        </w:rPr>
+      </w:pPr>
+      <w:r>
+        <w:rPr>
+          <w:b/>
+          <w:bCs/>
+        </w:rPr>
+        <w:t>Figura 16</w:t>
+      </w:r>
+      <w:r>
+        <w:rPr>
+          <w:i/>
+          <w:iCs/>
+        </w:rPr>
+        <w:t xml:space="preserve"> Galería de fotos del producto final — resultado en Postman (P26)</w:t>
+      </w:r>
+      <w:r>
+        <w:rPr>
+          <w:noProof/>
+        </w:rPr>
+        <w:drawing>
+          <wp:inline distT="0" distB="0" distL="0" distR="0" wp14:anchorId="1D098FC0" wp14:editId="50884789">
+            <wp:extent cx="5942552" cy="3226003"/>
+            <wp:effectExtent l="0" t="0" r="1270" b="0"/>
+            <wp:docPr id="593971995" name="Imagen 1"/>
+            <wp:cNvGraphicFramePr>
+              <a:graphicFrameLocks xmlns:a="http://schemas.openxmlformats.org/drawingml/2006/main" noChangeAspect="1"/>
+            </wp:cNvGraphicFramePr>
+            <a:graphic xmlns:a="http://schemas.openxmlformats.org/drawingml/2006/main">
+              <a:graphicData uri="http://schemas.openxmlformats.org/drawingml/2006/picture">
+                <pic:pic xmlns:pic="http://schemas.openxmlformats.org/drawingml/2006/picture">
+                  <pic:nvPicPr>
+                    <pic:cNvPr id="593971995" name=""/>
+                    <pic:cNvPicPr/>
+                  </pic:nvPicPr>
+                  <pic:blipFill>
+                    <a:blip r:embed="rId26"/>
+                    <a:stretch>
+                      <a:fillRect/>
+                    </a:stretch>
+                  </pic:blipFill>
+                  <pic:spPr>
+                    <a:xfrm>
+                      <a:off x="0" y="0"/>
+                      <a:ext cx="5950997" cy="3230587"/>
+                    </a:xfrm>
+                    <a:prstGeom prst="rect">
+                      <a:avLst/>
+                    </a:prstGeom>
+                  </pic:spPr>
+                </pic:pic>
+              </a:graphicData>
+            </a:graphic>
+          </wp:inline>
+        </w:drawing>
+      </w:r>
+      <w:r>
+        <w:rPr>
+          <w:rFonts w:eastAsiaTheme="minorHAnsi" w:cstheme="minorBidi"/>
+          <w:i/>
+          <w:iCs/>
+          <w:color w:val="000000" w:themeColor="text1"/>
+          <w:lang w:eastAsia="en-US"/>
+        </w:rPr>
+        <w:t xml:space="preserve"> </w:t>
+      </w:r>
+      <w:r>
+        <w:rPr>
+          <w:i/>
+          <w:iCs/>
+          <w:sz w:val="20"/>
+          <w:szCs w:val="18"/>
+        </w:rPr>
+        <w:t xml:space="preserve">Nota. </w:t>
+      </w:r>
+      <w:r>
+        <w:rPr>
+          <w:sz w:val="20"/>
+          <w:szCs w:val="18"/>
+        </w:rPr>
+        <w:t xml:space="preserve">Se confirman 4 aserciones verificando </w:t>
+      </w:r>
+      <w:proofErr w:type="gramStart"/>
+      <w:r>
+        <w:rPr>
+          <w:sz w:val="20"/>
+          <w:szCs w:val="18"/>
+        </w:rPr>
+        <w:t>status</w:t>
+      </w:r>
+      <w:proofErr w:type="gramEnd"/>
+      <w:r>
+        <w:rPr>
+          <w:sz w:val="20"/>
+          <w:szCs w:val="18"/>
+        </w:rPr>
+        <w:t xml:space="preserve"> 200, que la galería contiene al menos una fotografía, y que cada imagen incluye </w:t>
+      </w:r>
+      <w:proofErr w:type="spellStart"/>
+      <w:r>
+        <w:rPr>
+          <w:sz w:val="20"/>
+          <w:szCs w:val="18"/>
+        </w:rPr>
+        <w:t>fotImagenFinal</w:t>
+      </w:r>
+      <w:proofErr w:type="spellEnd"/>
+      <w:r>
+        <w:rPr>
+          <w:sz w:val="20"/>
+          <w:szCs w:val="18"/>
+        </w:rPr>
+        <w:t xml:space="preserve"> y </w:t>
+      </w:r>
+      <w:proofErr w:type="spellStart"/>
+      <w:r>
+        <w:rPr>
+          <w:sz w:val="20"/>
+          <w:szCs w:val="18"/>
+        </w:rPr>
+        <w:t>fotFechaSubida</w:t>
+      </w:r>
+      <w:proofErr w:type="spellEnd"/>
+      <w:r>
+        <w:rPr>
+          <w:sz w:val="20"/>
+          <w:szCs w:val="18"/>
+        </w:rPr>
+        <w:t>.</w:t>
+      </w:r>
+    </w:p>
+    <w:p>
+      <w:pPr>
+        <w:pStyle w:val="Sinespaciado"/>
+        <w:rPr>
+          <w:i/>
+          <w:iCs/>
+        </w:rPr>
+      </w:pPr>
+    </w:p>
+    <w:p>
+      <w:pPr>
+        <w:pStyle w:val="Ttulo1"/>
+      </w:pPr>
+      <w:bookmarkStart w:id="18" w:name="_Toc225415146"/>
+      <w:r>
+        <w:t>6. Conclusiones</w:t>
+      </w:r>
+      <w:bookmarkEnd w:id="18"/>
+    </w:p>
+    <w:p>
+      <w:r>
+        <w:rPr>
+          <w:b/>
+          <w:bCs/>
+        </w:rPr>
+        <w:t>Cobertura de Pruebas:</w:t>
+      </w:r>
+      <w:r>
+        <w:t xml:space="preserve"> Se implementaron y ejecutaron satisfactoriamente 26 casos de prueba distribuidos entre PHPUnit (15 pruebas automatizadas sobre la capa Laravel) y Postman (11 pruebas sobre la API REST de Spring Boot). Las pruebas PHPUnit se encuentran distribuidas en cinco archivos: </w:t>
+      </w:r>
+      <w:proofErr w:type="spellStart"/>
+      <w:r>
+        <w:t>LoginTest</w:t>
+      </w:r>
+      <w:proofErr w:type="spellEnd"/>
+      <w:r>
+        <w:t xml:space="preserve">, </w:t>
+      </w:r>
+      <w:proofErr w:type="spellStart"/>
+      <w:r>
+        <w:t>MiddlewareRolTest</w:t>
+      </w:r>
+      <w:proofErr w:type="spellEnd"/>
+      <w:r>
+        <w:t xml:space="preserve">, </w:t>
+      </w:r>
+      <w:proofErr w:type="spellStart"/>
+      <w:r>
+        <w:t>PedidoUpdateTest</w:t>
+      </w:r>
+      <w:proofErr w:type="spellEnd"/>
+      <w:r>
+        <w:t xml:space="preserve">, </w:t>
+      </w:r>
+      <w:proofErr w:type="spellStart"/>
+      <w:r>
+        <w:t>ContactoControllerGetTest</w:t>
+      </w:r>
+      <w:proofErr w:type="spellEnd"/>
+      <w:r>
+        <w:t xml:space="preserve"> y </w:t>
+      </w:r>
+      <w:proofErr w:type="spellStart"/>
+      <w:r>
+        <w:t>ContactoControllerTest</w:t>
+      </w:r>
+      <w:proofErr w:type="spellEnd"/>
+      <w:r>
+        <w:t>.</w:t>
+      </w:r>
+    </w:p>
+    <w:p>
+      <w:r>
+        <w:rPr>
+          <w:b/>
+          <w:bCs/>
+        </w:rPr>
+        <w:lastRenderedPageBreak/>
+        <w:t>Cumplimiento de Requerimientos:</w:t>
+      </w:r>
+      <w:r>
+        <w:t xml:space="preserve"> Los módulos de autenticación, control de acceso por roles, gestión de pedidos, formularios de contacto y visualización de archivos fueron validados en su totalidad, cubriendo los tipos de prueba funcional, integración, caja negra y rendimiento exigidos por el entregable.</w:t>
+      </w:r>
+    </w:p>
+    <w:p>
+      <w:r>
+        <w:rPr>
+          <w:b/>
+          <w:bCs/>
+        </w:rPr>
+        <w:t>Aislamiento y Eficiencia:</w:t>
+      </w:r>
+      <w:r>
+        <w:t xml:space="preserve"> Gracias al uso de técnicas de </w:t>
+      </w:r>
+      <w:proofErr w:type="spellStart"/>
+      <w:r>
+        <w:t>mocking</w:t>
+      </w:r>
+      <w:proofErr w:type="spellEnd"/>
+      <w:r>
+        <w:t xml:space="preserve"> mediante </w:t>
+      </w:r>
+      <w:proofErr w:type="spellStart"/>
+      <w:r>
+        <w:t>Mockery</w:t>
+      </w:r>
+      <w:proofErr w:type="spellEnd"/>
+      <w:r>
+        <w:t xml:space="preserve"> y </w:t>
+      </w:r>
+      <w:proofErr w:type="gramStart"/>
+      <w:r>
+        <w:t>Http::</w:t>
+      </w:r>
+      <w:proofErr w:type="gramEnd"/>
+      <w:r>
+        <w:t>fake, las pruebas PHPUnit se ejecutaron de forma completamente aislada del servidor Spring Boot, permitiendo validar la lógica de Laravel sin depender de servicios externos ni de la base de datos de producción.</w:t>
+      </w:r>
+    </w:p>
+    <w:p>
+      <w:r>
+        <w:rPr>
+          <w:b/>
+          <w:bCs/>
+        </w:rPr>
+        <w:t>Hallazgo y Corrección de Bug:</w:t>
+      </w:r>
+      <w:r>
+        <w:t xml:space="preserve"> Durante la ejecución de las pruebas Postman se identificó un error en el manejo de excepciones del controlador de autenticación de Spring Boot, donde credenciales incorrectas generaban una respuesta HTTP 500 en lugar del esperado 401. El bug fue corregido en AuthenticationController.java y verificado en la misma sesión, demostrando el valor práctico del proceso de pruebas aplicado.</w:t>
+      </w:r>
+    </w:p>
+    <w:p>
+      <w:r>
+        <w:rPr>
+          <w:b/>
+          <w:bCs/>
+        </w:rPr>
+        <w:t>Métricas de Éxito:</w:t>
+      </w:r>
+      <w:r>
+        <w:t xml:space="preserve"> En total se validaron 67 aserciones con un resultado de 100% PASS, distribuidas entre las pruebas PHPUnit y Postman. Los tiempos de respuesta de los </w:t>
+      </w:r>
+      <w:proofErr w:type="spellStart"/>
+      <w:r>
+        <w:t>endpoints</w:t>
+      </w:r>
+      <w:proofErr w:type="spellEnd"/>
+      <w:r>
+        <w:t xml:space="preserve"> principales se mantuvieron por debajo de los umbrales establecidos de 1000ms y 1500ms, confirmando que la comunicación entre Laravel y Spring Boot es óptima para el usuario final.</w:t>
       </w:r>
     </w:p>
     <w:p/>
@@ -13806,10 +17597,6 @@
 </file>
 
 <file path=customXml/item1.xml><?xml version="1.0" encoding="utf-8"?>
-<b:Sources xmlns:b="http://schemas.openxmlformats.org/officeDocument/2006/bibliography" xmlns="http://schemas.openxmlformats.org/officeDocument/2006/bibliography" SelectedStyle="\APASixthEditionOfficeOnline.xsl" StyleName="APA" Version="6"/>
-</file>
-
-<file path=customXml/item2.xml><?xml version="1.0" encoding="utf-8"?>
 <ct:contentTypeSchema xmlns:ct="http://schemas.microsoft.com/office/2006/metadata/contentType" xmlns:ma="http://schemas.microsoft.com/office/2006/metadata/properties/metaAttributes" ct:_="" ma:_="" ma:contentTypeName="Documento" ma:contentTypeID="0x0101005C848814CB8D5B45BDE447D5107B79B0" ma:contentTypeVersion="11" ma:contentTypeDescription="Crear nuevo documento." ma:contentTypeScope="" ma:versionID="bc084e518ff7a40c63a45e2bda450718">
   <xsd:schema xmlns:xsd="http://www.w3.org/2001/XMLSchema" xmlns:xs="http://www.w3.org/2001/XMLSchema" xmlns:p="http://schemas.microsoft.com/office/2006/metadata/properties" xmlns:ns2="2ef287bc-8651-49b9-91f6-6f8ae78755d0" xmlns:ns3="b087e0fe-0a80-44b1-af84-83d826b5bd0b" targetNamespace="http://schemas.microsoft.com/office/2006/metadata/properties" ma:root="true" ma:fieldsID="38c7cf8001a1de99eed0b42779cef1bf" ns2:_="" ns3:_="">
     <xsd:import namespace="2ef287bc-8651-49b9-91f6-6f8ae78755d0"/>
@@ -14020,7 +17807,7 @@
 </ct:contentTypeSchema>
 </file>
 
-<file path=customXml/item3.xml><?xml version="1.0" encoding="utf-8"?>
+<file path=customXml/item2.xml><?xml version="1.0" encoding="utf-8"?>
 <?mso-contentType ?>
 <FormTemplates xmlns="http://schemas.microsoft.com/sharepoint/v3/contenttype/forms">
   <Display>DocumentLibraryForm</Display>
@@ -14029,15 +17816,11 @@
 </FormTemplates>
 </file>
 
-<file path=customXml/itemProps1.xml><?xml version="1.0" encoding="utf-8"?>
-<ds:datastoreItem xmlns:ds="http://schemas.openxmlformats.org/officeDocument/2006/customXml" ds:itemID="{DCF36818-31DD-4AAB-98A0-441B20705CB1}">
-  <ds:schemaRefs>
-    <ds:schemaRef ds:uri="http://schemas.openxmlformats.org/officeDocument/2006/bibliography"/>
-  </ds:schemaRefs>
-</ds:datastoreItem>
+<file path=customXml/item3.xml><?xml version="1.0" encoding="utf-8"?>
+<b:Sources xmlns:b="http://schemas.openxmlformats.org/officeDocument/2006/bibliography" xmlns="http://schemas.openxmlformats.org/officeDocument/2006/bibliography" SelectedStyle="\APASixthEditionOfficeOnline.xsl" StyleName="APA" Version="6"/>
 </file>
 
-<file path=customXml/itemProps2.xml><?xml version="1.0" encoding="utf-8"?>
+<file path=customXml/itemProps1.xml><?xml version="1.0" encoding="utf-8"?>
 <ds:datastoreItem xmlns:ds="http://schemas.openxmlformats.org/officeDocument/2006/customXml" ds:itemID="{788D90F1-CEA8-40A8-8330-148267D0819A}">
   <ds:schemaRefs>
     <ds:schemaRef ds:uri="http://schemas.microsoft.com/office/2006/metadata/contentType"/>
@@ -14056,10 +17839,18 @@
 </ds:datastoreItem>
 </file>
 
-<file path=customXml/itemProps3.xml><?xml version="1.0" encoding="utf-8"?>
+<file path=customXml/itemProps2.xml><?xml version="1.0" encoding="utf-8"?>
 <ds:datastoreItem xmlns:ds="http://schemas.openxmlformats.org/officeDocument/2006/customXml" ds:itemID="{82B997F9-2FBF-4F90-91D1-618B4DA3361D}">
   <ds:schemaRefs>
     <ds:schemaRef ds:uri="http://schemas.microsoft.com/sharepoint/v3/contenttype/forms"/>
   </ds:schemaRefs>
 </ds:datastoreItem>
+</file>
+
+<file path=customXml/itemProps3.xml><?xml version="1.0" encoding="utf-8"?>
+<ds:datastoreItem xmlns:ds="http://schemas.openxmlformats.org/officeDocument/2006/customXml" ds:itemID="{DCF36818-31DD-4AAB-98A0-441B20705CB1}">
+  <ds:schemaRefs>
+    <ds:schemaRef ds:uri="http://schemas.openxmlformats.org/officeDocument/2006/bibliography"/>
+  </ds:schemaRefs>
+</ds:datastoreItem>
 </file>